--- a/BÁO CÁO DỰ ÁN.docx
+++ b/BÁO CÁO DỰ ÁN.docx
@@ -6,6 +6,7 @@
       <w:pPr>
         <w:jc w:val="center"/>
         <w:rPr>
+          <w:rFonts w:ascii="Times  New Roman" w:hAnsi="Times  New Roman"/>
           <w:b/>
           <w:bCs/>
           <w:lang w:val="vi-VN"/>
@@ -13,6 +14,7 @@
       </w:pPr>
       <w:r>
         <w:rPr>
+          <w:rFonts w:ascii="Times  New Roman" w:hAnsi="Times  New Roman"/>
           <w:b/>
           <w:bCs/>
         </w:rPr>
@@ -23,12 +25,14 @@
       <w:pPr>
         <w:jc w:val="center"/>
         <w:rPr>
+          <w:rFonts w:ascii="Times  New Roman" w:hAnsi="Times  New Roman"/>
           <w:b/>
           <w:bCs/>
         </w:rPr>
       </w:pPr>
       <w:r>
         <w:rPr>
+          <w:rFonts w:ascii="Times  New Roman" w:hAnsi="Times  New Roman"/>
           <w:b/>
           <w:bCs/>
           <w:lang w:val="vi-VN"/>
@@ -37,6 +41,7 @@
       </w:r>
       <w:r>
         <w:rPr>
+          <w:rFonts w:ascii="Times  New Roman" w:hAnsi="Times  New Roman"/>
           <w:noProof/>
         </w:rPr>
         <w:drawing>
@@ -61,7 +66,7 @@
                     <pic:cNvPicPr preferRelativeResize="0"/>
                   </pic:nvPicPr>
                   <pic:blipFill>
-                    <a:blip r:embed="rId6"/>
+                    <a:blip r:embed="rId7"/>
                     <a:srcRect/>
                     <a:stretch>
                       <a:fillRect/>
@@ -90,6 +95,7 @@
       </w:r>
       <w:r>
         <w:rPr>
+          <w:rFonts w:ascii="Times  New Roman" w:hAnsi="Times  New Roman"/>
           <w:b/>
           <w:bCs/>
           <w:lang w:val="vi-VN"/>
@@ -98,6 +104,7 @@
       </w:r>
       <w:r>
         <w:rPr>
+          <w:rFonts w:ascii="Times  New Roman" w:hAnsi="Times  New Roman"/>
           <w:b/>
           <w:bCs/>
           <w:lang w:val="vi-VN"/>
@@ -119,6 +126,7 @@
         </w:tabs>
         <w:jc w:val="center"/>
         <w:rPr>
+          <w:rFonts w:ascii="Times  New Roman" w:hAnsi="Times  New Roman"/>
           <w:sz w:val="26"/>
           <w:szCs w:val="26"/>
         </w:rPr>
@@ -135,12 +143,14 @@
         </w:pBdr>
         <w:jc w:val="center"/>
         <w:rPr>
+          <w:rFonts w:ascii="Times  New Roman" w:hAnsi="Times  New Roman"/>
           <w:sz w:val="26"/>
           <w:szCs w:val="26"/>
         </w:rPr>
       </w:pPr>
       <w:r>
         <w:rPr>
+          <w:rFonts w:ascii="Times  New Roman" w:hAnsi="Times  New Roman"/>
           <w:noProof/>
         </w:rPr>
         <mc:AlternateContent>
@@ -238,6 +248,7 @@
       <w:pPr>
         <w:jc w:val="center"/>
         <w:rPr>
+          <w:rFonts w:ascii="Times  New Roman" w:hAnsi="Times  New Roman"/>
           <w:b/>
           <w:bCs/>
           <w:sz w:val="26"/>
@@ -246,6 +257,7 @@
       </w:pPr>
       <w:r>
         <w:rPr>
+          <w:rFonts w:ascii="Times  New Roman" w:hAnsi="Times  New Roman"/>
           <w:b/>
           <w:bCs/>
           <w:noProof/>
@@ -293,6 +305,7 @@
       <w:pPr>
         <w:jc w:val="center"/>
         <w:rPr>
+          <w:rFonts w:ascii="Times  New Roman" w:hAnsi="Times  New Roman"/>
           <w:b/>
           <w:bCs/>
           <w:sz w:val="48"/>
@@ -302,6 +315,7 @@
       </w:pPr>
       <w:r>
         <w:rPr>
+          <w:rFonts w:ascii="Times  New Roman" w:hAnsi="Times  New Roman"/>
           <w:b/>
           <w:bCs/>
           <w:sz w:val="48"/>
@@ -315,6 +329,7 @@
       <w:pPr>
         <w:jc w:val="center"/>
         <w:rPr>
+          <w:rFonts w:ascii="Times  New Roman" w:hAnsi="Times  New Roman"/>
           <w:b/>
           <w:bCs/>
           <w:sz w:val="48"/>
@@ -324,6 +339,7 @@
       </w:pPr>
       <w:r>
         <w:rPr>
+          <w:rFonts w:ascii="Times  New Roman" w:hAnsi="Times  New Roman"/>
           <w:b/>
           <w:bCs/>
           <w:sz w:val="48"/>
@@ -337,6 +353,7 @@
       <w:pPr>
         <w:jc w:val="center"/>
         <w:rPr>
+          <w:rFonts w:ascii="Times  New Roman" w:hAnsi="Times  New Roman"/>
           <w:b/>
           <w:bCs/>
           <w:sz w:val="26"/>
@@ -349,6 +366,7 @@
       <w:pPr>
         <w:jc w:val="center"/>
         <w:rPr>
+          <w:rFonts w:ascii="Times  New Roman" w:hAnsi="Times  New Roman"/>
           <w:b/>
           <w:bCs/>
           <w:sz w:val="36"/>
@@ -358,6 +376,7 @@
       </w:pPr>
       <w:r>
         <w:rPr>
+          <w:rFonts w:ascii="Times  New Roman" w:hAnsi="Times  New Roman"/>
           <w:b/>
           <w:bCs/>
           <w:sz w:val="36"/>
@@ -371,6 +390,7 @@
       <w:pPr>
         <w:jc w:val="center"/>
         <w:rPr>
+          <w:rFonts w:ascii="Times  New Roman" w:hAnsi="Times  New Roman"/>
           <w:b/>
           <w:bCs/>
           <w:sz w:val="26"/>
@@ -383,6 +403,7 @@
       <w:pPr>
         <w:jc w:val="center"/>
         <w:rPr>
+          <w:rFonts w:ascii="Times  New Roman" w:hAnsi="Times  New Roman"/>
           <w:b/>
           <w:bCs/>
           <w:sz w:val="48"/>
@@ -392,6 +413,7 @@
       </w:pPr>
       <w:r>
         <w:rPr>
+          <w:rFonts w:ascii="Times  New Roman" w:hAnsi="Times  New Roman"/>
           <w:b/>
           <w:bCs/>
           <w:sz w:val="48"/>
@@ -401,6 +423,7 @@
       </w:r>
       <w:r>
         <w:rPr>
+          <w:rFonts w:ascii="Times  New Roman" w:hAnsi="Times  New Roman"/>
           <w:b/>
           <w:bCs/>
           <w:sz w:val="48"/>
@@ -411,6 +434,7 @@
       </w:r>
       <w:r>
         <w:rPr>
+          <w:rFonts w:ascii="Times  New Roman" w:hAnsi="Times  New Roman"/>
           <w:b/>
           <w:bCs/>
           <w:sz w:val="48"/>
@@ -421,6 +445,7 @@
       </w:r>
       <w:r>
         <w:rPr>
+          <w:rFonts w:ascii="Times  New Roman" w:hAnsi="Times  New Roman"/>
           <w:b/>
           <w:bCs/>
           <w:sz w:val="48"/>
@@ -431,6 +456,7 @@
       </w:r>
       <w:r>
         <w:rPr>
+          <w:rFonts w:ascii="Times  New Roman" w:hAnsi="Times  New Roman"/>
           <w:b/>
           <w:bCs/>
           <w:sz w:val="48"/>
@@ -444,6 +470,7 @@
       <w:pPr>
         <w:jc w:val="center"/>
         <w:rPr>
+          <w:rFonts w:ascii="Times  New Roman" w:hAnsi="Times  New Roman"/>
           <w:b/>
           <w:bCs/>
           <w:sz w:val="26"/>
@@ -455,6 +482,7 @@
       <w:pPr>
         <w:jc w:val="center"/>
         <w:rPr>
+          <w:rFonts w:ascii="Times  New Roman" w:hAnsi="Times  New Roman"/>
           <w:b/>
           <w:bCs/>
           <w:sz w:val="26"/>
@@ -467,6 +495,7 @@
       <w:pPr>
         <w:jc w:val="center"/>
         <w:rPr>
+          <w:rFonts w:ascii="Times  New Roman" w:hAnsi="Times  New Roman"/>
           <w:b/>
           <w:bCs/>
           <w:sz w:val="26"/>
@@ -479,6 +508,7 @@
       <w:pPr>
         <w:jc w:val="center"/>
         <w:rPr>
+          <w:rFonts w:ascii="Times  New Roman" w:hAnsi="Times  New Roman"/>
           <w:b/>
           <w:bCs/>
           <w:sz w:val="26"/>
@@ -491,6 +521,7 @@
       <w:pPr>
         <w:jc w:val="center"/>
         <w:rPr>
+          <w:rFonts w:ascii="Times  New Roman" w:hAnsi="Times  New Roman"/>
           <w:b/>
           <w:bCs/>
           <w:sz w:val="26"/>
@@ -502,6 +533,7 @@
       <w:pPr>
         <w:jc w:val="center"/>
         <w:rPr>
+          <w:rFonts w:ascii="Times  New Roman" w:hAnsi="Times  New Roman"/>
           <w:b/>
           <w:bCs/>
           <w:sz w:val="26"/>
@@ -511,6 +543,7 @@
       </w:pPr>
       <w:r>
         <w:rPr>
+          <w:rFonts w:ascii="Times  New Roman" w:hAnsi="Times  New Roman"/>
           <w:b/>
           <w:bCs/>
           <w:sz w:val="26"/>
@@ -520,6 +553,7 @@
       </w:r>
       <w:r>
         <w:rPr>
+          <w:rFonts w:ascii="Times  New Roman" w:hAnsi="Times  New Roman"/>
           <w:b/>
           <w:bCs/>
           <w:sz w:val="26"/>
@@ -529,6 +563,7 @@
       </w:r>
       <w:r>
         <w:rPr>
+          <w:rFonts w:ascii="Times  New Roman" w:hAnsi="Times  New Roman"/>
           <w:b/>
           <w:bCs/>
           <w:sz w:val="26"/>
@@ -542,6 +577,7 @@
       <w:pPr>
         <w:jc w:val="center"/>
         <w:rPr>
+          <w:rFonts w:ascii="Times  New Roman" w:hAnsi="Times  New Roman"/>
           <w:b/>
           <w:bCs/>
           <w:sz w:val="26"/>
@@ -553,6 +589,7 @@
       <w:pPr>
         <w:jc w:val="center"/>
         <w:rPr>
+          <w:rFonts w:ascii="Times  New Roman" w:hAnsi="Times  New Roman"/>
           <w:b/>
           <w:bCs/>
           <w:i/>
@@ -562,6 +599,7 @@
       </w:pPr>
       <w:r>
         <w:rPr>
+          <w:rFonts w:ascii="Times  New Roman" w:hAnsi="Times  New Roman"/>
           <w:b/>
           <w:bCs/>
           <w:i/>
@@ -571,6 +609,7 @@
       </w:r>
       <w:r>
         <w:rPr>
+          <w:rFonts w:ascii="Times  New Roman" w:hAnsi="Times  New Roman"/>
           <w:b/>
           <w:bCs/>
           <w:i/>
@@ -583,6 +622,7 @@
       <w:pPr>
         <w:jc w:val="center"/>
         <w:rPr>
+          <w:rFonts w:ascii="Times  New Roman" w:hAnsi="Times  New Roman"/>
           <w:b/>
           <w:bCs/>
           <w:sz w:val="26"/>
@@ -594,12 +634,1011 @@
       <w:pPr>
         <w:jc w:val="center"/>
         <w:rPr>
+          <w:rFonts w:ascii="Times  New Roman" w:hAnsi="Times  New Roman"/>
           <w:b/>
           <w:bCs/>
           <w:sz w:val="26"/>
           <w:szCs w:val="26"/>
         </w:rPr>
       </w:pPr>
+    </w:p>
+    <w:p>
+      <w:pPr>
+        <w:rPr>
+          <w:rFonts w:ascii="Times  New Roman" w:hAnsi="Times  New Roman"/>
+          <w:b/>
+          <w:bCs/>
+          <w:sz w:val="26"/>
+          <w:szCs w:val="26"/>
+          <w:lang w:val="vi-VN"/>
+        </w:rPr>
+      </w:pPr>
+      <w:r>
+        <w:rPr>
+          <w:rFonts w:ascii="Times  New Roman" w:hAnsi="Times  New Roman"/>
+          <w:b/>
+          <w:bCs/>
+          <w:sz w:val="26"/>
+          <w:szCs w:val="26"/>
+        </w:rPr>
+        <w:lastRenderedPageBreak/>
+        <w:t>Phần</w:t>
+      </w:r>
+      <w:r>
+        <w:rPr>
+          <w:rFonts w:ascii="Times  New Roman" w:hAnsi="Times  New Roman"/>
+          <w:b/>
+          <w:bCs/>
+          <w:sz w:val="26"/>
+          <w:szCs w:val="26"/>
+          <w:lang w:val="vi-VN"/>
+        </w:rPr>
+        <w:t xml:space="preserve"> I: Giới thiệu đề tài</w:t>
+      </w:r>
+    </w:p>
+    <w:p>
+      <w:pPr>
+        <w:pStyle w:val="ListParagraph"/>
+        <w:numPr>
+          <w:ilvl w:val="0"/>
+          <w:numId w:val="75"/>
+        </w:numPr>
+        <w:ind w:left="567" w:hanging="141"/>
+        <w:rPr>
+          <w:rFonts w:ascii="Times  New Roman" w:hAnsi="Times  New Roman"/>
+          <w:b/>
+          <w:bCs/>
+          <w:sz w:val="26"/>
+          <w:szCs w:val="26"/>
+          <w:lang w:val="vi-VN"/>
+        </w:rPr>
+      </w:pPr>
+      <w:r>
+        <w:rPr>
+          <w:rFonts w:ascii="Times  New Roman" w:hAnsi="Times  New Roman"/>
+          <w:b/>
+          <w:bCs/>
+          <w:sz w:val="26"/>
+          <w:szCs w:val="26"/>
+          <w:lang w:val="vi-VN"/>
+        </w:rPr>
+        <w:t>Đặt vấn đề</w:t>
+      </w:r>
+    </w:p>
+    <w:p>
+      <w:pPr>
+        <w:ind w:left="850"/>
+        <w:rPr>
+          <w:rFonts w:ascii="Times  New Roman" w:hAnsi="Times  New Roman"/>
+          <w:sz w:val="26"/>
+          <w:szCs w:val="26"/>
+          <w:lang w:val="vi-VN"/>
+        </w:rPr>
+      </w:pPr>
+      <w:r>
+        <w:rPr>
+          <w:rFonts w:ascii="Times  New Roman" w:hAnsi="Times  New Roman"/>
+          <w:sz w:val="26"/>
+          <w:szCs w:val="26"/>
+          <w:lang w:val="vi-VN"/>
+        </w:rPr>
+        <w:t>Trong kỷ nguyên công nghệ 4.0, sự bùng nổ của dữ liệu và sức mạnh tính toán đã đưa Học máy (Machine Learning)</w:t>
+      </w:r>
+      <w:r>
+        <w:rPr>
+          <w:rFonts w:ascii="Times  New Roman" w:hAnsi="Times  New Roman"/>
+          <w:sz w:val="26"/>
+          <w:szCs w:val="26"/>
+          <w:lang w:val="vi-VN"/>
+        </w:rPr>
+        <w:t xml:space="preserve"> trở thành công cụ cốt lõi trong việc ra quyết định ở nhiều lĩnh vực. Trong đó, thị trường ô tô đã qua sử dụng(Used Cars) là một thị trường có tính biến động cao và chịu ảnh hưởng bởi rất nhiều yếu tố đan xen.</w:t>
+      </w:r>
+    </w:p>
+    <w:p>
+      <w:pPr>
+        <w:ind w:left="850" w:firstLine="720"/>
+        <w:rPr>
+          <w:rFonts w:ascii="Times  New Roman" w:hAnsi="Times  New Roman"/>
+          <w:sz w:val="26"/>
+          <w:szCs w:val="26"/>
+          <w:lang w:val="vi-VN"/>
+        </w:rPr>
+      </w:pPr>
+      <w:r>
+        <w:rPr>
+          <w:rFonts w:ascii="Times  New Roman" w:hAnsi="Times  New Roman"/>
+          <w:sz w:val="26"/>
+          <w:szCs w:val="26"/>
+          <w:lang w:val="vi-VN"/>
+        </w:rPr>
+        <w:t>Việc xác định giá trị thực của một chiếc xe cũ từ trước đến nay thường dựa vào kinh nghiệm cá nhân của các chuyên gia hoặc sự thỏa thuận cảm tính giữa người mua và người bán. Song điều này dẫn đến sự bất cân xứng thông tin, gây khó khắn cho việc định giá nhanh và chính xác dựa trên quy mô lớn. Một chiếc xe không chỉ mất giá theo thời gian mà còn phụ thuộc vào:</w:t>
+      </w:r>
+    </w:p>
+    <w:p>
+      <w:pPr>
+        <w:pStyle w:val="ListParagraph"/>
+        <w:numPr>
+          <w:ilvl w:val="0"/>
+          <w:numId w:val="76"/>
+        </w:numPr>
+        <w:rPr>
+          <w:rFonts w:ascii="Times  New Roman" w:hAnsi="Times  New Roman" w:cs="Times New Roman"/>
+          <w:sz w:val="26"/>
+          <w:szCs w:val="26"/>
+          <w:lang w:val="vi-VN"/>
+        </w:rPr>
+      </w:pPr>
+      <w:r>
+        <w:rPr>
+          <w:rFonts w:ascii="Times  New Roman" w:hAnsi="Times  New Roman" w:cs="Times New Roman"/>
+          <w:sz w:val="26"/>
+          <w:szCs w:val="26"/>
+          <w:lang w:val="vi-VN"/>
+        </w:rPr>
+        <w:t>Thông số kỹ thuật: Loại động cơ, công suất, loại nhiên liệu sử dụng</w:t>
+      </w:r>
+    </w:p>
+    <w:p>
+      <w:pPr>
+        <w:pStyle w:val="ListParagraph"/>
+        <w:numPr>
+          <w:ilvl w:val="0"/>
+          <w:numId w:val="76"/>
+        </w:numPr>
+        <w:rPr>
+          <w:rFonts w:ascii="Times  New Roman" w:hAnsi="Times  New Roman" w:cs="Times New Roman"/>
+          <w:sz w:val="26"/>
+          <w:szCs w:val="26"/>
+          <w:lang w:val="vi-VN"/>
+        </w:rPr>
+      </w:pPr>
+      <w:r>
+        <w:rPr>
+          <w:rFonts w:ascii="Times  New Roman" w:hAnsi="Times  New Roman" w:cs="Times New Roman"/>
+          <w:sz w:val="26"/>
+          <w:szCs w:val="26"/>
+          <w:lang w:val="vi-VN"/>
+        </w:rPr>
+        <w:t>Lịch sử vận hành: Số km đã đi, số đời chủ sở hữu</w:t>
+      </w:r>
+    </w:p>
+    <w:p>
+      <w:pPr>
+        <w:ind w:left="850"/>
+        <w:rPr>
+          <w:rFonts w:ascii="Times  New Roman" w:hAnsi="Times  New Roman"/>
+          <w:sz w:val="26"/>
+          <w:szCs w:val="26"/>
+          <w:lang w:val="vi-VN"/>
+        </w:rPr>
+      </w:pPr>
+      <w:r>
+        <w:rPr>
+          <w:rFonts w:ascii="Times  New Roman" w:hAnsi="Times  New Roman"/>
+          <w:sz w:val="26"/>
+          <w:szCs w:val="26"/>
+          <w:lang w:val="vi-VN"/>
+        </w:rPr>
+        <w:t>Chính vì vậy, việc xây dựng một mô hình dự báo giá xe tự động không chỉ giúp tối ưu hóa quy trình giao dịch mà còn mang lại sự minh bạch cho thị trường. Đề tài này được thực hiện nhắm nghiên cứu khả năng áp dụng các thuật toán hồi quy để (Regression) để xử lý dữ liệu thực tế từ thị trường ô tô lớn như Ấn Độ, từ đó rút ra các quy trình chuẩn cho bài toán định giá.</w:t>
+      </w:r>
+    </w:p>
+    <w:p>
+      <w:pPr>
+        <w:pStyle w:val="ListParagraph"/>
+        <w:numPr>
+          <w:ilvl w:val="0"/>
+          <w:numId w:val="75"/>
+        </w:numPr>
+        <w:ind w:left="851"/>
+        <w:rPr>
+          <w:rFonts w:ascii="Times  New Roman" w:hAnsi="Times  New Roman"/>
+          <w:b/>
+          <w:bCs/>
+          <w:sz w:val="26"/>
+          <w:szCs w:val="26"/>
+          <w:lang w:val="vi-VN"/>
+        </w:rPr>
+      </w:pPr>
+      <w:r>
+        <w:rPr>
+          <w:rFonts w:ascii="Times  New Roman" w:hAnsi="Times  New Roman"/>
+          <w:b/>
+          <w:bCs/>
+          <w:sz w:val="26"/>
+          <w:szCs w:val="26"/>
+          <w:lang w:val="vi-VN"/>
+        </w:rPr>
+        <w:t>Yêu cầu của đề tài</w:t>
+      </w:r>
+    </w:p>
+    <w:p>
+      <w:pPr>
+        <w:ind w:left="850"/>
+        <w:rPr>
+          <w:rFonts w:ascii="Times  New Roman" w:hAnsi="Times  New Roman"/>
+          <w:sz w:val="26"/>
+          <w:szCs w:val="26"/>
+          <w:lang w:val="vi-VN"/>
+        </w:rPr>
+      </w:pPr>
+      <w:r>
+        <w:rPr>
+          <w:rFonts w:ascii="Times  New Roman" w:hAnsi="Times  New Roman"/>
+          <w:sz w:val="26"/>
+          <w:szCs w:val="26"/>
+          <w:lang w:val="vi-VN"/>
+        </w:rPr>
+        <w:t>Dự án cần đạt được các mục tiêu kỹ thuật và nghiệp vụ cụ thể sau:</w:t>
+      </w:r>
+    </w:p>
+    <w:p>
+      <w:pPr>
+        <w:pStyle w:val="ListParagraph"/>
+        <w:numPr>
+          <w:ilvl w:val="0"/>
+          <w:numId w:val="77"/>
+        </w:numPr>
+        <w:rPr>
+          <w:rFonts w:ascii="Times  New Roman" w:hAnsi="Times  New Roman"/>
+          <w:sz w:val="26"/>
+          <w:szCs w:val="26"/>
+          <w:lang w:val="vi-VN"/>
+        </w:rPr>
+      </w:pPr>
+      <w:r>
+        <w:rPr>
+          <w:rFonts w:ascii="Times  New Roman" w:hAnsi="Times  New Roman"/>
+          <w:sz w:val="26"/>
+          <w:szCs w:val="26"/>
+          <w:lang w:val="vi-VN"/>
+        </w:rPr>
+        <w:t>Về mặt dữ liệu: Phân tích cấu trúc tập dữ liệu, xử lý các đặc trưng dạng văn bản, số, kí tự,... và các giá trị bị thiếu</w:t>
+      </w:r>
+    </w:p>
+    <w:p>
+      <w:pPr>
+        <w:pStyle w:val="ListParagraph"/>
+        <w:numPr>
+          <w:ilvl w:val="0"/>
+          <w:numId w:val="77"/>
+        </w:numPr>
+        <w:rPr>
+          <w:rFonts w:ascii="Times  New Roman" w:hAnsi="Times  New Roman"/>
+          <w:sz w:val="26"/>
+          <w:szCs w:val="26"/>
+          <w:lang w:val="vi-VN"/>
+        </w:rPr>
+      </w:pPr>
+      <w:r>
+        <w:rPr>
+          <w:rFonts w:ascii="Times  New Roman" w:hAnsi="Times  New Roman"/>
+          <w:sz w:val="26"/>
+          <w:szCs w:val="26"/>
+          <w:lang w:val="vi-VN"/>
+        </w:rPr>
+        <w:t>Về mặt mô hình hóa:</w:t>
+      </w:r>
+    </w:p>
+    <w:p>
+      <w:pPr>
+        <w:pStyle w:val="ListParagraph"/>
+        <w:numPr>
+          <w:ilvl w:val="1"/>
+          <w:numId w:val="77"/>
+        </w:numPr>
+        <w:rPr>
+          <w:rFonts w:ascii="Times  New Roman" w:hAnsi="Times  New Roman"/>
+          <w:sz w:val="26"/>
+          <w:szCs w:val="26"/>
+          <w:lang w:val="vi-VN"/>
+        </w:rPr>
+      </w:pPr>
+      <w:r>
+        <w:rPr>
+          <w:rFonts w:ascii="Times  New Roman" w:hAnsi="Times  New Roman"/>
+          <w:sz w:val="26"/>
+          <w:szCs w:val="26"/>
+          <w:lang w:val="vi-VN"/>
+        </w:rPr>
+        <w:t>Xây dựng ít nhất 2-3 mô hình học máy khác nhau</w:t>
+      </w:r>
+    </w:p>
+    <w:p>
+      <w:pPr>
+        <w:pStyle w:val="ListParagraph"/>
+        <w:numPr>
+          <w:ilvl w:val="1"/>
+          <w:numId w:val="77"/>
+        </w:numPr>
+        <w:rPr>
+          <w:rFonts w:ascii="Times  New Roman" w:hAnsi="Times  New Roman"/>
+          <w:sz w:val="26"/>
+          <w:szCs w:val="26"/>
+          <w:lang w:val="vi-VN"/>
+        </w:rPr>
+      </w:pPr>
+      <w:r>
+        <w:rPr>
+          <w:rFonts w:ascii="Times  New Roman" w:hAnsi="Times  New Roman"/>
+          <w:sz w:val="26"/>
+          <w:szCs w:val="26"/>
+          <w:lang w:val="vi-VN"/>
+        </w:rPr>
+        <w:t>Tối ưu hóa các tham số để nâng cao hiệu suất dự báo</w:t>
+      </w:r>
+    </w:p>
+    <w:p>
+      <w:pPr>
+        <w:pStyle w:val="ListParagraph"/>
+        <w:numPr>
+          <w:ilvl w:val="0"/>
+          <w:numId w:val="78"/>
+        </w:numPr>
+        <w:ind w:left="2163"/>
+        <w:rPr>
+          <w:rFonts w:ascii="Times  New Roman" w:hAnsi="Times  New Roman"/>
+          <w:sz w:val="26"/>
+          <w:szCs w:val="26"/>
+          <w:lang w:val="vi-VN"/>
+        </w:rPr>
+      </w:pPr>
+      <w:r>
+        <w:rPr>
+          <w:rFonts w:ascii="Times  New Roman" w:hAnsi="Times  New Roman"/>
+          <w:sz w:val="26"/>
+          <w:szCs w:val="26"/>
+          <w:lang w:val="vi-VN"/>
+        </w:rPr>
+        <w:t>Về mặt  đánh giá:</w:t>
+      </w:r>
+    </w:p>
+    <w:p>
+      <w:pPr>
+        <w:pStyle w:val="ListParagraph"/>
+        <w:numPr>
+          <w:ilvl w:val="1"/>
+          <w:numId w:val="78"/>
+        </w:numPr>
+        <w:ind w:left="2883"/>
+        <w:rPr>
+          <w:rFonts w:ascii="Times  New Roman" w:hAnsi="Times  New Roman"/>
+          <w:sz w:val="26"/>
+          <w:szCs w:val="26"/>
+          <w:lang w:val="vi-VN"/>
+        </w:rPr>
+      </w:pPr>
+      <w:r>
+        <w:rPr>
+          <w:rFonts w:ascii="Times  New Roman" w:hAnsi="Times  New Roman"/>
+          <w:sz w:val="26"/>
+          <w:szCs w:val="26"/>
+          <w:lang w:val="vi-VN"/>
+        </w:rPr>
+        <w:t xml:space="preserve">Sử dụng các chỉ số đo lường chuẩn xác như </w:t>
+      </w:r>
+      <m:oMath>
+        <m:sSup>
+          <m:sSupPr>
+            <m:ctrlPr>
+              <w:rPr>
+                <w:rFonts w:ascii="Cambria Math" w:hAnsi="Cambria Math"/>
+                <w:sz w:val="26"/>
+                <w:szCs w:val="26"/>
+                <w:lang w:val="vi-VN"/>
+              </w:rPr>
+            </m:ctrlPr>
+          </m:sSupPr>
+          <m:e>
+            <m:r>
+              <w:rPr>
+                <w:rFonts w:ascii="Cambria Math" w:hAnsi="Cambria Math"/>
+                <w:sz w:val="26"/>
+                <w:szCs w:val="26"/>
+                <w:lang w:val="vi-VN"/>
+              </w:rPr>
+              <m:t>R</m:t>
+            </m:r>
+          </m:e>
+          <m:sup>
+            <m:r>
+              <w:rPr>
+                <w:rFonts w:ascii="Cambria Math" w:hAnsi="Cambria Math"/>
+                <w:sz w:val="26"/>
+                <w:szCs w:val="26"/>
+                <w:lang w:val="vi-VN"/>
+              </w:rPr>
+              <m:t>2</m:t>
+            </m:r>
+          </m:sup>
+        </m:sSup>
+      </m:oMath>
+      <w:r>
+        <w:rPr>
+          <w:rFonts w:ascii="Times  New Roman" w:eastAsiaTheme="minorEastAsia" w:hAnsi="Times  New Roman"/>
+          <w:sz w:val="26"/>
+          <w:szCs w:val="26"/>
+          <w:lang w:val="vi-VN"/>
+        </w:rPr>
+        <w:t xml:space="preserve"> Score (Độ phù hợp), MAE(Sai số tuyệt đối trung bình), RMSE(Sai số bình phương trung bình căn)</w:t>
+      </w:r>
+    </w:p>
+    <w:p>
+      <w:pPr>
+        <w:pStyle w:val="ListParagraph"/>
+        <w:numPr>
+          <w:ilvl w:val="1"/>
+          <w:numId w:val="78"/>
+        </w:numPr>
+        <w:ind w:left="2883"/>
+        <w:rPr>
+          <w:rFonts w:ascii="Times  New Roman" w:hAnsi="Times  New Roman"/>
+          <w:sz w:val="26"/>
+          <w:szCs w:val="26"/>
+          <w:lang w:val="vi-VN"/>
+        </w:rPr>
+      </w:pPr>
+      <w:r>
+        <w:rPr>
+          <w:rFonts w:ascii="Times  New Roman" w:eastAsiaTheme="minorEastAsia" w:hAnsi="Times  New Roman"/>
+          <w:sz w:val="26"/>
+          <w:szCs w:val="26"/>
+          <w:lang w:val="vi-VN"/>
+        </w:rPr>
+        <w:t>Đánh giá tính ổn định của nó  trên tập dữ liệu kiểm thử(Test set)</w:t>
+      </w:r>
+    </w:p>
+    <w:p>
+      <w:pPr>
+        <w:pStyle w:val="ListParagraph"/>
+        <w:numPr>
+          <w:ilvl w:val="0"/>
+          <w:numId w:val="75"/>
+        </w:numPr>
+        <w:ind w:left="851"/>
+        <w:rPr>
+          <w:rFonts w:ascii="Times  New Roman" w:hAnsi="Times  New Roman"/>
+          <w:b/>
+          <w:bCs/>
+          <w:sz w:val="26"/>
+          <w:szCs w:val="26"/>
+          <w:lang w:val="vi-VN"/>
+        </w:rPr>
+      </w:pPr>
+      <w:r>
+        <w:rPr>
+          <w:rFonts w:ascii="Times  New Roman" w:hAnsi="Times  New Roman"/>
+          <w:b/>
+          <w:bCs/>
+          <w:sz w:val="26"/>
+          <w:szCs w:val="26"/>
+          <w:lang w:val="vi-VN"/>
+        </w:rPr>
+        <w:t>Phạm vi đề tài</w:t>
+      </w:r>
+    </w:p>
+    <w:p>
+      <w:pPr>
+        <w:ind w:left="850"/>
+        <w:rPr>
+          <w:rFonts w:ascii="Times  New Roman" w:hAnsi="Times  New Roman"/>
+          <w:sz w:val="26"/>
+          <w:szCs w:val="26"/>
+          <w:lang w:val="vi-VN"/>
+        </w:rPr>
+      </w:pPr>
+      <w:r>
+        <w:rPr>
+          <w:rFonts w:ascii="Times  New Roman" w:hAnsi="Times  New Roman"/>
+          <w:sz w:val="26"/>
+          <w:szCs w:val="26"/>
+          <w:lang w:val="vi-VN"/>
+        </w:rPr>
+        <w:t>Để đảm bảo tính tập trung và chính xác trong nghiên cứu, phạm vi đề tài được giới hạn như sau:</w:t>
+      </w:r>
+    </w:p>
+    <w:p>
+      <w:pPr>
+        <w:pStyle w:val="ListParagraph"/>
+        <w:numPr>
+          <w:ilvl w:val="0"/>
+          <w:numId w:val="79"/>
+        </w:numPr>
+        <w:rPr>
+          <w:rFonts w:ascii="Times  New Roman" w:hAnsi="Times  New Roman"/>
+          <w:sz w:val="26"/>
+          <w:szCs w:val="26"/>
+          <w:lang w:val="vi-VN"/>
+        </w:rPr>
+      </w:pPr>
+      <w:r>
+        <w:rPr>
+          <w:rFonts w:ascii="Times  New Roman" w:hAnsi="Times  New Roman"/>
+          <w:sz w:val="26"/>
+          <w:szCs w:val="26"/>
+          <w:lang w:val="vi-VN"/>
+        </w:rPr>
+        <w:lastRenderedPageBreak/>
+        <w:t xml:space="preserve">Tập dữ liệu sử dụng: </w:t>
+      </w:r>
+      <w:r>
+        <w:rPr>
+          <w:rFonts w:ascii="Times  New Roman" w:hAnsi="Times  New Roman"/>
+          <w:sz w:val="26"/>
+          <w:szCs w:val="26"/>
+        </w:rPr>
+        <w:t>Sử dụng bộ dữ liệu "Used Cars Prices" được thu thập từ thị trường Ấn Độ. Đây là bộ dữ liệu thực tế bao gồm thông tin của hàng ngàn mẫu xe từ các hãng phổ thông đến hạng sang.</w:t>
+      </w:r>
+    </w:p>
+    <w:p>
+      <w:pPr>
+        <w:pStyle w:val="ListParagraph"/>
+        <w:numPr>
+          <w:ilvl w:val="0"/>
+          <w:numId w:val="79"/>
+        </w:numPr>
+        <w:rPr>
+          <w:rFonts w:ascii="Times  New Roman" w:hAnsi="Times  New Roman"/>
+          <w:sz w:val="26"/>
+          <w:szCs w:val="26"/>
+          <w:lang w:val="vi-VN"/>
+        </w:rPr>
+      </w:pPr>
+      <w:r>
+        <w:rPr>
+          <w:rFonts w:ascii="Times  New Roman" w:hAnsi="Times  New Roman"/>
+          <w:sz w:val="26"/>
+          <w:szCs w:val="26"/>
+          <w:lang w:val="vi-VN"/>
+        </w:rPr>
+        <w:t xml:space="preserve">Đặc thù thị trường: </w:t>
+      </w:r>
+      <w:r>
+        <w:rPr>
+          <w:rFonts w:ascii="Times  New Roman" w:hAnsi="Times  New Roman"/>
+          <w:sz w:val="26"/>
+          <w:szCs w:val="26"/>
+        </w:rPr>
+        <w:t xml:space="preserve">Nghiên cứu tập trung vào các đặc tính xe tại Ấn Độ (các dòng xe như Maruti, </w:t>
+      </w:r>
+      <w:r>
+        <w:rPr>
+          <w:rFonts w:ascii="Times  New Roman" w:hAnsi="Times  New Roman"/>
+          <w:sz w:val="26"/>
+          <w:szCs w:val="26"/>
+        </w:rPr>
+        <w:t>Honda</w:t>
+      </w:r>
+      <w:r>
+        <w:rPr>
+          <w:rFonts w:ascii="Times  New Roman" w:hAnsi="Times  New Roman"/>
+          <w:sz w:val="26"/>
+          <w:szCs w:val="26"/>
+        </w:rPr>
+        <w:t xml:space="preserve">, </w:t>
+      </w:r>
+      <w:r>
+        <w:rPr>
+          <w:rFonts w:ascii="Times  New Roman" w:hAnsi="Times  New Roman"/>
+          <w:sz w:val="26"/>
+          <w:szCs w:val="26"/>
+        </w:rPr>
+        <w:t>BMW</w:t>
+      </w:r>
+      <w:r>
+        <w:rPr>
+          <w:rFonts w:ascii="Times  New Roman" w:hAnsi="Times  New Roman"/>
+          <w:sz w:val="26"/>
+          <w:szCs w:val="26"/>
+        </w:rPr>
+        <w:t>...). Tuy nhiên, các quy trình tiền xử lý và thuật toán có tính tổng quát cao, hoàn toàn có thể hiệu chỉnh để áp dụng cho thị trường Việt Nam.</w:t>
+      </w:r>
+    </w:p>
+    <w:p>
+      <w:pPr>
+        <w:pStyle w:val="ListParagraph"/>
+        <w:numPr>
+          <w:ilvl w:val="0"/>
+          <w:numId w:val="79"/>
+        </w:numPr>
+        <w:rPr>
+          <w:rFonts w:ascii="Times  New Roman" w:hAnsi="Times  New Roman"/>
+          <w:sz w:val="26"/>
+          <w:szCs w:val="26"/>
+          <w:lang w:val="en-US"/>
+        </w:rPr>
+      </w:pPr>
+      <w:r>
+        <w:rPr>
+          <w:rFonts w:ascii="Times  New Roman" w:hAnsi="Times  New Roman"/>
+          <w:sz w:val="26"/>
+          <w:szCs w:val="26"/>
+          <w:lang w:val="vi-VN"/>
+        </w:rPr>
+        <w:t xml:space="preserve">Đơn vị tiền tệ: </w:t>
+      </w:r>
+      <w:r>
+        <w:rPr>
+          <w:rFonts w:ascii="Times  New Roman" w:hAnsi="Times  New Roman"/>
+          <w:sz w:val="26"/>
+          <w:szCs w:val="26"/>
+          <w:lang w:val="en-US"/>
+        </w:rPr>
+        <w:t xml:space="preserve">Toàn bộ giá trị dự báo được tính theo đơn vị </w:t>
+      </w:r>
+      <w:r>
+        <w:rPr>
+          <w:rFonts w:ascii="Times  New Roman" w:hAnsi="Times  New Roman"/>
+          <w:b/>
+          <w:bCs/>
+          <w:sz w:val="26"/>
+          <w:szCs w:val="26"/>
+          <w:lang w:val="en-US"/>
+        </w:rPr>
+        <w:t>Lakh</w:t>
+      </w:r>
+      <w:r>
+        <w:rPr>
+          <w:rFonts w:ascii="Times  New Roman" w:hAnsi="Times  New Roman"/>
+          <w:sz w:val="26"/>
+          <w:szCs w:val="26"/>
+          <w:lang w:val="en-US"/>
+        </w:rPr>
+        <w:t xml:space="preserve"> (Đơn vị đo lường của Ấn Độ: </w:t>
+      </w:r>
+      <w:r>
+        <w:rPr>
+          <w:rFonts w:ascii="Times  New Roman" w:hAnsi="Times  New Roman"/>
+          <w:sz w:val="26"/>
+          <w:szCs w:val="26"/>
+          <w:lang w:val="vi-VN"/>
+        </w:rPr>
+        <w:t>1 Lakh</w:t>
+      </w:r>
+      <w:r>
+        <w:rPr>
+          <w:rFonts w:ascii="Times  New Roman" w:hAnsi="Times  New Roman"/>
+          <w:sz w:val="26"/>
+          <w:szCs w:val="26"/>
+          <w:lang w:val="en-US"/>
+        </w:rPr>
+        <w:t xml:space="preserve"> = 100,000 </w:t>
+      </w:r>
+      <w:r>
+        <w:rPr>
+          <w:rFonts w:ascii="Times  New Roman" w:hAnsi="Times  New Roman"/>
+          <w:sz w:val="26"/>
+          <w:szCs w:val="26"/>
+          <w:lang w:val="en-US"/>
+        </w:rPr>
+        <w:t>Rupee</w:t>
+      </w:r>
+      <w:r>
+        <w:rPr>
+          <w:rFonts w:ascii="Times  New Roman" w:hAnsi="Times  New Roman"/>
+          <w:sz w:val="26"/>
+          <w:szCs w:val="26"/>
+          <w:lang w:val="vi-VN"/>
+        </w:rPr>
+        <w:t>)</w:t>
+      </w:r>
+      <w:r>
+        <w:rPr>
+          <w:rFonts w:ascii="Times  New Roman" w:hAnsi="Times  New Roman"/>
+          <w:sz w:val="26"/>
+          <w:szCs w:val="26"/>
+          <w:lang w:val="en-US"/>
+        </w:rPr>
+        <w:t>. Việc giữ nguyên đơn vị này giúp bảo toàn tính toàn vẹn của dữ liệu gốc và tránh các sai số do tỷ giá hối đoái biến động.</w:t>
+      </w:r>
+    </w:p>
+    <w:p>
+      <w:pPr>
+        <w:pStyle w:val="ListParagraph"/>
+        <w:numPr>
+          <w:ilvl w:val="0"/>
+          <w:numId w:val="79"/>
+        </w:numPr>
+        <w:rPr>
+          <w:rFonts w:ascii="Times  New Roman" w:hAnsi="Times  New Roman"/>
+          <w:sz w:val="26"/>
+          <w:szCs w:val="26"/>
+          <w:lang w:val="vi-VN"/>
+        </w:rPr>
+      </w:pPr>
+      <w:r>
+        <w:rPr>
+          <w:rFonts w:ascii="Times  New Roman" w:hAnsi="Times  New Roman"/>
+          <w:sz w:val="26"/>
+          <w:szCs w:val="26"/>
+          <w:lang w:val="vi-VN"/>
+        </w:rPr>
+        <w:t xml:space="preserve">Giới hạn kỹ thuật: </w:t>
+      </w:r>
+      <w:r>
+        <w:rPr>
+          <w:rFonts w:ascii="Times  New Roman" w:hAnsi="Times  New Roman"/>
+          <w:sz w:val="26"/>
+          <w:szCs w:val="26"/>
+        </w:rPr>
+        <w:t>Đề tài chỉ tập trung vào các thông số kỹ thuật có sẵn trong tập dữ liệu, không xét đến các yếu tố ngoại cảnh khó định lượng như tình trạng hư hại do tai nạn hoặc màu xe (nếu dữ liệu không cung cấp).</w:t>
+      </w:r>
+    </w:p>
+    <w:p>
+      <w:pPr>
+        <w:pStyle w:val="ListParagraph"/>
+        <w:numPr>
+          <w:ilvl w:val="0"/>
+          <w:numId w:val="75"/>
+        </w:numPr>
+        <w:ind w:left="853"/>
+        <w:rPr>
+          <w:rFonts w:ascii="Times  New Roman" w:hAnsi="Times  New Roman"/>
+          <w:b/>
+          <w:bCs/>
+          <w:sz w:val="26"/>
+          <w:szCs w:val="26"/>
+          <w:lang w:val="vi-VN"/>
+        </w:rPr>
+      </w:pPr>
+      <w:r>
+        <w:rPr>
+          <w:rFonts w:ascii="Times  New Roman" w:hAnsi="Times  New Roman"/>
+          <w:b/>
+          <w:bCs/>
+          <w:sz w:val="26"/>
+          <w:szCs w:val="26"/>
+        </w:rPr>
+        <w:t>Ngôn ngữ lập trình và công cụ hỗ trợ</w:t>
+      </w:r>
+    </w:p>
+    <w:p>
+      <w:pPr>
+        <w:pStyle w:val="ListParagraph"/>
+        <w:ind w:left="850"/>
+        <w:rPr>
+          <w:rFonts w:ascii="Times  New Roman" w:hAnsi="Times  New Roman"/>
+          <w:sz w:val="26"/>
+          <w:szCs w:val="26"/>
+          <w:lang w:val="vi-VN"/>
+        </w:rPr>
+      </w:pPr>
+      <w:r>
+        <w:rPr>
+          <w:rFonts w:ascii="Times  New Roman" w:hAnsi="Times  New Roman"/>
+          <w:sz w:val="26"/>
+          <w:szCs w:val="26"/>
+        </w:rPr>
+        <w:t>Dự án được triển khai trên nền tảng ngôn ngữ Python nhờ vào hệ sinh thái thư viện hỗ trợ Khoa học dữ liệu mạnh mẽ:</w:t>
+      </w:r>
+    </w:p>
+    <w:p>
+      <w:pPr>
+        <w:pStyle w:val="ListParagraph"/>
+        <w:numPr>
+          <w:ilvl w:val="0"/>
+          <w:numId w:val="80"/>
+        </w:numPr>
+        <w:rPr>
+          <w:rFonts w:ascii="Times  New Roman" w:hAnsi="Times  New Roman"/>
+          <w:sz w:val="26"/>
+          <w:szCs w:val="26"/>
+          <w:lang w:val="vi-VN"/>
+        </w:rPr>
+      </w:pPr>
+      <w:r>
+        <w:rPr>
+          <w:rFonts w:ascii="Times  New Roman" w:hAnsi="Times  New Roman"/>
+          <w:sz w:val="26"/>
+          <w:szCs w:val="26"/>
+          <w:lang w:val="vi-VN"/>
+        </w:rPr>
+        <w:t xml:space="preserve">Ngôn ngữ lập trình: Python: </w:t>
+      </w:r>
+      <w:r>
+        <w:rPr>
+          <w:rFonts w:ascii="Times  New Roman" w:hAnsi="Times  New Roman"/>
+          <w:sz w:val="26"/>
+          <w:szCs w:val="26"/>
+        </w:rPr>
+        <w:t>Ngôn ngữ phổ biến nhất trong Machine Learning với cú pháp linh hoạt.</w:t>
+      </w:r>
+    </w:p>
+    <w:p>
+      <w:pPr>
+        <w:pStyle w:val="ListParagraph"/>
+        <w:numPr>
+          <w:ilvl w:val="0"/>
+          <w:numId w:val="80"/>
+        </w:numPr>
+        <w:rPr>
+          <w:rFonts w:ascii="Times  New Roman" w:hAnsi="Times  New Roman"/>
+          <w:sz w:val="26"/>
+          <w:szCs w:val="26"/>
+          <w:lang w:val="vi-VN"/>
+        </w:rPr>
+      </w:pPr>
+      <w:r>
+        <w:rPr>
+          <w:rFonts w:ascii="Times  New Roman" w:hAnsi="Times  New Roman"/>
+          <w:sz w:val="26"/>
+          <w:szCs w:val="26"/>
+          <w:lang w:val="vi-VN"/>
+        </w:rPr>
+        <w:t xml:space="preserve">Thư viện xử lý dữ liệu: </w:t>
+      </w:r>
+    </w:p>
+    <w:p>
+      <w:pPr>
+        <w:pStyle w:val="ListParagraph"/>
+        <w:numPr>
+          <w:ilvl w:val="1"/>
+          <w:numId w:val="80"/>
+        </w:numPr>
+        <w:rPr>
+          <w:rFonts w:ascii="Times  New Roman" w:hAnsi="Times  New Roman"/>
+          <w:sz w:val="26"/>
+          <w:szCs w:val="26"/>
+          <w:lang w:val="vi-VN"/>
+        </w:rPr>
+      </w:pPr>
+      <w:r>
+        <w:rPr>
+          <w:rFonts w:ascii="Times  New Roman" w:hAnsi="Times  New Roman"/>
+          <w:sz w:val="26"/>
+          <w:szCs w:val="26"/>
+          <w:lang w:val="vi-VN"/>
+        </w:rPr>
+        <w:t xml:space="preserve">Pandas và Numpy: </w:t>
+      </w:r>
+      <w:r>
+        <w:rPr>
+          <w:rFonts w:ascii="Times  New Roman" w:hAnsi="Times  New Roman"/>
+          <w:sz w:val="26"/>
+          <w:szCs w:val="26"/>
+        </w:rPr>
+        <w:t>Hỗ trợ đọc dữ liệu từ tệp CSV, làm sạch, biến đổi ma trận và tính toán số học.</w:t>
+      </w:r>
+    </w:p>
+    <w:p>
+      <w:pPr>
+        <w:pStyle w:val="ListParagraph"/>
+        <w:numPr>
+          <w:ilvl w:val="0"/>
+          <w:numId w:val="81"/>
+        </w:numPr>
+        <w:ind w:left="1568"/>
+        <w:rPr>
+          <w:rFonts w:ascii="Times  New Roman" w:hAnsi="Times  New Roman"/>
+          <w:sz w:val="26"/>
+          <w:szCs w:val="26"/>
+          <w:lang w:val="vi-VN"/>
+        </w:rPr>
+      </w:pPr>
+      <w:r>
+        <w:rPr>
+          <w:rFonts w:ascii="Times  New Roman" w:hAnsi="Times  New Roman"/>
+          <w:sz w:val="26"/>
+          <w:szCs w:val="26"/>
+        </w:rPr>
+        <w:t xml:space="preserve">Thư viện trực quan </w:t>
+      </w:r>
+      <w:r>
+        <w:rPr>
+          <w:rFonts w:ascii="Times  New Roman" w:hAnsi="Times  New Roman"/>
+          <w:sz w:val="26"/>
+          <w:szCs w:val="26"/>
+        </w:rPr>
+        <w:t>hóa</w:t>
+      </w:r>
+      <w:r>
+        <w:rPr>
+          <w:rFonts w:ascii="Times  New Roman" w:hAnsi="Times  New Roman"/>
+          <w:sz w:val="26"/>
+          <w:szCs w:val="26"/>
+          <w:lang w:val="vi-VN"/>
+        </w:rPr>
+        <w:t>:</w:t>
+      </w:r>
+    </w:p>
+    <w:p>
+      <w:pPr>
+        <w:pStyle w:val="ListParagraph"/>
+        <w:numPr>
+          <w:ilvl w:val="1"/>
+          <w:numId w:val="81"/>
+        </w:numPr>
+        <w:ind w:left="2288"/>
+        <w:rPr>
+          <w:rFonts w:ascii="Times  New Roman" w:hAnsi="Times  New Roman"/>
+          <w:sz w:val="26"/>
+          <w:szCs w:val="26"/>
+          <w:lang w:val="vi-VN"/>
+        </w:rPr>
+      </w:pPr>
+      <w:r>
+        <w:rPr>
+          <w:rFonts w:ascii="Times  New Roman" w:hAnsi="Times  New Roman"/>
+          <w:sz w:val="26"/>
+          <w:szCs w:val="26"/>
+        </w:rPr>
+        <w:t>Matplotlib &amp; Seaborn</w:t>
+      </w:r>
+      <w:r>
+        <w:rPr>
+          <w:rFonts w:ascii="Times  New Roman" w:hAnsi="Times  New Roman"/>
+          <w:b/>
+          <w:bCs/>
+          <w:sz w:val="26"/>
+          <w:szCs w:val="26"/>
+        </w:rPr>
+        <w:t>:</w:t>
+      </w:r>
+      <w:r>
+        <w:rPr>
+          <w:rFonts w:ascii="Times  New Roman" w:hAnsi="Times  New Roman"/>
+          <w:sz w:val="26"/>
+          <w:szCs w:val="26"/>
+        </w:rPr>
+        <w:t xml:space="preserve"> Dùng để vẽ các biểu đồ phân phối, biểu đồ nhiệt (Heatmap) thể hiện mối tương quan giữa các biến.</w:t>
+      </w:r>
+    </w:p>
+    <w:p>
+      <w:pPr>
+        <w:pStyle w:val="ListParagraph"/>
+        <w:numPr>
+          <w:ilvl w:val="0"/>
+          <w:numId w:val="81"/>
+        </w:numPr>
+        <w:ind w:left="1568"/>
+        <w:rPr>
+          <w:rFonts w:ascii="Times  New Roman" w:hAnsi="Times  New Roman"/>
+          <w:sz w:val="26"/>
+          <w:szCs w:val="26"/>
+          <w:lang w:val="vi-VN"/>
+        </w:rPr>
+      </w:pPr>
+      <w:r>
+        <w:rPr>
+          <w:rFonts w:ascii="Times  New Roman" w:hAnsi="Times  New Roman"/>
+          <w:sz w:val="26"/>
+          <w:szCs w:val="26"/>
+          <w:lang w:val="vi-VN"/>
+        </w:rPr>
+        <w:t>Thư viện Machine Learning:</w:t>
+      </w:r>
+    </w:p>
+    <w:p>
+      <w:pPr>
+        <w:pStyle w:val="ListParagraph"/>
+        <w:numPr>
+          <w:ilvl w:val="1"/>
+          <w:numId w:val="81"/>
+        </w:numPr>
+        <w:ind w:left="2288"/>
+        <w:rPr>
+          <w:rFonts w:ascii="Times  New Roman" w:hAnsi="Times  New Roman"/>
+          <w:sz w:val="26"/>
+          <w:szCs w:val="26"/>
+          <w:lang w:val="vi-VN"/>
+        </w:rPr>
+      </w:pPr>
+      <w:r>
+        <w:rPr>
+          <w:rFonts w:ascii="Times  New Roman" w:hAnsi="Times  New Roman"/>
+          <w:sz w:val="26"/>
+          <w:szCs w:val="26"/>
+          <w:lang w:val="vi-VN"/>
+        </w:rPr>
+        <w:t xml:space="preserve">Scikit-learn: </w:t>
+      </w:r>
+      <w:r>
+        <w:rPr>
+          <w:rFonts w:ascii="Times  New Roman" w:hAnsi="Times  New Roman"/>
+          <w:sz w:val="26"/>
+          <w:szCs w:val="26"/>
+        </w:rPr>
+        <w:t>Cung cấp các thuật toán hồi quy, các công cụ chia tập dữ liệu (Train/Test Split) và các chỉ số đánh giá mô hình.</w:t>
+      </w:r>
     </w:p>
     <w:sectPr>
       <w:pgSz w:w="11907" w:h="16840"/>
@@ -1853,6 +2892,209 @@
     </w:lvl>
   </w:abstractNum>
   <w:abstractNum w:abstractNumId="11" w15:restartNumberingAfterBreak="0">
+    <w:nsid w:val="11122331"/>
+    <w:multiLevelType w:val="hybridMultilevel"/>
+    <w:tmpl w:val="A7BEB840"/>
+    <w:lvl w:ilvl="0" w:tplc="A6244FA6">
+      <w:start w:val="3"/>
+      <w:numFmt w:val="bullet"/>
+      <w:lvlText w:val=""/>
+      <w:lvlJc w:val="left"/>
+      <w:pPr>
+        <w:ind w:left="2160" w:hanging="360"/>
+      </w:pPr>
+      <w:rPr>
+        <w:rFonts w:ascii="Symbol" w:eastAsiaTheme="minorHAnsi" w:hAnsi="Symbol" w:hint="default"/>
+        <w:color w:val="auto"/>
+      </w:rPr>
+    </w:lvl>
+    <w:lvl w:ilvl="1" w:tplc="04090003">
+      <w:start w:val="1"/>
+      <w:numFmt w:val="bullet"/>
+      <w:lvlText w:val="o"/>
+      <w:lvlJc w:val="left"/>
+      <w:pPr>
+        <w:ind w:left="2880" w:hanging="360"/>
+      </w:pPr>
+      <w:rPr>
+        <w:rFonts w:ascii="Courier New" w:hAnsi="Courier New" w:cs="Courier New" w:hint="default"/>
+      </w:rPr>
+    </w:lvl>
+    <w:lvl w:ilvl="2" w:tplc="04090005" w:tentative="1">
+      <w:start w:val="1"/>
+      <w:numFmt w:val="bullet"/>
+      <w:lvlText w:val=""/>
+      <w:lvlJc w:val="left"/>
+      <w:pPr>
+        <w:ind w:left="3600" w:hanging="360"/>
+      </w:pPr>
+      <w:rPr>
+        <w:rFonts w:ascii="Wingdings" w:hAnsi="Wingdings" w:hint="default"/>
+      </w:rPr>
+    </w:lvl>
+    <w:lvl w:ilvl="3" w:tplc="04090001" w:tentative="1">
+      <w:start w:val="1"/>
+      <w:numFmt w:val="bullet"/>
+      <w:lvlText w:val=""/>
+      <w:lvlJc w:val="left"/>
+      <w:pPr>
+        <w:ind w:left="4320" w:hanging="360"/>
+      </w:pPr>
+      <w:rPr>
+        <w:rFonts w:ascii="Symbol" w:hAnsi="Symbol" w:hint="default"/>
+      </w:rPr>
+    </w:lvl>
+    <w:lvl w:ilvl="4" w:tplc="04090003" w:tentative="1">
+      <w:start w:val="1"/>
+      <w:numFmt w:val="bullet"/>
+      <w:lvlText w:val="o"/>
+      <w:lvlJc w:val="left"/>
+      <w:pPr>
+        <w:ind w:left="5040" w:hanging="360"/>
+      </w:pPr>
+      <w:rPr>
+        <w:rFonts w:ascii="Courier New" w:hAnsi="Courier New" w:cs="Courier New" w:hint="default"/>
+      </w:rPr>
+    </w:lvl>
+    <w:lvl w:ilvl="5" w:tplc="04090005" w:tentative="1">
+      <w:start w:val="1"/>
+      <w:numFmt w:val="bullet"/>
+      <w:lvlText w:val=""/>
+      <w:lvlJc w:val="left"/>
+      <w:pPr>
+        <w:ind w:left="5760" w:hanging="360"/>
+      </w:pPr>
+      <w:rPr>
+        <w:rFonts w:ascii="Wingdings" w:hAnsi="Wingdings" w:hint="default"/>
+      </w:rPr>
+    </w:lvl>
+    <w:lvl w:ilvl="6" w:tplc="04090001" w:tentative="1">
+      <w:start w:val="1"/>
+      <w:numFmt w:val="bullet"/>
+      <w:lvlText w:val=""/>
+      <w:lvlJc w:val="left"/>
+      <w:pPr>
+        <w:ind w:left="6480" w:hanging="360"/>
+      </w:pPr>
+      <w:rPr>
+        <w:rFonts w:ascii="Symbol" w:hAnsi="Symbol" w:hint="default"/>
+      </w:rPr>
+    </w:lvl>
+    <w:lvl w:ilvl="7" w:tplc="04090003" w:tentative="1">
+      <w:start w:val="1"/>
+      <w:numFmt w:val="bullet"/>
+      <w:lvlText w:val="o"/>
+      <w:lvlJc w:val="left"/>
+      <w:pPr>
+        <w:ind w:left="7200" w:hanging="360"/>
+      </w:pPr>
+      <w:rPr>
+        <w:rFonts w:ascii="Courier New" w:hAnsi="Courier New" w:cs="Courier New" w:hint="default"/>
+      </w:rPr>
+    </w:lvl>
+    <w:lvl w:ilvl="8" w:tplc="04090005" w:tentative="1">
+      <w:start w:val="1"/>
+      <w:numFmt w:val="bullet"/>
+      <w:lvlText w:val=""/>
+      <w:lvlJc w:val="left"/>
+      <w:pPr>
+        <w:ind w:left="7920" w:hanging="360"/>
+      </w:pPr>
+      <w:rPr>
+        <w:rFonts w:ascii="Wingdings" w:hAnsi="Wingdings" w:hint="default"/>
+      </w:rPr>
+    </w:lvl>
+  </w:abstractNum>
+  <w:abstractNum w:abstractNumId="12" w15:restartNumberingAfterBreak="0">
+    <w:nsid w:val="15C00D7C"/>
+    <w:multiLevelType w:val="hybridMultilevel"/>
+    <w:tmpl w:val="49884C32"/>
+    <w:lvl w:ilvl="0" w:tplc="0409000F">
+      <w:start w:val="1"/>
+      <w:numFmt w:val="decimal"/>
+      <w:lvlText w:val="%1."/>
+      <w:lvlJc w:val="left"/>
+      <w:pPr>
+        <w:ind w:left="720" w:hanging="360"/>
+      </w:pPr>
+      <w:rPr>
+        <w:rFonts w:hint="default"/>
+      </w:rPr>
+    </w:lvl>
+    <w:lvl w:ilvl="1" w:tplc="04090019">
+      <w:start w:val="1"/>
+      <w:numFmt w:val="lowerLetter"/>
+      <w:lvlText w:val="%2."/>
+      <w:lvlJc w:val="left"/>
+      <w:pPr>
+        <w:ind w:left="1440" w:hanging="360"/>
+      </w:pPr>
+    </w:lvl>
+    <w:lvl w:ilvl="2" w:tplc="0409001B" w:tentative="1">
+      <w:start w:val="1"/>
+      <w:numFmt w:val="lowerRoman"/>
+      <w:lvlText w:val="%3."/>
+      <w:lvlJc w:val="right"/>
+      <w:pPr>
+        <w:ind w:left="2160" w:hanging="180"/>
+      </w:pPr>
+    </w:lvl>
+    <w:lvl w:ilvl="3" w:tplc="0409000F" w:tentative="1">
+      <w:start w:val="1"/>
+      <w:numFmt w:val="decimal"/>
+      <w:lvlText w:val="%4."/>
+      <w:lvlJc w:val="left"/>
+      <w:pPr>
+        <w:ind w:left="2880" w:hanging="360"/>
+      </w:pPr>
+    </w:lvl>
+    <w:lvl w:ilvl="4" w:tplc="04090019" w:tentative="1">
+      <w:start w:val="1"/>
+      <w:numFmt w:val="lowerLetter"/>
+      <w:lvlText w:val="%5."/>
+      <w:lvlJc w:val="left"/>
+      <w:pPr>
+        <w:ind w:left="3600" w:hanging="360"/>
+      </w:pPr>
+    </w:lvl>
+    <w:lvl w:ilvl="5" w:tplc="0409001B" w:tentative="1">
+      <w:start w:val="1"/>
+      <w:numFmt w:val="lowerRoman"/>
+      <w:lvlText w:val="%6."/>
+      <w:lvlJc w:val="right"/>
+      <w:pPr>
+        <w:ind w:left="4320" w:hanging="180"/>
+      </w:pPr>
+    </w:lvl>
+    <w:lvl w:ilvl="6" w:tplc="0409000F" w:tentative="1">
+      <w:start w:val="1"/>
+      <w:numFmt w:val="decimal"/>
+      <w:lvlText w:val="%7."/>
+      <w:lvlJc w:val="left"/>
+      <w:pPr>
+        <w:ind w:left="5040" w:hanging="360"/>
+      </w:pPr>
+    </w:lvl>
+    <w:lvl w:ilvl="7" w:tplc="04090019" w:tentative="1">
+      <w:start w:val="1"/>
+      <w:numFmt w:val="lowerLetter"/>
+      <w:lvlText w:val="%8."/>
+      <w:lvlJc w:val="left"/>
+      <w:pPr>
+        <w:ind w:left="5760" w:hanging="360"/>
+      </w:pPr>
+    </w:lvl>
+    <w:lvl w:ilvl="8" w:tplc="0409001B" w:tentative="1">
+      <w:start w:val="1"/>
+      <w:numFmt w:val="lowerRoman"/>
+      <w:lvlText w:val="%9."/>
+      <w:lvlJc w:val="right"/>
+      <w:pPr>
+        <w:ind w:left="6480" w:hanging="180"/>
+      </w:pPr>
+    </w:lvl>
+  </w:abstractNum>
+  <w:abstractNum w:abstractNumId="13" w15:restartNumberingAfterBreak="0">
     <w:nsid w:val="1ADA5A28"/>
     <w:multiLevelType w:val="multilevel"/>
     <w:tmpl w:val="E58EFA2C"/>
@@ -1965,7 +3207,7 @@
       </w:rPr>
     </w:lvl>
   </w:abstractNum>
-  <w:abstractNum w:abstractNumId="12" w15:restartNumberingAfterBreak="0">
+  <w:abstractNum w:abstractNumId="14" w15:restartNumberingAfterBreak="0">
     <w:nsid w:val="1B6E7ACF"/>
     <w:multiLevelType w:val="multilevel"/>
     <w:tmpl w:val="371A412C"/>
@@ -2078,7 +3320,7 @@
       </w:rPr>
     </w:lvl>
   </w:abstractNum>
-  <w:abstractNum w:abstractNumId="13" w15:restartNumberingAfterBreak="0">
+  <w:abstractNum w:abstractNumId="15" w15:restartNumberingAfterBreak="0">
     <w:nsid w:val="1CC271C8"/>
     <w:multiLevelType w:val="multilevel"/>
     <w:tmpl w:val="88C6B78C"/>
@@ -2190,7 +3432,7 @@
       </w:rPr>
     </w:lvl>
   </w:abstractNum>
-  <w:abstractNum w:abstractNumId="14" w15:restartNumberingAfterBreak="0">
+  <w:abstractNum w:abstractNumId="16" w15:restartNumberingAfterBreak="0">
     <w:nsid w:val="1D6432C0"/>
     <w:multiLevelType w:val="multilevel"/>
     <w:tmpl w:val="3C7A67C0"/>
@@ -2304,7 +3546,7 @@
       </w:rPr>
     </w:lvl>
   </w:abstractNum>
-  <w:abstractNum w:abstractNumId="15" w15:restartNumberingAfterBreak="0">
+  <w:abstractNum w:abstractNumId="17" w15:restartNumberingAfterBreak="0">
     <w:nsid w:val="1F287C5D"/>
     <w:multiLevelType w:val="multilevel"/>
     <w:tmpl w:val="A308DB72"/>
@@ -2416,7 +3658,7 @@
       </w:rPr>
     </w:lvl>
   </w:abstractNum>
-  <w:abstractNum w:abstractNumId="16" w15:restartNumberingAfterBreak="0">
+  <w:abstractNum w:abstractNumId="18" w15:restartNumberingAfterBreak="0">
     <w:nsid w:val="24FD29EC"/>
     <w:multiLevelType w:val="multilevel"/>
     <w:tmpl w:val="15863DAE"/>
@@ -2529,7 +3771,120 @@
       </w:rPr>
     </w:lvl>
   </w:abstractNum>
-  <w:abstractNum w:abstractNumId="17" w15:restartNumberingAfterBreak="0">
+  <w:abstractNum w:abstractNumId="19" w15:restartNumberingAfterBreak="0">
+    <w:nsid w:val="25A96CD1"/>
+    <w:multiLevelType w:val="hybridMultilevel"/>
+    <w:tmpl w:val="7766E138"/>
+    <w:lvl w:ilvl="0" w:tplc="04090001">
+      <w:start w:val="1"/>
+      <w:numFmt w:val="bullet"/>
+      <w:lvlText w:val=""/>
+      <w:lvlJc w:val="left"/>
+      <w:pPr>
+        <w:ind w:left="1440" w:hanging="360"/>
+      </w:pPr>
+      <w:rPr>
+        <w:rFonts w:ascii="Symbol" w:hAnsi="Symbol" w:hint="default"/>
+      </w:rPr>
+    </w:lvl>
+    <w:lvl w:ilvl="1" w:tplc="04090003">
+      <w:start w:val="1"/>
+      <w:numFmt w:val="bullet"/>
+      <w:lvlText w:val="o"/>
+      <w:lvlJc w:val="left"/>
+      <w:pPr>
+        <w:ind w:left="2160" w:hanging="360"/>
+      </w:pPr>
+      <w:rPr>
+        <w:rFonts w:ascii="Courier New" w:hAnsi="Courier New" w:cs="Courier New" w:hint="default"/>
+      </w:rPr>
+    </w:lvl>
+    <w:lvl w:ilvl="2" w:tplc="04090005" w:tentative="1">
+      <w:start w:val="1"/>
+      <w:numFmt w:val="bullet"/>
+      <w:lvlText w:val=""/>
+      <w:lvlJc w:val="left"/>
+      <w:pPr>
+        <w:ind w:left="2880" w:hanging="360"/>
+      </w:pPr>
+      <w:rPr>
+        <w:rFonts w:ascii="Wingdings" w:hAnsi="Wingdings" w:hint="default"/>
+      </w:rPr>
+    </w:lvl>
+    <w:lvl w:ilvl="3" w:tplc="04090001" w:tentative="1">
+      <w:start w:val="1"/>
+      <w:numFmt w:val="bullet"/>
+      <w:lvlText w:val=""/>
+      <w:lvlJc w:val="left"/>
+      <w:pPr>
+        <w:ind w:left="3600" w:hanging="360"/>
+      </w:pPr>
+      <w:rPr>
+        <w:rFonts w:ascii="Symbol" w:hAnsi="Symbol" w:hint="default"/>
+      </w:rPr>
+    </w:lvl>
+    <w:lvl w:ilvl="4" w:tplc="04090003" w:tentative="1">
+      <w:start w:val="1"/>
+      <w:numFmt w:val="bullet"/>
+      <w:lvlText w:val="o"/>
+      <w:lvlJc w:val="left"/>
+      <w:pPr>
+        <w:ind w:left="4320" w:hanging="360"/>
+      </w:pPr>
+      <w:rPr>
+        <w:rFonts w:ascii="Courier New" w:hAnsi="Courier New" w:cs="Courier New" w:hint="default"/>
+      </w:rPr>
+    </w:lvl>
+    <w:lvl w:ilvl="5" w:tplc="04090005" w:tentative="1">
+      <w:start w:val="1"/>
+      <w:numFmt w:val="bullet"/>
+      <w:lvlText w:val=""/>
+      <w:lvlJc w:val="left"/>
+      <w:pPr>
+        <w:ind w:left="5040" w:hanging="360"/>
+      </w:pPr>
+      <w:rPr>
+        <w:rFonts w:ascii="Wingdings" w:hAnsi="Wingdings" w:hint="default"/>
+      </w:rPr>
+    </w:lvl>
+    <w:lvl w:ilvl="6" w:tplc="04090001" w:tentative="1">
+      <w:start w:val="1"/>
+      <w:numFmt w:val="bullet"/>
+      <w:lvlText w:val=""/>
+      <w:lvlJc w:val="left"/>
+      <w:pPr>
+        <w:ind w:left="5760" w:hanging="360"/>
+      </w:pPr>
+      <w:rPr>
+        <w:rFonts w:ascii="Symbol" w:hAnsi="Symbol" w:hint="default"/>
+      </w:rPr>
+    </w:lvl>
+    <w:lvl w:ilvl="7" w:tplc="04090003" w:tentative="1">
+      <w:start w:val="1"/>
+      <w:numFmt w:val="bullet"/>
+      <w:lvlText w:val="o"/>
+      <w:lvlJc w:val="left"/>
+      <w:pPr>
+        <w:ind w:left="6480" w:hanging="360"/>
+      </w:pPr>
+      <w:rPr>
+        <w:rFonts w:ascii="Courier New" w:hAnsi="Courier New" w:cs="Courier New" w:hint="default"/>
+      </w:rPr>
+    </w:lvl>
+    <w:lvl w:ilvl="8" w:tplc="04090005" w:tentative="1">
+      <w:start w:val="1"/>
+      <w:numFmt w:val="bullet"/>
+      <w:lvlText w:val=""/>
+      <w:lvlJc w:val="left"/>
+      <w:pPr>
+        <w:ind w:left="7200" w:hanging="360"/>
+      </w:pPr>
+      <w:rPr>
+        <w:rFonts w:ascii="Wingdings" w:hAnsi="Wingdings" w:hint="default"/>
+      </w:rPr>
+    </w:lvl>
+  </w:abstractNum>
+  <w:abstractNum w:abstractNumId="20" w15:restartNumberingAfterBreak="0">
     <w:nsid w:val="26302F8D"/>
     <w:multiLevelType w:val="multilevel"/>
     <w:tmpl w:val="D7743120"/>
@@ -2642,7 +3997,120 @@
       </w:rPr>
     </w:lvl>
   </w:abstractNum>
-  <w:abstractNum w:abstractNumId="18" w15:restartNumberingAfterBreak="0">
+  <w:abstractNum w:abstractNumId="21" w15:restartNumberingAfterBreak="0">
+    <w:nsid w:val="26FC5E58"/>
+    <w:multiLevelType w:val="hybridMultilevel"/>
+    <w:tmpl w:val="5CF22334"/>
+    <w:lvl w:ilvl="0" w:tplc="04090001">
+      <w:start w:val="1"/>
+      <w:numFmt w:val="bullet"/>
+      <w:lvlText w:val=""/>
+      <w:lvlJc w:val="left"/>
+      <w:pPr>
+        <w:ind w:left="1570" w:hanging="360"/>
+      </w:pPr>
+      <w:rPr>
+        <w:rFonts w:ascii="Symbol" w:hAnsi="Symbol" w:hint="default"/>
+      </w:rPr>
+    </w:lvl>
+    <w:lvl w:ilvl="1" w:tplc="04090003" w:tentative="1">
+      <w:start w:val="1"/>
+      <w:numFmt w:val="bullet"/>
+      <w:lvlText w:val="o"/>
+      <w:lvlJc w:val="left"/>
+      <w:pPr>
+        <w:ind w:left="2290" w:hanging="360"/>
+      </w:pPr>
+      <w:rPr>
+        <w:rFonts w:ascii="Courier New" w:hAnsi="Courier New" w:cs="Courier New" w:hint="default"/>
+      </w:rPr>
+    </w:lvl>
+    <w:lvl w:ilvl="2" w:tplc="04090005" w:tentative="1">
+      <w:start w:val="1"/>
+      <w:numFmt w:val="bullet"/>
+      <w:lvlText w:val=""/>
+      <w:lvlJc w:val="left"/>
+      <w:pPr>
+        <w:ind w:left="3010" w:hanging="360"/>
+      </w:pPr>
+      <w:rPr>
+        <w:rFonts w:ascii="Wingdings" w:hAnsi="Wingdings" w:hint="default"/>
+      </w:rPr>
+    </w:lvl>
+    <w:lvl w:ilvl="3" w:tplc="04090001" w:tentative="1">
+      <w:start w:val="1"/>
+      <w:numFmt w:val="bullet"/>
+      <w:lvlText w:val=""/>
+      <w:lvlJc w:val="left"/>
+      <w:pPr>
+        <w:ind w:left="3730" w:hanging="360"/>
+      </w:pPr>
+      <w:rPr>
+        <w:rFonts w:ascii="Symbol" w:hAnsi="Symbol" w:hint="default"/>
+      </w:rPr>
+    </w:lvl>
+    <w:lvl w:ilvl="4" w:tplc="04090003" w:tentative="1">
+      <w:start w:val="1"/>
+      <w:numFmt w:val="bullet"/>
+      <w:lvlText w:val="o"/>
+      <w:lvlJc w:val="left"/>
+      <w:pPr>
+        <w:ind w:left="4450" w:hanging="360"/>
+      </w:pPr>
+      <w:rPr>
+        <w:rFonts w:ascii="Courier New" w:hAnsi="Courier New" w:cs="Courier New" w:hint="default"/>
+      </w:rPr>
+    </w:lvl>
+    <w:lvl w:ilvl="5" w:tplc="04090005" w:tentative="1">
+      <w:start w:val="1"/>
+      <w:numFmt w:val="bullet"/>
+      <w:lvlText w:val=""/>
+      <w:lvlJc w:val="left"/>
+      <w:pPr>
+        <w:ind w:left="5170" w:hanging="360"/>
+      </w:pPr>
+      <w:rPr>
+        <w:rFonts w:ascii="Wingdings" w:hAnsi="Wingdings" w:hint="default"/>
+      </w:rPr>
+    </w:lvl>
+    <w:lvl w:ilvl="6" w:tplc="04090001" w:tentative="1">
+      <w:start w:val="1"/>
+      <w:numFmt w:val="bullet"/>
+      <w:lvlText w:val=""/>
+      <w:lvlJc w:val="left"/>
+      <w:pPr>
+        <w:ind w:left="5890" w:hanging="360"/>
+      </w:pPr>
+      <w:rPr>
+        <w:rFonts w:ascii="Symbol" w:hAnsi="Symbol" w:hint="default"/>
+      </w:rPr>
+    </w:lvl>
+    <w:lvl w:ilvl="7" w:tplc="04090003" w:tentative="1">
+      <w:start w:val="1"/>
+      <w:numFmt w:val="bullet"/>
+      <w:lvlText w:val="o"/>
+      <w:lvlJc w:val="left"/>
+      <w:pPr>
+        <w:ind w:left="6610" w:hanging="360"/>
+      </w:pPr>
+      <w:rPr>
+        <w:rFonts w:ascii="Courier New" w:hAnsi="Courier New" w:cs="Courier New" w:hint="default"/>
+      </w:rPr>
+    </w:lvl>
+    <w:lvl w:ilvl="8" w:tplc="04090005" w:tentative="1">
+      <w:start w:val="1"/>
+      <w:numFmt w:val="bullet"/>
+      <w:lvlText w:val=""/>
+      <w:lvlJc w:val="left"/>
+      <w:pPr>
+        <w:ind w:left="7330" w:hanging="360"/>
+      </w:pPr>
+      <w:rPr>
+        <w:rFonts w:ascii="Wingdings" w:hAnsi="Wingdings" w:hint="default"/>
+      </w:rPr>
+    </w:lvl>
+  </w:abstractNum>
+  <w:abstractNum w:abstractNumId="22" w15:restartNumberingAfterBreak="0">
     <w:nsid w:val="297658D9"/>
     <w:multiLevelType w:val="multilevel"/>
     <w:tmpl w:val="8E967828"/>
@@ -2755,7 +4223,7 @@
       </w:rPr>
     </w:lvl>
   </w:abstractNum>
-  <w:abstractNum w:abstractNumId="19" w15:restartNumberingAfterBreak="0">
+  <w:abstractNum w:abstractNumId="23" w15:restartNumberingAfterBreak="0">
     <w:nsid w:val="2BDE2C89"/>
     <w:multiLevelType w:val="multilevel"/>
     <w:tmpl w:val="7572FEA2"/>
@@ -2868,7 +4336,7 @@
       </w:rPr>
     </w:lvl>
   </w:abstractNum>
-  <w:abstractNum w:abstractNumId="20" w15:restartNumberingAfterBreak="0">
+  <w:abstractNum w:abstractNumId="24" w15:restartNumberingAfterBreak="0">
     <w:nsid w:val="2DAE3ABB"/>
     <w:multiLevelType w:val="multilevel"/>
     <w:tmpl w:val="C130FF02"/>
@@ -2981,7 +4449,7 @@
       </w:rPr>
     </w:lvl>
   </w:abstractNum>
-  <w:abstractNum w:abstractNumId="21" w15:restartNumberingAfterBreak="0">
+  <w:abstractNum w:abstractNumId="25" w15:restartNumberingAfterBreak="0">
     <w:nsid w:val="307368ED"/>
     <w:multiLevelType w:val="multilevel"/>
     <w:tmpl w:val="2E3C0F9C"/>
@@ -3095,7 +4563,7 @@
       </w:rPr>
     </w:lvl>
   </w:abstractNum>
-  <w:abstractNum w:abstractNumId="22" w15:restartNumberingAfterBreak="0">
+  <w:abstractNum w:abstractNumId="26" w15:restartNumberingAfterBreak="0">
     <w:nsid w:val="325402E8"/>
     <w:multiLevelType w:val="multilevel"/>
     <w:tmpl w:val="4C002232"/>
@@ -3207,7 +4675,120 @@
       </w:rPr>
     </w:lvl>
   </w:abstractNum>
-  <w:abstractNum w:abstractNumId="23" w15:restartNumberingAfterBreak="0">
+  <w:abstractNum w:abstractNumId="27" w15:restartNumberingAfterBreak="0">
+    <w:nsid w:val="333C53ED"/>
+    <w:multiLevelType w:val="hybridMultilevel"/>
+    <w:tmpl w:val="FF3E74C0"/>
+    <w:lvl w:ilvl="0" w:tplc="04090001">
+      <w:start w:val="1"/>
+      <w:numFmt w:val="bullet"/>
+      <w:lvlText w:val=""/>
+      <w:lvlJc w:val="left"/>
+      <w:pPr>
+        <w:ind w:left="1570" w:hanging="360"/>
+      </w:pPr>
+      <w:rPr>
+        <w:rFonts w:ascii="Symbol" w:hAnsi="Symbol" w:hint="default"/>
+      </w:rPr>
+    </w:lvl>
+    <w:lvl w:ilvl="1" w:tplc="04090003">
+      <w:start w:val="1"/>
+      <w:numFmt w:val="bullet"/>
+      <w:lvlText w:val="o"/>
+      <w:lvlJc w:val="left"/>
+      <w:pPr>
+        <w:ind w:left="2290" w:hanging="360"/>
+      </w:pPr>
+      <w:rPr>
+        <w:rFonts w:ascii="Courier New" w:hAnsi="Courier New" w:cs="Courier New" w:hint="default"/>
+      </w:rPr>
+    </w:lvl>
+    <w:lvl w:ilvl="2" w:tplc="04090005" w:tentative="1">
+      <w:start w:val="1"/>
+      <w:numFmt w:val="bullet"/>
+      <w:lvlText w:val=""/>
+      <w:lvlJc w:val="left"/>
+      <w:pPr>
+        <w:ind w:left="3010" w:hanging="360"/>
+      </w:pPr>
+      <w:rPr>
+        <w:rFonts w:ascii="Wingdings" w:hAnsi="Wingdings" w:hint="default"/>
+      </w:rPr>
+    </w:lvl>
+    <w:lvl w:ilvl="3" w:tplc="04090001" w:tentative="1">
+      <w:start w:val="1"/>
+      <w:numFmt w:val="bullet"/>
+      <w:lvlText w:val=""/>
+      <w:lvlJc w:val="left"/>
+      <w:pPr>
+        <w:ind w:left="3730" w:hanging="360"/>
+      </w:pPr>
+      <w:rPr>
+        <w:rFonts w:ascii="Symbol" w:hAnsi="Symbol" w:hint="default"/>
+      </w:rPr>
+    </w:lvl>
+    <w:lvl w:ilvl="4" w:tplc="04090003" w:tentative="1">
+      <w:start w:val="1"/>
+      <w:numFmt w:val="bullet"/>
+      <w:lvlText w:val="o"/>
+      <w:lvlJc w:val="left"/>
+      <w:pPr>
+        <w:ind w:left="4450" w:hanging="360"/>
+      </w:pPr>
+      <w:rPr>
+        <w:rFonts w:ascii="Courier New" w:hAnsi="Courier New" w:cs="Courier New" w:hint="default"/>
+      </w:rPr>
+    </w:lvl>
+    <w:lvl w:ilvl="5" w:tplc="04090005" w:tentative="1">
+      <w:start w:val="1"/>
+      <w:numFmt w:val="bullet"/>
+      <w:lvlText w:val=""/>
+      <w:lvlJc w:val="left"/>
+      <w:pPr>
+        <w:ind w:left="5170" w:hanging="360"/>
+      </w:pPr>
+      <w:rPr>
+        <w:rFonts w:ascii="Wingdings" w:hAnsi="Wingdings" w:hint="default"/>
+      </w:rPr>
+    </w:lvl>
+    <w:lvl w:ilvl="6" w:tplc="04090001" w:tentative="1">
+      <w:start w:val="1"/>
+      <w:numFmt w:val="bullet"/>
+      <w:lvlText w:val=""/>
+      <w:lvlJc w:val="left"/>
+      <w:pPr>
+        <w:ind w:left="5890" w:hanging="360"/>
+      </w:pPr>
+      <w:rPr>
+        <w:rFonts w:ascii="Symbol" w:hAnsi="Symbol" w:hint="default"/>
+      </w:rPr>
+    </w:lvl>
+    <w:lvl w:ilvl="7" w:tplc="04090003" w:tentative="1">
+      <w:start w:val="1"/>
+      <w:numFmt w:val="bullet"/>
+      <w:lvlText w:val="o"/>
+      <w:lvlJc w:val="left"/>
+      <w:pPr>
+        <w:ind w:left="6610" w:hanging="360"/>
+      </w:pPr>
+      <w:rPr>
+        <w:rFonts w:ascii="Courier New" w:hAnsi="Courier New" w:cs="Courier New" w:hint="default"/>
+      </w:rPr>
+    </w:lvl>
+    <w:lvl w:ilvl="8" w:tplc="04090005" w:tentative="1">
+      <w:start w:val="1"/>
+      <w:numFmt w:val="bullet"/>
+      <w:lvlText w:val=""/>
+      <w:lvlJc w:val="left"/>
+      <w:pPr>
+        <w:ind w:left="7330" w:hanging="360"/>
+      </w:pPr>
+      <w:rPr>
+        <w:rFonts w:ascii="Wingdings" w:hAnsi="Wingdings" w:hint="default"/>
+      </w:rPr>
+    </w:lvl>
+  </w:abstractNum>
+  <w:abstractNum w:abstractNumId="28" w15:restartNumberingAfterBreak="0">
     <w:nsid w:val="33614C54"/>
     <w:multiLevelType w:val="multilevel"/>
     <w:tmpl w:val="CC52250C"/>
@@ -3319,7 +4900,7 @@
       </w:rPr>
     </w:lvl>
   </w:abstractNum>
-  <w:abstractNum w:abstractNumId="24" w15:restartNumberingAfterBreak="0">
+  <w:abstractNum w:abstractNumId="29" w15:restartNumberingAfterBreak="0">
     <w:nsid w:val="337553AD"/>
     <w:multiLevelType w:val="multilevel"/>
     <w:tmpl w:val="B73AC7B6"/>
@@ -3431,7 +5012,7 @@
       </w:rPr>
     </w:lvl>
   </w:abstractNum>
-  <w:abstractNum w:abstractNumId="25" w15:restartNumberingAfterBreak="0">
+  <w:abstractNum w:abstractNumId="30" w15:restartNumberingAfterBreak="0">
     <w:nsid w:val="364F2049"/>
     <w:multiLevelType w:val="multilevel"/>
     <w:tmpl w:val="957E8FEA"/>
@@ -3544,7 +5125,7 @@
       </w:rPr>
     </w:lvl>
   </w:abstractNum>
-  <w:abstractNum w:abstractNumId="26" w15:restartNumberingAfterBreak="0">
+  <w:abstractNum w:abstractNumId="31" w15:restartNumberingAfterBreak="0">
     <w:nsid w:val="37212361"/>
     <w:multiLevelType w:val="multilevel"/>
     <w:tmpl w:val="FD26203C"/>
@@ -3657,7 +5238,7 @@
       </w:rPr>
     </w:lvl>
   </w:abstractNum>
-  <w:abstractNum w:abstractNumId="27" w15:restartNumberingAfterBreak="0">
+  <w:abstractNum w:abstractNumId="32" w15:restartNumberingAfterBreak="0">
     <w:nsid w:val="380020F2"/>
     <w:multiLevelType w:val="multilevel"/>
     <w:tmpl w:val="288E1D78"/>
@@ -3770,7 +5351,7 @@
       </w:rPr>
     </w:lvl>
   </w:abstractNum>
-  <w:abstractNum w:abstractNumId="28" w15:restartNumberingAfterBreak="0">
+  <w:abstractNum w:abstractNumId="33" w15:restartNumberingAfterBreak="0">
     <w:nsid w:val="39257688"/>
     <w:multiLevelType w:val="multilevel"/>
     <w:tmpl w:val="089C9CBA"/>
@@ -3883,7 +5464,7 @@
       </w:rPr>
     </w:lvl>
   </w:abstractNum>
-  <w:abstractNum w:abstractNumId="29" w15:restartNumberingAfterBreak="0">
+  <w:abstractNum w:abstractNumId="34" w15:restartNumberingAfterBreak="0">
     <w:nsid w:val="39786378"/>
     <w:multiLevelType w:val="multilevel"/>
     <w:tmpl w:val="7EA8784E"/>
@@ -3995,7 +5576,7 @@
       </w:rPr>
     </w:lvl>
   </w:abstractNum>
-  <w:abstractNum w:abstractNumId="30" w15:restartNumberingAfterBreak="0">
+  <w:abstractNum w:abstractNumId="35" w15:restartNumberingAfterBreak="0">
     <w:nsid w:val="39EB309D"/>
     <w:multiLevelType w:val="multilevel"/>
     <w:tmpl w:val="7400991E"/>
@@ -4108,7 +5689,7 @@
       </w:rPr>
     </w:lvl>
   </w:abstractNum>
-  <w:abstractNum w:abstractNumId="31" w15:restartNumberingAfterBreak="0">
+  <w:abstractNum w:abstractNumId="36" w15:restartNumberingAfterBreak="0">
     <w:nsid w:val="3BC063C2"/>
     <w:multiLevelType w:val="multilevel"/>
     <w:tmpl w:val="A92C9056"/>
@@ -4221,7 +5802,7 @@
       </w:rPr>
     </w:lvl>
   </w:abstractNum>
-  <w:abstractNum w:abstractNumId="32" w15:restartNumberingAfterBreak="0">
+  <w:abstractNum w:abstractNumId="37" w15:restartNumberingAfterBreak="0">
     <w:nsid w:val="3BDE62C1"/>
     <w:multiLevelType w:val="multilevel"/>
     <w:tmpl w:val="B1163786"/>
@@ -4333,7 +5914,7 @@
       </w:rPr>
     </w:lvl>
   </w:abstractNum>
-  <w:abstractNum w:abstractNumId="33" w15:restartNumberingAfterBreak="0">
+  <w:abstractNum w:abstractNumId="38" w15:restartNumberingAfterBreak="0">
     <w:nsid w:val="3BF73FFD"/>
     <w:multiLevelType w:val="multilevel"/>
     <w:tmpl w:val="336E8832"/>
@@ -4445,7 +6026,7 @@
       </w:rPr>
     </w:lvl>
   </w:abstractNum>
-  <w:abstractNum w:abstractNumId="34" w15:restartNumberingAfterBreak="0">
+  <w:abstractNum w:abstractNumId="39" w15:restartNumberingAfterBreak="0">
     <w:nsid w:val="3D2D3AEA"/>
     <w:multiLevelType w:val="multilevel"/>
     <w:tmpl w:val="D56AE54C"/>
@@ -4558,7 +6139,7 @@
       </w:rPr>
     </w:lvl>
   </w:abstractNum>
-  <w:abstractNum w:abstractNumId="35" w15:restartNumberingAfterBreak="0">
+  <w:abstractNum w:abstractNumId="40" w15:restartNumberingAfterBreak="0">
     <w:nsid w:val="3E2C6DF4"/>
     <w:multiLevelType w:val="multilevel"/>
     <w:tmpl w:val="FDEAC462"/>
@@ -4671,7 +6252,7 @@
       </w:rPr>
     </w:lvl>
   </w:abstractNum>
-  <w:abstractNum w:abstractNumId="36" w15:restartNumberingAfterBreak="0">
+  <w:abstractNum w:abstractNumId="41" w15:restartNumberingAfterBreak="0">
     <w:nsid w:val="3EC830F5"/>
     <w:multiLevelType w:val="multilevel"/>
     <w:tmpl w:val="CE38B90E"/>
@@ -4784,7 +6365,7 @@
       </w:rPr>
     </w:lvl>
   </w:abstractNum>
-  <w:abstractNum w:abstractNumId="37" w15:restartNumberingAfterBreak="0">
+  <w:abstractNum w:abstractNumId="42" w15:restartNumberingAfterBreak="0">
     <w:nsid w:val="3F8507D8"/>
     <w:multiLevelType w:val="multilevel"/>
     <w:tmpl w:val="303E09EE"/>
@@ -4897,7 +6478,7 @@
       </w:rPr>
     </w:lvl>
   </w:abstractNum>
-  <w:abstractNum w:abstractNumId="38" w15:restartNumberingAfterBreak="0">
+  <w:abstractNum w:abstractNumId="43" w15:restartNumberingAfterBreak="0">
     <w:nsid w:val="4050109B"/>
     <w:multiLevelType w:val="multilevel"/>
     <w:tmpl w:val="8E7A43EE"/>
@@ -5009,7 +6590,7 @@
       </w:rPr>
     </w:lvl>
   </w:abstractNum>
-  <w:abstractNum w:abstractNumId="39" w15:restartNumberingAfterBreak="0">
+  <w:abstractNum w:abstractNumId="44" w15:restartNumberingAfterBreak="0">
     <w:nsid w:val="40D60DFB"/>
     <w:multiLevelType w:val="multilevel"/>
     <w:tmpl w:val="30A45A22"/>
@@ -5121,7 +6702,7 @@
       </w:rPr>
     </w:lvl>
   </w:abstractNum>
-  <w:abstractNum w:abstractNumId="40" w15:restartNumberingAfterBreak="0">
+  <w:abstractNum w:abstractNumId="45" w15:restartNumberingAfterBreak="0">
     <w:nsid w:val="42E52075"/>
     <w:multiLevelType w:val="multilevel"/>
     <w:tmpl w:val="D27A514C"/>
@@ -5233,7 +6814,7 @@
       </w:rPr>
     </w:lvl>
   </w:abstractNum>
-  <w:abstractNum w:abstractNumId="41" w15:restartNumberingAfterBreak="0">
+  <w:abstractNum w:abstractNumId="46" w15:restartNumberingAfterBreak="0">
     <w:nsid w:val="42FA4058"/>
     <w:multiLevelType w:val="multilevel"/>
     <w:tmpl w:val="7CCC3494"/>
@@ -5319,7 +6900,7 @@
       </w:pPr>
     </w:lvl>
   </w:abstractNum>
-  <w:abstractNum w:abstractNumId="42" w15:restartNumberingAfterBreak="0">
+  <w:abstractNum w:abstractNumId="47" w15:restartNumberingAfterBreak="0">
     <w:nsid w:val="433636DF"/>
     <w:multiLevelType w:val="multilevel"/>
     <w:tmpl w:val="947A9DF0"/>
@@ -5432,7 +7013,7 @@
       </w:rPr>
     </w:lvl>
   </w:abstractNum>
-  <w:abstractNum w:abstractNumId="43" w15:restartNumberingAfterBreak="0">
+  <w:abstractNum w:abstractNumId="48" w15:restartNumberingAfterBreak="0">
     <w:nsid w:val="43CC3E68"/>
     <w:multiLevelType w:val="multilevel"/>
     <w:tmpl w:val="99A00CC8"/>
@@ -5545,7 +7126,7 @@
       </w:rPr>
     </w:lvl>
   </w:abstractNum>
-  <w:abstractNum w:abstractNumId="44" w15:restartNumberingAfterBreak="0">
+  <w:abstractNum w:abstractNumId="49" w15:restartNumberingAfterBreak="0">
     <w:nsid w:val="46B71D82"/>
     <w:multiLevelType w:val="multilevel"/>
     <w:tmpl w:val="95ECF314"/>
@@ -5658,7 +7239,7 @@
       </w:rPr>
     </w:lvl>
   </w:abstractNum>
-  <w:abstractNum w:abstractNumId="45" w15:restartNumberingAfterBreak="0">
+  <w:abstractNum w:abstractNumId="50" w15:restartNumberingAfterBreak="0">
     <w:nsid w:val="47802C5C"/>
     <w:multiLevelType w:val="multilevel"/>
     <w:tmpl w:val="0340E88E"/>
@@ -5770,7 +7351,7 @@
       </w:rPr>
     </w:lvl>
   </w:abstractNum>
-  <w:abstractNum w:abstractNumId="46" w15:restartNumberingAfterBreak="0">
+  <w:abstractNum w:abstractNumId="51" w15:restartNumberingAfterBreak="0">
     <w:nsid w:val="4ACE08D1"/>
     <w:multiLevelType w:val="multilevel"/>
     <w:tmpl w:val="EE56E996"/>
@@ -5883,7 +7464,7 @@
       </w:rPr>
     </w:lvl>
   </w:abstractNum>
-  <w:abstractNum w:abstractNumId="47" w15:restartNumberingAfterBreak="0">
+  <w:abstractNum w:abstractNumId="52" w15:restartNumberingAfterBreak="0">
     <w:nsid w:val="4B523B2D"/>
     <w:multiLevelType w:val="multilevel"/>
     <w:tmpl w:val="E58AA3F4"/>
@@ -5995,7 +7576,7 @@
       </w:rPr>
     </w:lvl>
   </w:abstractNum>
-  <w:abstractNum w:abstractNumId="48" w15:restartNumberingAfterBreak="0">
+  <w:abstractNum w:abstractNumId="53" w15:restartNumberingAfterBreak="0">
     <w:nsid w:val="4EA43394"/>
     <w:multiLevelType w:val="multilevel"/>
     <w:tmpl w:val="DE644C20"/>
@@ -6108,7 +7689,7 @@
       </w:rPr>
     </w:lvl>
   </w:abstractNum>
-  <w:abstractNum w:abstractNumId="49" w15:restartNumberingAfterBreak="0">
+  <w:abstractNum w:abstractNumId="54" w15:restartNumberingAfterBreak="0">
     <w:nsid w:val="520F538F"/>
     <w:multiLevelType w:val="multilevel"/>
     <w:tmpl w:val="B7ACB6E0"/>
@@ -6221,7 +7802,7 @@
       </w:rPr>
     </w:lvl>
   </w:abstractNum>
-  <w:abstractNum w:abstractNumId="50" w15:restartNumberingAfterBreak="0">
+  <w:abstractNum w:abstractNumId="55" w15:restartNumberingAfterBreak="0">
     <w:nsid w:val="52B7793C"/>
     <w:multiLevelType w:val="multilevel"/>
     <w:tmpl w:val="AC641EEE"/>
@@ -6333,7 +7914,7 @@
       </w:rPr>
     </w:lvl>
   </w:abstractNum>
-  <w:abstractNum w:abstractNumId="51" w15:restartNumberingAfterBreak="0">
+  <w:abstractNum w:abstractNumId="56" w15:restartNumberingAfterBreak="0">
     <w:nsid w:val="53B04282"/>
     <w:multiLevelType w:val="multilevel"/>
     <w:tmpl w:val="5EFECFE4"/>
@@ -6445,7 +8026,7 @@
       </w:rPr>
     </w:lvl>
   </w:abstractNum>
-  <w:abstractNum w:abstractNumId="52" w15:restartNumberingAfterBreak="0">
+  <w:abstractNum w:abstractNumId="57" w15:restartNumberingAfterBreak="0">
     <w:nsid w:val="54C25E3A"/>
     <w:multiLevelType w:val="multilevel"/>
     <w:tmpl w:val="2A24280E"/>
@@ -6558,7 +8139,7 @@
       </w:rPr>
     </w:lvl>
   </w:abstractNum>
-  <w:abstractNum w:abstractNumId="53" w15:restartNumberingAfterBreak="0">
+  <w:abstractNum w:abstractNumId="58" w15:restartNumberingAfterBreak="0">
     <w:nsid w:val="5BF62839"/>
     <w:multiLevelType w:val="multilevel"/>
     <w:tmpl w:val="9B38249A"/>
@@ -6671,7 +8252,7 @@
       </w:rPr>
     </w:lvl>
   </w:abstractNum>
-  <w:abstractNum w:abstractNumId="54" w15:restartNumberingAfterBreak="0">
+  <w:abstractNum w:abstractNumId="59" w15:restartNumberingAfterBreak="0">
     <w:nsid w:val="5DED1051"/>
     <w:multiLevelType w:val="multilevel"/>
     <w:tmpl w:val="4446B97E"/>
@@ -6784,7 +8365,7 @@
       </w:rPr>
     </w:lvl>
   </w:abstractNum>
-  <w:abstractNum w:abstractNumId="55" w15:restartNumberingAfterBreak="0">
+  <w:abstractNum w:abstractNumId="60" w15:restartNumberingAfterBreak="0">
     <w:nsid w:val="60197955"/>
     <w:multiLevelType w:val="multilevel"/>
     <w:tmpl w:val="17347BD2"/>
@@ -6897,7 +8478,7 @@
       </w:rPr>
     </w:lvl>
   </w:abstractNum>
-  <w:abstractNum w:abstractNumId="56" w15:restartNumberingAfterBreak="0">
+  <w:abstractNum w:abstractNumId="61" w15:restartNumberingAfterBreak="0">
     <w:nsid w:val="601C6F32"/>
     <w:multiLevelType w:val="multilevel"/>
     <w:tmpl w:val="44003584"/>
@@ -7009,7 +8590,7 @@
       </w:rPr>
     </w:lvl>
   </w:abstractNum>
-  <w:abstractNum w:abstractNumId="57" w15:restartNumberingAfterBreak="0">
+  <w:abstractNum w:abstractNumId="62" w15:restartNumberingAfterBreak="0">
     <w:nsid w:val="60737372"/>
     <w:multiLevelType w:val="multilevel"/>
     <w:tmpl w:val="45427214"/>
@@ -7122,7 +8703,7 @@
       </w:rPr>
     </w:lvl>
   </w:abstractNum>
-  <w:abstractNum w:abstractNumId="58" w15:restartNumberingAfterBreak="0">
+  <w:abstractNum w:abstractNumId="63" w15:restartNumberingAfterBreak="0">
     <w:nsid w:val="62B918CA"/>
     <w:multiLevelType w:val="multilevel"/>
     <w:tmpl w:val="88F6BE24"/>
@@ -7235,7 +8816,7 @@
       </w:rPr>
     </w:lvl>
   </w:abstractNum>
-  <w:abstractNum w:abstractNumId="59" w15:restartNumberingAfterBreak="0">
+  <w:abstractNum w:abstractNumId="64" w15:restartNumberingAfterBreak="0">
     <w:nsid w:val="64D208F1"/>
     <w:multiLevelType w:val="multilevel"/>
     <w:tmpl w:val="7F80E710"/>
@@ -7348,7 +8929,7 @@
       </w:rPr>
     </w:lvl>
   </w:abstractNum>
-  <w:abstractNum w:abstractNumId="60" w15:restartNumberingAfterBreak="0">
+  <w:abstractNum w:abstractNumId="65" w15:restartNumberingAfterBreak="0">
     <w:nsid w:val="661F7FB8"/>
     <w:multiLevelType w:val="multilevel"/>
     <w:tmpl w:val="1E864744"/>
@@ -7461,7 +9042,7 @@
       </w:rPr>
     </w:lvl>
   </w:abstractNum>
-  <w:abstractNum w:abstractNumId="61" w15:restartNumberingAfterBreak="0">
+  <w:abstractNum w:abstractNumId="66" w15:restartNumberingAfterBreak="0">
     <w:nsid w:val="674B7A0F"/>
     <w:multiLevelType w:val="multilevel"/>
     <w:tmpl w:val="DE54C01C"/>
@@ -7574,7 +9155,7 @@
       </w:rPr>
     </w:lvl>
   </w:abstractNum>
-  <w:abstractNum w:abstractNumId="62" w15:restartNumberingAfterBreak="0">
+  <w:abstractNum w:abstractNumId="67" w15:restartNumberingAfterBreak="0">
     <w:nsid w:val="677F4798"/>
     <w:multiLevelType w:val="multilevel"/>
     <w:tmpl w:val="B866B8E8"/>
@@ -7687,7 +9268,7 @@
       </w:rPr>
     </w:lvl>
   </w:abstractNum>
-  <w:abstractNum w:abstractNumId="63" w15:restartNumberingAfterBreak="0">
+  <w:abstractNum w:abstractNumId="68" w15:restartNumberingAfterBreak="0">
     <w:nsid w:val="68B53490"/>
     <w:multiLevelType w:val="multilevel"/>
     <w:tmpl w:val="4C4C989E"/>
@@ -7800,7 +9381,234 @@
       </w:rPr>
     </w:lvl>
   </w:abstractNum>
-  <w:abstractNum w:abstractNumId="64" w15:restartNumberingAfterBreak="0">
+  <w:abstractNum w:abstractNumId="69" w15:restartNumberingAfterBreak="0">
+    <w:nsid w:val="6A4C3374"/>
+    <w:multiLevelType w:val="hybridMultilevel"/>
+    <w:tmpl w:val="4E7ECE6A"/>
+    <w:lvl w:ilvl="0" w:tplc="04090001">
+      <w:start w:val="1"/>
+      <w:numFmt w:val="bullet"/>
+      <w:lvlText w:val=""/>
+      <w:lvlJc w:val="left"/>
+      <w:pPr>
+        <w:ind w:left="2160" w:hanging="360"/>
+      </w:pPr>
+      <w:rPr>
+        <w:rFonts w:ascii="Symbol" w:hAnsi="Symbol" w:hint="default"/>
+      </w:rPr>
+    </w:lvl>
+    <w:lvl w:ilvl="1" w:tplc="04090003" w:tentative="1">
+      <w:start w:val="1"/>
+      <w:numFmt w:val="bullet"/>
+      <w:lvlText w:val="o"/>
+      <w:lvlJc w:val="left"/>
+      <w:pPr>
+        <w:ind w:left="2880" w:hanging="360"/>
+      </w:pPr>
+      <w:rPr>
+        <w:rFonts w:ascii="Courier New" w:hAnsi="Courier New" w:cs="Courier New" w:hint="default"/>
+      </w:rPr>
+    </w:lvl>
+    <w:lvl w:ilvl="2" w:tplc="04090005" w:tentative="1">
+      <w:start w:val="1"/>
+      <w:numFmt w:val="bullet"/>
+      <w:lvlText w:val=""/>
+      <w:lvlJc w:val="left"/>
+      <w:pPr>
+        <w:ind w:left="3600" w:hanging="360"/>
+      </w:pPr>
+      <w:rPr>
+        <w:rFonts w:ascii="Wingdings" w:hAnsi="Wingdings" w:hint="default"/>
+      </w:rPr>
+    </w:lvl>
+    <w:lvl w:ilvl="3" w:tplc="04090001" w:tentative="1">
+      <w:start w:val="1"/>
+      <w:numFmt w:val="bullet"/>
+      <w:lvlText w:val=""/>
+      <w:lvlJc w:val="left"/>
+      <w:pPr>
+        <w:ind w:left="4320" w:hanging="360"/>
+      </w:pPr>
+      <w:rPr>
+        <w:rFonts w:ascii="Symbol" w:hAnsi="Symbol" w:hint="default"/>
+      </w:rPr>
+    </w:lvl>
+    <w:lvl w:ilvl="4" w:tplc="04090003" w:tentative="1">
+      <w:start w:val="1"/>
+      <w:numFmt w:val="bullet"/>
+      <w:lvlText w:val="o"/>
+      <w:lvlJc w:val="left"/>
+      <w:pPr>
+        <w:ind w:left="5040" w:hanging="360"/>
+      </w:pPr>
+      <w:rPr>
+        <w:rFonts w:ascii="Courier New" w:hAnsi="Courier New" w:cs="Courier New" w:hint="default"/>
+      </w:rPr>
+    </w:lvl>
+    <w:lvl w:ilvl="5" w:tplc="04090005" w:tentative="1">
+      <w:start w:val="1"/>
+      <w:numFmt w:val="bullet"/>
+      <w:lvlText w:val=""/>
+      <w:lvlJc w:val="left"/>
+      <w:pPr>
+        <w:ind w:left="5760" w:hanging="360"/>
+      </w:pPr>
+      <w:rPr>
+        <w:rFonts w:ascii="Wingdings" w:hAnsi="Wingdings" w:hint="default"/>
+      </w:rPr>
+    </w:lvl>
+    <w:lvl w:ilvl="6" w:tplc="04090001" w:tentative="1">
+      <w:start w:val="1"/>
+      <w:numFmt w:val="bullet"/>
+      <w:lvlText w:val=""/>
+      <w:lvlJc w:val="left"/>
+      <w:pPr>
+        <w:ind w:left="6480" w:hanging="360"/>
+      </w:pPr>
+      <w:rPr>
+        <w:rFonts w:ascii="Symbol" w:hAnsi="Symbol" w:hint="default"/>
+      </w:rPr>
+    </w:lvl>
+    <w:lvl w:ilvl="7" w:tplc="04090003" w:tentative="1">
+      <w:start w:val="1"/>
+      <w:numFmt w:val="bullet"/>
+      <w:lvlText w:val="o"/>
+      <w:lvlJc w:val="left"/>
+      <w:pPr>
+        <w:ind w:left="7200" w:hanging="360"/>
+      </w:pPr>
+      <w:rPr>
+        <w:rFonts w:ascii="Courier New" w:hAnsi="Courier New" w:cs="Courier New" w:hint="default"/>
+      </w:rPr>
+    </w:lvl>
+    <w:lvl w:ilvl="8" w:tplc="04090005" w:tentative="1">
+      <w:start w:val="1"/>
+      <w:numFmt w:val="bullet"/>
+      <w:lvlText w:val=""/>
+      <w:lvlJc w:val="left"/>
+      <w:pPr>
+        <w:ind w:left="7920" w:hanging="360"/>
+      </w:pPr>
+      <w:rPr>
+        <w:rFonts w:ascii="Wingdings" w:hAnsi="Wingdings" w:hint="default"/>
+      </w:rPr>
+    </w:lvl>
+  </w:abstractNum>
+  <w:abstractNum w:abstractNumId="70" w15:restartNumberingAfterBreak="0">
+    <w:nsid w:val="6D1171A7"/>
+    <w:multiLevelType w:val="hybridMultilevel"/>
+    <w:tmpl w:val="D7B251B4"/>
+    <w:lvl w:ilvl="0" w:tplc="A6244FA6">
+      <w:start w:val="3"/>
+      <w:numFmt w:val="bullet"/>
+      <w:lvlText w:val=""/>
+      <w:lvlJc w:val="left"/>
+      <w:pPr>
+        <w:ind w:left="3240" w:hanging="360"/>
+      </w:pPr>
+      <w:rPr>
+        <w:rFonts w:ascii="Symbol" w:eastAsiaTheme="minorHAnsi" w:hAnsi="Symbol" w:hint="default"/>
+        <w:color w:val="auto"/>
+      </w:rPr>
+    </w:lvl>
+    <w:lvl w:ilvl="1" w:tplc="04090003">
+      <w:start w:val="1"/>
+      <w:numFmt w:val="bullet"/>
+      <w:lvlText w:val="o"/>
+      <w:lvlJc w:val="left"/>
+      <w:pPr>
+        <w:ind w:left="3960" w:hanging="360"/>
+      </w:pPr>
+      <w:rPr>
+        <w:rFonts w:ascii="Courier New" w:hAnsi="Courier New" w:cs="Courier New" w:hint="default"/>
+      </w:rPr>
+    </w:lvl>
+    <w:lvl w:ilvl="2" w:tplc="04090005" w:tentative="1">
+      <w:start w:val="1"/>
+      <w:numFmt w:val="bullet"/>
+      <w:lvlText w:val=""/>
+      <w:lvlJc w:val="left"/>
+      <w:pPr>
+        <w:ind w:left="4680" w:hanging="360"/>
+      </w:pPr>
+      <w:rPr>
+        <w:rFonts w:ascii="Wingdings" w:hAnsi="Wingdings" w:hint="default"/>
+      </w:rPr>
+    </w:lvl>
+    <w:lvl w:ilvl="3" w:tplc="04090001" w:tentative="1">
+      <w:start w:val="1"/>
+      <w:numFmt w:val="bullet"/>
+      <w:lvlText w:val=""/>
+      <w:lvlJc w:val="left"/>
+      <w:pPr>
+        <w:ind w:left="5400" w:hanging="360"/>
+      </w:pPr>
+      <w:rPr>
+        <w:rFonts w:ascii="Symbol" w:hAnsi="Symbol" w:hint="default"/>
+      </w:rPr>
+    </w:lvl>
+    <w:lvl w:ilvl="4" w:tplc="04090003" w:tentative="1">
+      <w:start w:val="1"/>
+      <w:numFmt w:val="bullet"/>
+      <w:lvlText w:val="o"/>
+      <w:lvlJc w:val="left"/>
+      <w:pPr>
+        <w:ind w:left="6120" w:hanging="360"/>
+      </w:pPr>
+      <w:rPr>
+        <w:rFonts w:ascii="Courier New" w:hAnsi="Courier New" w:cs="Courier New" w:hint="default"/>
+      </w:rPr>
+    </w:lvl>
+    <w:lvl w:ilvl="5" w:tplc="04090005" w:tentative="1">
+      <w:start w:val="1"/>
+      <w:numFmt w:val="bullet"/>
+      <w:lvlText w:val=""/>
+      <w:lvlJc w:val="left"/>
+      <w:pPr>
+        <w:ind w:left="6840" w:hanging="360"/>
+      </w:pPr>
+      <w:rPr>
+        <w:rFonts w:ascii="Wingdings" w:hAnsi="Wingdings" w:hint="default"/>
+      </w:rPr>
+    </w:lvl>
+    <w:lvl w:ilvl="6" w:tplc="04090001" w:tentative="1">
+      <w:start w:val="1"/>
+      <w:numFmt w:val="bullet"/>
+      <w:lvlText w:val=""/>
+      <w:lvlJc w:val="left"/>
+      <w:pPr>
+        <w:ind w:left="7560" w:hanging="360"/>
+      </w:pPr>
+      <w:rPr>
+        <w:rFonts w:ascii="Symbol" w:hAnsi="Symbol" w:hint="default"/>
+      </w:rPr>
+    </w:lvl>
+    <w:lvl w:ilvl="7" w:tplc="04090003" w:tentative="1">
+      <w:start w:val="1"/>
+      <w:numFmt w:val="bullet"/>
+      <w:lvlText w:val="o"/>
+      <w:lvlJc w:val="left"/>
+      <w:pPr>
+        <w:ind w:left="8280" w:hanging="360"/>
+      </w:pPr>
+      <w:rPr>
+        <w:rFonts w:ascii="Courier New" w:hAnsi="Courier New" w:cs="Courier New" w:hint="default"/>
+      </w:rPr>
+    </w:lvl>
+    <w:lvl w:ilvl="8" w:tplc="04090005" w:tentative="1">
+      <w:start w:val="1"/>
+      <w:numFmt w:val="bullet"/>
+      <w:lvlText w:val=""/>
+      <w:lvlJc w:val="left"/>
+      <w:pPr>
+        <w:ind w:left="9000" w:hanging="360"/>
+      </w:pPr>
+      <w:rPr>
+        <w:rFonts w:ascii="Wingdings" w:hAnsi="Wingdings" w:hint="default"/>
+      </w:rPr>
+    </w:lvl>
+  </w:abstractNum>
+  <w:abstractNum w:abstractNumId="71" w15:restartNumberingAfterBreak="0">
     <w:nsid w:val="6D412B1A"/>
     <w:multiLevelType w:val="multilevel"/>
     <w:tmpl w:val="8392072C"/>
@@ -7922,7 +9730,7 @@
       </w:rPr>
     </w:lvl>
   </w:abstractNum>
-  <w:abstractNum w:abstractNumId="65" w15:restartNumberingAfterBreak="0">
+  <w:abstractNum w:abstractNumId="72" w15:restartNumberingAfterBreak="0">
     <w:nsid w:val="6DE77525"/>
     <w:multiLevelType w:val="multilevel"/>
     <w:tmpl w:val="B5645124"/>
@@ -8035,7 +9843,7 @@
       </w:rPr>
     </w:lvl>
   </w:abstractNum>
-  <w:abstractNum w:abstractNumId="66" w15:restartNumberingAfterBreak="0">
+  <w:abstractNum w:abstractNumId="73" w15:restartNumberingAfterBreak="0">
     <w:nsid w:val="6FE14AB4"/>
     <w:multiLevelType w:val="multilevel"/>
     <w:tmpl w:val="1EB8DBEA"/>
@@ -8147,7 +9955,7 @@
       </w:rPr>
     </w:lvl>
   </w:abstractNum>
-  <w:abstractNum w:abstractNumId="67" w15:restartNumberingAfterBreak="0">
+  <w:abstractNum w:abstractNumId="74" w15:restartNumberingAfterBreak="0">
     <w:nsid w:val="73455C1A"/>
     <w:multiLevelType w:val="multilevel"/>
     <w:tmpl w:val="115A1F90"/>
@@ -8260,7 +10068,7 @@
       </w:rPr>
     </w:lvl>
   </w:abstractNum>
-  <w:abstractNum w:abstractNumId="68" w15:restartNumberingAfterBreak="0">
+  <w:abstractNum w:abstractNumId="75" w15:restartNumberingAfterBreak="0">
     <w:nsid w:val="73D16DE7"/>
     <w:multiLevelType w:val="multilevel"/>
     <w:tmpl w:val="17EE42C6"/>
@@ -8372,7 +10180,7 @@
       </w:rPr>
     </w:lvl>
   </w:abstractNum>
-  <w:abstractNum w:abstractNumId="69" w15:restartNumberingAfterBreak="0">
+  <w:abstractNum w:abstractNumId="76" w15:restartNumberingAfterBreak="0">
     <w:nsid w:val="764E6B0C"/>
     <w:multiLevelType w:val="multilevel"/>
     <w:tmpl w:val="F7DECB52"/>
@@ -8485,7 +10293,7 @@
       </w:rPr>
     </w:lvl>
   </w:abstractNum>
-  <w:abstractNum w:abstractNumId="70" w15:restartNumberingAfterBreak="0">
+  <w:abstractNum w:abstractNumId="77" w15:restartNumberingAfterBreak="0">
     <w:nsid w:val="78F36781"/>
     <w:multiLevelType w:val="multilevel"/>
     <w:tmpl w:val="23060B6A"/>
@@ -8597,7 +10405,7 @@
       </w:rPr>
     </w:lvl>
   </w:abstractNum>
-  <w:abstractNum w:abstractNumId="71" w15:restartNumberingAfterBreak="0">
+  <w:abstractNum w:abstractNumId="78" w15:restartNumberingAfterBreak="0">
     <w:nsid w:val="7A277B1C"/>
     <w:multiLevelType w:val="multilevel"/>
     <w:tmpl w:val="66928934"/>
@@ -8709,7 +10517,7 @@
       </w:rPr>
     </w:lvl>
   </w:abstractNum>
-  <w:abstractNum w:abstractNumId="72" w15:restartNumberingAfterBreak="0">
+  <w:abstractNum w:abstractNumId="79" w15:restartNumberingAfterBreak="0">
     <w:nsid w:val="7D4343CE"/>
     <w:multiLevelType w:val="multilevel"/>
     <w:tmpl w:val="071C0288"/>
@@ -8822,7 +10630,7 @@
       </w:rPr>
     </w:lvl>
   </w:abstractNum>
-  <w:abstractNum w:abstractNumId="73" w15:restartNumberingAfterBreak="0">
+  <w:abstractNum w:abstractNumId="80" w15:restartNumberingAfterBreak="0">
     <w:nsid w:val="7ECD5E61"/>
     <w:multiLevelType w:val="multilevel"/>
     <w:tmpl w:val="18FCFF84"/>
@@ -8936,193 +10744,193 @@
     </w:lvl>
   </w:abstractNum>
   <w:num w:numId="1" w16cid:durableId="298340772">
-    <w:abstractNumId w:val="63"/>
+    <w:abstractNumId w:val="68"/>
   </w:num>
   <w:num w:numId="2" w16cid:durableId="2073430296">
-    <w:abstractNumId w:val="52"/>
+    <w:abstractNumId w:val="57"/>
   </w:num>
   <w:num w:numId="3" w16cid:durableId="1909267645">
-    <w:abstractNumId w:val="25"/>
+    <w:abstractNumId w:val="30"/>
   </w:num>
   <w:num w:numId="4" w16cid:durableId="1871990703">
-    <w:abstractNumId w:val="55"/>
+    <w:abstractNumId w:val="60"/>
   </w:num>
   <w:num w:numId="5" w16cid:durableId="1060521507">
-    <w:abstractNumId w:val="73"/>
+    <w:abstractNumId w:val="80"/>
   </w:num>
   <w:num w:numId="6" w16cid:durableId="554435109">
-    <w:abstractNumId w:val="51"/>
+    <w:abstractNumId w:val="56"/>
   </w:num>
   <w:num w:numId="7" w16cid:durableId="953948508">
-    <w:abstractNumId w:val="57"/>
+    <w:abstractNumId w:val="62"/>
   </w:num>
   <w:num w:numId="8" w16cid:durableId="593055672">
     <w:abstractNumId w:val="7"/>
   </w:num>
   <w:num w:numId="9" w16cid:durableId="1186673926">
-    <w:abstractNumId w:val="64"/>
+    <w:abstractNumId w:val="71"/>
   </w:num>
   <w:num w:numId="10" w16cid:durableId="1175874157">
-    <w:abstractNumId w:val="19"/>
+    <w:abstractNumId w:val="23"/>
   </w:num>
   <w:num w:numId="11" w16cid:durableId="31466000">
-    <w:abstractNumId w:val="26"/>
+    <w:abstractNumId w:val="31"/>
   </w:num>
   <w:num w:numId="12" w16cid:durableId="769667308">
-    <w:abstractNumId w:val="17"/>
+    <w:abstractNumId w:val="20"/>
   </w:num>
   <w:num w:numId="13" w16cid:durableId="1923878680">
-    <w:abstractNumId w:val="39"/>
+    <w:abstractNumId w:val="44"/>
   </w:num>
   <w:num w:numId="14" w16cid:durableId="455492697">
-    <w:abstractNumId w:val="33"/>
+    <w:abstractNumId w:val="38"/>
   </w:num>
   <w:num w:numId="15" w16cid:durableId="1990748243">
-    <w:abstractNumId w:val="50"/>
+    <w:abstractNumId w:val="55"/>
   </w:num>
   <w:num w:numId="16" w16cid:durableId="1586573324">
-    <w:abstractNumId w:val="41"/>
+    <w:abstractNumId w:val="46"/>
   </w:num>
   <w:num w:numId="17" w16cid:durableId="1367682923">
-    <w:abstractNumId w:val="65"/>
+    <w:abstractNumId w:val="72"/>
   </w:num>
   <w:num w:numId="18" w16cid:durableId="1683162351">
     <w:abstractNumId w:val="5"/>
   </w:num>
   <w:num w:numId="19" w16cid:durableId="1082142243">
-    <w:abstractNumId w:val="37"/>
+    <w:abstractNumId w:val="42"/>
   </w:num>
   <w:num w:numId="20" w16cid:durableId="2044791993">
-    <w:abstractNumId w:val="67"/>
+    <w:abstractNumId w:val="74"/>
   </w:num>
   <w:num w:numId="21" w16cid:durableId="1150899563">
+    <w:abstractNumId w:val="41"/>
+  </w:num>
+  <w:num w:numId="22" w16cid:durableId="645354073">
+    <w:abstractNumId w:val="66"/>
+  </w:num>
+  <w:num w:numId="23" w16cid:durableId="1839422268">
+    <w:abstractNumId w:val="35"/>
+  </w:num>
+  <w:num w:numId="24" w16cid:durableId="1300187714">
+    <w:abstractNumId w:val="63"/>
+  </w:num>
+  <w:num w:numId="25" w16cid:durableId="240914646">
+    <w:abstractNumId w:val="15"/>
+  </w:num>
+  <w:num w:numId="26" w16cid:durableId="154415997">
+    <w:abstractNumId w:val="65"/>
+  </w:num>
+  <w:num w:numId="27" w16cid:durableId="2146391255">
+    <w:abstractNumId w:val="53"/>
+  </w:num>
+  <w:num w:numId="28" w16cid:durableId="479857118">
+    <w:abstractNumId w:val="32"/>
+  </w:num>
+  <w:num w:numId="29" w16cid:durableId="823280853">
+    <w:abstractNumId w:val="48"/>
+  </w:num>
+  <w:num w:numId="30" w16cid:durableId="1918048521">
     <w:abstractNumId w:val="36"/>
   </w:num>
-  <w:num w:numId="22" w16cid:durableId="645354073">
-    <w:abstractNumId w:val="61"/>
+  <w:num w:numId="31" w16cid:durableId="1898783340">
+    <w:abstractNumId w:val="79"/>
   </w:num>
-  <w:num w:numId="23" w16cid:durableId="1839422268">
-    <w:abstractNumId w:val="30"/>
+  <w:num w:numId="32" w16cid:durableId="1867861173">
+    <w:abstractNumId w:val="39"/>
   </w:num>
-  <w:num w:numId="24" w16cid:durableId="1300187714">
-    <w:abstractNumId w:val="58"/>
-  </w:num>
-  <w:num w:numId="25" w16cid:durableId="240914646">
+  <w:num w:numId="33" w16cid:durableId="2105570512">
     <w:abstractNumId w:val="13"/>
   </w:num>
-  <w:num w:numId="26" w16cid:durableId="154415997">
-    <w:abstractNumId w:val="60"/>
-  </w:num>
-  <w:num w:numId="27" w16cid:durableId="2146391255">
-    <w:abstractNumId w:val="48"/>
-  </w:num>
-  <w:num w:numId="28" w16cid:durableId="479857118">
-    <w:abstractNumId w:val="27"/>
-  </w:num>
-  <w:num w:numId="29" w16cid:durableId="823280853">
-    <w:abstractNumId w:val="43"/>
-  </w:num>
-  <w:num w:numId="30" w16cid:durableId="1918048521">
-    <w:abstractNumId w:val="31"/>
-  </w:num>
-  <w:num w:numId="31" w16cid:durableId="1898783340">
-    <w:abstractNumId w:val="72"/>
-  </w:num>
-  <w:num w:numId="32" w16cid:durableId="1867861173">
-    <w:abstractNumId w:val="34"/>
-  </w:num>
-  <w:num w:numId="33" w16cid:durableId="2105570512">
-    <w:abstractNumId w:val="11"/>
-  </w:num>
   <w:num w:numId="34" w16cid:durableId="1273365659">
-    <w:abstractNumId w:val="44"/>
+    <w:abstractNumId w:val="49"/>
   </w:num>
   <w:num w:numId="35" w16cid:durableId="1271934889">
     <w:abstractNumId w:val="10"/>
   </w:num>
   <w:num w:numId="36" w16cid:durableId="1474057175">
-    <w:abstractNumId w:val="46"/>
+    <w:abstractNumId w:val="51"/>
   </w:num>
   <w:num w:numId="37" w16cid:durableId="1965841129">
-    <w:abstractNumId w:val="12"/>
+    <w:abstractNumId w:val="14"/>
   </w:num>
   <w:num w:numId="38" w16cid:durableId="1674381180">
-    <w:abstractNumId w:val="28"/>
+    <w:abstractNumId w:val="33"/>
   </w:num>
   <w:num w:numId="39" w16cid:durableId="1075740068">
-    <w:abstractNumId w:val="18"/>
+    <w:abstractNumId w:val="22"/>
   </w:num>
   <w:num w:numId="40" w16cid:durableId="166093801">
-    <w:abstractNumId w:val="42"/>
+    <w:abstractNumId w:val="47"/>
   </w:num>
   <w:num w:numId="41" w16cid:durableId="1525361296">
     <w:abstractNumId w:val="4"/>
   </w:num>
   <w:num w:numId="42" w16cid:durableId="825785909">
+    <w:abstractNumId w:val="59"/>
+  </w:num>
+  <w:num w:numId="43" w16cid:durableId="1277323244">
+    <w:abstractNumId w:val="67"/>
+  </w:num>
+  <w:num w:numId="44" w16cid:durableId="1586449637">
     <w:abstractNumId w:val="54"/>
   </w:num>
-  <w:num w:numId="43" w16cid:durableId="1277323244">
-    <w:abstractNumId w:val="62"/>
-  </w:num>
-  <w:num w:numId="44" w16cid:durableId="1586449637">
-    <w:abstractNumId w:val="49"/>
-  </w:num>
   <w:num w:numId="45" w16cid:durableId="76754889">
-    <w:abstractNumId w:val="53"/>
+    <w:abstractNumId w:val="58"/>
   </w:num>
   <w:num w:numId="46" w16cid:durableId="433866873">
-    <w:abstractNumId w:val="23"/>
+    <w:abstractNumId w:val="28"/>
   </w:num>
   <w:num w:numId="47" w16cid:durableId="1231034854">
-    <w:abstractNumId w:val="71"/>
+    <w:abstractNumId w:val="78"/>
   </w:num>
   <w:num w:numId="48" w16cid:durableId="1816219809">
-    <w:abstractNumId w:val="70"/>
+    <w:abstractNumId w:val="77"/>
   </w:num>
   <w:num w:numId="49" w16cid:durableId="1920553646">
-    <w:abstractNumId w:val="56"/>
+    <w:abstractNumId w:val="61"/>
   </w:num>
   <w:num w:numId="50" w16cid:durableId="627052187">
-    <w:abstractNumId w:val="21"/>
+    <w:abstractNumId w:val="25"/>
   </w:num>
   <w:num w:numId="51" w16cid:durableId="1444540">
-    <w:abstractNumId w:val="22"/>
+    <w:abstractNumId w:val="26"/>
   </w:num>
   <w:num w:numId="52" w16cid:durableId="685136187">
-    <w:abstractNumId w:val="68"/>
+    <w:abstractNumId w:val="75"/>
   </w:num>
   <w:num w:numId="53" w16cid:durableId="90274590">
     <w:abstractNumId w:val="3"/>
   </w:num>
   <w:num w:numId="54" w16cid:durableId="210574820">
-    <w:abstractNumId w:val="40"/>
+    <w:abstractNumId w:val="45"/>
   </w:num>
   <w:num w:numId="55" w16cid:durableId="546112608">
     <w:abstractNumId w:val="9"/>
   </w:num>
   <w:num w:numId="56" w16cid:durableId="1074619986">
-    <w:abstractNumId w:val="24"/>
+    <w:abstractNumId w:val="29"/>
   </w:num>
   <w:num w:numId="57" w16cid:durableId="748426850">
-    <w:abstractNumId w:val="38"/>
+    <w:abstractNumId w:val="43"/>
   </w:num>
   <w:num w:numId="58" w16cid:durableId="747194286">
     <w:abstractNumId w:val="2"/>
   </w:num>
   <w:num w:numId="59" w16cid:durableId="564100747">
-    <w:abstractNumId w:val="29"/>
+    <w:abstractNumId w:val="34"/>
   </w:num>
   <w:num w:numId="60" w16cid:durableId="658191020">
-    <w:abstractNumId w:val="32"/>
+    <w:abstractNumId w:val="37"/>
   </w:num>
   <w:num w:numId="61" w16cid:durableId="51001496">
     <w:abstractNumId w:val="1"/>
   </w:num>
   <w:num w:numId="62" w16cid:durableId="148836308">
-    <w:abstractNumId w:val="69"/>
+    <w:abstractNumId w:val="76"/>
   </w:num>
   <w:num w:numId="63" w16cid:durableId="1010909189">
-    <w:abstractNumId w:val="66"/>
+    <w:abstractNumId w:val="73"/>
   </w:num>
   <w:num w:numId="64" w16cid:durableId="53895439">
     <w:abstractNumId w:val="0"/>
@@ -9131,31 +10939,52 @@
     <w:abstractNumId w:val="6"/>
   </w:num>
   <w:num w:numId="66" w16cid:durableId="1289361658">
-    <w:abstractNumId w:val="45"/>
+    <w:abstractNumId w:val="50"/>
   </w:num>
   <w:num w:numId="67" w16cid:durableId="1569461053">
+    <w:abstractNumId w:val="18"/>
+  </w:num>
+  <w:num w:numId="68" w16cid:durableId="116338030">
+    <w:abstractNumId w:val="64"/>
+  </w:num>
+  <w:num w:numId="69" w16cid:durableId="1505246049">
+    <w:abstractNumId w:val="17"/>
+  </w:num>
+  <w:num w:numId="70" w16cid:durableId="320239211">
     <w:abstractNumId w:val="16"/>
   </w:num>
-  <w:num w:numId="68" w16cid:durableId="116338030">
-    <w:abstractNumId w:val="59"/>
-  </w:num>
-  <w:num w:numId="69" w16cid:durableId="1505246049">
-    <w:abstractNumId w:val="15"/>
-  </w:num>
-  <w:num w:numId="70" w16cid:durableId="320239211">
-    <w:abstractNumId w:val="14"/>
-  </w:num>
   <w:num w:numId="71" w16cid:durableId="1282496811">
-    <w:abstractNumId w:val="47"/>
+    <w:abstractNumId w:val="52"/>
   </w:num>
   <w:num w:numId="72" w16cid:durableId="1247960724">
-    <w:abstractNumId w:val="20"/>
+    <w:abstractNumId w:val="24"/>
   </w:num>
   <w:num w:numId="73" w16cid:durableId="739056393">
     <w:abstractNumId w:val="8"/>
   </w:num>
   <w:num w:numId="74" w16cid:durableId="1801654237">
-    <w:abstractNumId w:val="35"/>
+    <w:abstractNumId w:val="40"/>
+  </w:num>
+  <w:num w:numId="75" w16cid:durableId="94987391">
+    <w:abstractNumId w:val="12"/>
+  </w:num>
+  <w:num w:numId="76" w16cid:durableId="802816615">
+    <w:abstractNumId w:val="69"/>
+  </w:num>
+  <w:num w:numId="77" w16cid:durableId="1533570659">
+    <w:abstractNumId w:val="11"/>
+  </w:num>
+  <w:num w:numId="78" w16cid:durableId="580337073">
+    <w:abstractNumId w:val="70"/>
+  </w:num>
+  <w:num w:numId="79" w16cid:durableId="372315354">
+    <w:abstractNumId w:val="21"/>
+  </w:num>
+  <w:num w:numId="80" w16cid:durableId="1672176410">
+    <w:abstractNumId w:val="27"/>
+  </w:num>
+  <w:num w:numId="81" w16cid:durableId="740909353">
+    <w:abstractNumId w:val="19"/>
   </w:num>
 </w:numbering>
 </file>
@@ -9761,7 +11590,6 @@
   <w:style w:type="character" w:default="1" w:styleId="DefaultParagraphFont">
     <w:name w:val="Default Paragraph Font"/>
     <w:uiPriority w:val="1"/>
-    <w:semiHidden/>
     <w:unhideWhenUsed/>
   </w:style>
   <w:style w:type="table" w:default="1" w:styleId="TableNormal">
@@ -10502,12 +12330,24 @@
 </file>
 
 <file path=customXml/item1.xml><?xml version="1.0" encoding="utf-8"?>
+<b:Sources xmlns:b="http://schemas.openxmlformats.org/officeDocument/2006/bibliography" xmlns="http://schemas.openxmlformats.org/officeDocument/2006/bibliography" SelectedStyle="\APASixthEditionOfficeOnline.xsl" StyleName="APA" Version="6"/>
+</file>
+
+<file path=customXml/item2.xml><?xml version="1.0" encoding="utf-8"?>
 <go:gDocsCustomXmlDataStorage xmlns:go="http://customooxmlschemas.google.com/" xmlns:r="http://schemas.openxmlformats.org/officeDocument/2006/relationships" uri="GoogleDocsCustomDataVersion2">
   <go:docsCustomData xmlns:go="http://customooxmlschemas.google.com/" roundtripDataSignature="AMtx7mgdDK1r2gXOr4FGEX490nb5VPQGKA==">CgMxLjAaJAoBMBIfCh0IB0IZCg9UaW1lcyBOZXcgUm9tYW4SBkNhdWRleBoTCgExEg4KDAgHQggSBkNhdWRleBoTCgEyEg4KDAgHQggSBkNhdWRleDIOaC54cmJ6MTl3bTR5djQyDWguZW5seGNibjhrYmIyDmgueGVkdXhteDc4N2d4Mg1oLmxtamU4ZmJjb2RrMg5oLnAyNGM0dnh6MDJlMTgAciExZFlHNnJ6YnIyaWQwYVhhRUxfS1l2NVcwNjAzbG9ScFA=</go:docsCustomData>
 </go:gDocsCustomXmlDataStorage>
 </file>
 
 <file path=customXml/itemProps1.xml><?xml version="1.0" encoding="utf-8"?>
+<ds:datastoreItem xmlns:ds="http://schemas.openxmlformats.org/officeDocument/2006/customXml" ds:itemID="{00080193-8DC0-479D-B3AD-72F71C9FA42D}">
+  <ds:schemaRefs>
+    <ds:schemaRef ds:uri="http://schemas.openxmlformats.org/officeDocument/2006/bibliography"/>
+  </ds:schemaRefs>
+</ds:datastoreItem>
+</file>
+
+<file path=customXml/itemProps2.xml><?xml version="1.0" encoding="utf-8"?>
 <ds:datastoreItem xmlns:ds="http://schemas.openxmlformats.org/officeDocument/2006/customXml" ds:itemID="{11111111-1234-1234-1234-123412341234}">
   <ds:schemaRefs>
     <ds:schemaRef ds:uri="http://customooxmlschemas.google.com/"/>

--- a/BÁO CÁO DỰ ÁN.docx
+++ b/BÁO CÁO DỰ ÁN.docx
@@ -28,6 +28,7 @@
           <w:rFonts w:ascii="Times  New Roman" w:hAnsi="Times  New Roman"/>
           <w:b/>
           <w:bCs/>
+          <w:lang w:val="en-US"/>
         </w:rPr>
       </w:pPr>
       <w:r>
@@ -45,7 +46,7 @@
           <w:noProof/>
         </w:rPr>
         <w:drawing>
-          <wp:anchor distT="0" distB="0" distL="0" distR="0" simplePos="0" relativeHeight="251658240" behindDoc="1" locked="0" layoutInCell="1" hidden="0" allowOverlap="1" wp14:anchorId="32EB0544" wp14:editId="2E5EA6D6">
+          <wp:anchor distT="0" distB="0" distL="0" distR="0" simplePos="0" relativeHeight="251658240" behindDoc="1" locked="0" layoutInCell="1" hidden="0" allowOverlap="1" wp14:anchorId="32EB0544" wp14:editId="1C125D2C">
             <wp:simplePos x="0" y="0"/>
             <wp:positionH relativeFrom="column">
               <wp:posOffset>-299084</wp:posOffset>
@@ -114,6 +115,17 @@
     </w:p>
     <w:p>
       <w:pPr>
+        <w:jc w:val="center"/>
+        <w:rPr>
+          <w:rFonts w:ascii="Times  New Roman" w:hAnsi="Times  New Roman"/>
+          <w:b/>
+          <w:bCs/>
+          <w:lang w:val="en-US"/>
+        </w:rPr>
+      </w:pPr>
+    </w:p>
+    <w:p>
+      <w:pPr>
         <w:pBdr>
           <w:top w:val="nil"/>
           <w:left w:val="nil"/>
@@ -131,6 +143,14 @@
           <w:szCs w:val="26"/>
         </w:rPr>
       </w:pPr>
+      <w:r>
+        <w:rPr>
+          <w:rFonts w:ascii="Times  New Roman" w:hAnsi="Times  New Roman"/>
+          <w:sz w:val="26"/>
+          <w:szCs w:val="26"/>
+        </w:rPr>
+        <w:t>---------------------------------</w:t>
+      </w:r>
     </w:p>
     <w:p>
       <w:pPr>
@@ -148,101 +168,6 @@
           <w:szCs w:val="26"/>
         </w:rPr>
       </w:pPr>
-      <w:r>
-        <w:rPr>
-          <w:rFonts w:ascii="Times  New Roman" w:hAnsi="Times  New Roman"/>
-          <w:noProof/>
-        </w:rPr>
-        <mc:AlternateContent>
-          <mc:Choice Requires="wpg">
-            <w:drawing>
-              <wp:anchor distT="0" distB="0" distL="114300" distR="114300" simplePos="0" relativeHeight="251659264" behindDoc="0" locked="0" layoutInCell="1" hidden="0" allowOverlap="1" wp14:anchorId="13573626" wp14:editId="13C511F8">
-                <wp:simplePos x="0" y="0"/>
-                <wp:positionH relativeFrom="column">
-                  <wp:posOffset>2052638</wp:posOffset>
-                </wp:positionH>
-                <wp:positionV relativeFrom="paragraph">
-                  <wp:posOffset>96838</wp:posOffset>
-                </wp:positionV>
-                <wp:extent cx="1615041" cy="22225"/>
-                <wp:effectExtent l="0" t="0" r="0" b="0"/>
-                <wp:wrapNone/>
-                <wp:docPr id="2091556811" name="Straight Arrow Connector 2091556811"/>
-                <wp:cNvGraphicFramePr/>
-                <a:graphic xmlns:a="http://schemas.openxmlformats.org/drawingml/2006/main">
-                  <a:graphicData uri="http://schemas.microsoft.com/office/word/2010/wordprocessingShape">
-                    <wps:wsp>
-                      <wps:cNvCnPr/>
-                      <wps:spPr>
-                        <a:xfrm rot="10800000" flipH="1">
-                          <a:off x="4543242" y="3774684"/>
-                          <a:ext cx="1605516" cy="10632"/>
-                        </a:xfrm>
-                        <a:prstGeom prst="straightConnector1">
-                          <a:avLst/>
-                        </a:prstGeom>
-                        <a:noFill/>
-                        <a:ln w="9525" cap="flat" cmpd="sng">
-                          <a:solidFill>
-                            <a:schemeClr val="dk1"/>
-                          </a:solidFill>
-                          <a:prstDash val="solid"/>
-                          <a:miter lim="800000"/>
-                          <a:headEnd type="none" w="sm" len="sm"/>
-                          <a:tailEnd type="none" w="sm" len="sm"/>
-                        </a:ln>
-                      </wps:spPr>
-                      <wps:bodyPr/>
-                    </wps:wsp>
-                  </a:graphicData>
-                </a:graphic>
-              </wp:anchor>
-            </w:drawing>
-          </mc:Choice>
-          <mc:Fallback xmlns:cr="http://schemas.microsoft.com/office/comments/2020/reactions" xmlns="http://schemas.microsoft.com/office/tasks/2019/documenttasks" xmlns:dgm="http://schemas.openxmlformats.org/drawingml/2006/diagram" xmlns:lc="http://schemas.openxmlformats.org/drawingml/2006/lockedCanvas" xmlns:c="http://schemas.openxmlformats.org/drawingml/2006/chart" xmlns:pic="http://schemas.openxmlformats.org/drawingml/2006/picture" xmlns:a="http://schemas.openxmlformats.org/drawingml/2006/main" xmlns:sl="http://schemas.openxmlformats.org/schemaLibrary/2006/main">
-            <w:drawing>
-              <wp:anchor allowOverlap="1" behindDoc="0" distB="0" distT="0" distL="114300" distR="114300" hidden="0" layoutInCell="1" locked="0" relativeHeight="0" simplePos="0">
-                <wp:simplePos x="0" y="0"/>
-                <wp:positionH relativeFrom="column">
-                  <wp:posOffset>2052638</wp:posOffset>
-                </wp:positionH>
-                <wp:positionV relativeFrom="paragraph">
-                  <wp:posOffset>96838</wp:posOffset>
-                </wp:positionV>
-                <wp:extent cx="1615041" cy="22225"/>
-                <wp:effectExtent b="0" l="0" r="0" t="0"/>
-                <wp:wrapNone/>
-                <wp:docPr id="2091556811" name="image76.png"/>
-                <a:graphic>
-                  <a:graphicData uri="http://schemas.openxmlformats.org/drawingml/2006/picture">
-                    <pic:pic>
-                      <pic:nvPicPr>
-                        <pic:cNvPr id="0" name="image76.png"/>
-                        <pic:cNvPicPr preferRelativeResize="0"/>
-                      </pic:nvPicPr>
-                      <pic:blipFill>
-                        <a:blip r:embed="rId8"/>
-                        <a:srcRect/>
-                        <a:stretch>
-                          <a:fillRect/>
-                        </a:stretch>
-                      </pic:blipFill>
-                      <pic:spPr>
-                        <a:xfrm>
-                          <a:off x="0" y="0"/>
-                          <a:ext cx="1615041" cy="22225"/>
-                        </a:xfrm>
-                        <a:prstGeom prst="rect"/>
-                        <a:ln/>
-                      </pic:spPr>
-                    </pic:pic>
-                  </a:graphicData>
-                </a:graphic>
-              </wp:anchor>
-            </w:drawing>
-          </mc:Fallback>
-        </mc:AlternateContent>
-      </w:r>
     </w:p>
     <w:p>
       <w:pPr>
@@ -278,7 +203,7 @@
                     <pic:cNvPicPr preferRelativeResize="0"/>
                   </pic:nvPicPr>
                   <pic:blipFill>
-                    <a:blip r:embed="rId9"/>
+                    <a:blip r:embed="rId8"/>
                     <a:srcRect/>
                     <a:stretch>
                       <a:fillRect/>
@@ -644,375 +569,512 @@
     </w:p>
     <w:p>
       <w:pPr>
-        <w:rPr>
-          <w:rFonts w:ascii="Times  New Roman" w:hAnsi="Times  New Roman"/>
+        <w:spacing w:before="240" w:after="240"/>
+        <w:jc w:val="center"/>
+        <w:rPr>
           <w:b/>
           <w:bCs/>
           <w:sz w:val="26"/>
           <w:szCs w:val="26"/>
-          <w:lang w:val="vi-VN"/>
-        </w:rPr>
-      </w:pPr>
-      <w:r>
-        <w:rPr>
-          <w:rFonts w:ascii="Times  New Roman" w:hAnsi="Times  New Roman"/>
+        </w:rPr>
+      </w:pPr>
+      <w:r>
+        <w:rPr>
           <w:b/>
           <w:bCs/>
           <w:sz w:val="26"/>
           <w:szCs w:val="26"/>
         </w:rPr>
-        <w:lastRenderedPageBreak/>
-        <w:t>Phần</w:t>
-      </w:r>
-      <w:r>
-        <w:rPr>
-          <w:rFonts w:ascii="Times  New Roman" w:hAnsi="Times  New Roman"/>
+        <w:t>LỜI MỞ ĐẦU</w:t>
+      </w:r>
+    </w:p>
+    <w:p>
+      <w:pPr>
+        <w:spacing w:before="240" w:after="240"/>
+        <w:ind w:firstLine="720"/>
+        <w:rPr>
+          <w:sz w:val="26"/>
+          <w:szCs w:val="26"/>
+        </w:rPr>
+      </w:pPr>
+      <w:r>
+        <w:rPr>
+          <w:sz w:val="26"/>
+          <w:szCs w:val="26"/>
+        </w:rPr>
+        <w:t>Lời đầu tiên, em xin gửi lời cảm ơn chân thành đến Học viện Công nghệ Bưu chính Viễn thông đã tạo điều kiện cho em được tiếp cận với môn học Thực tập cơ sở – một học phần quan trọng giúp em bước đầu làm quen với quy trình xây dựng một sản phẩm công nghệ thực tế.</w:t>
+      </w:r>
+    </w:p>
+    <w:p>
+      <w:pPr>
+        <w:spacing w:before="240" w:after="240"/>
+        <w:ind w:firstLine="720"/>
+        <w:rPr>
+          <w:sz w:val="26"/>
+          <w:szCs w:val="26"/>
+        </w:rPr>
+      </w:pPr>
+      <w:r>
+        <w:rPr>
+          <w:sz w:val="26"/>
+          <w:szCs w:val="26"/>
+        </w:rPr>
+        <w:t xml:space="preserve">Đặc biệt, em xin gửi lời cảm ơn sâu sắc nhất tới thầy </w:t>
+      </w:r>
+      <w:r>
+        <w:rPr>
           <w:b/>
           <w:bCs/>
           <w:sz w:val="26"/>
           <w:szCs w:val="26"/>
-          <w:lang w:val="vi-VN"/>
-        </w:rPr>
-        <w:t xml:space="preserve"> I: Giới thiệu đề tài</w:t>
+        </w:rPr>
+        <w:t>Nguyễn Xuân Đức</w:t>
+      </w:r>
+      <w:r>
+        <w:rPr>
+          <w:sz w:val="26"/>
+          <w:szCs w:val="26"/>
+        </w:rPr>
+        <w:t>. Trong suốt quá trình thực hiện học phần này, thầy đã tận tình hướng dẫn, định hướng chuyên môn và cung cấp cho em những kiến thức nền tảng quý báu để em có thể hoàn thành đề tài dự án cá nhân của mình.</w:t>
       </w:r>
     </w:p>
     <w:p>
       <w:pPr>
-        <w:pStyle w:val="ListParagraph"/>
-        <w:numPr>
-          <w:ilvl w:val="0"/>
-          <w:numId w:val="75"/>
-        </w:numPr>
-        <w:ind w:left="567" w:hanging="141"/>
-        <w:rPr>
-          <w:rFonts w:ascii="Times  New Roman" w:hAnsi="Times  New Roman"/>
+        <w:spacing w:before="240" w:after="240"/>
+        <w:ind w:firstLine="720"/>
+        <w:rPr>
+          <w:sz w:val="26"/>
+          <w:szCs w:val="26"/>
+        </w:rPr>
+      </w:pPr>
+      <w:r>
+        <w:rPr>
+          <w:sz w:val="26"/>
+          <w:szCs w:val="26"/>
+        </w:rPr>
+        <w:t>Hiện nay, cùng với sự phát triển mạnh mẽ của thị trường xe hơi, việc xác định giá trị thực của một chiếc xe đã qua sử dụng trở thành nhu cầu thiết yếu của cả người mua lẫn người bán. Nhận thấy tiềm năng và tính ứng dụng thực tiễn của trí tuệ nhân tạo trong việc giải quyết bài toán này, em đã quyết định lựa chọn đề tài: “</w:t>
+      </w:r>
+      <w:r>
+        <w:rPr>
           <w:b/>
           <w:bCs/>
           <w:sz w:val="26"/>
           <w:szCs w:val="26"/>
-          <w:lang w:val="vi-VN"/>
-        </w:rPr>
-      </w:pPr>
-      <w:r>
-        <w:rPr>
-          <w:rFonts w:ascii="Times  New Roman" w:hAnsi="Times  New Roman"/>
+        </w:rPr>
+        <w:t>Dự đoán giá xe ô tô cũ bằng Machine Learning</w:t>
+      </w:r>
+      <w:r>
+        <w:rPr>
+          <w:sz w:val="26"/>
+          <w:szCs w:val="26"/>
+        </w:rPr>
+        <w:t>”.</w:t>
+      </w:r>
+    </w:p>
+    <w:p>
+      <w:pPr>
+        <w:spacing w:before="240" w:after="240"/>
+        <w:ind w:firstLine="720"/>
+        <w:rPr>
+          <w:sz w:val="26"/>
+          <w:szCs w:val="26"/>
+        </w:rPr>
+      </w:pPr>
+      <w:r>
+        <w:rPr>
+          <w:sz w:val="26"/>
+          <w:szCs w:val="26"/>
+        </w:rPr>
+        <w:t>Do đây là lần đầu tiên trực tiếp triển khai một dự án Machine Learning từ bước thu thập dữ liệu, tiền xử lý cho đến huấn luyện mô hình, mặc dù đã nỗ lực hết mình nhưng bài báo cáo chắc chắn không tránh khỏi những thiếu sót về mặt kỹ thuật hay cách trình bày. Em rất mong nhận được những ý kiến đóng góp, nhận xét từ thầy để em có thể rút kinh nghiệm và hoàn thiện tư duy lập trình cũng như kiến thức chuyên môn của mình trong tương lai.</w:t>
+      </w:r>
+    </w:p>
+    <w:p>
+      <w:pPr>
+        <w:spacing w:before="240" w:after="240"/>
+        <w:ind w:firstLine="720"/>
+        <w:rPr>
+          <w:sz w:val="26"/>
+          <w:szCs w:val="26"/>
+        </w:rPr>
+      </w:pPr>
+      <w:r>
+        <w:rPr>
+          <w:sz w:val="26"/>
+          <w:szCs w:val="26"/>
+        </w:rPr>
+        <w:t>Cuối cùng, em xin kính chúc thầy thật nhiều sức khỏe, hạnh phúc và gặt hái được nhiều thành công hơn nữa trong sự nghiệp giảng dạy.</w:t>
+      </w:r>
+    </w:p>
+    <w:p>
+      <w:pPr>
+        <w:spacing w:before="240" w:after="240"/>
+        <w:ind w:firstLine="720"/>
+        <w:jc w:val="center"/>
+        <w:rPr>
+          <w:i/>
+          <w:iCs/>
+          <w:sz w:val="26"/>
+          <w:szCs w:val="26"/>
+        </w:rPr>
+      </w:pPr>
+      <w:r>
+        <w:rPr>
+          <w:i/>
+          <w:iCs/>
+          <w:sz w:val="26"/>
+          <w:szCs w:val="26"/>
+        </w:rPr>
+        <w:t>Em xin chân thành cảm ơn!</w:t>
+      </w:r>
+    </w:p>
+    <w:p>
+      <w:pPr>
+        <w:ind w:firstLine="720"/>
+        <w:rPr>
           <w:b/>
           <w:bCs/>
           <w:sz w:val="26"/>
           <w:szCs w:val="26"/>
-          <w:lang w:val="vi-VN"/>
-        </w:rPr>
-        <w:t>Đặt vấn đề</w:t>
-      </w:r>
+        </w:rPr>
+      </w:pPr>
     </w:p>
     <w:p>
       <w:pPr>
-        <w:ind w:left="850"/>
-        <w:rPr>
-          <w:rFonts w:ascii="Times  New Roman" w:hAnsi="Times  New Roman"/>
+        <w:ind w:firstLine="720"/>
+        <w:rPr>
           <w:sz w:val="26"/>
           <w:szCs w:val="26"/>
-          <w:lang w:val="vi-VN"/>
-        </w:rPr>
-      </w:pPr>
-      <w:r>
-        <w:rPr>
-          <w:rFonts w:ascii="Times  New Roman" w:hAnsi="Times  New Roman"/>
+        </w:rPr>
+      </w:pPr>
+    </w:p>
+    <w:p>
+      <w:pPr>
+        <w:ind w:firstLine="720"/>
+        <w:rPr>
           <w:sz w:val="26"/>
           <w:szCs w:val="26"/>
-          <w:lang w:val="vi-VN"/>
-        </w:rPr>
-        <w:t>Trong kỷ nguyên công nghệ 4.0, sự bùng nổ của dữ liệu và sức mạnh tính toán đã đưa Học máy (Machine Learning)</w:t>
-      </w:r>
-      <w:r>
-        <w:rPr>
-          <w:rFonts w:ascii="Times  New Roman" w:hAnsi="Times  New Roman"/>
+        </w:rPr>
+      </w:pPr>
+    </w:p>
+    <w:p>
+      <w:pPr>
+        <w:ind w:firstLine="720"/>
+        <w:rPr>
           <w:sz w:val="26"/>
           <w:szCs w:val="26"/>
-          <w:lang w:val="vi-VN"/>
-        </w:rPr>
-        <w:t xml:space="preserve"> trở thành công cụ cốt lõi trong việc ra quyết định ở nhiều lĩnh vực. Trong đó, thị trường ô tô đã qua sử dụng(Used Cars) là một thị trường có tính biến động cao và chịu ảnh hưởng bởi rất nhiều yếu tố đan xen.</w:t>
-      </w:r>
+        </w:rPr>
+      </w:pPr>
     </w:p>
     <w:p>
       <w:pPr>
-        <w:ind w:left="850" w:firstLine="720"/>
-        <w:rPr>
-          <w:rFonts w:ascii="Times  New Roman" w:hAnsi="Times  New Roman"/>
+        <w:ind w:firstLine="720"/>
+        <w:rPr>
           <w:sz w:val="26"/>
           <w:szCs w:val="26"/>
-          <w:lang w:val="vi-VN"/>
-        </w:rPr>
-      </w:pPr>
-      <w:r>
-        <w:rPr>
-          <w:rFonts w:ascii="Times  New Roman" w:hAnsi="Times  New Roman"/>
+        </w:rPr>
+      </w:pPr>
+    </w:p>
+    <w:p>
+      <w:pPr>
+        <w:ind w:firstLine="720"/>
+        <w:rPr>
           <w:sz w:val="26"/>
           <w:szCs w:val="26"/>
-          <w:lang w:val="vi-VN"/>
-        </w:rPr>
-        <w:t>Việc xác định giá trị thực của một chiếc xe cũ từ trước đến nay thường dựa vào kinh nghiệm cá nhân của các chuyên gia hoặc sự thỏa thuận cảm tính giữa người mua và người bán. Song điều này dẫn đến sự bất cân xứng thông tin, gây khó khắn cho việc định giá nhanh và chính xác dựa trên quy mô lớn. Một chiếc xe không chỉ mất giá theo thời gian mà còn phụ thuộc vào:</w:t>
-      </w:r>
+        </w:rPr>
+      </w:pPr>
     </w:p>
     <w:p>
       <w:pPr>
-        <w:pStyle w:val="ListParagraph"/>
-        <w:numPr>
-          <w:ilvl w:val="0"/>
-          <w:numId w:val="76"/>
-        </w:numPr>
-        <w:rPr>
-          <w:rFonts w:ascii="Times  New Roman" w:hAnsi="Times  New Roman" w:cs="Times New Roman"/>
+        <w:ind w:firstLine="720"/>
+        <w:rPr>
           <w:sz w:val="26"/>
           <w:szCs w:val="26"/>
-          <w:lang w:val="vi-VN"/>
-        </w:rPr>
-      </w:pPr>
-      <w:r>
-        <w:rPr>
-          <w:rFonts w:ascii="Times  New Roman" w:hAnsi="Times  New Roman" w:cs="Times New Roman"/>
+        </w:rPr>
+      </w:pPr>
+    </w:p>
+    <w:p>
+      <w:pPr>
+        <w:ind w:firstLine="720"/>
+        <w:rPr>
           <w:sz w:val="26"/>
           <w:szCs w:val="26"/>
-          <w:lang w:val="vi-VN"/>
-        </w:rPr>
-        <w:t>Thông số kỹ thuật: Loại động cơ, công suất, loại nhiên liệu sử dụng</w:t>
-      </w:r>
+        </w:rPr>
+      </w:pPr>
     </w:p>
     <w:p>
       <w:pPr>
-        <w:pStyle w:val="ListParagraph"/>
-        <w:numPr>
-          <w:ilvl w:val="0"/>
-          <w:numId w:val="76"/>
-        </w:numPr>
-        <w:rPr>
-          <w:rFonts w:ascii="Times  New Roman" w:hAnsi="Times  New Roman" w:cs="Times New Roman"/>
-          <w:sz w:val="26"/>
-          <w:szCs w:val="26"/>
-          <w:lang w:val="vi-VN"/>
-        </w:rPr>
-      </w:pPr>
-      <w:r>
-        <w:rPr>
-          <w:rFonts w:ascii="Times  New Roman" w:hAnsi="Times  New Roman" w:cs="Times New Roman"/>
-          <w:sz w:val="26"/>
-          <w:szCs w:val="26"/>
-          <w:lang w:val="vi-VN"/>
-        </w:rPr>
-        <w:t>Lịch sử vận hành: Số km đã đi, số đời chủ sở hữu</w:t>
-      </w:r>
-    </w:p>
-    <w:p>
-      <w:pPr>
-        <w:ind w:left="850"/>
-        <w:rPr>
-          <w:rFonts w:ascii="Times  New Roman" w:hAnsi="Times  New Roman"/>
-          <w:sz w:val="26"/>
-          <w:szCs w:val="26"/>
-          <w:lang w:val="vi-VN"/>
-        </w:rPr>
-      </w:pPr>
-      <w:r>
-        <w:rPr>
-          <w:rFonts w:ascii="Times  New Roman" w:hAnsi="Times  New Roman"/>
-          <w:sz w:val="26"/>
-          <w:szCs w:val="26"/>
-          <w:lang w:val="vi-VN"/>
-        </w:rPr>
-        <w:t>Chính vì vậy, việc xây dựng một mô hình dự báo giá xe tự động không chỉ giúp tối ưu hóa quy trình giao dịch mà còn mang lại sự minh bạch cho thị trường. Đề tài này được thực hiện nhắm nghiên cứu khả năng áp dụng các thuật toán hồi quy để (Regression) để xử lý dữ liệu thực tế từ thị trường ô tô lớn như Ấn Độ, từ đó rút ra các quy trình chuẩn cho bài toán định giá.</w:t>
-      </w:r>
-    </w:p>
-    <w:p>
-      <w:pPr>
-        <w:pStyle w:val="ListParagraph"/>
-        <w:numPr>
-          <w:ilvl w:val="0"/>
-          <w:numId w:val="75"/>
-        </w:numPr>
-        <w:ind w:left="851"/>
-        <w:rPr>
-          <w:rFonts w:ascii="Times  New Roman" w:hAnsi="Times  New Roman"/>
+        <w:rPr>
           <w:b/>
           <w:bCs/>
           <w:sz w:val="26"/>
           <w:szCs w:val="26"/>
-          <w:lang w:val="vi-VN"/>
-        </w:rPr>
-      </w:pPr>
-      <w:r>
-        <w:rPr>
-          <w:rFonts w:ascii="Times  New Roman" w:hAnsi="Times  New Roman"/>
-          <w:b/>
-          <w:bCs/>
+        </w:rPr>
+      </w:pPr>
+    </w:p>
+    <w:p>
+      <w:pPr>
+        <w:pStyle w:val="Heading1"/>
+      </w:pPr>
+      <w:bookmarkStart w:id="0" w:name="_x65y0f9gdtja" w:colFirst="0" w:colLast="0"/>
+      <w:bookmarkEnd w:id="0"/>
+      <w:r>
+        <w:t>Phần I: Giới thiệu đề tài</w:t>
+      </w:r>
+    </w:p>
+    <w:p>
+      <w:pPr>
+        <w:pStyle w:val="Heading2"/>
+        <w:numPr>
+          <w:ilvl w:val="0"/>
+          <w:numId w:val="91"/>
+        </w:numPr>
+        <w:spacing w:line="278" w:lineRule="auto"/>
+        <w:ind w:left="567" w:hanging="141"/>
+      </w:pPr>
+      <w:bookmarkStart w:id="1" w:name="_6b9jm9y1o83p" w:colFirst="0" w:colLast="0"/>
+      <w:bookmarkEnd w:id="1"/>
+      <w:r>
+        <w:t>Đặt vấn đề</w:t>
+      </w:r>
+    </w:p>
+    <w:p>
+      <w:pPr>
+        <w:ind w:left="850"/>
+        <w:rPr>
           <w:sz w:val="26"/>
           <w:szCs w:val="26"/>
-          <w:lang w:val="vi-VN"/>
-        </w:rPr>
-        <w:t>Yêu cầu của đề tài</w:t>
+        </w:rPr>
+      </w:pPr>
+      <w:r>
+        <w:rPr>
+          <w:sz w:val="26"/>
+          <w:szCs w:val="26"/>
+        </w:rPr>
+        <w:t>Trong kỷ nguyên công nghệ 4.0, sự bùng nổ của dữ liệu và sức mạnh tính toán đã đưa Học máy (Machine Learning) trở thành công cụ cốt lõi trong việc ra quyết định ở nhiều lĩnh vực. Trong đó, thị trường ô tô đã qua sử dụng(Used Cars) là một thị trường có tính biến động cao và chịu ảnh hưởng bởi rất nhiều yếu tố đan xen.</w:t>
       </w:r>
     </w:p>
     <w:p>
       <w:pPr>
         <w:ind w:left="850"/>
         <w:rPr>
-          <w:rFonts w:ascii="Times  New Roman" w:hAnsi="Times  New Roman"/>
           <w:sz w:val="26"/>
           <w:szCs w:val="26"/>
-          <w:lang w:val="vi-VN"/>
-        </w:rPr>
-      </w:pPr>
-      <w:r>
-        <w:rPr>
-          <w:rFonts w:ascii="Times  New Roman" w:hAnsi="Times  New Roman"/>
+        </w:rPr>
+      </w:pPr>
+      <w:r>
+        <w:rPr>
           <w:sz w:val="26"/>
           <w:szCs w:val="26"/>
-          <w:lang w:val="vi-VN"/>
-        </w:rPr>
-        <w:t>Dự án cần đạt được các mục tiêu kỹ thuật và nghiệp vụ cụ thể sau:</w:t>
+        </w:rPr>
+        <w:t>Việc xác định giá trị thực của một chiếc xe cũ từ trước đến nay thường dựa vào kinh nghiệm cá nhân của các chuyên gia hoặc sự thỏa thuận cảm tính giữa người mua và người bán. Song điều này dẫn đến sự bất cân xứng thông tin, gây khó khăn cho việc định giá nhanh và chính xác dựa trên quy mô lớn. Một chiếc xe không chỉ mất giá theo thời gian mà còn phụ thuộc vào:</w:t>
       </w:r>
     </w:p>
     <w:p>
       <w:pPr>
-        <w:pStyle w:val="ListParagraph"/>
         <w:numPr>
           <w:ilvl w:val="0"/>
-          <w:numId w:val="77"/>
+          <w:numId w:val="92"/>
         </w:numPr>
-        <w:rPr>
-          <w:rFonts w:ascii="Times  New Roman" w:hAnsi="Times  New Roman"/>
+        <w:spacing w:after="0" w:line="278" w:lineRule="auto"/>
+        <w:rPr>
           <w:sz w:val="26"/>
           <w:szCs w:val="26"/>
-          <w:lang w:val="vi-VN"/>
-        </w:rPr>
-      </w:pPr>
-      <w:r>
-        <w:rPr>
-          <w:rFonts w:ascii="Times  New Roman" w:hAnsi="Times  New Roman"/>
+        </w:rPr>
+      </w:pPr>
+      <w:r>
+        <w:rPr>
           <w:sz w:val="26"/>
           <w:szCs w:val="26"/>
-          <w:lang w:val="vi-VN"/>
-        </w:rPr>
-        <w:t>Về mặt dữ liệu: Phân tích cấu trúc tập dữ liệu, xử lý các đặc trưng dạng văn bản, số, kí tự,... và các giá trị bị thiếu</w:t>
+        </w:rPr>
+        <w:t>Thông số kỹ thuật: Loại động cơ, công suất, loại nhiên liệu sử dụng</w:t>
       </w:r>
     </w:p>
     <w:p>
       <w:pPr>
-        <w:pStyle w:val="ListParagraph"/>
         <w:numPr>
           <w:ilvl w:val="0"/>
-          <w:numId w:val="77"/>
+          <w:numId w:val="92"/>
         </w:numPr>
-        <w:rPr>
-          <w:rFonts w:ascii="Times  New Roman" w:hAnsi="Times  New Roman"/>
+        <w:spacing w:line="278" w:lineRule="auto"/>
+        <w:rPr>
           <w:sz w:val="26"/>
           <w:szCs w:val="26"/>
-          <w:lang w:val="vi-VN"/>
-        </w:rPr>
-      </w:pPr>
-      <w:r>
-        <w:rPr>
-          <w:rFonts w:ascii="Times  New Roman" w:hAnsi="Times  New Roman"/>
+        </w:rPr>
+      </w:pPr>
+      <w:r>
+        <w:rPr>
           <w:sz w:val="26"/>
           <w:szCs w:val="26"/>
-          <w:lang w:val="vi-VN"/>
-        </w:rPr>
-        <w:t>Về mặt mô hình hóa:</w:t>
+        </w:rPr>
+        <w:t>Lịch sử vận hành: Số km đã đi, số đời chủ sở hữu</w:t>
       </w:r>
     </w:p>
     <w:p>
       <w:pPr>
-        <w:pStyle w:val="ListParagraph"/>
+        <w:ind w:left="850"/>
+        <w:rPr>
+          <w:sz w:val="26"/>
+          <w:szCs w:val="26"/>
+        </w:rPr>
+      </w:pPr>
+      <w:r>
+        <w:rPr>
+          <w:sz w:val="26"/>
+          <w:szCs w:val="26"/>
+        </w:rPr>
+        <w:t>Chính vì vậy, việc xây dựng một mô hình dự báo giá xe tự động không chỉ giúp tối ưu hóa quy trình giao dịch mà còn mang lại sự minh bạch cho thị trường. Đề tài này được thực hiện nhắm nghiên cứu khả năng áp dụng các thuật toán hồi quy để (Regression) để xử lý dữ liệu thực tế từ thị trường ô tô lớn như Ấn Độ, từ đó rút ra các quy trình chuẩn cho bài toán định giá.</w:t>
+      </w:r>
+    </w:p>
+    <w:p>
+      <w:pPr>
+        <w:pStyle w:val="Heading2"/>
+        <w:numPr>
+          <w:ilvl w:val="0"/>
+          <w:numId w:val="91"/>
+        </w:numPr>
+        <w:spacing w:line="278" w:lineRule="auto"/>
+        <w:ind w:left="851"/>
+      </w:pPr>
+      <w:bookmarkStart w:id="2" w:name="_dr3fq2amh5o3" w:colFirst="0" w:colLast="0"/>
+      <w:bookmarkEnd w:id="2"/>
+      <w:r>
+        <w:t>Yêu cầu của đề tài</w:t>
+      </w:r>
+    </w:p>
+    <w:p>
+      <w:pPr>
+        <w:ind w:left="850"/>
+        <w:rPr>
+          <w:sz w:val="26"/>
+          <w:szCs w:val="26"/>
+        </w:rPr>
+      </w:pPr>
+      <w:r>
+        <w:rPr>
+          <w:sz w:val="26"/>
+          <w:szCs w:val="26"/>
+        </w:rPr>
+        <w:t>Dự án cần đạt được các mục tiêu kỹ thuật và nghiệp vụ cụ thể sau:</w:t>
+      </w:r>
+    </w:p>
+    <w:p>
+      <w:pPr>
+        <w:numPr>
+          <w:ilvl w:val="0"/>
+          <w:numId w:val="93"/>
+        </w:numPr>
+        <w:spacing w:after="0" w:line="278" w:lineRule="auto"/>
+        <w:rPr>
+          <w:sz w:val="26"/>
+          <w:szCs w:val="26"/>
+        </w:rPr>
+      </w:pPr>
+      <w:r>
+        <w:rPr>
+          <w:sz w:val="26"/>
+          <w:szCs w:val="26"/>
+        </w:rPr>
+        <w:t>Về mặt dữ liệu: Phân tích cấu trúc tập dữ liệu, xử lý các đặc trưng dạng văn bản, số, kí tự,... và các giá trị bị thiếu</w:t>
+      </w:r>
+    </w:p>
+    <w:p>
+      <w:pPr>
+        <w:numPr>
+          <w:ilvl w:val="0"/>
+          <w:numId w:val="93"/>
+        </w:numPr>
+        <w:spacing w:after="0" w:line="278" w:lineRule="auto"/>
+        <w:rPr>
+          <w:sz w:val="26"/>
+          <w:szCs w:val="26"/>
+        </w:rPr>
+      </w:pPr>
+      <w:r>
+        <w:rPr>
+          <w:sz w:val="26"/>
+          <w:szCs w:val="26"/>
+        </w:rPr>
+        <w:t>Về mặt mô hình hóa:</w:t>
+      </w:r>
+    </w:p>
+    <w:p>
+      <w:pPr>
         <w:numPr>
           <w:ilvl w:val="1"/>
-          <w:numId w:val="77"/>
+          <w:numId w:val="93"/>
         </w:numPr>
-        <w:rPr>
-          <w:rFonts w:ascii="Times  New Roman" w:hAnsi="Times  New Roman"/>
+        <w:spacing w:after="0" w:line="278" w:lineRule="auto"/>
+        <w:rPr>
           <w:sz w:val="26"/>
           <w:szCs w:val="26"/>
-          <w:lang w:val="vi-VN"/>
-        </w:rPr>
-      </w:pPr>
-      <w:r>
-        <w:rPr>
-          <w:rFonts w:ascii="Times  New Roman" w:hAnsi="Times  New Roman"/>
+        </w:rPr>
+      </w:pPr>
+      <w:r>
+        <w:rPr>
           <w:sz w:val="26"/>
           <w:szCs w:val="26"/>
-          <w:lang w:val="vi-VN"/>
         </w:rPr>
         <w:t>Xây dựng ít nhất 2-3 mô hình học máy khác nhau</w:t>
       </w:r>
     </w:p>
     <w:p>
       <w:pPr>
-        <w:pStyle w:val="ListParagraph"/>
         <w:numPr>
           <w:ilvl w:val="1"/>
-          <w:numId w:val="77"/>
+          <w:numId w:val="93"/>
         </w:numPr>
-        <w:rPr>
-          <w:rFonts w:ascii="Times  New Roman" w:hAnsi="Times  New Roman"/>
+        <w:spacing w:after="0" w:line="278" w:lineRule="auto"/>
+        <w:rPr>
           <w:sz w:val="26"/>
           <w:szCs w:val="26"/>
-          <w:lang w:val="vi-VN"/>
-        </w:rPr>
-      </w:pPr>
-      <w:r>
-        <w:rPr>
-          <w:rFonts w:ascii="Times  New Roman" w:hAnsi="Times  New Roman"/>
+        </w:rPr>
+      </w:pPr>
+      <w:r>
+        <w:rPr>
           <w:sz w:val="26"/>
           <w:szCs w:val="26"/>
-          <w:lang w:val="vi-VN"/>
         </w:rPr>
         <w:t>Tối ưu hóa các tham số để nâng cao hiệu suất dự báo</w:t>
       </w:r>
     </w:p>
     <w:p>
       <w:pPr>
-        <w:pStyle w:val="ListParagraph"/>
         <w:numPr>
           <w:ilvl w:val="0"/>
-          <w:numId w:val="78"/>
+          <w:numId w:val="94"/>
         </w:numPr>
+        <w:spacing w:after="0" w:line="278" w:lineRule="auto"/>
         <w:ind w:left="2163"/>
         <w:rPr>
-          <w:rFonts w:ascii="Times  New Roman" w:hAnsi="Times  New Roman"/>
           <w:sz w:val="26"/>
           <w:szCs w:val="26"/>
-          <w:lang w:val="vi-VN"/>
-        </w:rPr>
-      </w:pPr>
-      <w:r>
-        <w:rPr>
-          <w:rFonts w:ascii="Times  New Roman" w:hAnsi="Times  New Roman"/>
+        </w:rPr>
+      </w:pPr>
+      <w:r>
+        <w:rPr>
           <w:sz w:val="26"/>
           <w:szCs w:val="26"/>
-          <w:lang w:val="vi-VN"/>
         </w:rPr>
         <w:t>Về mặt  đánh giá:</w:t>
       </w:r>
     </w:p>
     <w:p>
       <w:pPr>
-        <w:pStyle w:val="ListParagraph"/>
         <w:numPr>
           <w:ilvl w:val="1"/>
-          <w:numId w:val="78"/>
+          <w:numId w:val="94"/>
         </w:numPr>
+        <w:spacing w:after="0" w:line="278" w:lineRule="auto"/>
         <w:ind w:left="2883"/>
         <w:rPr>
-          <w:rFonts w:ascii="Times  New Roman" w:hAnsi="Times  New Roman"/>
           <w:sz w:val="26"/>
           <w:szCs w:val="26"/>
-          <w:lang w:val="vi-VN"/>
-        </w:rPr>
-      </w:pPr>
-      <w:r>
-        <w:rPr>
-          <w:rFonts w:ascii="Times  New Roman" w:hAnsi="Times  New Roman"/>
+        </w:rPr>
+      </w:pPr>
+      <w:r>
+        <w:rPr>
           <w:sz w:val="26"/>
           <w:szCs w:val="26"/>
-          <w:lang w:val="vi-VN"/>
         </w:rPr>
         <w:t xml:space="preserve">Sử dụng các chỉ số đo lường chuẩn xác như </w:t>
       </w:r>
@@ -1021,20 +1083,18 @@
           <m:sSupPr>
             <m:ctrlPr>
               <w:rPr>
-                <w:rFonts w:ascii="Cambria Math" w:hAnsi="Cambria Math"/>
+                <w:rFonts w:ascii="Cambria Math" w:eastAsia="Cambria Math" w:hAnsi="Cambria Math" w:cs="Cambria Math"/>
                 <w:sz w:val="26"/>
                 <w:szCs w:val="26"/>
-                <w:lang w:val="vi-VN"/>
               </w:rPr>
             </m:ctrlPr>
           </m:sSupPr>
           <m:e>
             <m:r>
               <w:rPr>
-                <w:rFonts w:ascii="Cambria Math" w:hAnsi="Cambria Math"/>
+                <w:rFonts w:ascii="Cambria Math" w:eastAsia="Cambria Math" w:hAnsi="Cambria Math" w:cs="Cambria Math"/>
                 <w:sz w:val="26"/>
                 <w:szCs w:val="26"/>
-                <w:lang w:val="vi-VN"/>
               </w:rPr>
               <m:t>R</m:t>
             </m:r>
@@ -1042,10 +1102,9 @@
           <m:sup>
             <m:r>
               <w:rPr>
-                <w:rFonts w:ascii="Cambria Math" w:hAnsi="Cambria Math"/>
+                <w:rFonts w:ascii="Cambria Math" w:eastAsia="Cambria Math" w:hAnsi="Cambria Math" w:cs="Cambria Math"/>
                 <w:sz w:val="26"/>
                 <w:szCs w:val="26"/>
-                <w:lang w:val="vi-VN"/>
               </w:rPr>
               <m:t>2</m:t>
             </m:r>
@@ -1054,22 +1113,1973 @@
       </m:oMath>
       <w:r>
         <w:rPr>
-          <w:rFonts w:ascii="Times  New Roman" w:eastAsiaTheme="minorEastAsia" w:hAnsi="Times  New Roman"/>
           <w:sz w:val="26"/>
           <w:szCs w:val="26"/>
-          <w:lang w:val="vi-VN"/>
         </w:rPr>
         <w:t xml:space="preserve"> Score (Độ phù hợp), MAE(Sai số tuyệt đối trung bình), RMSE(Sai số bình phương trung bình căn)</w:t>
       </w:r>
     </w:p>
     <w:p>
       <w:pPr>
-        <w:pStyle w:val="ListParagraph"/>
         <w:numPr>
           <w:ilvl w:val="1"/>
-          <w:numId w:val="78"/>
+          <w:numId w:val="94"/>
         </w:numPr>
+        <w:spacing w:after="0" w:line="278" w:lineRule="auto"/>
         <w:ind w:left="2883"/>
+        <w:rPr>
+          <w:sz w:val="26"/>
+          <w:szCs w:val="26"/>
+        </w:rPr>
+      </w:pPr>
+      <w:r>
+        <w:rPr>
+          <w:sz w:val="26"/>
+          <w:szCs w:val="26"/>
+        </w:rPr>
+        <w:lastRenderedPageBreak/>
+        <w:t>Đánh giá tính ổn định của nó  trên tập dữ liệu kiểm thử(Test set)</w:t>
+      </w:r>
+    </w:p>
+    <w:p>
+      <w:pPr>
+        <w:pStyle w:val="Heading2"/>
+        <w:numPr>
+          <w:ilvl w:val="0"/>
+          <w:numId w:val="91"/>
+        </w:numPr>
+        <w:spacing w:line="278" w:lineRule="auto"/>
+        <w:ind w:left="851"/>
+      </w:pPr>
+      <w:bookmarkStart w:id="3" w:name="_bmgz9p23n7v" w:colFirst="0" w:colLast="0"/>
+      <w:bookmarkEnd w:id="3"/>
+      <w:r>
+        <w:t>Phạm vi đề tài</w:t>
+      </w:r>
+    </w:p>
+    <w:p>
+      <w:pPr>
+        <w:ind w:left="850"/>
+        <w:rPr>
+          <w:sz w:val="26"/>
+          <w:szCs w:val="26"/>
+        </w:rPr>
+      </w:pPr>
+      <w:r>
+        <w:rPr>
+          <w:sz w:val="26"/>
+          <w:szCs w:val="26"/>
+        </w:rPr>
+        <w:t>Để đảm bảo tính tập trung và chính xác trong nghiên cứu, phạm vi đề tài được giới hạn như sau:</w:t>
+      </w:r>
+    </w:p>
+    <w:p>
+      <w:pPr>
+        <w:numPr>
+          <w:ilvl w:val="0"/>
+          <w:numId w:val="95"/>
+        </w:numPr>
+        <w:spacing w:after="0" w:line="278" w:lineRule="auto"/>
+        <w:rPr>
+          <w:sz w:val="26"/>
+          <w:szCs w:val="26"/>
+        </w:rPr>
+      </w:pPr>
+      <w:r>
+        <w:rPr>
+          <w:sz w:val="26"/>
+          <w:szCs w:val="26"/>
+        </w:rPr>
+        <w:t>Tập dữ liệu sử dụng: Sử dụng bộ dữ liệu "Used Cars Prices" được thu thập từ thị trường Ấn Độ. Đây là bộ dữ liệu thực tế bao gồm thông tin của hàng ngàn mẫu xe từ các hãng phổ thông đến hạng sang.</w:t>
+      </w:r>
+    </w:p>
+    <w:p>
+      <w:pPr>
+        <w:numPr>
+          <w:ilvl w:val="0"/>
+          <w:numId w:val="95"/>
+        </w:numPr>
+        <w:spacing w:after="0" w:line="278" w:lineRule="auto"/>
+        <w:rPr>
+          <w:sz w:val="26"/>
+          <w:szCs w:val="26"/>
+        </w:rPr>
+      </w:pPr>
+      <w:r>
+        <w:rPr>
+          <w:sz w:val="26"/>
+          <w:szCs w:val="26"/>
+        </w:rPr>
+        <w:t>Đặc thù thị trường: Nghiên cứu tập trung vào các đặc tính xe tại Ấn Độ (các dòng xe như Maruti, Honda, BMW...). Tuy nhiên, các quy trình tiền xử lý và thuật toán có tính tổng quát cao, hoàn toàn có thể hiệu chỉnh để áp dụng cho thị trường Việt Nam.</w:t>
+      </w:r>
+    </w:p>
+    <w:p>
+      <w:pPr>
+        <w:numPr>
+          <w:ilvl w:val="0"/>
+          <w:numId w:val="95"/>
+        </w:numPr>
+        <w:spacing w:after="0" w:line="278" w:lineRule="auto"/>
+        <w:rPr>
+          <w:sz w:val="26"/>
+          <w:szCs w:val="26"/>
+        </w:rPr>
+      </w:pPr>
+      <w:r>
+        <w:rPr>
+          <w:sz w:val="26"/>
+          <w:szCs w:val="26"/>
+        </w:rPr>
+        <w:t xml:space="preserve">Đơn vị tiền tệ: Toàn bộ giá trị dự báo được tính theo đơn vị </w:t>
+      </w:r>
+      <w:r>
+        <w:rPr>
+          <w:b/>
+          <w:bCs/>
+          <w:sz w:val="26"/>
+          <w:szCs w:val="26"/>
+        </w:rPr>
+        <w:t>Lakh</w:t>
+      </w:r>
+      <w:r>
+        <w:rPr>
+          <w:sz w:val="26"/>
+          <w:szCs w:val="26"/>
+        </w:rPr>
+        <w:t xml:space="preserve"> (Đơn vị đo lường của Ấn Độ: 1 Lakh = 100,000 Rupee). Việc giữ nguyên đơn vị này giúp bảo toàn tính toàn vẹn của dữ liệu gốc và tránh các sai số do tỷ giá hối đoái biến động.</w:t>
+      </w:r>
+    </w:p>
+    <w:p>
+      <w:pPr>
+        <w:numPr>
+          <w:ilvl w:val="0"/>
+          <w:numId w:val="95"/>
+        </w:numPr>
+        <w:spacing w:after="0" w:line="278" w:lineRule="auto"/>
+        <w:rPr>
+          <w:sz w:val="26"/>
+          <w:szCs w:val="26"/>
+        </w:rPr>
+      </w:pPr>
+      <w:r>
+        <w:rPr>
+          <w:sz w:val="26"/>
+          <w:szCs w:val="26"/>
+        </w:rPr>
+        <w:t>Giới hạn kỹ thuật: Đề tài chỉ tập trung vào các thông số kỹ thuật có sẵn trong tập dữ liệu, không xét đến các yếu tố ngoại cảnh khó định lượng như tình trạng hư hại do tai nạn hoặc màu xe (nếu dữ liệu không cung cấp).</w:t>
+      </w:r>
+    </w:p>
+    <w:p>
+      <w:pPr>
+        <w:pStyle w:val="Heading2"/>
+        <w:numPr>
+          <w:ilvl w:val="0"/>
+          <w:numId w:val="91"/>
+        </w:numPr>
+        <w:spacing w:after="0" w:line="278" w:lineRule="auto"/>
+        <w:ind w:left="853"/>
+      </w:pPr>
+      <w:bookmarkStart w:id="4" w:name="_e9xq8m4x97mw" w:colFirst="0" w:colLast="0"/>
+      <w:bookmarkEnd w:id="4"/>
+      <w:r>
+        <w:t>Ngôn ngữ lập trình và công cụ hỗ trợ</w:t>
+      </w:r>
+    </w:p>
+    <w:p>
+      <w:pPr>
+        <w:spacing w:after="0" w:line="278" w:lineRule="auto"/>
+        <w:ind w:left="850"/>
+        <w:rPr>
+          <w:sz w:val="26"/>
+          <w:szCs w:val="26"/>
+        </w:rPr>
+      </w:pPr>
+      <w:r>
+        <w:rPr>
+          <w:sz w:val="26"/>
+          <w:szCs w:val="26"/>
+        </w:rPr>
+        <w:t>Dự án được triển khai trên nền tảng ngôn ngữ Python nhờ vào hệ sinh thái thư viện hỗ trợ Khoa học dữ liệu mạnh mẽ:</w:t>
+      </w:r>
+    </w:p>
+    <w:p>
+      <w:pPr>
+        <w:numPr>
+          <w:ilvl w:val="0"/>
+          <w:numId w:val="96"/>
+        </w:numPr>
+        <w:spacing w:after="0" w:line="278" w:lineRule="auto"/>
+        <w:rPr>
+          <w:sz w:val="26"/>
+          <w:szCs w:val="26"/>
+        </w:rPr>
+      </w:pPr>
+      <w:r>
+        <w:rPr>
+          <w:sz w:val="26"/>
+          <w:szCs w:val="26"/>
+        </w:rPr>
+        <w:t>Ngôn ngữ lập trình: Python: Ngôn ngữ phổ biến nhất trong Machine Learning với cú pháp linh hoạt.</w:t>
+      </w:r>
+    </w:p>
+    <w:p>
+      <w:pPr>
+        <w:numPr>
+          <w:ilvl w:val="0"/>
+          <w:numId w:val="96"/>
+        </w:numPr>
+        <w:spacing w:after="0" w:line="278" w:lineRule="auto"/>
+        <w:rPr>
+          <w:sz w:val="26"/>
+          <w:szCs w:val="26"/>
+        </w:rPr>
+      </w:pPr>
+      <w:r>
+        <w:rPr>
+          <w:sz w:val="26"/>
+          <w:szCs w:val="26"/>
+        </w:rPr>
+        <w:t xml:space="preserve">Thư viện xử lý dữ liệu: </w:t>
+      </w:r>
+    </w:p>
+    <w:p>
+      <w:pPr>
+        <w:numPr>
+          <w:ilvl w:val="1"/>
+          <w:numId w:val="96"/>
+        </w:numPr>
+        <w:spacing w:after="0" w:line="278" w:lineRule="auto"/>
+        <w:rPr>
+          <w:sz w:val="26"/>
+          <w:szCs w:val="26"/>
+        </w:rPr>
+      </w:pPr>
+      <w:r>
+        <w:rPr>
+          <w:sz w:val="26"/>
+          <w:szCs w:val="26"/>
+        </w:rPr>
+        <w:t>Pandas và Numpy: Hỗ trợ đọc dữ liệu từ tệp CSV, làm sạch, biến đổi ma trận và tính toán số học.</w:t>
+      </w:r>
+    </w:p>
+    <w:p>
+      <w:pPr>
+        <w:numPr>
+          <w:ilvl w:val="0"/>
+          <w:numId w:val="97"/>
+        </w:numPr>
+        <w:spacing w:after="0" w:line="278" w:lineRule="auto"/>
+        <w:ind w:left="1568"/>
+        <w:rPr>
+          <w:sz w:val="26"/>
+          <w:szCs w:val="26"/>
+        </w:rPr>
+      </w:pPr>
+      <w:r>
+        <w:rPr>
+          <w:sz w:val="26"/>
+          <w:szCs w:val="26"/>
+        </w:rPr>
+        <w:t>Thư viện trực quan hóa:</w:t>
+      </w:r>
+    </w:p>
+    <w:p>
+      <w:pPr>
+        <w:numPr>
+          <w:ilvl w:val="1"/>
+          <w:numId w:val="97"/>
+        </w:numPr>
+        <w:spacing w:after="0" w:line="278" w:lineRule="auto"/>
+        <w:ind w:left="2288"/>
+        <w:rPr>
+          <w:sz w:val="26"/>
+          <w:szCs w:val="26"/>
+        </w:rPr>
+      </w:pPr>
+      <w:r>
+        <w:rPr>
+          <w:sz w:val="26"/>
+          <w:szCs w:val="26"/>
+        </w:rPr>
+        <w:t>Matplotlib &amp; Seaborn</w:t>
+      </w:r>
+      <w:r>
+        <w:rPr>
+          <w:b/>
+          <w:bCs/>
+          <w:sz w:val="26"/>
+          <w:szCs w:val="26"/>
+        </w:rPr>
+        <w:t>:</w:t>
+      </w:r>
+      <w:r>
+        <w:rPr>
+          <w:sz w:val="26"/>
+          <w:szCs w:val="26"/>
+        </w:rPr>
+        <w:t xml:space="preserve"> Dùng để vẽ các biểu đồ phân phối, biểu đồ nhiệt (Heatmap) thể hiện mối tương quan giữa các biến.</w:t>
+      </w:r>
+    </w:p>
+    <w:p>
+      <w:pPr>
+        <w:numPr>
+          <w:ilvl w:val="0"/>
+          <w:numId w:val="97"/>
+        </w:numPr>
+        <w:spacing w:after="0" w:line="278" w:lineRule="auto"/>
+        <w:ind w:left="1568"/>
+        <w:rPr>
+          <w:sz w:val="26"/>
+          <w:szCs w:val="26"/>
+        </w:rPr>
+      </w:pPr>
+      <w:r>
+        <w:rPr>
+          <w:sz w:val="26"/>
+          <w:szCs w:val="26"/>
+        </w:rPr>
+        <w:t>Thư viện Machine Learning:</w:t>
+      </w:r>
+    </w:p>
+    <w:p>
+      <w:pPr>
+        <w:numPr>
+          <w:ilvl w:val="1"/>
+          <w:numId w:val="97"/>
+        </w:numPr>
+        <w:spacing w:line="278" w:lineRule="auto"/>
+        <w:ind w:left="2288"/>
+        <w:rPr>
+          <w:sz w:val="26"/>
+          <w:szCs w:val="26"/>
+        </w:rPr>
+      </w:pPr>
+      <w:r>
+        <w:rPr>
+          <w:sz w:val="26"/>
+          <w:szCs w:val="26"/>
+        </w:rPr>
+        <w:t>Scikit-learn: Cung cấp các thuật toán hồi quy, các công cụ chia tập dữ liệu (Train/Test Split) và các chỉ số đánh giá mô hình.</w:t>
+      </w:r>
+    </w:p>
+    <w:p>
+      <w:pPr>
+        <w:pStyle w:val="Heading1"/>
+        <w:spacing w:before="240" w:after="240" w:line="278" w:lineRule="auto"/>
+      </w:pPr>
+      <w:bookmarkStart w:id="5" w:name="_h1zony2gwif9" w:colFirst="0" w:colLast="0"/>
+      <w:bookmarkEnd w:id="5"/>
+      <w:r>
+        <w:lastRenderedPageBreak/>
+        <w:t>Phần II: Cơ sở lý thuyết</w:t>
+      </w:r>
+    </w:p>
+    <w:p>
+      <w:pPr>
+        <w:pStyle w:val="Heading2"/>
+        <w:numPr>
+          <w:ilvl w:val="0"/>
+          <w:numId w:val="90"/>
+        </w:numPr>
+        <w:spacing w:line="278" w:lineRule="auto"/>
+        <w:ind w:left="660" w:hanging="660"/>
+      </w:pPr>
+      <w:bookmarkStart w:id="6" w:name="_n1q1m7mbp84k" w:colFirst="0" w:colLast="0"/>
+      <w:bookmarkEnd w:id="6"/>
+      <w:r>
+        <w:t>Các thuật toán sẽ thực hiện trong đề tài</w:t>
+      </w:r>
+    </w:p>
+    <w:p>
+      <w:pPr>
+        <w:pStyle w:val="Heading3"/>
+        <w:spacing w:line="278" w:lineRule="auto"/>
+      </w:pPr>
+      <w:bookmarkStart w:id="7" w:name="_cskypcmyxss" w:colFirst="0" w:colLast="0"/>
+      <w:bookmarkEnd w:id="7"/>
+      <w:r>
+        <w:t xml:space="preserve">     1.1. Random Forest</w:t>
+      </w:r>
+    </w:p>
+    <w:p>
+      <w:pPr>
+        <w:pStyle w:val="Heading4"/>
+      </w:pPr>
+      <w:bookmarkStart w:id="8" w:name="_ktpd0rfsusp4" w:colFirst="0" w:colLast="0"/>
+      <w:bookmarkEnd w:id="8"/>
+      <w:r>
+        <w:t xml:space="preserve">      1.1.1. Khái niệm</w:t>
+      </w:r>
+    </w:p>
+    <w:p>
+      <w:pPr>
+        <w:spacing w:line="278" w:lineRule="auto"/>
+        <w:rPr>
+          <w:sz w:val="26"/>
+          <w:szCs w:val="26"/>
+        </w:rPr>
+      </w:pPr>
+      <w:r>
+        <w:rPr>
+          <w:sz w:val="26"/>
+          <w:szCs w:val="26"/>
+        </w:rPr>
+        <w:t xml:space="preserve">     Random Forest là một thuật toán học có giám sát, thuộc nhóm các thuật toán ensemble learning. Thuật toán này hoạt động bằng cách xây dựng nhiều cây quyết định( Decision Tree) trong quá trình đào tạo và đưa ra dự đoán bằng cách tính trung bình các dự đoán của các cây quyết định đó hoặc chọn lớp có số phiếu bầu nhiều nhất trong trường hợp phân loại. Mỗi cây trong Random Forest được xây dựng từ một mẫu có thể của dữ liệu đào tạo( bootstrapping) và trong quá trình xây dựng mỗi cây, chỉ một tập con ngẫu nhiên của các đặc điểm được sử dụng để chia các nút của cây.</w:t>
+      </w:r>
+    </w:p>
+    <w:p>
+      <w:pPr>
+        <w:spacing w:line="278" w:lineRule="auto"/>
+        <w:rPr>
+          <w:sz w:val="26"/>
+          <w:szCs w:val="26"/>
+        </w:rPr>
+      </w:pPr>
+      <w:r>
+        <w:rPr>
+          <w:noProof/>
+          <w:sz w:val="26"/>
+          <w:szCs w:val="26"/>
+        </w:rPr>
+        <w:drawing>
+          <wp:inline distT="114300" distB="114300" distL="114300" distR="114300" wp14:anchorId="13999B14" wp14:editId="06DF19B9">
+            <wp:extent cx="5759775" cy="2794000"/>
+            <wp:effectExtent l="0" t="0" r="0" b="0"/>
+            <wp:docPr id="3" name="image1.png"/>
+            <wp:cNvGraphicFramePr/>
+            <a:graphic xmlns:a="http://schemas.openxmlformats.org/drawingml/2006/main">
+              <a:graphicData uri="http://schemas.openxmlformats.org/drawingml/2006/picture">
+                <pic:pic xmlns:pic="http://schemas.openxmlformats.org/drawingml/2006/picture">
+                  <pic:nvPicPr>
+                    <pic:cNvPr id="0" name="image1.png"/>
+                    <pic:cNvPicPr preferRelativeResize="0"/>
+                  </pic:nvPicPr>
+                  <pic:blipFill>
+                    <a:blip r:embed="rId9"/>
+                    <a:srcRect/>
+                    <a:stretch>
+                      <a:fillRect/>
+                    </a:stretch>
+                  </pic:blipFill>
+                  <pic:spPr>
+                    <a:xfrm>
+                      <a:off x="0" y="0"/>
+                      <a:ext cx="5759775" cy="2794000"/>
+                    </a:xfrm>
+                    <a:prstGeom prst="rect">
+                      <a:avLst/>
+                    </a:prstGeom>
+                    <a:ln/>
+                  </pic:spPr>
+                </pic:pic>
+              </a:graphicData>
+            </a:graphic>
+          </wp:inline>
+        </w:drawing>
+      </w:r>
+    </w:p>
+    <w:p>
+      <w:pPr>
+        <w:pStyle w:val="Heading4"/>
+        <w:spacing w:line="278" w:lineRule="auto"/>
+        <w:ind w:firstLine="425"/>
+      </w:pPr>
+      <w:bookmarkStart w:id="9" w:name="_wq83z2cebnjw" w:colFirst="0" w:colLast="0"/>
+      <w:bookmarkEnd w:id="9"/>
+      <w:r>
+        <w:t>1.1.2. Cách thức hoạt động</w:t>
+      </w:r>
+    </w:p>
+    <w:p>
+      <w:pPr>
+        <w:numPr>
+          <w:ilvl w:val="0"/>
+          <w:numId w:val="86"/>
+        </w:numPr>
+        <w:spacing w:after="0" w:line="278" w:lineRule="auto"/>
+        <w:rPr>
+          <w:sz w:val="26"/>
+          <w:szCs w:val="26"/>
+        </w:rPr>
+      </w:pPr>
+      <w:r>
+        <w:rPr>
+          <w:sz w:val="26"/>
+          <w:szCs w:val="26"/>
+        </w:rPr>
+        <w:t>Bước 1: Chọn điểm dữ liệu K ngẫu nhiên từ tập huấn luyện.</w:t>
+      </w:r>
+    </w:p>
+    <w:p>
+      <w:pPr>
+        <w:numPr>
+          <w:ilvl w:val="0"/>
+          <w:numId w:val="86"/>
+        </w:numPr>
+        <w:spacing w:after="0" w:line="278" w:lineRule="auto"/>
+        <w:rPr>
+          <w:sz w:val="26"/>
+          <w:szCs w:val="26"/>
+        </w:rPr>
+      </w:pPr>
+      <w:r>
+        <w:rPr>
+          <w:sz w:val="26"/>
+          <w:szCs w:val="26"/>
+        </w:rPr>
+        <w:t>Bước 2: Xây dựng cây quyết định liên kết với các điểm dữ liệu đã chọn (Tập con).</w:t>
+      </w:r>
+    </w:p>
+    <w:p>
+      <w:pPr>
+        <w:numPr>
+          <w:ilvl w:val="0"/>
+          <w:numId w:val="86"/>
+        </w:numPr>
+        <w:spacing w:after="0" w:line="278" w:lineRule="auto"/>
+        <w:rPr>
+          <w:sz w:val="26"/>
+          <w:szCs w:val="26"/>
+        </w:rPr>
+      </w:pPr>
+      <w:r>
+        <w:rPr>
+          <w:sz w:val="26"/>
+          <w:szCs w:val="26"/>
+        </w:rPr>
+        <w:t>Bước 3: Chọn số N cho cây quyết định mà bạn muốn xây dựng.</w:t>
+      </w:r>
+    </w:p>
+    <w:p>
+      <w:pPr>
+        <w:numPr>
+          <w:ilvl w:val="0"/>
+          <w:numId w:val="86"/>
+        </w:numPr>
+        <w:spacing w:after="0" w:line="278" w:lineRule="auto"/>
+        <w:rPr>
+          <w:sz w:val="26"/>
+          <w:szCs w:val="26"/>
+        </w:rPr>
+      </w:pPr>
+      <w:r>
+        <w:rPr>
+          <w:sz w:val="26"/>
+          <w:szCs w:val="26"/>
+        </w:rPr>
+        <w:t>Bước 4: Lặp lại Bước 1 và 2.</w:t>
+      </w:r>
+    </w:p>
+    <w:p>
+      <w:pPr>
+        <w:numPr>
+          <w:ilvl w:val="0"/>
+          <w:numId w:val="86"/>
+        </w:numPr>
+        <w:spacing w:after="240" w:line="278" w:lineRule="auto"/>
+        <w:rPr>
+          <w:rFonts w:ascii="Arial" w:eastAsia="Arial" w:hAnsi="Arial" w:cs="Arial"/>
+          <w:sz w:val="22"/>
+          <w:szCs w:val="22"/>
+        </w:rPr>
+      </w:pPr>
+      <w:r>
+        <w:rPr>
+          <w:sz w:val="26"/>
+          <w:szCs w:val="26"/>
+        </w:rPr>
+        <w:t>Bước 5: Đối với các điểm dữ liệu mới, hãy tìm các dự đoán của từng cây quyết định và gán các điểm dữ liệu mới cho danh mục giành được đa số phiếu bầu.</w:t>
+      </w:r>
+    </w:p>
+    <w:p>
+      <w:pPr>
+        <w:pStyle w:val="Heading4"/>
+        <w:spacing w:line="278" w:lineRule="auto"/>
+        <w:ind w:firstLine="425"/>
+      </w:pPr>
+      <w:bookmarkStart w:id="10" w:name="_wp0teloe4v48" w:colFirst="0" w:colLast="0"/>
+      <w:bookmarkEnd w:id="10"/>
+      <w:r>
+        <w:lastRenderedPageBreak/>
+        <w:t>1.1.3. Ưu và nhược điểm của thuật toán</w:t>
+      </w:r>
+    </w:p>
+    <w:p>
+      <w:pPr>
+        <w:numPr>
+          <w:ilvl w:val="0"/>
+          <w:numId w:val="104"/>
+        </w:numPr>
+        <w:spacing w:before="240" w:after="0" w:line="278" w:lineRule="auto"/>
+        <w:rPr>
+          <w:b/>
+          <w:bCs/>
+          <w:sz w:val="26"/>
+          <w:szCs w:val="26"/>
+        </w:rPr>
+      </w:pPr>
+      <w:r>
+        <w:rPr>
+          <w:b/>
+          <w:bCs/>
+          <w:sz w:val="26"/>
+          <w:szCs w:val="26"/>
+        </w:rPr>
+        <w:t>Ưu điểm:</w:t>
+      </w:r>
+    </w:p>
+    <w:p>
+      <w:pPr>
+        <w:numPr>
+          <w:ilvl w:val="0"/>
+          <w:numId w:val="98"/>
+        </w:numPr>
+        <w:spacing w:after="0" w:line="278" w:lineRule="auto"/>
+        <w:rPr>
+          <w:sz w:val="26"/>
+          <w:szCs w:val="26"/>
+        </w:rPr>
+      </w:pPr>
+      <w:r>
+        <w:rPr>
+          <w:b/>
+          <w:bCs/>
+          <w:sz w:val="26"/>
+          <w:szCs w:val="26"/>
+        </w:rPr>
+        <w:t>Hiệu quả cao:</w:t>
+      </w:r>
+      <w:r>
+        <w:rPr>
+          <w:sz w:val="26"/>
+          <w:szCs w:val="26"/>
+        </w:rPr>
+        <w:t xml:space="preserve"> Random Forest có khả năng cung cấp kết quả chính xác cao, ngay cả trên các bộ dữ liệu lớn và phức tạp.</w:t>
+      </w:r>
+    </w:p>
+    <w:p>
+      <w:pPr>
+        <w:numPr>
+          <w:ilvl w:val="0"/>
+          <w:numId w:val="98"/>
+        </w:numPr>
+        <w:spacing w:after="0" w:line="278" w:lineRule="auto"/>
+        <w:rPr>
+          <w:sz w:val="26"/>
+          <w:szCs w:val="26"/>
+        </w:rPr>
+      </w:pPr>
+      <w:r>
+        <w:rPr>
+          <w:b/>
+          <w:bCs/>
+          <w:sz w:val="26"/>
+          <w:szCs w:val="26"/>
+        </w:rPr>
+        <w:t>Kiểm soát overfitting:</w:t>
+      </w:r>
+      <w:r>
+        <w:rPr>
+          <w:sz w:val="26"/>
+          <w:szCs w:val="26"/>
+        </w:rPr>
+        <w:t xml:space="preserve"> Mặc dù từng cây quyết định có thể bị overfit, kết hợp kết quả từ nhiều cây giúp giảm thiểu vấn đề này.</w:t>
+      </w:r>
+    </w:p>
+    <w:p>
+      <w:pPr>
+        <w:numPr>
+          <w:ilvl w:val="0"/>
+          <w:numId w:val="98"/>
+        </w:numPr>
+        <w:spacing w:after="0" w:line="278" w:lineRule="auto"/>
+        <w:rPr>
+          <w:sz w:val="26"/>
+          <w:szCs w:val="26"/>
+        </w:rPr>
+      </w:pPr>
+      <w:r>
+        <w:rPr>
+          <w:b/>
+          <w:bCs/>
+          <w:sz w:val="26"/>
+          <w:szCs w:val="26"/>
+        </w:rPr>
+        <w:t>Dễ dàng đo lường mức độ quan trọng của từng đặc điểm:</w:t>
+      </w:r>
+      <w:r>
+        <w:rPr>
+          <w:sz w:val="26"/>
+          <w:szCs w:val="26"/>
+        </w:rPr>
+        <w:t xml:space="preserve"> Random Forest có thể cung cấp thông tin chi tiết về mức độ quan trọng của các đặc điểm đầu vào đối với quá trình dự đoán.</w:t>
+      </w:r>
+    </w:p>
+    <w:p>
+      <w:pPr>
+        <w:numPr>
+          <w:ilvl w:val="0"/>
+          <w:numId w:val="98"/>
+        </w:numPr>
+        <w:spacing w:after="240" w:line="278" w:lineRule="auto"/>
+        <w:rPr>
+          <w:sz w:val="26"/>
+          <w:szCs w:val="26"/>
+        </w:rPr>
+      </w:pPr>
+      <w:r>
+        <w:rPr>
+          <w:b/>
+          <w:bCs/>
+          <w:sz w:val="26"/>
+          <w:szCs w:val="26"/>
+        </w:rPr>
+        <w:t>Khả năng xử lý dữ liệu cả bảng và dạng phân loại:</w:t>
+      </w:r>
+      <w:r>
+        <w:rPr>
+          <w:sz w:val="26"/>
+          <w:szCs w:val="26"/>
+        </w:rPr>
+        <w:t xml:space="preserve"> Thuật toán này có thể xử lý cả các biến định lượng và định tính.</w:t>
+      </w:r>
+    </w:p>
+    <w:p>
+      <w:pPr>
+        <w:spacing w:before="240" w:after="240" w:line="278" w:lineRule="auto"/>
+        <w:ind w:left="1440"/>
+        <w:rPr>
+          <w:sz w:val="26"/>
+          <w:szCs w:val="26"/>
+        </w:rPr>
+      </w:pPr>
+    </w:p>
+    <w:p>
+      <w:pPr>
+        <w:numPr>
+          <w:ilvl w:val="0"/>
+          <w:numId w:val="85"/>
+        </w:numPr>
+        <w:spacing w:before="240" w:after="0" w:line="278" w:lineRule="auto"/>
+        <w:rPr>
+          <w:b/>
+          <w:bCs/>
+          <w:sz w:val="26"/>
+          <w:szCs w:val="26"/>
+        </w:rPr>
+      </w:pPr>
+      <w:r>
+        <w:rPr>
+          <w:b/>
+          <w:bCs/>
+          <w:sz w:val="26"/>
+          <w:szCs w:val="26"/>
+        </w:rPr>
+        <w:t>Nhược điểm:</w:t>
+      </w:r>
+    </w:p>
+    <w:p>
+      <w:pPr>
+        <w:numPr>
+          <w:ilvl w:val="0"/>
+          <w:numId w:val="99"/>
+        </w:numPr>
+        <w:spacing w:after="0" w:line="278" w:lineRule="auto"/>
+        <w:rPr>
+          <w:sz w:val="26"/>
+          <w:szCs w:val="26"/>
+        </w:rPr>
+      </w:pPr>
+      <w:r>
+        <w:rPr>
+          <w:b/>
+          <w:bCs/>
+          <w:sz w:val="26"/>
+          <w:szCs w:val="26"/>
+        </w:rPr>
+        <w:t>Không trực quan và khó giải thích:</w:t>
+      </w:r>
+      <w:r>
+        <w:rPr>
+          <w:sz w:val="26"/>
+          <w:szCs w:val="26"/>
+        </w:rPr>
+        <w:t xml:space="preserve"> Mô hình Random Forest gồm nhiều cây quyết định có thể khó hiểu và giải thích so với một cây quyết định đơn lẻ.</w:t>
+      </w:r>
+    </w:p>
+    <w:p>
+      <w:pPr>
+        <w:numPr>
+          <w:ilvl w:val="0"/>
+          <w:numId w:val="99"/>
+        </w:numPr>
+        <w:spacing w:after="0" w:line="278" w:lineRule="auto"/>
+        <w:rPr>
+          <w:sz w:val="26"/>
+          <w:szCs w:val="26"/>
+        </w:rPr>
+      </w:pPr>
+      <w:r>
+        <w:rPr>
+          <w:b/>
+          <w:bCs/>
+          <w:sz w:val="26"/>
+          <w:szCs w:val="26"/>
+        </w:rPr>
+        <w:t>Thời gian đào tạo có thể lâu hơn:</w:t>
+      </w:r>
+      <w:r>
+        <w:rPr>
+          <w:sz w:val="26"/>
+          <w:szCs w:val="26"/>
+        </w:rPr>
+        <w:t xml:space="preserve"> Xây dựng nhiều cây đòi hỏi nhiều tài nguyên tính toán hơn, đặc biệt là trên các bộ dữ liệu lớn.</w:t>
+      </w:r>
+    </w:p>
+    <w:p>
+      <w:pPr>
+        <w:numPr>
+          <w:ilvl w:val="0"/>
+          <w:numId w:val="99"/>
+        </w:numPr>
+        <w:spacing w:after="240" w:line="278" w:lineRule="auto"/>
+        <w:rPr>
+          <w:sz w:val="26"/>
+          <w:szCs w:val="26"/>
+        </w:rPr>
+      </w:pPr>
+      <w:r>
+        <w:rPr>
+          <w:b/>
+          <w:bCs/>
+          <w:sz w:val="26"/>
+          <w:szCs w:val="26"/>
+        </w:rPr>
+        <w:t>Độ phức tạp cao khi triển khai:</w:t>
+      </w:r>
+      <w:r>
+        <w:rPr>
+          <w:sz w:val="26"/>
+          <w:szCs w:val="26"/>
+        </w:rPr>
+        <w:t xml:space="preserve"> Khi số lượng cây trong rừng tăng lên, mô hình cần nhiều bộ nhớ hơn và thời gian phản hồi có thể chậm hơn.</w:t>
+      </w:r>
+    </w:p>
+    <w:p>
+      <w:pPr>
+        <w:pStyle w:val="Heading4"/>
+        <w:spacing w:after="240" w:line="278" w:lineRule="auto"/>
+        <w:ind w:firstLine="425"/>
+      </w:pPr>
+      <w:bookmarkStart w:id="11" w:name="_tj7m7069e06g" w:colFirst="0" w:colLast="0"/>
+      <w:bookmarkEnd w:id="11"/>
+      <w:r>
+        <w:t>1.1.4. Ứng dụng trong thực tế của thuật toán</w:t>
+      </w:r>
+    </w:p>
+    <w:p>
+      <w:pPr>
+        <w:numPr>
+          <w:ilvl w:val="0"/>
+          <w:numId w:val="84"/>
+        </w:numPr>
+        <w:spacing w:before="240" w:after="0" w:line="278" w:lineRule="auto"/>
+        <w:rPr>
+          <w:sz w:val="26"/>
+          <w:szCs w:val="26"/>
+        </w:rPr>
+      </w:pPr>
+      <w:r>
+        <w:rPr>
+          <w:b/>
+          <w:bCs/>
+          <w:sz w:val="26"/>
+          <w:szCs w:val="26"/>
+        </w:rPr>
+        <w:t>Y học:</w:t>
+      </w:r>
+      <w:r>
+        <w:rPr>
+          <w:sz w:val="26"/>
+          <w:szCs w:val="26"/>
+        </w:rPr>
+        <w:t xml:space="preserve"> Phân tích và dự đoán các rủi ro bệnh lý dựa trên các yếu tố sức khỏe của bệnh nhân.</w:t>
+      </w:r>
+    </w:p>
+    <w:p>
+      <w:pPr>
+        <w:numPr>
+          <w:ilvl w:val="0"/>
+          <w:numId w:val="84"/>
+        </w:numPr>
+        <w:spacing w:after="0" w:line="278" w:lineRule="auto"/>
+        <w:rPr>
+          <w:sz w:val="26"/>
+          <w:szCs w:val="26"/>
+        </w:rPr>
+      </w:pPr>
+      <w:r>
+        <w:rPr>
+          <w:b/>
+          <w:bCs/>
+          <w:sz w:val="26"/>
+          <w:szCs w:val="26"/>
+        </w:rPr>
+        <w:t>Ngân hàng:</w:t>
+      </w:r>
+      <w:r>
+        <w:rPr>
+          <w:sz w:val="26"/>
+          <w:szCs w:val="26"/>
+        </w:rPr>
+        <w:t xml:space="preserve"> Được sử dụng để phát hiện gian lận, phân tích rủi ro tín dụng.</w:t>
+      </w:r>
+    </w:p>
+    <w:p>
+      <w:pPr>
+        <w:numPr>
+          <w:ilvl w:val="0"/>
+          <w:numId w:val="84"/>
+        </w:numPr>
+        <w:spacing w:after="0" w:line="278" w:lineRule="auto"/>
+        <w:rPr>
+          <w:sz w:val="26"/>
+          <w:szCs w:val="26"/>
+        </w:rPr>
+      </w:pPr>
+      <w:r>
+        <w:rPr>
+          <w:b/>
+          <w:bCs/>
+          <w:sz w:val="26"/>
+          <w:szCs w:val="26"/>
+        </w:rPr>
+        <w:t>Bán lẻ:</w:t>
+      </w:r>
+      <w:r>
+        <w:rPr>
+          <w:sz w:val="26"/>
+          <w:szCs w:val="26"/>
+        </w:rPr>
+        <w:t xml:space="preserve"> Phân tích hành vi khách hàng, dự đoán xu hướng mua hàng và quản lý hàng tồn kho.</w:t>
+      </w:r>
+    </w:p>
+    <w:p>
+      <w:pPr>
+        <w:numPr>
+          <w:ilvl w:val="0"/>
+          <w:numId w:val="84"/>
+        </w:numPr>
+        <w:spacing w:after="0" w:line="278" w:lineRule="auto"/>
+        <w:rPr>
+          <w:sz w:val="26"/>
+          <w:szCs w:val="26"/>
+        </w:rPr>
+      </w:pPr>
+      <w:r>
+        <w:rPr>
+          <w:b/>
+          <w:bCs/>
+          <w:sz w:val="26"/>
+          <w:szCs w:val="26"/>
+        </w:rPr>
+        <w:t>Chăm sóc khách hàng:</w:t>
+      </w:r>
+      <w:r>
+        <w:rPr>
+          <w:sz w:val="26"/>
+          <w:szCs w:val="26"/>
+        </w:rPr>
+        <w:t xml:space="preserve"> Dự đoán và phân loại các vấn đề của khách hàng để định hướng hỗ trợ hiệu quả hơn.</w:t>
+      </w:r>
+    </w:p>
+    <w:p>
+      <w:pPr>
+        <w:numPr>
+          <w:ilvl w:val="0"/>
+          <w:numId w:val="84"/>
+        </w:numPr>
+        <w:spacing w:after="240" w:line="278" w:lineRule="auto"/>
+        <w:rPr>
+          <w:sz w:val="26"/>
+          <w:szCs w:val="26"/>
+        </w:rPr>
+      </w:pPr>
+      <w:r>
+        <w:rPr>
+          <w:b/>
+          <w:bCs/>
+          <w:sz w:val="26"/>
+          <w:szCs w:val="26"/>
+        </w:rPr>
+        <w:t>Tài chính:</w:t>
+      </w:r>
+      <w:r>
+        <w:rPr>
+          <w:sz w:val="26"/>
+          <w:szCs w:val="26"/>
+        </w:rPr>
+        <w:t xml:space="preserve"> Dự đoán giá cổ phiếu, phân tích rủi ro đầu tư.</w:t>
+      </w:r>
+    </w:p>
+    <w:p>
+      <w:pPr>
+        <w:pStyle w:val="Heading3"/>
+        <w:spacing w:before="240" w:after="240" w:line="278" w:lineRule="auto"/>
+        <w:ind w:left="425"/>
+      </w:pPr>
+      <w:bookmarkStart w:id="12" w:name="_rbt6toxirgrp" w:colFirst="0" w:colLast="0"/>
+      <w:bookmarkEnd w:id="12"/>
+      <w:r>
+        <w:t xml:space="preserve">1.2. Linear Regression </w:t>
+      </w:r>
+    </w:p>
+    <w:p>
+      <w:pPr>
+        <w:pStyle w:val="Heading4"/>
+        <w:ind w:left="425"/>
+      </w:pPr>
+      <w:bookmarkStart w:id="13" w:name="_e08h9f8qwmof" w:colFirst="0" w:colLast="0"/>
+      <w:bookmarkEnd w:id="13"/>
+      <w:r>
+        <w:t xml:space="preserve">1.2.1. Khái niệm </w:t>
+      </w:r>
+    </w:p>
+    <w:p>
+      <w:pPr>
+        <w:ind w:firstLine="720"/>
+        <w:rPr>
+          <w:lang w:val="vi-VN"/>
+        </w:rPr>
+      </w:pPr>
+      <w:r>
+        <w:t xml:space="preserve">Hồi quy tuyến tính (Linear Regression) là một thuật toán học máy có giám sát được sử dụng để dự đoán giá trị của một biến mục tiêu (biến phụ thuộc) </w:t>
+      </w:r>
+      <w:r>
+        <w:lastRenderedPageBreak/>
+        <w:t>dựa trên một hoặc nhiều biến dự báo (biến độc lập). Thuật toán này dựa trên giả định rằng có một mối quan hệ tuyến tính (đường thẳng) giữa các biến đầu vào và kết quả đầu ra. Kết quả của mô hình là một giá trị liên tục (định lượng), ví dụ như giá cả, điểm số hoặc nhiệt độ.</w:t>
+      </w:r>
+    </w:p>
+    <w:p>
+      <w:pPr>
+        <w:ind w:firstLine="720"/>
+        <w:rPr>
+          <w:lang w:val="vi-VN"/>
+        </w:rPr>
+      </w:pPr>
+      <w:r>
+        <w:rPr>
+          <w:noProof/>
+        </w:rPr>
+        <w:drawing>
+          <wp:inline distT="0" distB="0" distL="0" distR="0" wp14:anchorId="2D212E5C" wp14:editId="770E40AC">
+            <wp:extent cx="5760720" cy="3614420"/>
+            <wp:effectExtent l="0" t="0" r="0" b="5080"/>
+            <wp:docPr id="332417560" name="Picture 2"/>
+            <wp:cNvGraphicFramePr>
+              <a:graphicFrameLocks xmlns:a="http://schemas.openxmlformats.org/drawingml/2006/main" noChangeAspect="1"/>
+            </wp:cNvGraphicFramePr>
+            <a:graphic xmlns:a="http://schemas.openxmlformats.org/drawingml/2006/main">
+              <a:graphicData uri="http://schemas.openxmlformats.org/drawingml/2006/picture">
+                <pic:pic xmlns:pic="http://schemas.openxmlformats.org/drawingml/2006/picture">
+                  <pic:nvPicPr>
+                    <pic:cNvPr id="0" name="Picture 1"/>
+                    <pic:cNvPicPr>
+                      <a:picLocks noChangeAspect="1" noChangeArrowheads="1"/>
+                    </pic:cNvPicPr>
+                  </pic:nvPicPr>
+                  <pic:blipFill>
+                    <a:blip r:embed="rId10">
+                      <a:extLst>
+                        <a:ext uri="{28A0092B-C50C-407E-A947-70E740481C1C}">
+                          <a14:useLocalDpi xmlns:a14="http://schemas.microsoft.com/office/drawing/2010/main" val="0"/>
+                        </a:ext>
+                      </a:extLst>
+                    </a:blip>
+                    <a:srcRect/>
+                    <a:stretch>
+                      <a:fillRect/>
+                    </a:stretch>
+                  </pic:blipFill>
+                  <pic:spPr bwMode="auto">
+                    <a:xfrm>
+                      <a:off x="0" y="0"/>
+                      <a:ext cx="5760720" cy="3614420"/>
+                    </a:xfrm>
+                    <a:prstGeom prst="rect">
+                      <a:avLst/>
+                    </a:prstGeom>
+                    <a:noFill/>
+                    <a:ln>
+                      <a:noFill/>
+                    </a:ln>
+                  </pic:spPr>
+                </pic:pic>
+              </a:graphicData>
+            </a:graphic>
+          </wp:inline>
+        </w:drawing>
+      </w:r>
+    </w:p>
+    <w:p>
+      <w:pPr>
+        <w:pStyle w:val="Heading4"/>
+        <w:spacing w:after="240"/>
+        <w:ind w:firstLine="425"/>
+      </w:pPr>
+      <w:bookmarkStart w:id="14" w:name="_woq2ifjs5p5u" w:colFirst="0" w:colLast="0"/>
+      <w:bookmarkEnd w:id="14"/>
+      <w:r>
+        <w:t>1.2.2. Cách thức hoạt động</w:t>
+      </w:r>
+    </w:p>
+    <w:p>
+      <w:pPr>
+        <w:numPr>
+          <w:ilvl w:val="0"/>
+          <w:numId w:val="83"/>
+        </w:numPr>
+        <w:spacing w:before="240" w:after="0"/>
+      </w:pPr>
+      <w:r>
+        <w:rPr>
+          <w:b/>
+          <w:bCs/>
+        </w:rPr>
+        <w:t>Tìm đường tiệm cận tốt nhất:</w:t>
+      </w:r>
+      <w:r>
+        <w:t xml:space="preserve"> Thuật toán cố gắng vẽ một đường thẳng (hoặc siêu phẳng trong không gian nhiều chiều) đi qua các điểm dữ liệu sao cho tổng sai số giữa giá trị dự đoán và giá trị thực tế là nhỏ nhất.</w:t>
+      </w:r>
+    </w:p>
+    <w:p>
+      <w:pPr>
+        <w:numPr>
+          <w:ilvl w:val="0"/>
+          <w:numId w:val="83"/>
+        </w:numPr>
+        <w:spacing w:after="0"/>
+      </w:pPr>
+      <w:r>
+        <w:rPr>
+          <w:b/>
+          <w:bCs/>
+        </w:rPr>
+        <w:t>Phương pháp Bình phương tối thiểu (OLS):</w:t>
+      </w:r>
+      <w:r>
+        <w:t xml:space="preserve"> Đây là kỹ thuật phổ biến nhất để tìm ra các hệ số của phương pháp hồi quy bằng cách tối thiểu hóa tổng bình phương của các khoảng cách sai lệch (phần dư).</w:t>
+      </w:r>
+    </w:p>
+    <w:p>
+      <w:pPr>
+        <w:numPr>
+          <w:ilvl w:val="0"/>
+          <w:numId w:val="83"/>
+        </w:numPr>
+        <w:spacing w:after="240"/>
+      </w:pPr>
+      <w:r>
+        <w:rPr>
+          <w:b/>
+          <w:bCs/>
+        </w:rPr>
+        <w:t>Hệ số hồi quy:</w:t>
+      </w:r>
+      <w:r>
+        <w:t xml:space="preserve"> Mỗi biến đầu vào sẽ được gán một trọng số, thể hiện mức độ và chiều hướng ảnh hưởng của biến đó đến kết quả cuối cùng.</w:t>
+      </w:r>
+    </w:p>
+    <w:p>
+      <w:pPr>
+        <w:pStyle w:val="Heading4"/>
+        <w:spacing w:after="240"/>
+        <w:ind w:left="425"/>
+      </w:pPr>
+      <w:bookmarkStart w:id="15" w:name="_t11bdmpsqc7o" w:colFirst="0" w:colLast="0"/>
+      <w:bookmarkEnd w:id="15"/>
+      <w:r>
+        <w:t>1.2.3. Ưu và nhược điểm của thuật toán</w:t>
+      </w:r>
+    </w:p>
+    <w:p>
+      <w:pPr>
+        <w:numPr>
+          <w:ilvl w:val="0"/>
+          <w:numId w:val="82"/>
+        </w:numPr>
+        <w:spacing w:before="240" w:after="0"/>
+        <w:rPr>
+          <w:b/>
+          <w:bCs/>
+        </w:rPr>
+      </w:pPr>
+      <w:r>
+        <w:rPr>
+          <w:b/>
+          <w:bCs/>
+        </w:rPr>
+        <w:t>Ưu điểm:</w:t>
+      </w:r>
+    </w:p>
+    <w:p>
+      <w:pPr>
+        <w:numPr>
+          <w:ilvl w:val="0"/>
+          <w:numId w:val="101"/>
+        </w:numPr>
+        <w:spacing w:after="0"/>
+      </w:pPr>
+      <w:r>
+        <w:rPr>
+          <w:b/>
+          <w:bCs/>
+        </w:rPr>
+        <w:lastRenderedPageBreak/>
+        <w:t>Đơn giản và dễ giải thích:</w:t>
+      </w:r>
+      <w:r>
+        <w:t xml:space="preserve"> Kết quả của mô hình rất trực quan, giúp người dùng hiểu rõ biến nào quan trọng và ảnh hưởng như thế nào đến kết quả.</w:t>
+      </w:r>
+    </w:p>
+    <w:p>
+      <w:pPr>
+        <w:numPr>
+          <w:ilvl w:val="0"/>
+          <w:numId w:val="101"/>
+        </w:numPr>
+        <w:spacing w:after="0"/>
+      </w:pPr>
+      <w:r>
+        <w:rPr>
+          <w:b/>
+          <w:bCs/>
+        </w:rPr>
+        <w:t>Hiệu suất tính toán cao:</w:t>
+      </w:r>
+      <w:r>
+        <w:t xml:space="preserve"> Thuật toán chạy rất nhanh, tốn ít tài nguyên và dễ dàng triển khai trên các hệ thống thực tế.</w:t>
+      </w:r>
+    </w:p>
+    <w:p>
+      <w:pPr>
+        <w:numPr>
+          <w:ilvl w:val="0"/>
+          <w:numId w:val="101"/>
+        </w:numPr>
+        <w:spacing w:after="240"/>
+      </w:pPr>
+      <w:r>
+        <w:rPr>
+          <w:b/>
+          <w:bCs/>
+        </w:rPr>
+        <w:t>Hiệu quả với dữ liệu tuyến tính:</w:t>
+      </w:r>
+      <w:r>
+        <w:t xml:space="preserve"> Nếu mối quan hệ giữa các  biến là tuyến tính, mô hình này thường cho kết quả rất ổn định.</w:t>
+      </w:r>
+    </w:p>
+    <w:p>
+      <w:pPr>
+        <w:spacing w:before="240" w:after="240"/>
+        <w:ind w:left="1440"/>
+      </w:pPr>
+    </w:p>
+    <w:p>
+      <w:pPr>
+        <w:numPr>
+          <w:ilvl w:val="0"/>
+          <w:numId w:val="103"/>
+        </w:numPr>
+        <w:spacing w:before="240" w:after="0"/>
+        <w:rPr>
+          <w:b/>
+          <w:bCs/>
+        </w:rPr>
+      </w:pPr>
+      <w:r>
+        <w:rPr>
+          <w:b/>
+          <w:bCs/>
+        </w:rPr>
+        <w:t>Nhược điểm:</w:t>
+      </w:r>
+    </w:p>
+    <w:p>
+      <w:pPr>
+        <w:numPr>
+          <w:ilvl w:val="0"/>
+          <w:numId w:val="101"/>
+        </w:numPr>
+        <w:spacing w:after="0"/>
+      </w:pPr>
+      <w:r>
+        <w:rPr>
+          <w:b/>
+          <w:bCs/>
+        </w:rPr>
+        <w:t>Giới hạn về tính tuyến tính:</w:t>
+      </w:r>
+      <w:r>
+        <w:t xml:space="preserve"> Thuật toán không thể học được các mối quan hệ phức tạp hoặc phi tuyến giữa các dữ liệu.</w:t>
+      </w:r>
+    </w:p>
+    <w:p>
+      <w:pPr>
+        <w:numPr>
+          <w:ilvl w:val="0"/>
+          <w:numId w:val="101"/>
+        </w:numPr>
+        <w:spacing w:after="0"/>
+      </w:pPr>
+      <w:r>
+        <w:rPr>
+          <w:b/>
+          <w:bCs/>
+        </w:rPr>
+        <w:t>Nhạy cảm với ngoại lệ (Outliers):</w:t>
+      </w:r>
+      <w:r>
+        <w:t xml:space="preserve"> Chỉ cần một vài điểm dữ liệu có giá trị bất thường cũng có thể làm chệch hướng đường hồi quy, dẫn đến sai số lớn.</w:t>
+      </w:r>
+    </w:p>
+    <w:p>
+      <w:pPr>
+        <w:numPr>
+          <w:ilvl w:val="0"/>
+          <w:numId w:val="101"/>
+        </w:numPr>
+        <w:spacing w:after="240"/>
+        <w:rPr>
+          <w:b/>
+          <w:bCs/>
+        </w:rPr>
+      </w:pPr>
+      <w:r>
+        <w:rPr>
+          <w:b/>
+          <w:bCs/>
+        </w:rPr>
+        <w:t>Hiện tượng đa cộng tuyến:</w:t>
+      </w:r>
+      <w:r>
+        <w:t xml:space="preserve"> Nếu các biến độc lập có liên quan quá chặt chẽ với nhau, mô hình có thể trở nên thiếu chính xác</w:t>
+      </w:r>
+    </w:p>
+    <w:p>
+      <w:pPr>
+        <w:pStyle w:val="Heading4"/>
+        <w:spacing w:after="240"/>
+        <w:ind w:firstLine="425"/>
+      </w:pPr>
+      <w:bookmarkStart w:id="16" w:name="_uuam9qay6u4w" w:colFirst="0" w:colLast="0"/>
+      <w:bookmarkEnd w:id="16"/>
+      <w:r>
+        <w:t>1.2.4. Ứng dụng trong thực tế của thuật toán</w:t>
+      </w:r>
+    </w:p>
+    <w:p>
+      <w:pPr>
+        <w:numPr>
+          <w:ilvl w:val="0"/>
+          <w:numId w:val="105"/>
+        </w:numPr>
+        <w:spacing w:before="240" w:after="0"/>
+      </w:pPr>
+      <w:r>
+        <w:rPr>
+          <w:b/>
+          <w:bCs/>
+        </w:rPr>
+        <w:t>Dự báo giá cả:</w:t>
+      </w:r>
+      <w:r>
+        <w:t xml:space="preserve"> Dự đoán giá bất động sản, giá xe cũ hoặc giá cổ phiếu dựa trên các đặc điểm liên quan.</w:t>
+      </w:r>
+    </w:p>
+    <w:p>
+      <w:pPr>
+        <w:numPr>
+          <w:ilvl w:val="0"/>
+          <w:numId w:val="105"/>
+        </w:numPr>
+        <w:spacing w:after="0"/>
+      </w:pPr>
+      <w:r>
+        <w:rPr>
+          <w:b/>
+          <w:bCs/>
+        </w:rPr>
+        <w:t>Phân tích kinh doanh:</w:t>
+      </w:r>
+      <w:r>
+        <w:t xml:space="preserve"> Dự báo doanh thu bán hàng hàng tháng dựa trên ngân sách quảng cáo hoặc các chiến dịch marketing.</w:t>
+      </w:r>
+    </w:p>
+    <w:p>
+      <w:pPr>
+        <w:numPr>
+          <w:ilvl w:val="0"/>
+          <w:numId w:val="105"/>
+        </w:numPr>
+        <w:spacing w:after="0"/>
+      </w:pPr>
+      <w:r>
+        <w:rPr>
+          <w:b/>
+          <w:bCs/>
+        </w:rPr>
+        <w:t>Y tế và Sức khỏe:</w:t>
+      </w:r>
+      <w:r>
+        <w:t xml:space="preserve"> Ước tính chỉ số sức khỏe (như chỉ số BMI, huyết áp) dựa trên độ tuổi, chế độ ăn uống và mức độ vận động.</w:t>
+      </w:r>
+    </w:p>
+    <w:p>
+      <w:pPr>
+        <w:numPr>
+          <w:ilvl w:val="0"/>
+          <w:numId w:val="105"/>
+        </w:numPr>
+        <w:spacing w:after="0"/>
+      </w:pPr>
+      <w:r>
+        <w:rPr>
+          <w:b/>
+          <w:bCs/>
+        </w:rPr>
+        <w:t>Kinh tế học:</w:t>
+      </w:r>
+      <w:r>
+        <w:t xml:space="preserve"> Đánh giá tác động của lãi suất hoặc tỷ lệ lạm phát đối với tăng trưởng kinh tế.</w:t>
+      </w:r>
+    </w:p>
+    <w:p>
+      <w:pPr>
+        <w:numPr>
+          <w:ilvl w:val="0"/>
+          <w:numId w:val="105"/>
+        </w:numPr>
+        <w:spacing w:after="240"/>
+      </w:pPr>
+      <w:r>
+        <w:rPr>
+          <w:b/>
+          <w:bCs/>
+        </w:rPr>
+        <w:t>Khoa học môi trường:</w:t>
+      </w:r>
+      <w:r>
+        <w:t xml:space="preserve"> Dự báo mức độ ô nhiễm không khí dựa trên mật độ giao thông và điều kiện thời tiết.</w:t>
+      </w:r>
+    </w:p>
+    <w:p/>
+    <w:p>
+      <w:pPr>
+        <w:pStyle w:val="Heading3"/>
+        <w:ind w:left="425"/>
+      </w:pPr>
+      <w:bookmarkStart w:id="17" w:name="_2ml6xtutzrhx" w:colFirst="0" w:colLast="0"/>
+      <w:bookmarkEnd w:id="17"/>
+      <w:r>
+        <w:t>1.3. XGBoost</w:t>
+      </w:r>
+    </w:p>
+    <w:p>
+      <w:pPr>
+        <w:pStyle w:val="Heading4"/>
+        <w:ind w:left="425"/>
+      </w:pPr>
+      <w:bookmarkStart w:id="18" w:name="_xue8rl7tjrpe" w:colFirst="0" w:colLast="0"/>
+      <w:bookmarkEnd w:id="18"/>
+      <w:r>
+        <w:t>1.3.1. Khái niệm</w:t>
+      </w:r>
+    </w:p>
+    <w:p>
+      <w:pPr>
+        <w:ind w:firstLine="720"/>
+        <w:jc w:val="both"/>
+        <w:rPr>
+          <w:lang w:val="vi-VN"/>
+        </w:rPr>
+      </w:pPr>
+      <w:r>
+        <w:t xml:space="preserve">XGBoost (Extreme Gradient Boosting) là một thuật toán học máy mạnh mẽ được phát triển dựa trên thuật toán Gradient Boosting Trees (Cây Boosting Gradient). XGBoost được biết đến với khả năng học tập hiệu quả, chính xác cao </w:t>
+      </w:r>
+      <w:r>
+        <w:lastRenderedPageBreak/>
+        <w:t>và có thể giải quyết được nhiều loại bài toán học máy khác nhau, đặc biệt là các bài toán phân loại và hồi quy.</w:t>
+      </w:r>
+    </w:p>
+    <w:p>
+      <w:pPr>
+        <w:ind w:firstLine="720"/>
+        <w:jc w:val="both"/>
+        <w:rPr>
+          <w:lang w:val="vi-VN"/>
+        </w:rPr>
+      </w:pPr>
+      <w:r>
+        <w:rPr>
+          <w:noProof/>
+          <w:lang w:val="vi-VN"/>
+        </w:rPr>
+        <w:drawing>
+          <wp:inline distT="0" distB="0" distL="0" distR="0" wp14:anchorId="090641EA" wp14:editId="0332E0A0">
+            <wp:extent cx="5760720" cy="1800225"/>
+            <wp:effectExtent l="0" t="0" r="0" b="9525"/>
+            <wp:docPr id="1622524012" name="Picture 1"/>
+            <wp:cNvGraphicFramePr>
+              <a:graphicFrameLocks xmlns:a="http://schemas.openxmlformats.org/drawingml/2006/main" noChangeAspect="1"/>
+            </wp:cNvGraphicFramePr>
+            <a:graphic xmlns:a="http://schemas.openxmlformats.org/drawingml/2006/main">
+              <a:graphicData uri="http://schemas.openxmlformats.org/drawingml/2006/picture">
+                <pic:pic xmlns:pic="http://schemas.openxmlformats.org/drawingml/2006/picture">
+                  <pic:nvPicPr>
+                    <pic:cNvPr id="1622524012" name="Picture 1622524012"/>
+                    <pic:cNvPicPr/>
+                  </pic:nvPicPr>
+                  <pic:blipFill>
+                    <a:blip r:embed="rId11" cstate="print">
+                      <a:extLst>
+                        <a:ext uri="{28A0092B-C50C-407E-A947-70E740481C1C}">
+                          <a14:useLocalDpi xmlns:a14="http://schemas.microsoft.com/office/drawing/2010/main" val="0"/>
+                        </a:ext>
+                      </a:extLst>
+                    </a:blip>
+                    <a:stretch>
+                      <a:fillRect/>
+                    </a:stretch>
+                  </pic:blipFill>
+                  <pic:spPr>
+                    <a:xfrm>
+                      <a:off x="0" y="0"/>
+                      <a:ext cx="5760720" cy="1800225"/>
+                    </a:xfrm>
+                    <a:prstGeom prst="rect">
+                      <a:avLst/>
+                    </a:prstGeom>
+                  </pic:spPr>
+                </pic:pic>
+              </a:graphicData>
+            </a:graphic>
+          </wp:inline>
+        </w:drawing>
+      </w:r>
+    </w:p>
+    <w:p>
+      <w:pPr>
+        <w:pStyle w:val="Heading4"/>
+        <w:spacing w:after="240"/>
+        <w:ind w:left="425"/>
+      </w:pPr>
+      <w:bookmarkStart w:id="19" w:name="_ltyd5xk83aod" w:colFirst="0" w:colLast="0"/>
+      <w:bookmarkEnd w:id="19"/>
+      <w:r>
+        <w:t>1.3.2. Cách thức hoạt động</w:t>
+      </w:r>
+    </w:p>
+    <w:p>
+      <w:pPr>
+        <w:numPr>
+          <w:ilvl w:val="0"/>
+          <w:numId w:val="102"/>
+        </w:numPr>
+        <w:spacing w:before="240" w:after="0"/>
+      </w:pPr>
+      <w:r>
+        <w:rPr>
+          <w:b/>
+          <w:bCs/>
+        </w:rPr>
+        <w:t>Xây dựng tuần tự (Sequential Building):</w:t>
+      </w:r>
+      <w:r>
+        <w:t xml:space="preserve"> Khác với Random Forest xây dựng các cây độc lập, XGBoost xây dựng các cây quyết định một cách tuần tự. Mỗi cây mới được thêm vào sẽ cố gắng học và sửa chữa những sai số (residuals) mà các cây trước đó đã mắc phải.</w:t>
+      </w:r>
+    </w:p>
+    <w:p>
+      <w:pPr>
+        <w:numPr>
+          <w:ilvl w:val="0"/>
+          <w:numId w:val="102"/>
+        </w:numPr>
+        <w:spacing w:after="0"/>
+      </w:pPr>
+      <w:r>
+        <w:rPr>
+          <w:b/>
+          <w:bCs/>
+        </w:rPr>
+        <w:t>Tối ưu hóa Gradient:</w:t>
+      </w:r>
+      <w:r>
+        <w:t xml:space="preserve"> Thuật toán sử dụng phương pháp hạ độ dốc (Gradient Descent) để giảm thiểu hàm mất mát. Điểm đặc biệt của XGBoost là sử dụng khai triển Taylor bậc hai để xấp xỉ hàm mất mát, giúp quá trình tìm ra cấu trúc cây tối ưu diễn ra nhanh và chính xác hơn.</w:t>
+      </w:r>
+    </w:p>
+    <w:p>
+      <w:pPr>
+        <w:numPr>
+          <w:ilvl w:val="0"/>
+          <w:numId w:val="102"/>
+        </w:numPr>
+        <w:spacing w:after="0"/>
+      </w:pPr>
+      <w:r>
+        <w:rPr>
+          <w:b/>
+          <w:bCs/>
+        </w:rPr>
+        <w:t>Cơ chế cắt tỉa (Pruning):</w:t>
+      </w:r>
+      <w:r>
+        <w:t xml:space="preserve"> XGBoost sử dụng tham số "gain" để quyết định xem một nút có nên được chia hay không. Nó xây dựng cây đến độ sâu tối đa trước, sau đó mới cắt tỉa ngược lại từ dưới lên để loại bỏ những nhánh không mang lại giá trị đáng kể cho mô hình.</w:t>
+      </w:r>
+    </w:p>
+    <w:p>
+      <w:pPr>
+        <w:numPr>
+          <w:ilvl w:val="0"/>
+          <w:numId w:val="102"/>
+        </w:numPr>
+        <w:spacing w:after="240"/>
+      </w:pPr>
+      <w:r>
+        <w:rPr>
+          <w:b/>
+          <w:bCs/>
+        </w:rPr>
+        <w:t>Xử lý dữ liệu khuyết (Sparsity-aware splitting):</w:t>
+      </w:r>
+      <w:r>
+        <w:t xml:space="preserve"> Thuật toán có khả năng tự động học hướng phân tách tốt nhất khi gặp các giá trị bị thiếu trong dữ liệu, giúp mô hình hoạt động ổn định mà không cần xử lý dữ liệu trống quá phức tạp</w:t>
+      </w:r>
+    </w:p>
+    <w:p>
+      <w:pPr>
+        <w:pStyle w:val="Heading4"/>
+        <w:spacing w:after="240"/>
+        <w:ind w:firstLine="425"/>
+      </w:pPr>
+      <w:bookmarkStart w:id="20" w:name="_ydco0z4z9caf" w:colFirst="0" w:colLast="0"/>
+      <w:bookmarkEnd w:id="20"/>
+      <w:r>
+        <w:t>1.3.3. Ưu và nhược điểm của thuật toán</w:t>
+      </w:r>
+    </w:p>
+    <w:p>
+      <w:pPr>
+        <w:numPr>
+          <w:ilvl w:val="0"/>
+          <w:numId w:val="87"/>
+        </w:numPr>
+        <w:spacing w:before="240" w:after="0"/>
+        <w:rPr>
+          <w:b/>
+          <w:bCs/>
+        </w:rPr>
+      </w:pPr>
+      <w:r>
+        <w:rPr>
+          <w:b/>
+          <w:bCs/>
+        </w:rPr>
+        <w:t>Ưu điểm:</w:t>
+      </w:r>
+    </w:p>
+    <w:p>
+      <w:pPr>
+        <w:numPr>
+          <w:ilvl w:val="0"/>
+          <w:numId w:val="88"/>
+        </w:numPr>
+        <w:spacing w:after="0"/>
+      </w:pPr>
+      <w:r>
+        <w:rPr>
+          <w:b/>
+          <w:bCs/>
+        </w:rPr>
+        <w:t>Hiệu suất cao và nhanh chóng:</w:t>
+      </w:r>
+      <w:r>
+        <w:t xml:space="preserve"> XGBoost được tối ưu hóa để hiệu quả cả về tốc độ lẫn sử dụng bộ nhớ, thường nhanh hơn các thuật toán gradient boosting truyền thống.</w:t>
+      </w:r>
+    </w:p>
+    <w:p>
+      <w:pPr>
+        <w:numPr>
+          <w:ilvl w:val="0"/>
+          <w:numId w:val="88"/>
+        </w:numPr>
+        <w:spacing w:after="0"/>
+      </w:pPr>
+      <w:r>
+        <w:rPr>
+          <w:b/>
+          <w:bCs/>
+        </w:rPr>
+        <w:lastRenderedPageBreak/>
+        <w:t>Khả năng xử lý quy mô lớn:</w:t>
+      </w:r>
+      <w:r>
+        <w:t xml:space="preserve"> Thuật toán có thể xử lý hàng triệu dữ liệu và tương thích tốt với các nền tảng tính toán song song và phân tán.</w:t>
+      </w:r>
+    </w:p>
+    <w:p>
+      <w:pPr>
+        <w:numPr>
+          <w:ilvl w:val="0"/>
+          <w:numId w:val="88"/>
+        </w:numPr>
+        <w:spacing w:after="0"/>
+      </w:pPr>
+      <w:r>
+        <w:rPr>
+          <w:b/>
+          <w:bCs/>
+        </w:rPr>
+        <w:t>Chống quá khớp:</w:t>
+      </w:r>
+      <w:r>
+        <w:t xml:space="preserve"> XGBoost cung cấp các tính năng như cắt tỉa cây (pruning), điều chỉnh độ sâu của cây, và định thời (regularization), giúp tránh hiện tượng quá khớp một cách hiệu quả.</w:t>
+      </w:r>
+    </w:p>
+    <w:p>
+      <w:pPr>
+        <w:numPr>
+          <w:ilvl w:val="0"/>
+          <w:numId w:val="88"/>
+        </w:numPr>
+        <w:spacing w:after="0"/>
+      </w:pPr>
+      <w:r>
+        <w:rPr>
+          <w:b/>
+          <w:bCs/>
+        </w:rPr>
+        <w:t>Tính linh hoạt:</w:t>
+      </w:r>
+      <w:r>
+        <w:t xml:space="preserve"> Có thể tùy chỉnh được nhiều tham số và hỗ trợ các hàm mục tiêu tùy chỉnh và hàm đánh giá trong quá trình huấn luyện.</w:t>
+      </w:r>
+    </w:p>
+    <w:p>
+      <w:pPr>
+        <w:numPr>
+          <w:ilvl w:val="0"/>
+          <w:numId w:val="88"/>
+        </w:numPr>
+        <w:spacing w:after="240"/>
+      </w:pPr>
+      <w:r>
+        <w:rPr>
+          <w:b/>
+          <w:bCs/>
+        </w:rPr>
+        <w:t>Xử lý các tính năng dạng số và dạng danh mục một cách tự động.</w:t>
+      </w:r>
+    </w:p>
+    <w:p>
+      <w:pPr>
+        <w:spacing w:before="240" w:after="240"/>
+        <w:ind w:left="1440"/>
+        <w:rPr>
+          <w:b/>
+          <w:bCs/>
+        </w:rPr>
+      </w:pPr>
+    </w:p>
+    <w:p>
+      <w:pPr>
+        <w:numPr>
+          <w:ilvl w:val="0"/>
+          <w:numId w:val="89"/>
+        </w:numPr>
+        <w:spacing w:before="240" w:after="0"/>
+        <w:rPr>
+          <w:b/>
+          <w:bCs/>
+        </w:rPr>
+      </w:pPr>
+      <w:r>
+        <w:rPr>
+          <w:b/>
+          <w:bCs/>
+        </w:rPr>
+        <w:t>Nhược điểm:</w:t>
+      </w:r>
+    </w:p>
+    <w:p>
+      <w:pPr>
+        <w:numPr>
+          <w:ilvl w:val="0"/>
+          <w:numId w:val="88"/>
+        </w:numPr>
+        <w:spacing w:after="0"/>
+      </w:pPr>
+      <w:r>
+        <w:rPr>
+          <w:b/>
+          <w:bCs/>
+        </w:rPr>
+        <w:t>Đòi hỏi kiến thức kỹ thuật:</w:t>
+      </w:r>
+      <w:r>
+        <w:t xml:space="preserve"> Việc cần phải hiểu và tinh chỉnh nhiều tham số có thể làm cho XGBoost khó sử dụng hiệu quả đối với người mới bắt đầu.</w:t>
+      </w:r>
+    </w:p>
+    <w:p>
+      <w:pPr>
+        <w:numPr>
+          <w:ilvl w:val="0"/>
+          <w:numId w:val="88"/>
+        </w:numPr>
+        <w:spacing w:after="0"/>
+      </w:pPr>
+      <w:r>
+        <w:rPr>
+          <w:b/>
+          <w:bCs/>
+        </w:rPr>
+        <w:t>Thời gian huấn luyện có thể lâu:</w:t>
+      </w:r>
+      <w:r>
+        <w:t xml:space="preserve"> Dù được tối ưu hóa, nhưng việc xây dựng hàng trăm cây có thể tốn thời gian, đặc biệt là trên các bộ dữ liệu cực lớn.</w:t>
+      </w:r>
+    </w:p>
+    <w:p>
+      <w:pPr>
+        <w:numPr>
+          <w:ilvl w:val="0"/>
+          <w:numId w:val="88"/>
+        </w:numPr>
+        <w:spacing w:after="240"/>
+      </w:pPr>
+      <w:r>
+        <w:rPr>
+          <w:b/>
+          <w:bCs/>
+        </w:rPr>
+        <w:t>Không phù hợp cho dữ liệu có chiều dữ liệu cao và thưa thớt:</w:t>
+      </w:r>
+      <w:r>
+        <w:t xml:space="preserve"> Trong một số trường hợp, các mô hình tuyến tính có thể hiệu quả hơn đối với dữ liệu thưa.</w:t>
+      </w:r>
+    </w:p>
+    <w:p>
+      <w:pPr>
+        <w:pStyle w:val="Heading4"/>
+        <w:spacing w:after="240"/>
+        <w:ind w:left="425"/>
+      </w:pPr>
+      <w:bookmarkStart w:id="21" w:name="_cfw01fairefi" w:colFirst="0" w:colLast="0"/>
+      <w:bookmarkEnd w:id="21"/>
+      <w:r>
+        <w:t>1.3.4. Ứng dụng trong thực tế của thuật toán</w:t>
+      </w:r>
+    </w:p>
+    <w:p>
+      <w:pPr>
+        <w:numPr>
+          <w:ilvl w:val="0"/>
+          <w:numId w:val="100"/>
+        </w:numPr>
+        <w:spacing w:before="240" w:after="0"/>
+      </w:pPr>
+      <w:r>
+        <w:rPr>
+          <w:b/>
+          <w:bCs/>
+        </w:rPr>
+        <w:t>Tài chính:</w:t>
+      </w:r>
+      <w:r>
+        <w:t xml:space="preserve"> Dùng để đánh giá rủi ro tín dụng, phát hiện gian lận và dự đoán phá sản. XGBoost giúp các tổ chức tài chính dự đoán sự vỡ nợ của khách hàng dựa trên lịch sử tín dụng của họ.</w:t>
+      </w:r>
+    </w:p>
+    <w:p>
+      <w:pPr>
+        <w:numPr>
+          <w:ilvl w:val="0"/>
+          <w:numId w:val="100"/>
+        </w:numPr>
+        <w:spacing w:after="0"/>
+      </w:pPr>
+      <w:r>
+        <w:rPr>
+          <w:b/>
+          <w:bCs/>
+        </w:rPr>
+        <w:t>Bán lẻ và tiếp thị:</w:t>
+      </w:r>
+      <w:r>
+        <w:t xml:space="preserve"> Dự đoán hành vi khách hàng và phân tích xu hướng mua hàng. XGBoost được sử dụng để tối ưu hóa chiến lược tiếp thị và tăng tỷ lệ chuyển đổi bán hàng.</w:t>
+      </w:r>
+    </w:p>
+    <w:p>
+      <w:pPr>
+        <w:numPr>
+          <w:ilvl w:val="0"/>
+          <w:numId w:val="100"/>
+        </w:numPr>
+        <w:spacing w:after="0"/>
+      </w:pPr>
+      <w:r>
+        <w:rPr>
+          <w:b/>
+          <w:bCs/>
+        </w:rPr>
+        <w:t>Y tế:</w:t>
+      </w:r>
+      <w:r>
+        <w:t xml:space="preserve"> Dự đoán bệnh, đánh giá rủi ro bệnh lý và tìm hiểu các yếu tố ảnh hưởng đến sức khỏe. XGBoost có thể được dùng để dự đoán bệnh nhân có khả năng tái nhập viện.</w:t>
+      </w:r>
+    </w:p>
+    <w:p>
+      <w:pPr>
+        <w:numPr>
+          <w:ilvl w:val="0"/>
+          <w:numId w:val="100"/>
+        </w:numPr>
+        <w:spacing w:after="0"/>
+      </w:pPr>
+      <w:r>
+        <w:rPr>
+          <w:b/>
+          <w:bCs/>
+        </w:rPr>
+        <w:t>Ngành công nghiệp:</w:t>
+      </w:r>
+      <w:r>
+        <w:t xml:space="preserve"> Tối ưu hóa quy trình sản xuất và bảo trì dự đoán. XGBoost giúp các công ty sản xuất dự đoán thời gian bảo trì máy móc để giảm thiểu thời gian ngừng trệ sản xuất.</w:t>
+      </w:r>
+    </w:p>
+    <w:p>
+      <w:pPr>
+        <w:numPr>
+          <w:ilvl w:val="0"/>
+          <w:numId w:val="100"/>
+        </w:numPr>
+        <w:spacing w:after="240"/>
+      </w:pPr>
+      <w:r>
+        <w:rPr>
+          <w:b/>
+          <w:bCs/>
+        </w:rPr>
+        <w:lastRenderedPageBreak/>
+        <w:t>Khoa học dữ liệu:</w:t>
+      </w:r>
+      <w:r>
+        <w:t xml:space="preserve"> Là công cụ phổ biến trong các cuộc thi máy học như trên Kaggle, nơi các nhà khoa học dữ liệu sử dụng XGBoost để xây dựng các mô hình dự đoán chính xác.</w:t>
+      </w:r>
+    </w:p>
+    <w:p/>
+    <w:p>
+      <w:pPr>
         <w:rPr>
           <w:rFonts w:ascii="Times  New Roman" w:hAnsi="Times  New Roman"/>
           <w:sz w:val="26"/>
@@ -1077,568 +3087,6 @@
           <w:lang w:val="vi-VN"/>
         </w:rPr>
       </w:pPr>
-      <w:r>
-        <w:rPr>
-          <w:rFonts w:ascii="Times  New Roman" w:eastAsiaTheme="minorEastAsia" w:hAnsi="Times  New Roman"/>
-          <w:sz w:val="26"/>
-          <w:szCs w:val="26"/>
-          <w:lang w:val="vi-VN"/>
-        </w:rPr>
-        <w:t>Đánh giá tính ổn định của nó  trên tập dữ liệu kiểm thử(Test set)</w:t>
-      </w:r>
-    </w:p>
-    <w:p>
-      <w:pPr>
-        <w:pStyle w:val="ListParagraph"/>
-        <w:numPr>
-          <w:ilvl w:val="0"/>
-          <w:numId w:val="75"/>
-        </w:numPr>
-        <w:ind w:left="851"/>
-        <w:rPr>
-          <w:rFonts w:ascii="Times  New Roman" w:hAnsi="Times  New Roman"/>
-          <w:b/>
-          <w:bCs/>
-          <w:sz w:val="26"/>
-          <w:szCs w:val="26"/>
-          <w:lang w:val="vi-VN"/>
-        </w:rPr>
-      </w:pPr>
-      <w:r>
-        <w:rPr>
-          <w:rFonts w:ascii="Times  New Roman" w:hAnsi="Times  New Roman"/>
-          <w:b/>
-          <w:bCs/>
-          <w:sz w:val="26"/>
-          <w:szCs w:val="26"/>
-          <w:lang w:val="vi-VN"/>
-        </w:rPr>
-        <w:t>Phạm vi đề tài</w:t>
-      </w:r>
-    </w:p>
-    <w:p>
-      <w:pPr>
-        <w:ind w:left="850"/>
-        <w:rPr>
-          <w:rFonts w:ascii="Times  New Roman" w:hAnsi="Times  New Roman"/>
-          <w:sz w:val="26"/>
-          <w:szCs w:val="26"/>
-          <w:lang w:val="vi-VN"/>
-        </w:rPr>
-      </w:pPr>
-      <w:r>
-        <w:rPr>
-          <w:rFonts w:ascii="Times  New Roman" w:hAnsi="Times  New Roman"/>
-          <w:sz w:val="26"/>
-          <w:szCs w:val="26"/>
-          <w:lang w:val="vi-VN"/>
-        </w:rPr>
-        <w:t>Để đảm bảo tính tập trung và chính xác trong nghiên cứu, phạm vi đề tài được giới hạn như sau:</w:t>
-      </w:r>
-    </w:p>
-    <w:p>
-      <w:pPr>
-        <w:pStyle w:val="ListParagraph"/>
-        <w:numPr>
-          <w:ilvl w:val="0"/>
-          <w:numId w:val="79"/>
-        </w:numPr>
-        <w:rPr>
-          <w:rFonts w:ascii="Times  New Roman" w:hAnsi="Times  New Roman"/>
-          <w:sz w:val="26"/>
-          <w:szCs w:val="26"/>
-          <w:lang w:val="vi-VN"/>
-        </w:rPr>
-      </w:pPr>
-      <w:r>
-        <w:rPr>
-          <w:rFonts w:ascii="Times  New Roman" w:hAnsi="Times  New Roman"/>
-          <w:sz w:val="26"/>
-          <w:szCs w:val="26"/>
-          <w:lang w:val="vi-VN"/>
-        </w:rPr>
-        <w:lastRenderedPageBreak/>
-        <w:t xml:space="preserve">Tập dữ liệu sử dụng: </w:t>
-      </w:r>
-      <w:r>
-        <w:rPr>
-          <w:rFonts w:ascii="Times  New Roman" w:hAnsi="Times  New Roman"/>
-          <w:sz w:val="26"/>
-          <w:szCs w:val="26"/>
-        </w:rPr>
-        <w:t>Sử dụng bộ dữ liệu "Used Cars Prices" được thu thập từ thị trường Ấn Độ. Đây là bộ dữ liệu thực tế bao gồm thông tin của hàng ngàn mẫu xe từ các hãng phổ thông đến hạng sang.</w:t>
-      </w:r>
-    </w:p>
-    <w:p>
-      <w:pPr>
-        <w:pStyle w:val="ListParagraph"/>
-        <w:numPr>
-          <w:ilvl w:val="0"/>
-          <w:numId w:val="79"/>
-        </w:numPr>
-        <w:rPr>
-          <w:rFonts w:ascii="Times  New Roman" w:hAnsi="Times  New Roman"/>
-          <w:sz w:val="26"/>
-          <w:szCs w:val="26"/>
-          <w:lang w:val="vi-VN"/>
-        </w:rPr>
-      </w:pPr>
-      <w:r>
-        <w:rPr>
-          <w:rFonts w:ascii="Times  New Roman" w:hAnsi="Times  New Roman"/>
-          <w:sz w:val="26"/>
-          <w:szCs w:val="26"/>
-          <w:lang w:val="vi-VN"/>
-        </w:rPr>
-        <w:t xml:space="preserve">Đặc thù thị trường: </w:t>
-      </w:r>
-      <w:r>
-        <w:rPr>
-          <w:rFonts w:ascii="Times  New Roman" w:hAnsi="Times  New Roman"/>
-          <w:sz w:val="26"/>
-          <w:szCs w:val="26"/>
-        </w:rPr>
-        <w:t xml:space="preserve">Nghiên cứu tập trung vào các đặc tính xe tại Ấn Độ (các dòng xe như Maruti, </w:t>
-      </w:r>
-      <w:r>
-        <w:rPr>
-          <w:rFonts w:ascii="Times  New Roman" w:hAnsi="Times  New Roman"/>
-          <w:sz w:val="26"/>
-          <w:szCs w:val="26"/>
-        </w:rPr>
-        <w:t>Honda</w:t>
-      </w:r>
-      <w:r>
-        <w:rPr>
-          <w:rFonts w:ascii="Times  New Roman" w:hAnsi="Times  New Roman"/>
-          <w:sz w:val="26"/>
-          <w:szCs w:val="26"/>
-        </w:rPr>
-        <w:t xml:space="preserve">, </w:t>
-      </w:r>
-      <w:r>
-        <w:rPr>
-          <w:rFonts w:ascii="Times  New Roman" w:hAnsi="Times  New Roman"/>
-          <w:sz w:val="26"/>
-          <w:szCs w:val="26"/>
-        </w:rPr>
-        <w:t>BMW</w:t>
-      </w:r>
-      <w:r>
-        <w:rPr>
-          <w:rFonts w:ascii="Times  New Roman" w:hAnsi="Times  New Roman"/>
-          <w:sz w:val="26"/>
-          <w:szCs w:val="26"/>
-        </w:rPr>
-        <w:t>...). Tuy nhiên, các quy trình tiền xử lý và thuật toán có tính tổng quát cao, hoàn toàn có thể hiệu chỉnh để áp dụng cho thị trường Việt Nam.</w:t>
-      </w:r>
-    </w:p>
-    <w:p>
-      <w:pPr>
-        <w:pStyle w:val="ListParagraph"/>
-        <w:numPr>
-          <w:ilvl w:val="0"/>
-          <w:numId w:val="79"/>
-        </w:numPr>
-        <w:rPr>
-          <w:rFonts w:ascii="Times  New Roman" w:hAnsi="Times  New Roman"/>
-          <w:sz w:val="26"/>
-          <w:szCs w:val="26"/>
-          <w:lang w:val="en-US"/>
-        </w:rPr>
-      </w:pPr>
-      <w:r>
-        <w:rPr>
-          <w:rFonts w:ascii="Times  New Roman" w:hAnsi="Times  New Roman"/>
-          <w:sz w:val="26"/>
-          <w:szCs w:val="26"/>
-          <w:lang w:val="vi-VN"/>
-        </w:rPr>
-        <w:t xml:space="preserve">Đơn vị tiền tệ: </w:t>
-      </w:r>
-      <w:r>
-        <w:rPr>
-          <w:rFonts w:ascii="Times  New Roman" w:hAnsi="Times  New Roman"/>
-          <w:sz w:val="26"/>
-          <w:szCs w:val="26"/>
-          <w:lang w:val="en-US"/>
-        </w:rPr>
-        <w:t xml:space="preserve">Toàn bộ giá trị dự báo được tính theo đơn vị </w:t>
-      </w:r>
-      <w:r>
-        <w:rPr>
-          <w:rFonts w:ascii="Times  New Roman" w:hAnsi="Times  New Roman"/>
-          <w:b/>
-          <w:bCs/>
-          <w:sz w:val="26"/>
-          <w:szCs w:val="26"/>
-          <w:lang w:val="en-US"/>
-        </w:rPr>
-        <w:t>Lakh</w:t>
-      </w:r>
-      <w:r>
-        <w:rPr>
-          <w:rFonts w:ascii="Times  New Roman" w:hAnsi="Times  New Roman"/>
-          <w:sz w:val="26"/>
-          <w:szCs w:val="26"/>
-          <w:lang w:val="en-US"/>
-        </w:rPr>
-        <w:t xml:space="preserve"> (Đơn vị đo lường của Ấn Độ: </w:t>
-      </w:r>
-      <w:r>
-        <w:rPr>
-          <w:rFonts w:ascii="Times  New Roman" w:hAnsi="Times  New Roman"/>
-          <w:sz w:val="26"/>
-          <w:szCs w:val="26"/>
-          <w:lang w:val="vi-VN"/>
-        </w:rPr>
-        <w:t>1 Lakh</w:t>
-      </w:r>
-      <w:r>
-        <w:rPr>
-          <w:rFonts w:ascii="Times  New Roman" w:hAnsi="Times  New Roman"/>
-          <w:sz w:val="26"/>
-          <w:szCs w:val="26"/>
-          <w:lang w:val="en-US"/>
-        </w:rPr>
-        <w:t xml:space="preserve"> = 100,000 </w:t>
-      </w:r>
-      <w:r>
-        <w:rPr>
-          <w:rFonts w:ascii="Times  New Roman" w:hAnsi="Times  New Roman"/>
-          <w:sz w:val="26"/>
-          <w:szCs w:val="26"/>
-          <w:lang w:val="en-US"/>
-        </w:rPr>
-        <w:t>Rupee</w:t>
-      </w:r>
-      <w:r>
-        <w:rPr>
-          <w:rFonts w:ascii="Times  New Roman" w:hAnsi="Times  New Roman"/>
-          <w:sz w:val="26"/>
-          <w:szCs w:val="26"/>
-          <w:lang w:val="vi-VN"/>
-        </w:rPr>
-        <w:t>)</w:t>
-      </w:r>
-      <w:r>
-        <w:rPr>
-          <w:rFonts w:ascii="Times  New Roman" w:hAnsi="Times  New Roman"/>
-          <w:sz w:val="26"/>
-          <w:szCs w:val="26"/>
-          <w:lang w:val="en-US"/>
-        </w:rPr>
-        <w:t>. Việc giữ nguyên đơn vị này giúp bảo toàn tính toàn vẹn của dữ liệu gốc và tránh các sai số do tỷ giá hối đoái biến động.</w:t>
-      </w:r>
-    </w:p>
-    <w:p>
-      <w:pPr>
-        <w:pStyle w:val="ListParagraph"/>
-        <w:numPr>
-          <w:ilvl w:val="0"/>
-          <w:numId w:val="79"/>
-        </w:numPr>
-        <w:rPr>
-          <w:rFonts w:ascii="Times  New Roman" w:hAnsi="Times  New Roman"/>
-          <w:sz w:val="26"/>
-          <w:szCs w:val="26"/>
-          <w:lang w:val="vi-VN"/>
-        </w:rPr>
-      </w:pPr>
-      <w:r>
-        <w:rPr>
-          <w:rFonts w:ascii="Times  New Roman" w:hAnsi="Times  New Roman"/>
-          <w:sz w:val="26"/>
-          <w:szCs w:val="26"/>
-          <w:lang w:val="vi-VN"/>
-        </w:rPr>
-        <w:t xml:space="preserve">Giới hạn kỹ thuật: </w:t>
-      </w:r>
-      <w:r>
-        <w:rPr>
-          <w:rFonts w:ascii="Times  New Roman" w:hAnsi="Times  New Roman"/>
-          <w:sz w:val="26"/>
-          <w:szCs w:val="26"/>
-        </w:rPr>
-        <w:t>Đề tài chỉ tập trung vào các thông số kỹ thuật có sẵn trong tập dữ liệu, không xét đến các yếu tố ngoại cảnh khó định lượng như tình trạng hư hại do tai nạn hoặc màu xe (nếu dữ liệu không cung cấp).</w:t>
-      </w:r>
-    </w:p>
-    <w:p>
-      <w:pPr>
-        <w:pStyle w:val="ListParagraph"/>
-        <w:numPr>
-          <w:ilvl w:val="0"/>
-          <w:numId w:val="75"/>
-        </w:numPr>
-        <w:ind w:left="853"/>
-        <w:rPr>
-          <w:rFonts w:ascii="Times  New Roman" w:hAnsi="Times  New Roman"/>
-          <w:b/>
-          <w:bCs/>
-          <w:sz w:val="26"/>
-          <w:szCs w:val="26"/>
-          <w:lang w:val="vi-VN"/>
-        </w:rPr>
-      </w:pPr>
-      <w:r>
-        <w:rPr>
-          <w:rFonts w:ascii="Times  New Roman" w:hAnsi="Times  New Roman"/>
-          <w:b/>
-          <w:bCs/>
-          <w:sz w:val="26"/>
-          <w:szCs w:val="26"/>
-        </w:rPr>
-        <w:t>Ngôn ngữ lập trình và công cụ hỗ trợ</w:t>
-      </w:r>
-    </w:p>
-    <w:p>
-      <w:pPr>
-        <w:pStyle w:val="ListParagraph"/>
-        <w:ind w:left="850"/>
-        <w:rPr>
-          <w:rFonts w:ascii="Times  New Roman" w:hAnsi="Times  New Roman"/>
-          <w:sz w:val="26"/>
-          <w:szCs w:val="26"/>
-          <w:lang w:val="vi-VN"/>
-        </w:rPr>
-      </w:pPr>
-      <w:r>
-        <w:rPr>
-          <w:rFonts w:ascii="Times  New Roman" w:hAnsi="Times  New Roman"/>
-          <w:sz w:val="26"/>
-          <w:szCs w:val="26"/>
-        </w:rPr>
-        <w:t>Dự án được triển khai trên nền tảng ngôn ngữ Python nhờ vào hệ sinh thái thư viện hỗ trợ Khoa học dữ liệu mạnh mẽ:</w:t>
-      </w:r>
-    </w:p>
-    <w:p>
-      <w:pPr>
-        <w:pStyle w:val="ListParagraph"/>
-        <w:numPr>
-          <w:ilvl w:val="0"/>
-          <w:numId w:val="80"/>
-        </w:numPr>
-        <w:rPr>
-          <w:rFonts w:ascii="Times  New Roman" w:hAnsi="Times  New Roman"/>
-          <w:sz w:val="26"/>
-          <w:szCs w:val="26"/>
-          <w:lang w:val="vi-VN"/>
-        </w:rPr>
-      </w:pPr>
-      <w:r>
-        <w:rPr>
-          <w:rFonts w:ascii="Times  New Roman" w:hAnsi="Times  New Roman"/>
-          <w:sz w:val="26"/>
-          <w:szCs w:val="26"/>
-          <w:lang w:val="vi-VN"/>
-        </w:rPr>
-        <w:t xml:space="preserve">Ngôn ngữ lập trình: Python: </w:t>
-      </w:r>
-      <w:r>
-        <w:rPr>
-          <w:rFonts w:ascii="Times  New Roman" w:hAnsi="Times  New Roman"/>
-          <w:sz w:val="26"/>
-          <w:szCs w:val="26"/>
-        </w:rPr>
-        <w:t>Ngôn ngữ phổ biến nhất trong Machine Learning với cú pháp linh hoạt.</w:t>
-      </w:r>
-    </w:p>
-    <w:p>
-      <w:pPr>
-        <w:pStyle w:val="ListParagraph"/>
-        <w:numPr>
-          <w:ilvl w:val="0"/>
-          <w:numId w:val="80"/>
-        </w:numPr>
-        <w:rPr>
-          <w:rFonts w:ascii="Times  New Roman" w:hAnsi="Times  New Roman"/>
-          <w:sz w:val="26"/>
-          <w:szCs w:val="26"/>
-          <w:lang w:val="vi-VN"/>
-        </w:rPr>
-      </w:pPr>
-      <w:r>
-        <w:rPr>
-          <w:rFonts w:ascii="Times  New Roman" w:hAnsi="Times  New Roman"/>
-          <w:sz w:val="26"/>
-          <w:szCs w:val="26"/>
-          <w:lang w:val="vi-VN"/>
-        </w:rPr>
-        <w:t xml:space="preserve">Thư viện xử lý dữ liệu: </w:t>
-      </w:r>
-    </w:p>
-    <w:p>
-      <w:pPr>
-        <w:pStyle w:val="ListParagraph"/>
-        <w:numPr>
-          <w:ilvl w:val="1"/>
-          <w:numId w:val="80"/>
-        </w:numPr>
-        <w:rPr>
-          <w:rFonts w:ascii="Times  New Roman" w:hAnsi="Times  New Roman"/>
-          <w:sz w:val="26"/>
-          <w:szCs w:val="26"/>
-          <w:lang w:val="vi-VN"/>
-        </w:rPr>
-      </w:pPr>
-      <w:r>
-        <w:rPr>
-          <w:rFonts w:ascii="Times  New Roman" w:hAnsi="Times  New Roman"/>
-          <w:sz w:val="26"/>
-          <w:szCs w:val="26"/>
-          <w:lang w:val="vi-VN"/>
-        </w:rPr>
-        <w:t xml:space="preserve">Pandas và Numpy: </w:t>
-      </w:r>
-      <w:r>
-        <w:rPr>
-          <w:rFonts w:ascii="Times  New Roman" w:hAnsi="Times  New Roman"/>
-          <w:sz w:val="26"/>
-          <w:szCs w:val="26"/>
-        </w:rPr>
-        <w:t>Hỗ trợ đọc dữ liệu từ tệp CSV, làm sạch, biến đổi ma trận và tính toán số học.</w:t>
-      </w:r>
-    </w:p>
-    <w:p>
-      <w:pPr>
-        <w:pStyle w:val="ListParagraph"/>
-        <w:numPr>
-          <w:ilvl w:val="0"/>
-          <w:numId w:val="81"/>
-        </w:numPr>
-        <w:ind w:left="1568"/>
-        <w:rPr>
-          <w:rFonts w:ascii="Times  New Roman" w:hAnsi="Times  New Roman"/>
-          <w:sz w:val="26"/>
-          <w:szCs w:val="26"/>
-          <w:lang w:val="vi-VN"/>
-        </w:rPr>
-      </w:pPr>
-      <w:r>
-        <w:rPr>
-          <w:rFonts w:ascii="Times  New Roman" w:hAnsi="Times  New Roman"/>
-          <w:sz w:val="26"/>
-          <w:szCs w:val="26"/>
-        </w:rPr>
-        <w:t xml:space="preserve">Thư viện trực quan </w:t>
-      </w:r>
-      <w:r>
-        <w:rPr>
-          <w:rFonts w:ascii="Times  New Roman" w:hAnsi="Times  New Roman"/>
-          <w:sz w:val="26"/>
-          <w:szCs w:val="26"/>
-        </w:rPr>
-        <w:t>hóa</w:t>
-      </w:r>
-      <w:r>
-        <w:rPr>
-          <w:rFonts w:ascii="Times  New Roman" w:hAnsi="Times  New Roman"/>
-          <w:sz w:val="26"/>
-          <w:szCs w:val="26"/>
-          <w:lang w:val="vi-VN"/>
-        </w:rPr>
-        <w:t>:</w:t>
-      </w:r>
-    </w:p>
-    <w:p>
-      <w:pPr>
-        <w:pStyle w:val="ListParagraph"/>
-        <w:numPr>
-          <w:ilvl w:val="1"/>
-          <w:numId w:val="81"/>
-        </w:numPr>
-        <w:ind w:left="2288"/>
-        <w:rPr>
-          <w:rFonts w:ascii="Times  New Roman" w:hAnsi="Times  New Roman"/>
-          <w:sz w:val="26"/>
-          <w:szCs w:val="26"/>
-          <w:lang w:val="vi-VN"/>
-        </w:rPr>
-      </w:pPr>
-      <w:r>
-        <w:rPr>
-          <w:rFonts w:ascii="Times  New Roman" w:hAnsi="Times  New Roman"/>
-          <w:sz w:val="26"/>
-          <w:szCs w:val="26"/>
-        </w:rPr>
-        <w:t>Matplotlib &amp; Seaborn</w:t>
-      </w:r>
-      <w:r>
-        <w:rPr>
-          <w:rFonts w:ascii="Times  New Roman" w:hAnsi="Times  New Roman"/>
-          <w:b/>
-          <w:bCs/>
-          <w:sz w:val="26"/>
-          <w:szCs w:val="26"/>
-        </w:rPr>
-        <w:t>:</w:t>
-      </w:r>
-      <w:r>
-        <w:rPr>
-          <w:rFonts w:ascii="Times  New Roman" w:hAnsi="Times  New Roman"/>
-          <w:sz w:val="26"/>
-          <w:szCs w:val="26"/>
-        </w:rPr>
-        <w:t xml:space="preserve"> Dùng để vẽ các biểu đồ phân phối, biểu đồ nhiệt (Heatmap) thể hiện mối tương quan giữa các biến.</w:t>
-      </w:r>
-    </w:p>
-    <w:p>
-      <w:pPr>
-        <w:pStyle w:val="ListParagraph"/>
-        <w:numPr>
-          <w:ilvl w:val="0"/>
-          <w:numId w:val="81"/>
-        </w:numPr>
-        <w:ind w:left="1568"/>
-        <w:rPr>
-          <w:rFonts w:ascii="Times  New Roman" w:hAnsi="Times  New Roman"/>
-          <w:sz w:val="26"/>
-          <w:szCs w:val="26"/>
-          <w:lang w:val="vi-VN"/>
-        </w:rPr>
-      </w:pPr>
-      <w:r>
-        <w:rPr>
-          <w:rFonts w:ascii="Times  New Roman" w:hAnsi="Times  New Roman"/>
-          <w:sz w:val="26"/>
-          <w:szCs w:val="26"/>
-          <w:lang w:val="vi-VN"/>
-        </w:rPr>
-        <w:t>Thư viện Machine Learning:</w:t>
-      </w:r>
-    </w:p>
-    <w:p>
-      <w:pPr>
-        <w:pStyle w:val="ListParagraph"/>
-        <w:numPr>
-          <w:ilvl w:val="1"/>
-          <w:numId w:val="81"/>
-        </w:numPr>
-        <w:ind w:left="2288"/>
-        <w:rPr>
-          <w:rFonts w:ascii="Times  New Roman" w:hAnsi="Times  New Roman"/>
-          <w:sz w:val="26"/>
-          <w:szCs w:val="26"/>
-          <w:lang w:val="vi-VN"/>
-        </w:rPr>
-      </w:pPr>
-      <w:r>
-        <w:rPr>
-          <w:rFonts w:ascii="Times  New Roman" w:hAnsi="Times  New Roman"/>
-          <w:sz w:val="26"/>
-          <w:szCs w:val="26"/>
-          <w:lang w:val="vi-VN"/>
-        </w:rPr>
-        <w:t xml:space="preserve">Scikit-learn: </w:t>
-      </w:r>
-      <w:r>
-        <w:rPr>
-          <w:rFonts w:ascii="Times  New Roman" w:hAnsi="Times  New Roman"/>
-          <w:sz w:val="26"/>
-          <w:szCs w:val="26"/>
-        </w:rPr>
-        <w:t>Cung cấp các thuật toán hồi quy, các công cụ chia tập dữ liệu (Train/Test Split) và các chỉ số đánh giá mô hình.</w:t>
-      </w:r>
     </w:p>
     <w:sectPr>
       <w:pgSz w:w="11907" w:h="16840"/>
@@ -1653,6 +3101,119 @@
 <file path=word/numbering.xml><?xml version="1.0" encoding="utf-8"?>
 <w:numbering xmlns:wpc="http://schemas.microsoft.com/office/word/2010/wordprocessingCanvas" xmlns:cx="http://schemas.microsoft.com/office/drawing/2014/chartex" xmlns:cx1="http://schemas.microsoft.com/office/drawing/2015/9/8/chartex" xmlns:cx2="http://schemas.microsoft.com/office/drawing/2015/10/21/chartex" xmlns:cx3="http://schemas.microsoft.com/office/drawing/2016/5/9/chartex" xmlns:cx4="http://schemas.microsoft.com/office/drawing/2016/5/10/chartex" xmlns:cx5="http://schemas.microsoft.com/office/drawing/2016/5/11/chartex" xmlns:cx6="http://schemas.microsoft.com/office/drawing/2016/5/12/chartex" xmlns:cx7="http://schemas.microsoft.com/office/drawing/2016/5/13/chartex" xmlns:cx8="http://schemas.microsoft.com/office/drawing/2016/5/14/chartex" xmlns:mc="http://schemas.openxmlformats.org/markup-compatibility/2006" xmlns:aink="http://schemas.microsoft.com/office/drawing/2016/ink" xmlns:am3d="http://schemas.microsoft.com/office/drawing/2017/model3d" xmlns:o="urn:schemas-microsoft-com:office:office" xmlns:oel="http://schemas.microsoft.com/office/2019/extlst" xmlns:r="http://schemas.openxmlformats.org/officeDocument/2006/relationships" xmlns:m="http://schemas.openxmlformats.org/officeDocument/2006/math" xmlns:v="urn:schemas-microsoft-com:vml" xmlns:wp14="http://schemas.microsoft.com/office/word/2010/wordprocessingDrawing" xmlns:wp="http://schemas.openxmlformats.org/drawingml/2006/wordprocessingDrawing" xmlns:w10="urn:schemas-microsoft-com:office:word" xmlns:w="http://schemas.openxmlformats.org/wordprocessingml/2006/main" xmlns:w14="http://schemas.microsoft.com/office/word/2010/wordml" xmlns:w15="http://schemas.microsoft.com/office/word/2012/wordml" xmlns:w16cex="http://schemas.microsoft.com/office/word/2018/wordml/cex" xmlns:w16cid="http://schemas.microsoft.com/office/word/2016/wordml/cid" xmlns:w16="http://schemas.microsoft.com/office/word/2018/wordml" xmlns:w16du="http://schemas.microsoft.com/office/word/2023/wordml/word16du" xmlns:w16sdtdh="http://schemas.microsoft.com/office/word/2020/wordml/sdtdatahash" xmlns:w16sdtfl="http://schemas.microsoft.com/office/word/2024/wordml/sdtformatlock" xmlns:w16se="http://schemas.microsoft.com/office/word/2015/wordml/symex" xmlns:wpg="http://schemas.microsoft.com/office/word/2010/wordprocessingGroup" xmlns:wpi="http://schemas.microsoft.com/office/word/2010/wordprocessingInk" xmlns:wne="http://schemas.microsoft.com/office/word/2006/wordml" xmlns:wps="http://schemas.microsoft.com/office/word/2010/wordprocessingShape" mc:Ignorable="w14 w15 w16se w16cid w16 w16cex w16sdtdh w16sdtfl w16du wp14">
   <w:abstractNum w:abstractNumId="0" w15:restartNumberingAfterBreak="0">
+    <w:nsid w:val="038E0FC6"/>
+    <w:multiLevelType w:val="multilevel"/>
+    <w:tmpl w:val="95289AB8"/>
+    <w:lvl w:ilvl="0">
+      <w:start w:val="1"/>
+      <w:numFmt w:val="bullet"/>
+      <w:lvlText w:val="-"/>
+      <w:lvlJc w:val="left"/>
+      <w:pPr>
+        <w:ind w:left="1440" w:hanging="360"/>
+      </w:pPr>
+      <w:rPr>
+        <w:u w:val="none"/>
+      </w:rPr>
+    </w:lvl>
+    <w:lvl w:ilvl="1">
+      <w:start w:val="1"/>
+      <w:numFmt w:val="bullet"/>
+      <w:lvlText w:val="-"/>
+      <w:lvlJc w:val="left"/>
+      <w:pPr>
+        <w:ind w:left="2160" w:hanging="360"/>
+      </w:pPr>
+      <w:rPr>
+        <w:u w:val="none"/>
+      </w:rPr>
+    </w:lvl>
+    <w:lvl w:ilvl="2">
+      <w:start w:val="1"/>
+      <w:numFmt w:val="bullet"/>
+      <w:lvlText w:val="-"/>
+      <w:lvlJc w:val="left"/>
+      <w:pPr>
+        <w:ind w:left="2880" w:hanging="360"/>
+      </w:pPr>
+      <w:rPr>
+        <w:u w:val="none"/>
+      </w:rPr>
+    </w:lvl>
+    <w:lvl w:ilvl="3">
+      <w:start w:val="1"/>
+      <w:numFmt w:val="bullet"/>
+      <w:lvlText w:val="-"/>
+      <w:lvlJc w:val="left"/>
+      <w:pPr>
+        <w:ind w:left="3600" w:hanging="360"/>
+      </w:pPr>
+      <w:rPr>
+        <w:u w:val="none"/>
+      </w:rPr>
+    </w:lvl>
+    <w:lvl w:ilvl="4">
+      <w:start w:val="1"/>
+      <w:numFmt w:val="bullet"/>
+      <w:lvlText w:val="-"/>
+      <w:lvlJc w:val="left"/>
+      <w:pPr>
+        <w:ind w:left="4320" w:hanging="360"/>
+      </w:pPr>
+      <w:rPr>
+        <w:u w:val="none"/>
+      </w:rPr>
+    </w:lvl>
+    <w:lvl w:ilvl="5">
+      <w:start w:val="1"/>
+      <w:numFmt w:val="bullet"/>
+      <w:lvlText w:val="-"/>
+      <w:lvlJc w:val="left"/>
+      <w:pPr>
+        <w:ind w:left="5040" w:hanging="360"/>
+      </w:pPr>
+      <w:rPr>
+        <w:u w:val="none"/>
+      </w:rPr>
+    </w:lvl>
+    <w:lvl w:ilvl="6">
+      <w:start w:val="1"/>
+      <w:numFmt w:val="bullet"/>
+      <w:lvlText w:val="-"/>
+      <w:lvlJc w:val="left"/>
+      <w:pPr>
+        <w:ind w:left="5760" w:hanging="360"/>
+      </w:pPr>
+      <w:rPr>
+        <w:u w:val="none"/>
+      </w:rPr>
+    </w:lvl>
+    <w:lvl w:ilvl="7">
+      <w:start w:val="1"/>
+      <w:numFmt w:val="bullet"/>
+      <w:lvlText w:val="-"/>
+      <w:lvlJc w:val="left"/>
+      <w:pPr>
+        <w:ind w:left="6480" w:hanging="360"/>
+      </w:pPr>
+      <w:rPr>
+        <w:u w:val="none"/>
+      </w:rPr>
+    </w:lvl>
+    <w:lvl w:ilvl="8">
+      <w:start w:val="1"/>
+      <w:numFmt w:val="bullet"/>
+      <w:lvlText w:val="-"/>
+      <w:lvlJc w:val="left"/>
+      <w:pPr>
+        <w:ind w:left="7200" w:hanging="360"/>
+      </w:pPr>
+      <w:rPr>
+        <w:u w:val="none"/>
+      </w:rPr>
+    </w:lvl>
+  </w:abstractNum>
+  <w:abstractNum w:abstractNumId="1" w15:restartNumberingAfterBreak="0">
     <w:nsid w:val="04171E9A"/>
     <w:multiLevelType w:val="multilevel"/>
     <w:tmpl w:val="796EF2C2"/>
@@ -1765,7 +3326,7 @@
       </w:rPr>
     </w:lvl>
   </w:abstractNum>
-  <w:abstractNum w:abstractNumId="1" w15:restartNumberingAfterBreak="0">
+  <w:abstractNum w:abstractNumId="2" w15:restartNumberingAfterBreak="0">
     <w:nsid w:val="0462499A"/>
     <w:multiLevelType w:val="multilevel"/>
     <w:tmpl w:val="DB005004"/>
@@ -1877,7 +3438,7 @@
       </w:rPr>
     </w:lvl>
   </w:abstractNum>
-  <w:abstractNum w:abstractNumId="2" w15:restartNumberingAfterBreak="0">
+  <w:abstractNum w:abstractNumId="3" w15:restartNumberingAfterBreak="0">
     <w:nsid w:val="054B3CA0"/>
     <w:multiLevelType w:val="multilevel"/>
     <w:tmpl w:val="019657AA"/>
@@ -1990,7 +3551,120 @@
       </w:rPr>
     </w:lvl>
   </w:abstractNum>
-  <w:abstractNum w:abstractNumId="3" w15:restartNumberingAfterBreak="0">
+  <w:abstractNum w:abstractNumId="4" w15:restartNumberingAfterBreak="0">
+    <w:nsid w:val="079B6FE6"/>
+    <w:multiLevelType w:val="multilevel"/>
+    <w:tmpl w:val="CC64C91E"/>
+    <w:lvl w:ilvl="0">
+      <w:start w:val="1"/>
+      <w:numFmt w:val="bullet"/>
+      <w:lvlText w:val="-"/>
+      <w:lvlJc w:val="left"/>
+      <w:pPr>
+        <w:ind w:left="1440" w:hanging="360"/>
+      </w:pPr>
+      <w:rPr>
+        <w:u w:val="none"/>
+      </w:rPr>
+    </w:lvl>
+    <w:lvl w:ilvl="1">
+      <w:start w:val="1"/>
+      <w:numFmt w:val="bullet"/>
+      <w:lvlText w:val="-"/>
+      <w:lvlJc w:val="left"/>
+      <w:pPr>
+        <w:ind w:left="2160" w:hanging="360"/>
+      </w:pPr>
+      <w:rPr>
+        <w:u w:val="none"/>
+      </w:rPr>
+    </w:lvl>
+    <w:lvl w:ilvl="2">
+      <w:start w:val="1"/>
+      <w:numFmt w:val="bullet"/>
+      <w:lvlText w:val="-"/>
+      <w:lvlJc w:val="left"/>
+      <w:pPr>
+        <w:ind w:left="2880" w:hanging="360"/>
+      </w:pPr>
+      <w:rPr>
+        <w:u w:val="none"/>
+      </w:rPr>
+    </w:lvl>
+    <w:lvl w:ilvl="3">
+      <w:start w:val="1"/>
+      <w:numFmt w:val="bullet"/>
+      <w:lvlText w:val="-"/>
+      <w:lvlJc w:val="left"/>
+      <w:pPr>
+        <w:ind w:left="3600" w:hanging="360"/>
+      </w:pPr>
+      <w:rPr>
+        <w:u w:val="none"/>
+      </w:rPr>
+    </w:lvl>
+    <w:lvl w:ilvl="4">
+      <w:start w:val="1"/>
+      <w:numFmt w:val="bullet"/>
+      <w:lvlText w:val="-"/>
+      <w:lvlJc w:val="left"/>
+      <w:pPr>
+        <w:ind w:left="4320" w:hanging="360"/>
+      </w:pPr>
+      <w:rPr>
+        <w:u w:val="none"/>
+      </w:rPr>
+    </w:lvl>
+    <w:lvl w:ilvl="5">
+      <w:start w:val="1"/>
+      <w:numFmt w:val="bullet"/>
+      <w:lvlText w:val="-"/>
+      <w:lvlJc w:val="left"/>
+      <w:pPr>
+        <w:ind w:left="5040" w:hanging="360"/>
+      </w:pPr>
+      <w:rPr>
+        <w:u w:val="none"/>
+      </w:rPr>
+    </w:lvl>
+    <w:lvl w:ilvl="6">
+      <w:start w:val="1"/>
+      <w:numFmt w:val="bullet"/>
+      <w:lvlText w:val="-"/>
+      <w:lvlJc w:val="left"/>
+      <w:pPr>
+        <w:ind w:left="5760" w:hanging="360"/>
+      </w:pPr>
+      <w:rPr>
+        <w:u w:val="none"/>
+      </w:rPr>
+    </w:lvl>
+    <w:lvl w:ilvl="7">
+      <w:start w:val="1"/>
+      <w:numFmt w:val="bullet"/>
+      <w:lvlText w:val="-"/>
+      <w:lvlJc w:val="left"/>
+      <w:pPr>
+        <w:ind w:left="6480" w:hanging="360"/>
+      </w:pPr>
+      <w:rPr>
+        <w:u w:val="none"/>
+      </w:rPr>
+    </w:lvl>
+    <w:lvl w:ilvl="8">
+      <w:start w:val="1"/>
+      <w:numFmt w:val="bullet"/>
+      <w:lvlText w:val="-"/>
+      <w:lvlJc w:val="left"/>
+      <w:pPr>
+        <w:ind w:left="7200" w:hanging="360"/>
+      </w:pPr>
+      <w:rPr>
+        <w:u w:val="none"/>
+      </w:rPr>
+    </w:lvl>
+  </w:abstractNum>
+  <w:abstractNum w:abstractNumId="5" w15:restartNumberingAfterBreak="0">
     <w:nsid w:val="07EE76B9"/>
     <w:multiLevelType w:val="multilevel"/>
     <w:tmpl w:val="D72C5072"/>
@@ -2102,7 +3776,120 @@
       </w:rPr>
     </w:lvl>
   </w:abstractNum>
-  <w:abstractNum w:abstractNumId="4" w15:restartNumberingAfterBreak="0">
+  <w:abstractNum w:abstractNumId="6" w15:restartNumberingAfterBreak="0">
+    <w:nsid w:val="08585742"/>
+    <w:multiLevelType w:val="multilevel"/>
+    <w:tmpl w:val="A8788B0C"/>
+    <w:lvl w:ilvl="0">
+      <w:start w:val="1"/>
+      <w:numFmt w:val="bullet"/>
+      <w:lvlText w:val="●"/>
+      <w:lvlJc w:val="left"/>
+      <w:pPr>
+        <w:ind w:left="1440" w:hanging="360"/>
+      </w:pPr>
+      <w:rPr>
+        <w:u w:val="none"/>
+      </w:rPr>
+    </w:lvl>
+    <w:lvl w:ilvl="1">
+      <w:start w:val="1"/>
+      <w:numFmt w:val="bullet"/>
+      <w:lvlText w:val="○"/>
+      <w:lvlJc w:val="left"/>
+      <w:pPr>
+        <w:ind w:left="2160" w:hanging="360"/>
+      </w:pPr>
+      <w:rPr>
+        <w:u w:val="none"/>
+      </w:rPr>
+    </w:lvl>
+    <w:lvl w:ilvl="2">
+      <w:start w:val="1"/>
+      <w:numFmt w:val="bullet"/>
+      <w:lvlText w:val="■"/>
+      <w:lvlJc w:val="left"/>
+      <w:pPr>
+        <w:ind w:left="2880" w:hanging="360"/>
+      </w:pPr>
+      <w:rPr>
+        <w:u w:val="none"/>
+      </w:rPr>
+    </w:lvl>
+    <w:lvl w:ilvl="3">
+      <w:start w:val="1"/>
+      <w:numFmt w:val="bullet"/>
+      <w:lvlText w:val="●"/>
+      <w:lvlJc w:val="left"/>
+      <w:pPr>
+        <w:ind w:left="3600" w:hanging="360"/>
+      </w:pPr>
+      <w:rPr>
+        <w:u w:val="none"/>
+      </w:rPr>
+    </w:lvl>
+    <w:lvl w:ilvl="4">
+      <w:start w:val="1"/>
+      <w:numFmt w:val="bullet"/>
+      <w:lvlText w:val="○"/>
+      <w:lvlJc w:val="left"/>
+      <w:pPr>
+        <w:ind w:left="4320" w:hanging="360"/>
+      </w:pPr>
+      <w:rPr>
+        <w:u w:val="none"/>
+      </w:rPr>
+    </w:lvl>
+    <w:lvl w:ilvl="5">
+      <w:start w:val="1"/>
+      <w:numFmt w:val="bullet"/>
+      <w:lvlText w:val="■"/>
+      <w:lvlJc w:val="left"/>
+      <w:pPr>
+        <w:ind w:left="5040" w:hanging="360"/>
+      </w:pPr>
+      <w:rPr>
+        <w:u w:val="none"/>
+      </w:rPr>
+    </w:lvl>
+    <w:lvl w:ilvl="6">
+      <w:start w:val="1"/>
+      <w:numFmt w:val="bullet"/>
+      <w:lvlText w:val="●"/>
+      <w:lvlJc w:val="left"/>
+      <w:pPr>
+        <w:ind w:left="5760" w:hanging="360"/>
+      </w:pPr>
+      <w:rPr>
+        <w:u w:val="none"/>
+      </w:rPr>
+    </w:lvl>
+    <w:lvl w:ilvl="7">
+      <w:start w:val="1"/>
+      <w:numFmt w:val="bullet"/>
+      <w:lvlText w:val="○"/>
+      <w:lvlJc w:val="left"/>
+      <w:pPr>
+        <w:ind w:left="6480" w:hanging="360"/>
+      </w:pPr>
+      <w:rPr>
+        <w:u w:val="none"/>
+      </w:rPr>
+    </w:lvl>
+    <w:lvl w:ilvl="8">
+      <w:start w:val="1"/>
+      <w:numFmt w:val="bullet"/>
+      <w:lvlText w:val="■"/>
+      <w:lvlJc w:val="left"/>
+      <w:pPr>
+        <w:ind w:left="7200" w:hanging="360"/>
+      </w:pPr>
+      <w:rPr>
+        <w:u w:val="none"/>
+      </w:rPr>
+    </w:lvl>
+  </w:abstractNum>
+  <w:abstractNum w:abstractNumId="7" w15:restartNumberingAfterBreak="0">
     <w:nsid w:val="08D87CC5"/>
     <w:multiLevelType w:val="multilevel"/>
     <w:tmpl w:val="D95A12D6"/>
@@ -2215,7 +4002,7 @@
       </w:rPr>
     </w:lvl>
   </w:abstractNum>
-  <w:abstractNum w:abstractNumId="5" w15:restartNumberingAfterBreak="0">
+  <w:abstractNum w:abstractNumId="8" w15:restartNumberingAfterBreak="0">
     <w:nsid w:val="09B81520"/>
     <w:multiLevelType w:val="multilevel"/>
     <w:tmpl w:val="6024C01A"/>
@@ -2328,7 +4115,120 @@
       </w:rPr>
     </w:lvl>
   </w:abstractNum>
-  <w:abstractNum w:abstractNumId="6" w15:restartNumberingAfterBreak="0">
+  <w:abstractNum w:abstractNumId="9" w15:restartNumberingAfterBreak="0">
+    <w:nsid w:val="0A5510B1"/>
+    <w:multiLevelType w:val="multilevel"/>
+    <w:tmpl w:val="14CADB34"/>
+    <w:lvl w:ilvl="0">
+      <w:start w:val="1"/>
+      <w:numFmt w:val="bullet"/>
+      <w:lvlText w:val="-"/>
+      <w:lvlJc w:val="left"/>
+      <w:pPr>
+        <w:ind w:left="1440" w:hanging="360"/>
+      </w:pPr>
+      <w:rPr>
+        <w:u w:val="none"/>
+      </w:rPr>
+    </w:lvl>
+    <w:lvl w:ilvl="1">
+      <w:start w:val="1"/>
+      <w:numFmt w:val="bullet"/>
+      <w:lvlText w:val="-"/>
+      <w:lvlJc w:val="left"/>
+      <w:pPr>
+        <w:ind w:left="2160" w:hanging="360"/>
+      </w:pPr>
+      <w:rPr>
+        <w:u w:val="none"/>
+      </w:rPr>
+    </w:lvl>
+    <w:lvl w:ilvl="2">
+      <w:start w:val="1"/>
+      <w:numFmt w:val="bullet"/>
+      <w:lvlText w:val="-"/>
+      <w:lvlJc w:val="left"/>
+      <w:pPr>
+        <w:ind w:left="2880" w:hanging="360"/>
+      </w:pPr>
+      <w:rPr>
+        <w:u w:val="none"/>
+      </w:rPr>
+    </w:lvl>
+    <w:lvl w:ilvl="3">
+      <w:start w:val="1"/>
+      <w:numFmt w:val="bullet"/>
+      <w:lvlText w:val="-"/>
+      <w:lvlJc w:val="left"/>
+      <w:pPr>
+        <w:ind w:left="3600" w:hanging="360"/>
+      </w:pPr>
+      <w:rPr>
+        <w:u w:val="none"/>
+      </w:rPr>
+    </w:lvl>
+    <w:lvl w:ilvl="4">
+      <w:start w:val="1"/>
+      <w:numFmt w:val="bullet"/>
+      <w:lvlText w:val="-"/>
+      <w:lvlJc w:val="left"/>
+      <w:pPr>
+        <w:ind w:left="4320" w:hanging="360"/>
+      </w:pPr>
+      <w:rPr>
+        <w:u w:val="none"/>
+      </w:rPr>
+    </w:lvl>
+    <w:lvl w:ilvl="5">
+      <w:start w:val="1"/>
+      <w:numFmt w:val="bullet"/>
+      <w:lvlText w:val="-"/>
+      <w:lvlJc w:val="left"/>
+      <w:pPr>
+        <w:ind w:left="5040" w:hanging="360"/>
+      </w:pPr>
+      <w:rPr>
+        <w:u w:val="none"/>
+      </w:rPr>
+    </w:lvl>
+    <w:lvl w:ilvl="6">
+      <w:start w:val="1"/>
+      <w:numFmt w:val="bullet"/>
+      <w:lvlText w:val="-"/>
+      <w:lvlJc w:val="left"/>
+      <w:pPr>
+        <w:ind w:left="5760" w:hanging="360"/>
+      </w:pPr>
+      <w:rPr>
+        <w:u w:val="none"/>
+      </w:rPr>
+    </w:lvl>
+    <w:lvl w:ilvl="7">
+      <w:start w:val="1"/>
+      <w:numFmt w:val="bullet"/>
+      <w:lvlText w:val="-"/>
+      <w:lvlJc w:val="left"/>
+      <w:pPr>
+        <w:ind w:left="6480" w:hanging="360"/>
+      </w:pPr>
+      <w:rPr>
+        <w:u w:val="none"/>
+      </w:rPr>
+    </w:lvl>
+    <w:lvl w:ilvl="8">
+      <w:start w:val="1"/>
+      <w:numFmt w:val="bullet"/>
+      <w:lvlText w:val="-"/>
+      <w:lvlJc w:val="left"/>
+      <w:pPr>
+        <w:ind w:left="7200" w:hanging="360"/>
+      </w:pPr>
+      <w:rPr>
+        <w:u w:val="none"/>
+      </w:rPr>
+    </w:lvl>
+  </w:abstractNum>
+  <w:abstractNum w:abstractNumId="10" w15:restartNumberingAfterBreak="0">
     <w:nsid w:val="0CCF0D43"/>
     <w:multiLevelType w:val="multilevel"/>
     <w:tmpl w:val="EF4E076E"/>
@@ -2442,7 +4342,7 @@
       </w:rPr>
     </w:lvl>
   </w:abstractNum>
-  <w:abstractNum w:abstractNumId="7" w15:restartNumberingAfterBreak="0">
+  <w:abstractNum w:abstractNumId="11" w15:restartNumberingAfterBreak="0">
     <w:nsid w:val="0D0C46AC"/>
     <w:multiLevelType w:val="multilevel"/>
     <w:tmpl w:val="E4E83B24"/>
@@ -2554,7 +4454,120 @@
       </w:rPr>
     </w:lvl>
   </w:abstractNum>
-  <w:abstractNum w:abstractNumId="8" w15:restartNumberingAfterBreak="0">
+  <w:abstractNum w:abstractNumId="12" w15:restartNumberingAfterBreak="0">
+    <w:nsid w:val="0D192498"/>
+    <w:multiLevelType w:val="multilevel"/>
+    <w:tmpl w:val="05D8A65A"/>
+    <w:lvl w:ilvl="0">
+      <w:start w:val="1"/>
+      <w:numFmt w:val="bullet"/>
+      <w:lvlText w:val="●"/>
+      <w:lvlJc w:val="left"/>
+      <w:pPr>
+        <w:ind w:left="1570" w:hanging="360"/>
+      </w:pPr>
+      <w:rPr>
+        <w:rFonts w:ascii="Noto Sans Symbols" w:eastAsia="Noto Sans Symbols" w:hAnsi="Noto Sans Symbols" w:cs="Noto Sans Symbols"/>
+      </w:rPr>
+    </w:lvl>
+    <w:lvl w:ilvl="1">
+      <w:start w:val="1"/>
+      <w:numFmt w:val="bullet"/>
+      <w:lvlText w:val="o"/>
+      <w:lvlJc w:val="left"/>
+      <w:pPr>
+        <w:ind w:left="2290" w:hanging="360"/>
+      </w:pPr>
+      <w:rPr>
+        <w:rFonts w:ascii="Courier New" w:eastAsia="Courier New" w:hAnsi="Courier New" w:cs="Courier New"/>
+      </w:rPr>
+    </w:lvl>
+    <w:lvl w:ilvl="2">
+      <w:start w:val="1"/>
+      <w:numFmt w:val="bullet"/>
+      <w:lvlText w:val="▪"/>
+      <w:lvlJc w:val="left"/>
+      <w:pPr>
+        <w:ind w:left="3010" w:hanging="360"/>
+      </w:pPr>
+      <w:rPr>
+        <w:rFonts w:ascii="Noto Sans Symbols" w:eastAsia="Noto Sans Symbols" w:hAnsi="Noto Sans Symbols" w:cs="Noto Sans Symbols"/>
+      </w:rPr>
+    </w:lvl>
+    <w:lvl w:ilvl="3">
+      <w:start w:val="1"/>
+      <w:numFmt w:val="bullet"/>
+      <w:lvlText w:val="●"/>
+      <w:lvlJc w:val="left"/>
+      <w:pPr>
+        <w:ind w:left="3730" w:hanging="360"/>
+      </w:pPr>
+      <w:rPr>
+        <w:rFonts w:ascii="Noto Sans Symbols" w:eastAsia="Noto Sans Symbols" w:hAnsi="Noto Sans Symbols" w:cs="Noto Sans Symbols"/>
+      </w:rPr>
+    </w:lvl>
+    <w:lvl w:ilvl="4">
+      <w:start w:val="1"/>
+      <w:numFmt w:val="bullet"/>
+      <w:lvlText w:val="o"/>
+      <w:lvlJc w:val="left"/>
+      <w:pPr>
+        <w:ind w:left="4450" w:hanging="360"/>
+      </w:pPr>
+      <w:rPr>
+        <w:rFonts w:ascii="Courier New" w:eastAsia="Courier New" w:hAnsi="Courier New" w:cs="Courier New"/>
+      </w:rPr>
+    </w:lvl>
+    <w:lvl w:ilvl="5">
+      <w:start w:val="1"/>
+      <w:numFmt w:val="bullet"/>
+      <w:lvlText w:val="▪"/>
+      <w:lvlJc w:val="left"/>
+      <w:pPr>
+        <w:ind w:left="5170" w:hanging="360"/>
+      </w:pPr>
+      <w:rPr>
+        <w:rFonts w:ascii="Noto Sans Symbols" w:eastAsia="Noto Sans Symbols" w:hAnsi="Noto Sans Symbols" w:cs="Noto Sans Symbols"/>
+      </w:rPr>
+    </w:lvl>
+    <w:lvl w:ilvl="6">
+      <w:start w:val="1"/>
+      <w:numFmt w:val="bullet"/>
+      <w:lvlText w:val="●"/>
+      <w:lvlJc w:val="left"/>
+      <w:pPr>
+        <w:ind w:left="5890" w:hanging="360"/>
+      </w:pPr>
+      <w:rPr>
+        <w:rFonts w:ascii="Noto Sans Symbols" w:eastAsia="Noto Sans Symbols" w:hAnsi="Noto Sans Symbols" w:cs="Noto Sans Symbols"/>
+      </w:rPr>
+    </w:lvl>
+    <w:lvl w:ilvl="7">
+      <w:start w:val="1"/>
+      <w:numFmt w:val="bullet"/>
+      <w:lvlText w:val="o"/>
+      <w:lvlJc w:val="left"/>
+      <w:pPr>
+        <w:ind w:left="6610" w:hanging="360"/>
+      </w:pPr>
+      <w:rPr>
+        <w:rFonts w:ascii="Courier New" w:eastAsia="Courier New" w:hAnsi="Courier New" w:cs="Courier New"/>
+      </w:rPr>
+    </w:lvl>
+    <w:lvl w:ilvl="8">
+      <w:start w:val="1"/>
+      <w:numFmt w:val="bullet"/>
+      <w:lvlText w:val="▪"/>
+      <w:lvlJc w:val="left"/>
+      <w:pPr>
+        <w:ind w:left="7330" w:hanging="360"/>
+      </w:pPr>
+      <w:rPr>
+        <w:rFonts w:ascii="Noto Sans Symbols" w:eastAsia="Noto Sans Symbols" w:hAnsi="Noto Sans Symbols" w:cs="Noto Sans Symbols"/>
+      </w:rPr>
+    </w:lvl>
+  </w:abstractNum>
+  <w:abstractNum w:abstractNumId="13" w15:restartNumberingAfterBreak="0">
     <w:nsid w:val="0D55335D"/>
     <w:multiLevelType w:val="multilevel"/>
     <w:tmpl w:val="75F6DA1C"/>
@@ -2667,7 +4680,7 @@
       </w:rPr>
     </w:lvl>
   </w:abstractNum>
-  <w:abstractNum w:abstractNumId="9" w15:restartNumberingAfterBreak="0">
+  <w:abstractNum w:abstractNumId="14" w15:restartNumberingAfterBreak="0">
     <w:nsid w:val="0DA357AD"/>
     <w:multiLevelType w:val="multilevel"/>
     <w:tmpl w:val="9A9E38D0"/>
@@ -2779,7 +4792,7 @@
       </w:rPr>
     </w:lvl>
   </w:abstractNum>
-  <w:abstractNum w:abstractNumId="10" w15:restartNumberingAfterBreak="0">
+  <w:abstractNum w:abstractNumId="15" w15:restartNumberingAfterBreak="0">
     <w:nsid w:val="0F23638B"/>
     <w:multiLevelType w:val="multilevel"/>
     <w:tmpl w:val="1A408070"/>
@@ -2891,7 +4904,7 @@
       </w:rPr>
     </w:lvl>
   </w:abstractNum>
-  <w:abstractNum w:abstractNumId="11" w15:restartNumberingAfterBreak="0">
+  <w:abstractNum w:abstractNumId="16" w15:restartNumberingAfterBreak="0">
     <w:nsid w:val="11122331"/>
     <w:multiLevelType w:val="hybridMultilevel"/>
     <w:tmpl w:val="A7BEB840"/>
@@ -3005,7 +5018,7 @@
       </w:rPr>
     </w:lvl>
   </w:abstractNum>
-  <w:abstractNum w:abstractNumId="12" w15:restartNumberingAfterBreak="0">
+  <w:abstractNum w:abstractNumId="17" w15:restartNumberingAfterBreak="0">
     <w:nsid w:val="15C00D7C"/>
     <w:multiLevelType w:val="hybridMultilevel"/>
     <w:tmpl w:val="49884C32"/>
@@ -3094,7 +5107,7 @@
       </w:pPr>
     </w:lvl>
   </w:abstractNum>
-  <w:abstractNum w:abstractNumId="13" w15:restartNumberingAfterBreak="0">
+  <w:abstractNum w:abstractNumId="18" w15:restartNumberingAfterBreak="0">
     <w:nsid w:val="1ADA5A28"/>
     <w:multiLevelType w:val="multilevel"/>
     <w:tmpl w:val="E58EFA2C"/>
@@ -3207,7 +5220,7 @@
       </w:rPr>
     </w:lvl>
   </w:abstractNum>
-  <w:abstractNum w:abstractNumId="14" w15:restartNumberingAfterBreak="0">
+  <w:abstractNum w:abstractNumId="19" w15:restartNumberingAfterBreak="0">
     <w:nsid w:val="1B6E7ACF"/>
     <w:multiLevelType w:val="multilevel"/>
     <w:tmpl w:val="371A412C"/>
@@ -3320,7 +5333,120 @@
       </w:rPr>
     </w:lvl>
   </w:abstractNum>
-  <w:abstractNum w:abstractNumId="15" w15:restartNumberingAfterBreak="0">
+  <w:abstractNum w:abstractNumId="20" w15:restartNumberingAfterBreak="0">
+    <w:nsid w:val="1B8750DD"/>
+    <w:multiLevelType w:val="multilevel"/>
+    <w:tmpl w:val="D6ECDBEA"/>
+    <w:lvl w:ilvl="0">
+      <w:start w:val="1"/>
+      <w:numFmt w:val="bullet"/>
+      <w:lvlText w:val="-"/>
+      <w:lvlJc w:val="left"/>
+      <w:pPr>
+        <w:ind w:left="1440" w:hanging="360"/>
+      </w:pPr>
+      <w:rPr>
+        <w:u w:val="none"/>
+      </w:rPr>
+    </w:lvl>
+    <w:lvl w:ilvl="1">
+      <w:start w:val="1"/>
+      <w:numFmt w:val="bullet"/>
+      <w:lvlText w:val="-"/>
+      <w:lvlJc w:val="left"/>
+      <w:pPr>
+        <w:ind w:left="2160" w:hanging="360"/>
+      </w:pPr>
+      <w:rPr>
+        <w:u w:val="none"/>
+      </w:rPr>
+    </w:lvl>
+    <w:lvl w:ilvl="2">
+      <w:start w:val="1"/>
+      <w:numFmt w:val="bullet"/>
+      <w:lvlText w:val="-"/>
+      <w:lvlJc w:val="left"/>
+      <w:pPr>
+        <w:ind w:left="2880" w:hanging="360"/>
+      </w:pPr>
+      <w:rPr>
+        <w:u w:val="none"/>
+      </w:rPr>
+    </w:lvl>
+    <w:lvl w:ilvl="3">
+      <w:start w:val="1"/>
+      <w:numFmt w:val="bullet"/>
+      <w:lvlText w:val="-"/>
+      <w:lvlJc w:val="left"/>
+      <w:pPr>
+        <w:ind w:left="3600" w:hanging="360"/>
+      </w:pPr>
+      <w:rPr>
+        <w:u w:val="none"/>
+      </w:rPr>
+    </w:lvl>
+    <w:lvl w:ilvl="4">
+      <w:start w:val="1"/>
+      <w:numFmt w:val="bullet"/>
+      <w:lvlText w:val="-"/>
+      <w:lvlJc w:val="left"/>
+      <w:pPr>
+        <w:ind w:left="4320" w:hanging="360"/>
+      </w:pPr>
+      <w:rPr>
+        <w:u w:val="none"/>
+      </w:rPr>
+    </w:lvl>
+    <w:lvl w:ilvl="5">
+      <w:start w:val="1"/>
+      <w:numFmt w:val="bullet"/>
+      <w:lvlText w:val="-"/>
+      <w:lvlJc w:val="left"/>
+      <w:pPr>
+        <w:ind w:left="5040" w:hanging="360"/>
+      </w:pPr>
+      <w:rPr>
+        <w:u w:val="none"/>
+      </w:rPr>
+    </w:lvl>
+    <w:lvl w:ilvl="6">
+      <w:start w:val="1"/>
+      <w:numFmt w:val="bullet"/>
+      <w:lvlText w:val="-"/>
+      <w:lvlJc w:val="left"/>
+      <w:pPr>
+        <w:ind w:left="5760" w:hanging="360"/>
+      </w:pPr>
+      <w:rPr>
+        <w:u w:val="none"/>
+      </w:rPr>
+    </w:lvl>
+    <w:lvl w:ilvl="7">
+      <w:start w:val="1"/>
+      <w:numFmt w:val="bullet"/>
+      <w:lvlText w:val="-"/>
+      <w:lvlJc w:val="left"/>
+      <w:pPr>
+        <w:ind w:left="6480" w:hanging="360"/>
+      </w:pPr>
+      <w:rPr>
+        <w:u w:val="none"/>
+      </w:rPr>
+    </w:lvl>
+    <w:lvl w:ilvl="8">
+      <w:start w:val="1"/>
+      <w:numFmt w:val="bullet"/>
+      <w:lvlText w:val="-"/>
+      <w:lvlJc w:val="left"/>
+      <w:pPr>
+        <w:ind w:left="7200" w:hanging="360"/>
+      </w:pPr>
+      <w:rPr>
+        <w:u w:val="none"/>
+      </w:rPr>
+    </w:lvl>
+  </w:abstractNum>
+  <w:abstractNum w:abstractNumId="21" w15:restartNumberingAfterBreak="0">
     <w:nsid w:val="1CC271C8"/>
     <w:multiLevelType w:val="multilevel"/>
     <w:tmpl w:val="88C6B78C"/>
@@ -3432,7 +5558,7 @@
       </w:rPr>
     </w:lvl>
   </w:abstractNum>
-  <w:abstractNum w:abstractNumId="16" w15:restartNumberingAfterBreak="0">
+  <w:abstractNum w:abstractNumId="22" w15:restartNumberingAfterBreak="0">
     <w:nsid w:val="1D6432C0"/>
     <w:multiLevelType w:val="multilevel"/>
     <w:tmpl w:val="3C7A67C0"/>
@@ -3546,7 +5672,7 @@
       </w:rPr>
     </w:lvl>
   </w:abstractNum>
-  <w:abstractNum w:abstractNumId="17" w15:restartNumberingAfterBreak="0">
+  <w:abstractNum w:abstractNumId="23" w15:restartNumberingAfterBreak="0">
     <w:nsid w:val="1F287C5D"/>
     <w:multiLevelType w:val="multilevel"/>
     <w:tmpl w:val="A308DB72"/>
@@ -3658,7 +5784,7 @@
       </w:rPr>
     </w:lvl>
   </w:abstractNum>
-  <w:abstractNum w:abstractNumId="18" w15:restartNumberingAfterBreak="0">
+  <w:abstractNum w:abstractNumId="24" w15:restartNumberingAfterBreak="0">
     <w:nsid w:val="24FD29EC"/>
     <w:multiLevelType w:val="multilevel"/>
     <w:tmpl w:val="15863DAE"/>
@@ -3771,7 +5897,7 @@
       </w:rPr>
     </w:lvl>
   </w:abstractNum>
-  <w:abstractNum w:abstractNumId="19" w15:restartNumberingAfterBreak="0">
+  <w:abstractNum w:abstractNumId="25" w15:restartNumberingAfterBreak="0">
     <w:nsid w:val="25A96CD1"/>
     <w:multiLevelType w:val="hybridMultilevel"/>
     <w:tmpl w:val="7766E138"/>
@@ -3884,7 +6010,7 @@
       </w:rPr>
     </w:lvl>
   </w:abstractNum>
-  <w:abstractNum w:abstractNumId="20" w15:restartNumberingAfterBreak="0">
+  <w:abstractNum w:abstractNumId="26" w15:restartNumberingAfterBreak="0">
     <w:nsid w:val="26302F8D"/>
     <w:multiLevelType w:val="multilevel"/>
     <w:tmpl w:val="D7743120"/>
@@ -3997,7 +6123,7 @@
       </w:rPr>
     </w:lvl>
   </w:abstractNum>
-  <w:abstractNum w:abstractNumId="21" w15:restartNumberingAfterBreak="0">
+  <w:abstractNum w:abstractNumId="27" w15:restartNumberingAfterBreak="0">
     <w:nsid w:val="26FC5E58"/>
     <w:multiLevelType w:val="hybridMultilevel"/>
     <w:tmpl w:val="5CF22334"/>
@@ -4110,7 +6236,7 @@
       </w:rPr>
     </w:lvl>
   </w:abstractNum>
-  <w:abstractNum w:abstractNumId="22" w15:restartNumberingAfterBreak="0">
+  <w:abstractNum w:abstractNumId="28" w15:restartNumberingAfterBreak="0">
     <w:nsid w:val="297658D9"/>
     <w:multiLevelType w:val="multilevel"/>
     <w:tmpl w:val="8E967828"/>
@@ -4223,7 +6349,120 @@
       </w:rPr>
     </w:lvl>
   </w:abstractNum>
-  <w:abstractNum w:abstractNumId="23" w15:restartNumberingAfterBreak="0">
+  <w:abstractNum w:abstractNumId="29" w15:restartNumberingAfterBreak="0">
+    <w:nsid w:val="2A1C3E96"/>
+    <w:multiLevelType w:val="multilevel"/>
+    <w:tmpl w:val="A40CFD84"/>
+    <w:lvl w:ilvl="0">
+      <w:start w:val="1"/>
+      <w:numFmt w:val="bullet"/>
+      <w:lvlText w:val="●"/>
+      <w:lvlJc w:val="left"/>
+      <w:pPr>
+        <w:ind w:left="1570" w:hanging="360"/>
+      </w:pPr>
+      <w:rPr>
+        <w:rFonts w:ascii="Noto Sans Symbols" w:eastAsia="Noto Sans Symbols" w:hAnsi="Noto Sans Symbols" w:cs="Noto Sans Symbols"/>
+      </w:rPr>
+    </w:lvl>
+    <w:lvl w:ilvl="1">
+      <w:start w:val="1"/>
+      <w:numFmt w:val="bullet"/>
+      <w:lvlText w:val="o"/>
+      <w:lvlJc w:val="left"/>
+      <w:pPr>
+        <w:ind w:left="2290" w:hanging="360"/>
+      </w:pPr>
+      <w:rPr>
+        <w:rFonts w:ascii="Courier New" w:eastAsia="Courier New" w:hAnsi="Courier New" w:cs="Courier New"/>
+      </w:rPr>
+    </w:lvl>
+    <w:lvl w:ilvl="2">
+      <w:start w:val="1"/>
+      <w:numFmt w:val="bullet"/>
+      <w:lvlText w:val="▪"/>
+      <w:lvlJc w:val="left"/>
+      <w:pPr>
+        <w:ind w:left="3010" w:hanging="360"/>
+      </w:pPr>
+      <w:rPr>
+        <w:rFonts w:ascii="Noto Sans Symbols" w:eastAsia="Noto Sans Symbols" w:hAnsi="Noto Sans Symbols" w:cs="Noto Sans Symbols"/>
+      </w:rPr>
+    </w:lvl>
+    <w:lvl w:ilvl="3">
+      <w:start w:val="1"/>
+      <w:numFmt w:val="bullet"/>
+      <w:lvlText w:val="●"/>
+      <w:lvlJc w:val="left"/>
+      <w:pPr>
+        <w:ind w:left="3730" w:hanging="360"/>
+      </w:pPr>
+      <w:rPr>
+        <w:rFonts w:ascii="Noto Sans Symbols" w:eastAsia="Noto Sans Symbols" w:hAnsi="Noto Sans Symbols" w:cs="Noto Sans Symbols"/>
+      </w:rPr>
+    </w:lvl>
+    <w:lvl w:ilvl="4">
+      <w:start w:val="1"/>
+      <w:numFmt w:val="bullet"/>
+      <w:lvlText w:val="o"/>
+      <w:lvlJc w:val="left"/>
+      <w:pPr>
+        <w:ind w:left="4450" w:hanging="360"/>
+      </w:pPr>
+      <w:rPr>
+        <w:rFonts w:ascii="Courier New" w:eastAsia="Courier New" w:hAnsi="Courier New" w:cs="Courier New"/>
+      </w:rPr>
+    </w:lvl>
+    <w:lvl w:ilvl="5">
+      <w:start w:val="1"/>
+      <w:numFmt w:val="bullet"/>
+      <w:lvlText w:val="▪"/>
+      <w:lvlJc w:val="left"/>
+      <w:pPr>
+        <w:ind w:left="5170" w:hanging="360"/>
+      </w:pPr>
+      <w:rPr>
+        <w:rFonts w:ascii="Noto Sans Symbols" w:eastAsia="Noto Sans Symbols" w:hAnsi="Noto Sans Symbols" w:cs="Noto Sans Symbols"/>
+      </w:rPr>
+    </w:lvl>
+    <w:lvl w:ilvl="6">
+      <w:start w:val="1"/>
+      <w:numFmt w:val="bullet"/>
+      <w:lvlText w:val="●"/>
+      <w:lvlJc w:val="left"/>
+      <w:pPr>
+        <w:ind w:left="5890" w:hanging="360"/>
+      </w:pPr>
+      <w:rPr>
+        <w:rFonts w:ascii="Noto Sans Symbols" w:eastAsia="Noto Sans Symbols" w:hAnsi="Noto Sans Symbols" w:cs="Noto Sans Symbols"/>
+      </w:rPr>
+    </w:lvl>
+    <w:lvl w:ilvl="7">
+      <w:start w:val="1"/>
+      <w:numFmt w:val="bullet"/>
+      <w:lvlText w:val="o"/>
+      <w:lvlJc w:val="left"/>
+      <w:pPr>
+        <w:ind w:left="6610" w:hanging="360"/>
+      </w:pPr>
+      <w:rPr>
+        <w:rFonts w:ascii="Courier New" w:eastAsia="Courier New" w:hAnsi="Courier New" w:cs="Courier New"/>
+      </w:rPr>
+    </w:lvl>
+    <w:lvl w:ilvl="8">
+      <w:start w:val="1"/>
+      <w:numFmt w:val="bullet"/>
+      <w:lvlText w:val="▪"/>
+      <w:lvlJc w:val="left"/>
+      <w:pPr>
+        <w:ind w:left="7330" w:hanging="360"/>
+      </w:pPr>
+      <w:rPr>
+        <w:rFonts w:ascii="Noto Sans Symbols" w:eastAsia="Noto Sans Symbols" w:hAnsi="Noto Sans Symbols" w:cs="Noto Sans Symbols"/>
+      </w:rPr>
+    </w:lvl>
+  </w:abstractNum>
+  <w:abstractNum w:abstractNumId="30" w15:restartNumberingAfterBreak="0">
     <w:nsid w:val="2BDE2C89"/>
     <w:multiLevelType w:val="multilevel"/>
     <w:tmpl w:val="7572FEA2"/>
@@ -4336,7 +6575,120 @@
       </w:rPr>
     </w:lvl>
   </w:abstractNum>
-  <w:abstractNum w:abstractNumId="24" w15:restartNumberingAfterBreak="0">
+  <w:abstractNum w:abstractNumId="31" w15:restartNumberingAfterBreak="0">
+    <w:nsid w:val="2D9901B4"/>
+    <w:multiLevelType w:val="multilevel"/>
+    <w:tmpl w:val="247E62C0"/>
+    <w:lvl w:ilvl="0">
+      <w:start w:val="1"/>
+      <w:numFmt w:val="bullet"/>
+      <w:lvlText w:val="●"/>
+      <w:lvlJc w:val="left"/>
+      <w:pPr>
+        <w:ind w:left="1440" w:hanging="360"/>
+      </w:pPr>
+      <w:rPr>
+        <w:rFonts w:ascii="Noto Sans Symbols" w:eastAsia="Noto Sans Symbols" w:hAnsi="Noto Sans Symbols" w:cs="Noto Sans Symbols"/>
+      </w:rPr>
+    </w:lvl>
+    <w:lvl w:ilvl="1">
+      <w:start w:val="1"/>
+      <w:numFmt w:val="bullet"/>
+      <w:lvlText w:val="o"/>
+      <w:lvlJc w:val="left"/>
+      <w:pPr>
+        <w:ind w:left="2160" w:hanging="360"/>
+      </w:pPr>
+      <w:rPr>
+        <w:rFonts w:ascii="Courier New" w:eastAsia="Courier New" w:hAnsi="Courier New" w:cs="Courier New"/>
+      </w:rPr>
+    </w:lvl>
+    <w:lvl w:ilvl="2">
+      <w:start w:val="1"/>
+      <w:numFmt w:val="bullet"/>
+      <w:lvlText w:val="▪"/>
+      <w:lvlJc w:val="left"/>
+      <w:pPr>
+        <w:ind w:left="2880" w:hanging="360"/>
+      </w:pPr>
+      <w:rPr>
+        <w:rFonts w:ascii="Noto Sans Symbols" w:eastAsia="Noto Sans Symbols" w:hAnsi="Noto Sans Symbols" w:cs="Noto Sans Symbols"/>
+      </w:rPr>
+    </w:lvl>
+    <w:lvl w:ilvl="3">
+      <w:start w:val="1"/>
+      <w:numFmt w:val="bullet"/>
+      <w:lvlText w:val="●"/>
+      <w:lvlJc w:val="left"/>
+      <w:pPr>
+        <w:ind w:left="3600" w:hanging="360"/>
+      </w:pPr>
+      <w:rPr>
+        <w:rFonts w:ascii="Noto Sans Symbols" w:eastAsia="Noto Sans Symbols" w:hAnsi="Noto Sans Symbols" w:cs="Noto Sans Symbols"/>
+      </w:rPr>
+    </w:lvl>
+    <w:lvl w:ilvl="4">
+      <w:start w:val="1"/>
+      <w:numFmt w:val="bullet"/>
+      <w:lvlText w:val="o"/>
+      <w:lvlJc w:val="left"/>
+      <w:pPr>
+        <w:ind w:left="4320" w:hanging="360"/>
+      </w:pPr>
+      <w:rPr>
+        <w:rFonts w:ascii="Courier New" w:eastAsia="Courier New" w:hAnsi="Courier New" w:cs="Courier New"/>
+      </w:rPr>
+    </w:lvl>
+    <w:lvl w:ilvl="5">
+      <w:start w:val="1"/>
+      <w:numFmt w:val="bullet"/>
+      <w:lvlText w:val="▪"/>
+      <w:lvlJc w:val="left"/>
+      <w:pPr>
+        <w:ind w:left="5040" w:hanging="360"/>
+      </w:pPr>
+      <w:rPr>
+        <w:rFonts w:ascii="Noto Sans Symbols" w:eastAsia="Noto Sans Symbols" w:hAnsi="Noto Sans Symbols" w:cs="Noto Sans Symbols"/>
+      </w:rPr>
+    </w:lvl>
+    <w:lvl w:ilvl="6">
+      <w:start w:val="1"/>
+      <w:numFmt w:val="bullet"/>
+      <w:lvlText w:val="●"/>
+      <w:lvlJc w:val="left"/>
+      <w:pPr>
+        <w:ind w:left="5760" w:hanging="360"/>
+      </w:pPr>
+      <w:rPr>
+        <w:rFonts w:ascii="Noto Sans Symbols" w:eastAsia="Noto Sans Symbols" w:hAnsi="Noto Sans Symbols" w:cs="Noto Sans Symbols"/>
+      </w:rPr>
+    </w:lvl>
+    <w:lvl w:ilvl="7">
+      <w:start w:val="1"/>
+      <w:numFmt w:val="bullet"/>
+      <w:lvlText w:val="o"/>
+      <w:lvlJc w:val="left"/>
+      <w:pPr>
+        <w:ind w:left="6480" w:hanging="360"/>
+      </w:pPr>
+      <w:rPr>
+        <w:rFonts w:ascii="Courier New" w:eastAsia="Courier New" w:hAnsi="Courier New" w:cs="Courier New"/>
+      </w:rPr>
+    </w:lvl>
+    <w:lvl w:ilvl="8">
+      <w:start w:val="1"/>
+      <w:numFmt w:val="bullet"/>
+      <w:lvlText w:val="▪"/>
+      <w:lvlJc w:val="left"/>
+      <w:pPr>
+        <w:ind w:left="7200" w:hanging="360"/>
+      </w:pPr>
+      <w:rPr>
+        <w:rFonts w:ascii="Noto Sans Symbols" w:eastAsia="Noto Sans Symbols" w:hAnsi="Noto Sans Symbols" w:cs="Noto Sans Symbols"/>
+      </w:rPr>
+    </w:lvl>
+  </w:abstractNum>
+  <w:abstractNum w:abstractNumId="32" w15:restartNumberingAfterBreak="0">
     <w:nsid w:val="2DAE3ABB"/>
     <w:multiLevelType w:val="multilevel"/>
     <w:tmpl w:val="C130FF02"/>
@@ -4449,7 +6801,120 @@
       </w:rPr>
     </w:lvl>
   </w:abstractNum>
-  <w:abstractNum w:abstractNumId="25" w15:restartNumberingAfterBreak="0">
+  <w:abstractNum w:abstractNumId="33" w15:restartNumberingAfterBreak="0">
+    <w:nsid w:val="305148A3"/>
+    <w:multiLevelType w:val="multilevel"/>
+    <w:tmpl w:val="C7B26B40"/>
+    <w:lvl w:ilvl="0">
+      <w:start w:val="1"/>
+      <w:numFmt w:val="bullet"/>
+      <w:lvlText w:val="●"/>
+      <w:lvlJc w:val="left"/>
+      <w:pPr>
+        <w:ind w:left="1440" w:hanging="360"/>
+      </w:pPr>
+      <w:rPr>
+        <w:u w:val="none"/>
+      </w:rPr>
+    </w:lvl>
+    <w:lvl w:ilvl="1">
+      <w:start w:val="1"/>
+      <w:numFmt w:val="bullet"/>
+      <w:lvlText w:val="○"/>
+      <w:lvlJc w:val="left"/>
+      <w:pPr>
+        <w:ind w:left="2160" w:hanging="360"/>
+      </w:pPr>
+      <w:rPr>
+        <w:u w:val="none"/>
+      </w:rPr>
+    </w:lvl>
+    <w:lvl w:ilvl="2">
+      <w:start w:val="1"/>
+      <w:numFmt w:val="bullet"/>
+      <w:lvlText w:val="■"/>
+      <w:lvlJc w:val="left"/>
+      <w:pPr>
+        <w:ind w:left="2880" w:hanging="360"/>
+      </w:pPr>
+      <w:rPr>
+        <w:u w:val="none"/>
+      </w:rPr>
+    </w:lvl>
+    <w:lvl w:ilvl="3">
+      <w:start w:val="1"/>
+      <w:numFmt w:val="bullet"/>
+      <w:lvlText w:val="●"/>
+      <w:lvlJc w:val="left"/>
+      <w:pPr>
+        <w:ind w:left="3600" w:hanging="360"/>
+      </w:pPr>
+      <w:rPr>
+        <w:u w:val="none"/>
+      </w:rPr>
+    </w:lvl>
+    <w:lvl w:ilvl="4">
+      <w:start w:val="1"/>
+      <w:numFmt w:val="bullet"/>
+      <w:lvlText w:val="○"/>
+      <w:lvlJc w:val="left"/>
+      <w:pPr>
+        <w:ind w:left="4320" w:hanging="360"/>
+      </w:pPr>
+      <w:rPr>
+        <w:u w:val="none"/>
+      </w:rPr>
+    </w:lvl>
+    <w:lvl w:ilvl="5">
+      <w:start w:val="1"/>
+      <w:numFmt w:val="bullet"/>
+      <w:lvlText w:val="■"/>
+      <w:lvlJc w:val="left"/>
+      <w:pPr>
+        <w:ind w:left="5040" w:hanging="360"/>
+      </w:pPr>
+      <w:rPr>
+        <w:u w:val="none"/>
+      </w:rPr>
+    </w:lvl>
+    <w:lvl w:ilvl="6">
+      <w:start w:val="1"/>
+      <w:numFmt w:val="bullet"/>
+      <w:lvlText w:val="●"/>
+      <w:lvlJc w:val="left"/>
+      <w:pPr>
+        <w:ind w:left="5760" w:hanging="360"/>
+      </w:pPr>
+      <w:rPr>
+        <w:u w:val="none"/>
+      </w:rPr>
+    </w:lvl>
+    <w:lvl w:ilvl="7">
+      <w:start w:val="1"/>
+      <w:numFmt w:val="bullet"/>
+      <w:lvlText w:val="○"/>
+      <w:lvlJc w:val="left"/>
+      <w:pPr>
+        <w:ind w:left="6480" w:hanging="360"/>
+      </w:pPr>
+      <w:rPr>
+        <w:u w:val="none"/>
+      </w:rPr>
+    </w:lvl>
+    <w:lvl w:ilvl="8">
+      <w:start w:val="1"/>
+      <w:numFmt w:val="bullet"/>
+      <w:lvlText w:val="■"/>
+      <w:lvlJc w:val="left"/>
+      <w:pPr>
+        <w:ind w:left="7200" w:hanging="360"/>
+      </w:pPr>
+      <w:rPr>
+        <w:u w:val="none"/>
+      </w:rPr>
+    </w:lvl>
+  </w:abstractNum>
+  <w:abstractNum w:abstractNumId="34" w15:restartNumberingAfterBreak="0">
     <w:nsid w:val="307368ED"/>
     <w:multiLevelType w:val="multilevel"/>
     <w:tmpl w:val="2E3C0F9C"/>
@@ -4563,7 +7028,7 @@
       </w:rPr>
     </w:lvl>
   </w:abstractNum>
-  <w:abstractNum w:abstractNumId="26" w15:restartNumberingAfterBreak="0">
+  <w:abstractNum w:abstractNumId="35" w15:restartNumberingAfterBreak="0">
     <w:nsid w:val="325402E8"/>
     <w:multiLevelType w:val="multilevel"/>
     <w:tmpl w:val="4C002232"/>
@@ -4675,7 +7140,7 @@
       </w:rPr>
     </w:lvl>
   </w:abstractNum>
-  <w:abstractNum w:abstractNumId="27" w15:restartNumberingAfterBreak="0">
+  <w:abstractNum w:abstractNumId="36" w15:restartNumberingAfterBreak="0">
     <w:nsid w:val="333C53ED"/>
     <w:multiLevelType w:val="hybridMultilevel"/>
     <w:tmpl w:val="FF3E74C0"/>
@@ -4788,7 +7253,120 @@
       </w:rPr>
     </w:lvl>
   </w:abstractNum>
-  <w:abstractNum w:abstractNumId="28" w15:restartNumberingAfterBreak="0">
+  <w:abstractNum w:abstractNumId="37" w15:restartNumberingAfterBreak="0">
+    <w:nsid w:val="33463EC2"/>
+    <w:multiLevelType w:val="multilevel"/>
+    <w:tmpl w:val="D7EE541A"/>
+    <w:lvl w:ilvl="0">
+      <w:start w:val="1"/>
+      <w:numFmt w:val="bullet"/>
+      <w:lvlText w:val="●"/>
+      <w:lvlJc w:val="left"/>
+      <w:pPr>
+        <w:ind w:left="1440" w:hanging="360"/>
+      </w:pPr>
+      <w:rPr>
+        <w:u w:val="none"/>
+      </w:rPr>
+    </w:lvl>
+    <w:lvl w:ilvl="1">
+      <w:start w:val="1"/>
+      <w:numFmt w:val="bullet"/>
+      <w:lvlText w:val="○"/>
+      <w:lvlJc w:val="left"/>
+      <w:pPr>
+        <w:ind w:left="2160" w:hanging="360"/>
+      </w:pPr>
+      <w:rPr>
+        <w:u w:val="none"/>
+      </w:rPr>
+    </w:lvl>
+    <w:lvl w:ilvl="2">
+      <w:start w:val="1"/>
+      <w:numFmt w:val="bullet"/>
+      <w:lvlText w:val="■"/>
+      <w:lvlJc w:val="left"/>
+      <w:pPr>
+        <w:ind w:left="2880" w:hanging="360"/>
+      </w:pPr>
+      <w:rPr>
+        <w:u w:val="none"/>
+      </w:rPr>
+    </w:lvl>
+    <w:lvl w:ilvl="3">
+      <w:start w:val="1"/>
+      <w:numFmt w:val="bullet"/>
+      <w:lvlText w:val="●"/>
+      <w:lvlJc w:val="left"/>
+      <w:pPr>
+        <w:ind w:left="3600" w:hanging="360"/>
+      </w:pPr>
+      <w:rPr>
+        <w:u w:val="none"/>
+      </w:rPr>
+    </w:lvl>
+    <w:lvl w:ilvl="4">
+      <w:start w:val="1"/>
+      <w:numFmt w:val="bullet"/>
+      <w:lvlText w:val="○"/>
+      <w:lvlJc w:val="left"/>
+      <w:pPr>
+        <w:ind w:left="4320" w:hanging="360"/>
+      </w:pPr>
+      <w:rPr>
+        <w:u w:val="none"/>
+      </w:rPr>
+    </w:lvl>
+    <w:lvl w:ilvl="5">
+      <w:start w:val="1"/>
+      <w:numFmt w:val="bullet"/>
+      <w:lvlText w:val="■"/>
+      <w:lvlJc w:val="left"/>
+      <w:pPr>
+        <w:ind w:left="5040" w:hanging="360"/>
+      </w:pPr>
+      <w:rPr>
+        <w:u w:val="none"/>
+      </w:rPr>
+    </w:lvl>
+    <w:lvl w:ilvl="6">
+      <w:start w:val="1"/>
+      <w:numFmt w:val="bullet"/>
+      <w:lvlText w:val="●"/>
+      <w:lvlJc w:val="left"/>
+      <w:pPr>
+        <w:ind w:left="5760" w:hanging="360"/>
+      </w:pPr>
+      <w:rPr>
+        <w:u w:val="none"/>
+      </w:rPr>
+    </w:lvl>
+    <w:lvl w:ilvl="7">
+      <w:start w:val="1"/>
+      <w:numFmt w:val="bullet"/>
+      <w:lvlText w:val="○"/>
+      <w:lvlJc w:val="left"/>
+      <w:pPr>
+        <w:ind w:left="6480" w:hanging="360"/>
+      </w:pPr>
+      <w:rPr>
+        <w:u w:val="none"/>
+      </w:rPr>
+    </w:lvl>
+    <w:lvl w:ilvl="8">
+      <w:start w:val="1"/>
+      <w:numFmt w:val="bullet"/>
+      <w:lvlText w:val="■"/>
+      <w:lvlJc w:val="left"/>
+      <w:pPr>
+        <w:ind w:left="7200" w:hanging="360"/>
+      </w:pPr>
+      <w:rPr>
+        <w:u w:val="none"/>
+      </w:rPr>
+    </w:lvl>
+  </w:abstractNum>
+  <w:abstractNum w:abstractNumId="38" w15:restartNumberingAfterBreak="0">
     <w:nsid w:val="33614C54"/>
     <w:multiLevelType w:val="multilevel"/>
     <w:tmpl w:val="CC52250C"/>
@@ -4900,7 +7478,7 @@
       </w:rPr>
     </w:lvl>
   </w:abstractNum>
-  <w:abstractNum w:abstractNumId="29" w15:restartNumberingAfterBreak="0">
+  <w:abstractNum w:abstractNumId="39" w15:restartNumberingAfterBreak="0">
     <w:nsid w:val="337553AD"/>
     <w:multiLevelType w:val="multilevel"/>
     <w:tmpl w:val="B73AC7B6"/>
@@ -5012,7 +7590,7 @@
       </w:rPr>
     </w:lvl>
   </w:abstractNum>
-  <w:abstractNum w:abstractNumId="30" w15:restartNumberingAfterBreak="0">
+  <w:abstractNum w:abstractNumId="40" w15:restartNumberingAfterBreak="0">
     <w:nsid w:val="364F2049"/>
     <w:multiLevelType w:val="multilevel"/>
     <w:tmpl w:val="957E8FEA"/>
@@ -5125,7 +7703,7 @@
       </w:rPr>
     </w:lvl>
   </w:abstractNum>
-  <w:abstractNum w:abstractNumId="31" w15:restartNumberingAfterBreak="0">
+  <w:abstractNum w:abstractNumId="41" w15:restartNumberingAfterBreak="0">
     <w:nsid w:val="37212361"/>
     <w:multiLevelType w:val="multilevel"/>
     <w:tmpl w:val="FD26203C"/>
@@ -5238,7 +7816,7 @@
       </w:rPr>
     </w:lvl>
   </w:abstractNum>
-  <w:abstractNum w:abstractNumId="32" w15:restartNumberingAfterBreak="0">
+  <w:abstractNum w:abstractNumId="42" w15:restartNumberingAfterBreak="0">
     <w:nsid w:val="380020F2"/>
     <w:multiLevelType w:val="multilevel"/>
     <w:tmpl w:val="288E1D78"/>
@@ -5351,7 +7929,7 @@
       </w:rPr>
     </w:lvl>
   </w:abstractNum>
-  <w:abstractNum w:abstractNumId="33" w15:restartNumberingAfterBreak="0">
+  <w:abstractNum w:abstractNumId="43" w15:restartNumberingAfterBreak="0">
     <w:nsid w:val="39257688"/>
     <w:multiLevelType w:val="multilevel"/>
     <w:tmpl w:val="089C9CBA"/>
@@ -5464,7 +8042,7 @@
       </w:rPr>
     </w:lvl>
   </w:abstractNum>
-  <w:abstractNum w:abstractNumId="34" w15:restartNumberingAfterBreak="0">
+  <w:abstractNum w:abstractNumId="44" w15:restartNumberingAfterBreak="0">
     <w:nsid w:val="39786378"/>
     <w:multiLevelType w:val="multilevel"/>
     <w:tmpl w:val="7EA8784E"/>
@@ -5576,7 +8154,7 @@
       </w:rPr>
     </w:lvl>
   </w:abstractNum>
-  <w:abstractNum w:abstractNumId="35" w15:restartNumberingAfterBreak="0">
+  <w:abstractNum w:abstractNumId="45" w15:restartNumberingAfterBreak="0">
     <w:nsid w:val="39EB309D"/>
     <w:multiLevelType w:val="multilevel"/>
     <w:tmpl w:val="7400991E"/>
@@ -5689,7 +8267,7 @@
       </w:rPr>
     </w:lvl>
   </w:abstractNum>
-  <w:abstractNum w:abstractNumId="36" w15:restartNumberingAfterBreak="0">
+  <w:abstractNum w:abstractNumId="46" w15:restartNumberingAfterBreak="0">
     <w:nsid w:val="3BC063C2"/>
     <w:multiLevelType w:val="multilevel"/>
     <w:tmpl w:val="A92C9056"/>
@@ -5802,7 +8380,7 @@
       </w:rPr>
     </w:lvl>
   </w:abstractNum>
-  <w:abstractNum w:abstractNumId="37" w15:restartNumberingAfterBreak="0">
+  <w:abstractNum w:abstractNumId="47" w15:restartNumberingAfterBreak="0">
     <w:nsid w:val="3BDE62C1"/>
     <w:multiLevelType w:val="multilevel"/>
     <w:tmpl w:val="B1163786"/>
@@ -5914,7 +8492,7 @@
       </w:rPr>
     </w:lvl>
   </w:abstractNum>
-  <w:abstractNum w:abstractNumId="38" w15:restartNumberingAfterBreak="0">
+  <w:abstractNum w:abstractNumId="48" w15:restartNumberingAfterBreak="0">
     <w:nsid w:val="3BF73FFD"/>
     <w:multiLevelType w:val="multilevel"/>
     <w:tmpl w:val="336E8832"/>
@@ -6026,7 +8604,7 @@
       </w:rPr>
     </w:lvl>
   </w:abstractNum>
-  <w:abstractNum w:abstractNumId="39" w15:restartNumberingAfterBreak="0">
+  <w:abstractNum w:abstractNumId="49" w15:restartNumberingAfterBreak="0">
     <w:nsid w:val="3D2D3AEA"/>
     <w:multiLevelType w:val="multilevel"/>
     <w:tmpl w:val="D56AE54C"/>
@@ -6139,7 +8717,7 @@
       </w:rPr>
     </w:lvl>
   </w:abstractNum>
-  <w:abstractNum w:abstractNumId="40" w15:restartNumberingAfterBreak="0">
+  <w:abstractNum w:abstractNumId="50" w15:restartNumberingAfterBreak="0">
     <w:nsid w:val="3E2C6DF4"/>
     <w:multiLevelType w:val="multilevel"/>
     <w:tmpl w:val="FDEAC462"/>
@@ -6252,7 +8830,7 @@
       </w:rPr>
     </w:lvl>
   </w:abstractNum>
-  <w:abstractNum w:abstractNumId="41" w15:restartNumberingAfterBreak="0">
+  <w:abstractNum w:abstractNumId="51" w15:restartNumberingAfterBreak="0">
     <w:nsid w:val="3EC830F5"/>
     <w:multiLevelType w:val="multilevel"/>
     <w:tmpl w:val="CE38B90E"/>
@@ -6365,7 +8943,7 @@
       </w:rPr>
     </w:lvl>
   </w:abstractNum>
-  <w:abstractNum w:abstractNumId="42" w15:restartNumberingAfterBreak="0">
+  <w:abstractNum w:abstractNumId="52" w15:restartNumberingAfterBreak="0">
     <w:nsid w:val="3F8507D8"/>
     <w:multiLevelType w:val="multilevel"/>
     <w:tmpl w:val="303E09EE"/>
@@ -6478,7 +9056,7 @@
       </w:rPr>
     </w:lvl>
   </w:abstractNum>
-  <w:abstractNum w:abstractNumId="43" w15:restartNumberingAfterBreak="0">
+  <w:abstractNum w:abstractNumId="53" w15:restartNumberingAfterBreak="0">
     <w:nsid w:val="4050109B"/>
     <w:multiLevelType w:val="multilevel"/>
     <w:tmpl w:val="8E7A43EE"/>
@@ -6590,7 +9168,120 @@
       </w:rPr>
     </w:lvl>
   </w:abstractNum>
-  <w:abstractNum w:abstractNumId="44" w15:restartNumberingAfterBreak="0">
+  <w:abstractNum w:abstractNumId="54" w15:restartNumberingAfterBreak="0">
+    <w:nsid w:val="40B360AB"/>
+    <w:multiLevelType w:val="multilevel"/>
+    <w:tmpl w:val="B396387A"/>
+    <w:lvl w:ilvl="0">
+      <w:start w:val="1"/>
+      <w:numFmt w:val="bullet"/>
+      <w:lvlText w:val="●"/>
+      <w:lvlJc w:val="left"/>
+      <w:pPr>
+        <w:ind w:left="1440" w:hanging="360"/>
+      </w:pPr>
+      <w:rPr>
+        <w:u w:val="none"/>
+      </w:rPr>
+    </w:lvl>
+    <w:lvl w:ilvl="1">
+      <w:start w:val="1"/>
+      <w:numFmt w:val="bullet"/>
+      <w:lvlText w:val="○"/>
+      <w:lvlJc w:val="left"/>
+      <w:pPr>
+        <w:ind w:left="2160" w:hanging="360"/>
+      </w:pPr>
+      <w:rPr>
+        <w:u w:val="none"/>
+      </w:rPr>
+    </w:lvl>
+    <w:lvl w:ilvl="2">
+      <w:start w:val="1"/>
+      <w:numFmt w:val="bullet"/>
+      <w:lvlText w:val="■"/>
+      <w:lvlJc w:val="left"/>
+      <w:pPr>
+        <w:ind w:left="2880" w:hanging="360"/>
+      </w:pPr>
+      <w:rPr>
+        <w:u w:val="none"/>
+      </w:rPr>
+    </w:lvl>
+    <w:lvl w:ilvl="3">
+      <w:start w:val="1"/>
+      <w:numFmt w:val="bullet"/>
+      <w:lvlText w:val="●"/>
+      <w:lvlJc w:val="left"/>
+      <w:pPr>
+        <w:ind w:left="3600" w:hanging="360"/>
+      </w:pPr>
+      <w:rPr>
+        <w:u w:val="none"/>
+      </w:rPr>
+    </w:lvl>
+    <w:lvl w:ilvl="4">
+      <w:start w:val="1"/>
+      <w:numFmt w:val="bullet"/>
+      <w:lvlText w:val="○"/>
+      <w:lvlJc w:val="left"/>
+      <w:pPr>
+        <w:ind w:left="4320" w:hanging="360"/>
+      </w:pPr>
+      <w:rPr>
+        <w:u w:val="none"/>
+      </w:rPr>
+    </w:lvl>
+    <w:lvl w:ilvl="5">
+      <w:start w:val="1"/>
+      <w:numFmt w:val="bullet"/>
+      <w:lvlText w:val="■"/>
+      <w:lvlJc w:val="left"/>
+      <w:pPr>
+        <w:ind w:left="5040" w:hanging="360"/>
+      </w:pPr>
+      <w:rPr>
+        <w:u w:val="none"/>
+      </w:rPr>
+    </w:lvl>
+    <w:lvl w:ilvl="6">
+      <w:start w:val="1"/>
+      <w:numFmt w:val="bullet"/>
+      <w:lvlText w:val="●"/>
+      <w:lvlJc w:val="left"/>
+      <w:pPr>
+        <w:ind w:left="5760" w:hanging="360"/>
+      </w:pPr>
+      <w:rPr>
+        <w:u w:val="none"/>
+      </w:rPr>
+    </w:lvl>
+    <w:lvl w:ilvl="7">
+      <w:start w:val="1"/>
+      <w:numFmt w:val="bullet"/>
+      <w:lvlText w:val="○"/>
+      <w:lvlJc w:val="left"/>
+      <w:pPr>
+        <w:ind w:left="6480" w:hanging="360"/>
+      </w:pPr>
+      <w:rPr>
+        <w:u w:val="none"/>
+      </w:rPr>
+    </w:lvl>
+    <w:lvl w:ilvl="8">
+      <w:start w:val="1"/>
+      <w:numFmt w:val="bullet"/>
+      <w:lvlText w:val="■"/>
+      <w:lvlJc w:val="left"/>
+      <w:pPr>
+        <w:ind w:left="7200" w:hanging="360"/>
+      </w:pPr>
+      <w:rPr>
+        <w:u w:val="none"/>
+      </w:rPr>
+    </w:lvl>
+  </w:abstractNum>
+  <w:abstractNum w:abstractNumId="55" w15:restartNumberingAfterBreak="0">
     <w:nsid w:val="40D60DFB"/>
     <w:multiLevelType w:val="multilevel"/>
     <w:tmpl w:val="30A45A22"/>
@@ -6702,7 +9393,7 @@
       </w:rPr>
     </w:lvl>
   </w:abstractNum>
-  <w:abstractNum w:abstractNumId="45" w15:restartNumberingAfterBreak="0">
+  <w:abstractNum w:abstractNumId="56" w15:restartNumberingAfterBreak="0">
     <w:nsid w:val="42E52075"/>
     <w:multiLevelType w:val="multilevel"/>
     <w:tmpl w:val="D27A514C"/>
@@ -6814,7 +9505,7 @@
       </w:rPr>
     </w:lvl>
   </w:abstractNum>
-  <w:abstractNum w:abstractNumId="46" w15:restartNumberingAfterBreak="0">
+  <w:abstractNum w:abstractNumId="57" w15:restartNumberingAfterBreak="0">
     <w:nsid w:val="42FA4058"/>
     <w:multiLevelType w:val="multilevel"/>
     <w:tmpl w:val="7CCC3494"/>
@@ -6900,7 +9591,7 @@
       </w:pPr>
     </w:lvl>
   </w:abstractNum>
-  <w:abstractNum w:abstractNumId="47" w15:restartNumberingAfterBreak="0">
+  <w:abstractNum w:abstractNumId="58" w15:restartNumberingAfterBreak="0">
     <w:nsid w:val="433636DF"/>
     <w:multiLevelType w:val="multilevel"/>
     <w:tmpl w:val="947A9DF0"/>
@@ -7013,7 +9704,7 @@
       </w:rPr>
     </w:lvl>
   </w:abstractNum>
-  <w:abstractNum w:abstractNumId="48" w15:restartNumberingAfterBreak="0">
+  <w:abstractNum w:abstractNumId="59" w15:restartNumberingAfterBreak="0">
     <w:nsid w:val="43CC3E68"/>
     <w:multiLevelType w:val="multilevel"/>
     <w:tmpl w:val="99A00CC8"/>
@@ -7126,7 +9817,7 @@
       </w:rPr>
     </w:lvl>
   </w:abstractNum>
-  <w:abstractNum w:abstractNumId="49" w15:restartNumberingAfterBreak="0">
+  <w:abstractNum w:abstractNumId="60" w15:restartNumberingAfterBreak="0">
     <w:nsid w:val="46B71D82"/>
     <w:multiLevelType w:val="multilevel"/>
     <w:tmpl w:val="95ECF314"/>
@@ -7239,7 +9930,7 @@
       </w:rPr>
     </w:lvl>
   </w:abstractNum>
-  <w:abstractNum w:abstractNumId="50" w15:restartNumberingAfterBreak="0">
+  <w:abstractNum w:abstractNumId="61" w15:restartNumberingAfterBreak="0">
     <w:nsid w:val="47802C5C"/>
     <w:multiLevelType w:val="multilevel"/>
     <w:tmpl w:val="0340E88E"/>
@@ -7351,7 +10042,121 @@
       </w:rPr>
     </w:lvl>
   </w:abstractNum>
-  <w:abstractNum w:abstractNumId="51" w15:restartNumberingAfterBreak="0">
+  <w:abstractNum w:abstractNumId="62" w15:restartNumberingAfterBreak="0">
+    <w:nsid w:val="48134C1C"/>
+    <w:multiLevelType w:val="multilevel"/>
+    <w:tmpl w:val="2F3EE67A"/>
+    <w:lvl w:ilvl="0">
+      <w:start w:val="3"/>
+      <w:numFmt w:val="bullet"/>
+      <w:lvlText w:val="●"/>
+      <w:lvlJc w:val="left"/>
+      <w:pPr>
+        <w:ind w:left="2160" w:hanging="360"/>
+      </w:pPr>
+      <w:rPr>
+        <w:rFonts w:ascii="Noto Sans Symbols" w:eastAsia="Noto Sans Symbols" w:hAnsi="Noto Sans Symbols" w:cs="Noto Sans Symbols"/>
+        <w:color w:val="000000"/>
+      </w:rPr>
+    </w:lvl>
+    <w:lvl w:ilvl="1">
+      <w:start w:val="1"/>
+      <w:numFmt w:val="bullet"/>
+      <w:lvlText w:val="o"/>
+      <w:lvlJc w:val="left"/>
+      <w:pPr>
+        <w:ind w:left="2880" w:hanging="360"/>
+      </w:pPr>
+      <w:rPr>
+        <w:rFonts w:ascii="Courier New" w:eastAsia="Courier New" w:hAnsi="Courier New" w:cs="Courier New"/>
+      </w:rPr>
+    </w:lvl>
+    <w:lvl w:ilvl="2">
+      <w:start w:val="1"/>
+      <w:numFmt w:val="bullet"/>
+      <w:lvlText w:val="▪"/>
+      <w:lvlJc w:val="left"/>
+      <w:pPr>
+        <w:ind w:left="3600" w:hanging="360"/>
+      </w:pPr>
+      <w:rPr>
+        <w:rFonts w:ascii="Noto Sans Symbols" w:eastAsia="Noto Sans Symbols" w:hAnsi="Noto Sans Symbols" w:cs="Noto Sans Symbols"/>
+      </w:rPr>
+    </w:lvl>
+    <w:lvl w:ilvl="3">
+      <w:start w:val="1"/>
+      <w:numFmt w:val="bullet"/>
+      <w:lvlText w:val="●"/>
+      <w:lvlJc w:val="left"/>
+      <w:pPr>
+        <w:ind w:left="4320" w:hanging="360"/>
+      </w:pPr>
+      <w:rPr>
+        <w:rFonts w:ascii="Noto Sans Symbols" w:eastAsia="Noto Sans Symbols" w:hAnsi="Noto Sans Symbols" w:cs="Noto Sans Symbols"/>
+      </w:rPr>
+    </w:lvl>
+    <w:lvl w:ilvl="4">
+      <w:start w:val="1"/>
+      <w:numFmt w:val="bullet"/>
+      <w:lvlText w:val="o"/>
+      <w:lvlJc w:val="left"/>
+      <w:pPr>
+        <w:ind w:left="5040" w:hanging="360"/>
+      </w:pPr>
+      <w:rPr>
+        <w:rFonts w:ascii="Courier New" w:eastAsia="Courier New" w:hAnsi="Courier New" w:cs="Courier New"/>
+      </w:rPr>
+    </w:lvl>
+    <w:lvl w:ilvl="5">
+      <w:start w:val="1"/>
+      <w:numFmt w:val="bullet"/>
+      <w:lvlText w:val="▪"/>
+      <w:lvlJc w:val="left"/>
+      <w:pPr>
+        <w:ind w:left="5760" w:hanging="360"/>
+      </w:pPr>
+      <w:rPr>
+        <w:rFonts w:ascii="Noto Sans Symbols" w:eastAsia="Noto Sans Symbols" w:hAnsi="Noto Sans Symbols" w:cs="Noto Sans Symbols"/>
+      </w:rPr>
+    </w:lvl>
+    <w:lvl w:ilvl="6">
+      <w:start w:val="1"/>
+      <w:numFmt w:val="bullet"/>
+      <w:lvlText w:val="●"/>
+      <w:lvlJc w:val="left"/>
+      <w:pPr>
+        <w:ind w:left="6480" w:hanging="360"/>
+      </w:pPr>
+      <w:rPr>
+        <w:rFonts w:ascii="Noto Sans Symbols" w:eastAsia="Noto Sans Symbols" w:hAnsi="Noto Sans Symbols" w:cs="Noto Sans Symbols"/>
+      </w:rPr>
+    </w:lvl>
+    <w:lvl w:ilvl="7">
+      <w:start w:val="1"/>
+      <w:numFmt w:val="bullet"/>
+      <w:lvlText w:val="o"/>
+      <w:lvlJc w:val="left"/>
+      <w:pPr>
+        <w:ind w:left="7200" w:hanging="360"/>
+      </w:pPr>
+      <w:rPr>
+        <w:rFonts w:ascii="Courier New" w:eastAsia="Courier New" w:hAnsi="Courier New" w:cs="Courier New"/>
+      </w:rPr>
+    </w:lvl>
+    <w:lvl w:ilvl="8">
+      <w:start w:val="1"/>
+      <w:numFmt w:val="bullet"/>
+      <w:lvlText w:val="▪"/>
+      <w:lvlJc w:val="left"/>
+      <w:pPr>
+        <w:ind w:left="7920" w:hanging="360"/>
+      </w:pPr>
+      <w:rPr>
+        <w:rFonts w:ascii="Noto Sans Symbols" w:eastAsia="Noto Sans Symbols" w:hAnsi="Noto Sans Symbols" w:cs="Noto Sans Symbols"/>
+      </w:rPr>
+    </w:lvl>
+  </w:abstractNum>
+  <w:abstractNum w:abstractNumId="63" w15:restartNumberingAfterBreak="0">
     <w:nsid w:val="4ACE08D1"/>
     <w:multiLevelType w:val="multilevel"/>
     <w:tmpl w:val="EE56E996"/>
@@ -7464,7 +10269,7 @@
       </w:rPr>
     </w:lvl>
   </w:abstractNum>
-  <w:abstractNum w:abstractNumId="52" w15:restartNumberingAfterBreak="0">
+  <w:abstractNum w:abstractNumId="64" w15:restartNumberingAfterBreak="0">
     <w:nsid w:val="4B523B2D"/>
     <w:multiLevelType w:val="multilevel"/>
     <w:tmpl w:val="E58AA3F4"/>
@@ -7576,7 +10381,120 @@
       </w:rPr>
     </w:lvl>
   </w:abstractNum>
-  <w:abstractNum w:abstractNumId="53" w15:restartNumberingAfterBreak="0">
+  <w:abstractNum w:abstractNumId="65" w15:restartNumberingAfterBreak="0">
+    <w:nsid w:val="4CC86379"/>
+    <w:multiLevelType w:val="multilevel"/>
+    <w:tmpl w:val="CA022CD0"/>
+    <w:lvl w:ilvl="0">
+      <w:start w:val="1"/>
+      <w:numFmt w:val="bullet"/>
+      <w:lvlText w:val="-"/>
+      <w:lvlJc w:val="left"/>
+      <w:pPr>
+        <w:ind w:left="1440" w:hanging="360"/>
+      </w:pPr>
+      <w:rPr>
+        <w:u w:val="none"/>
+      </w:rPr>
+    </w:lvl>
+    <w:lvl w:ilvl="1">
+      <w:start w:val="1"/>
+      <w:numFmt w:val="bullet"/>
+      <w:lvlText w:val="-"/>
+      <w:lvlJc w:val="left"/>
+      <w:pPr>
+        <w:ind w:left="2160" w:hanging="360"/>
+      </w:pPr>
+      <w:rPr>
+        <w:u w:val="none"/>
+      </w:rPr>
+    </w:lvl>
+    <w:lvl w:ilvl="2">
+      <w:start w:val="1"/>
+      <w:numFmt w:val="bullet"/>
+      <w:lvlText w:val="-"/>
+      <w:lvlJc w:val="left"/>
+      <w:pPr>
+        <w:ind w:left="2880" w:hanging="360"/>
+      </w:pPr>
+      <w:rPr>
+        <w:u w:val="none"/>
+      </w:rPr>
+    </w:lvl>
+    <w:lvl w:ilvl="3">
+      <w:start w:val="1"/>
+      <w:numFmt w:val="bullet"/>
+      <w:lvlText w:val="-"/>
+      <w:lvlJc w:val="left"/>
+      <w:pPr>
+        <w:ind w:left="3600" w:hanging="360"/>
+      </w:pPr>
+      <w:rPr>
+        <w:u w:val="none"/>
+      </w:rPr>
+    </w:lvl>
+    <w:lvl w:ilvl="4">
+      <w:start w:val="1"/>
+      <w:numFmt w:val="bullet"/>
+      <w:lvlText w:val="-"/>
+      <w:lvlJc w:val="left"/>
+      <w:pPr>
+        <w:ind w:left="4320" w:hanging="360"/>
+      </w:pPr>
+      <w:rPr>
+        <w:u w:val="none"/>
+      </w:rPr>
+    </w:lvl>
+    <w:lvl w:ilvl="5">
+      <w:start w:val="1"/>
+      <w:numFmt w:val="bullet"/>
+      <w:lvlText w:val="-"/>
+      <w:lvlJc w:val="left"/>
+      <w:pPr>
+        <w:ind w:left="5040" w:hanging="360"/>
+      </w:pPr>
+      <w:rPr>
+        <w:u w:val="none"/>
+      </w:rPr>
+    </w:lvl>
+    <w:lvl w:ilvl="6">
+      <w:start w:val="1"/>
+      <w:numFmt w:val="bullet"/>
+      <w:lvlText w:val="-"/>
+      <w:lvlJc w:val="left"/>
+      <w:pPr>
+        <w:ind w:left="5760" w:hanging="360"/>
+      </w:pPr>
+      <w:rPr>
+        <w:u w:val="none"/>
+      </w:rPr>
+    </w:lvl>
+    <w:lvl w:ilvl="7">
+      <w:start w:val="1"/>
+      <w:numFmt w:val="bullet"/>
+      <w:lvlText w:val="-"/>
+      <w:lvlJc w:val="left"/>
+      <w:pPr>
+        <w:ind w:left="6480" w:hanging="360"/>
+      </w:pPr>
+      <w:rPr>
+        <w:u w:val="none"/>
+      </w:rPr>
+    </w:lvl>
+    <w:lvl w:ilvl="8">
+      <w:start w:val="1"/>
+      <w:numFmt w:val="bullet"/>
+      <w:lvlText w:val="-"/>
+      <w:lvlJc w:val="left"/>
+      <w:pPr>
+        <w:ind w:left="7200" w:hanging="360"/>
+      </w:pPr>
+      <w:rPr>
+        <w:u w:val="none"/>
+      </w:rPr>
+    </w:lvl>
+  </w:abstractNum>
+  <w:abstractNum w:abstractNumId="66" w15:restartNumberingAfterBreak="0">
     <w:nsid w:val="4EA43394"/>
     <w:multiLevelType w:val="multilevel"/>
     <w:tmpl w:val="DE644C20"/>
@@ -7689,7 +10607,7 @@
       </w:rPr>
     </w:lvl>
   </w:abstractNum>
-  <w:abstractNum w:abstractNumId="54" w15:restartNumberingAfterBreak="0">
+  <w:abstractNum w:abstractNumId="67" w15:restartNumberingAfterBreak="0">
     <w:nsid w:val="520F538F"/>
     <w:multiLevelType w:val="multilevel"/>
     <w:tmpl w:val="B7ACB6E0"/>
@@ -7802,7 +10720,7 @@
       </w:rPr>
     </w:lvl>
   </w:abstractNum>
-  <w:abstractNum w:abstractNumId="55" w15:restartNumberingAfterBreak="0">
+  <w:abstractNum w:abstractNumId="68" w15:restartNumberingAfterBreak="0">
     <w:nsid w:val="52B7793C"/>
     <w:multiLevelType w:val="multilevel"/>
     <w:tmpl w:val="AC641EEE"/>
@@ -7914,7 +10832,7 @@
       </w:rPr>
     </w:lvl>
   </w:abstractNum>
-  <w:abstractNum w:abstractNumId="56" w15:restartNumberingAfterBreak="0">
+  <w:abstractNum w:abstractNumId="69" w15:restartNumberingAfterBreak="0">
     <w:nsid w:val="53B04282"/>
     <w:multiLevelType w:val="multilevel"/>
     <w:tmpl w:val="5EFECFE4"/>
@@ -8026,7 +10944,7 @@
       </w:rPr>
     </w:lvl>
   </w:abstractNum>
-  <w:abstractNum w:abstractNumId="57" w15:restartNumberingAfterBreak="0">
+  <w:abstractNum w:abstractNumId="70" w15:restartNumberingAfterBreak="0">
     <w:nsid w:val="54C25E3A"/>
     <w:multiLevelType w:val="multilevel"/>
     <w:tmpl w:val="2A24280E"/>
@@ -8139,7 +11057,120 @@
       </w:rPr>
     </w:lvl>
   </w:abstractNum>
-  <w:abstractNum w:abstractNumId="58" w15:restartNumberingAfterBreak="0">
+  <w:abstractNum w:abstractNumId="71" w15:restartNumberingAfterBreak="0">
+    <w:nsid w:val="582A127C"/>
+    <w:multiLevelType w:val="multilevel"/>
+    <w:tmpl w:val="C700FE30"/>
+    <w:lvl w:ilvl="0">
+      <w:start w:val="1"/>
+      <w:numFmt w:val="bullet"/>
+      <w:lvlText w:val="●"/>
+      <w:lvlJc w:val="left"/>
+      <w:pPr>
+        <w:ind w:left="1440" w:hanging="360"/>
+      </w:pPr>
+      <w:rPr>
+        <w:u w:val="none"/>
+      </w:rPr>
+    </w:lvl>
+    <w:lvl w:ilvl="1">
+      <w:start w:val="1"/>
+      <w:numFmt w:val="bullet"/>
+      <w:lvlText w:val="○"/>
+      <w:lvlJc w:val="left"/>
+      <w:pPr>
+        <w:ind w:left="2160" w:hanging="360"/>
+      </w:pPr>
+      <w:rPr>
+        <w:u w:val="none"/>
+      </w:rPr>
+    </w:lvl>
+    <w:lvl w:ilvl="2">
+      <w:start w:val="1"/>
+      <w:numFmt w:val="bullet"/>
+      <w:lvlText w:val="■"/>
+      <w:lvlJc w:val="left"/>
+      <w:pPr>
+        <w:ind w:left="2880" w:hanging="360"/>
+      </w:pPr>
+      <w:rPr>
+        <w:u w:val="none"/>
+      </w:rPr>
+    </w:lvl>
+    <w:lvl w:ilvl="3">
+      <w:start w:val="1"/>
+      <w:numFmt w:val="bullet"/>
+      <w:lvlText w:val="●"/>
+      <w:lvlJc w:val="left"/>
+      <w:pPr>
+        <w:ind w:left="3600" w:hanging="360"/>
+      </w:pPr>
+      <w:rPr>
+        <w:u w:val="none"/>
+      </w:rPr>
+    </w:lvl>
+    <w:lvl w:ilvl="4">
+      <w:start w:val="1"/>
+      <w:numFmt w:val="bullet"/>
+      <w:lvlText w:val="○"/>
+      <w:lvlJc w:val="left"/>
+      <w:pPr>
+        <w:ind w:left="4320" w:hanging="360"/>
+      </w:pPr>
+      <w:rPr>
+        <w:u w:val="none"/>
+      </w:rPr>
+    </w:lvl>
+    <w:lvl w:ilvl="5">
+      <w:start w:val="1"/>
+      <w:numFmt w:val="bullet"/>
+      <w:lvlText w:val="■"/>
+      <w:lvlJc w:val="left"/>
+      <w:pPr>
+        <w:ind w:left="5040" w:hanging="360"/>
+      </w:pPr>
+      <w:rPr>
+        <w:u w:val="none"/>
+      </w:rPr>
+    </w:lvl>
+    <w:lvl w:ilvl="6">
+      <w:start w:val="1"/>
+      <w:numFmt w:val="bullet"/>
+      <w:lvlText w:val="●"/>
+      <w:lvlJc w:val="left"/>
+      <w:pPr>
+        <w:ind w:left="5760" w:hanging="360"/>
+      </w:pPr>
+      <w:rPr>
+        <w:u w:val="none"/>
+      </w:rPr>
+    </w:lvl>
+    <w:lvl w:ilvl="7">
+      <w:start w:val="1"/>
+      <w:numFmt w:val="bullet"/>
+      <w:lvlText w:val="○"/>
+      <w:lvlJc w:val="left"/>
+      <w:pPr>
+        <w:ind w:left="6480" w:hanging="360"/>
+      </w:pPr>
+      <w:rPr>
+        <w:u w:val="none"/>
+      </w:rPr>
+    </w:lvl>
+    <w:lvl w:ilvl="8">
+      <w:start w:val="1"/>
+      <w:numFmt w:val="bullet"/>
+      <w:lvlText w:val="■"/>
+      <w:lvlJc w:val="left"/>
+      <w:pPr>
+        <w:ind w:left="7200" w:hanging="360"/>
+      </w:pPr>
+      <w:rPr>
+        <w:u w:val="none"/>
+      </w:rPr>
+    </w:lvl>
+  </w:abstractNum>
+  <w:abstractNum w:abstractNumId="72" w15:restartNumberingAfterBreak="0">
     <w:nsid w:val="5BF62839"/>
     <w:multiLevelType w:val="multilevel"/>
     <w:tmpl w:val="9B38249A"/>
@@ -8252,7 +11283,120 @@
       </w:rPr>
     </w:lvl>
   </w:abstractNum>
-  <w:abstractNum w:abstractNumId="59" w15:restartNumberingAfterBreak="0">
+  <w:abstractNum w:abstractNumId="73" w15:restartNumberingAfterBreak="0">
+    <w:nsid w:val="5CDC36A7"/>
+    <w:multiLevelType w:val="multilevel"/>
+    <w:tmpl w:val="D0364D9C"/>
+    <w:lvl w:ilvl="0">
+      <w:start w:val="1"/>
+      <w:numFmt w:val="bullet"/>
+      <w:lvlText w:val="●"/>
+      <w:lvlJc w:val="left"/>
+      <w:pPr>
+        <w:ind w:left="1440" w:hanging="360"/>
+      </w:pPr>
+      <w:rPr>
+        <w:u w:val="none"/>
+      </w:rPr>
+    </w:lvl>
+    <w:lvl w:ilvl="1">
+      <w:start w:val="1"/>
+      <w:numFmt w:val="bullet"/>
+      <w:lvlText w:val="○"/>
+      <w:lvlJc w:val="left"/>
+      <w:pPr>
+        <w:ind w:left="2160" w:hanging="360"/>
+      </w:pPr>
+      <w:rPr>
+        <w:u w:val="none"/>
+      </w:rPr>
+    </w:lvl>
+    <w:lvl w:ilvl="2">
+      <w:start w:val="1"/>
+      <w:numFmt w:val="bullet"/>
+      <w:lvlText w:val="■"/>
+      <w:lvlJc w:val="left"/>
+      <w:pPr>
+        <w:ind w:left="2880" w:hanging="360"/>
+      </w:pPr>
+      <w:rPr>
+        <w:u w:val="none"/>
+      </w:rPr>
+    </w:lvl>
+    <w:lvl w:ilvl="3">
+      <w:start w:val="1"/>
+      <w:numFmt w:val="bullet"/>
+      <w:lvlText w:val="●"/>
+      <w:lvlJc w:val="left"/>
+      <w:pPr>
+        <w:ind w:left="3600" w:hanging="360"/>
+      </w:pPr>
+      <w:rPr>
+        <w:u w:val="none"/>
+      </w:rPr>
+    </w:lvl>
+    <w:lvl w:ilvl="4">
+      <w:start w:val="1"/>
+      <w:numFmt w:val="bullet"/>
+      <w:lvlText w:val="○"/>
+      <w:lvlJc w:val="left"/>
+      <w:pPr>
+        <w:ind w:left="4320" w:hanging="360"/>
+      </w:pPr>
+      <w:rPr>
+        <w:u w:val="none"/>
+      </w:rPr>
+    </w:lvl>
+    <w:lvl w:ilvl="5">
+      <w:start w:val="1"/>
+      <w:numFmt w:val="bullet"/>
+      <w:lvlText w:val="■"/>
+      <w:lvlJc w:val="left"/>
+      <w:pPr>
+        <w:ind w:left="5040" w:hanging="360"/>
+      </w:pPr>
+      <w:rPr>
+        <w:u w:val="none"/>
+      </w:rPr>
+    </w:lvl>
+    <w:lvl w:ilvl="6">
+      <w:start w:val="1"/>
+      <w:numFmt w:val="bullet"/>
+      <w:lvlText w:val="●"/>
+      <w:lvlJc w:val="left"/>
+      <w:pPr>
+        <w:ind w:left="5760" w:hanging="360"/>
+      </w:pPr>
+      <w:rPr>
+        <w:u w:val="none"/>
+      </w:rPr>
+    </w:lvl>
+    <w:lvl w:ilvl="7">
+      <w:start w:val="1"/>
+      <w:numFmt w:val="bullet"/>
+      <w:lvlText w:val="○"/>
+      <w:lvlJc w:val="left"/>
+      <w:pPr>
+        <w:ind w:left="6480" w:hanging="360"/>
+      </w:pPr>
+      <w:rPr>
+        <w:u w:val="none"/>
+      </w:rPr>
+    </w:lvl>
+    <w:lvl w:ilvl="8">
+      <w:start w:val="1"/>
+      <w:numFmt w:val="bullet"/>
+      <w:lvlText w:val="■"/>
+      <w:lvlJc w:val="left"/>
+      <w:pPr>
+        <w:ind w:left="7200" w:hanging="360"/>
+      </w:pPr>
+      <w:rPr>
+        <w:u w:val="none"/>
+      </w:rPr>
+    </w:lvl>
+  </w:abstractNum>
+  <w:abstractNum w:abstractNumId="74" w15:restartNumberingAfterBreak="0">
     <w:nsid w:val="5DED1051"/>
     <w:multiLevelType w:val="multilevel"/>
     <w:tmpl w:val="4446B97E"/>
@@ -8365,7 +11509,7 @@
       </w:rPr>
     </w:lvl>
   </w:abstractNum>
-  <w:abstractNum w:abstractNumId="60" w15:restartNumberingAfterBreak="0">
+  <w:abstractNum w:abstractNumId="75" w15:restartNumberingAfterBreak="0">
     <w:nsid w:val="60197955"/>
     <w:multiLevelType w:val="multilevel"/>
     <w:tmpl w:val="17347BD2"/>
@@ -8478,7 +11622,7 @@
       </w:rPr>
     </w:lvl>
   </w:abstractNum>
-  <w:abstractNum w:abstractNumId="61" w15:restartNumberingAfterBreak="0">
+  <w:abstractNum w:abstractNumId="76" w15:restartNumberingAfterBreak="0">
     <w:nsid w:val="601C6F32"/>
     <w:multiLevelType w:val="multilevel"/>
     <w:tmpl w:val="44003584"/>
@@ -8590,7 +11734,7 @@
       </w:rPr>
     </w:lvl>
   </w:abstractNum>
-  <w:abstractNum w:abstractNumId="62" w15:restartNumberingAfterBreak="0">
+  <w:abstractNum w:abstractNumId="77" w15:restartNumberingAfterBreak="0">
     <w:nsid w:val="60737372"/>
     <w:multiLevelType w:val="multilevel"/>
     <w:tmpl w:val="45427214"/>
@@ -8703,7 +11847,7 @@
       </w:rPr>
     </w:lvl>
   </w:abstractNum>
-  <w:abstractNum w:abstractNumId="63" w15:restartNumberingAfterBreak="0">
+  <w:abstractNum w:abstractNumId="78" w15:restartNumberingAfterBreak="0">
     <w:nsid w:val="62B918CA"/>
     <w:multiLevelType w:val="multilevel"/>
     <w:tmpl w:val="88F6BE24"/>
@@ -8816,7 +11960,7 @@
       </w:rPr>
     </w:lvl>
   </w:abstractNum>
-  <w:abstractNum w:abstractNumId="64" w15:restartNumberingAfterBreak="0">
+  <w:abstractNum w:abstractNumId="79" w15:restartNumberingAfterBreak="0">
     <w:nsid w:val="64D208F1"/>
     <w:multiLevelType w:val="multilevel"/>
     <w:tmpl w:val="7F80E710"/>
@@ -8929,7 +12073,7 @@
       </w:rPr>
     </w:lvl>
   </w:abstractNum>
-  <w:abstractNum w:abstractNumId="65" w15:restartNumberingAfterBreak="0">
+  <w:abstractNum w:abstractNumId="80" w15:restartNumberingAfterBreak="0">
     <w:nsid w:val="661F7FB8"/>
     <w:multiLevelType w:val="multilevel"/>
     <w:tmpl w:val="1E864744"/>
@@ -9042,7 +12186,7 @@
       </w:rPr>
     </w:lvl>
   </w:abstractNum>
-  <w:abstractNum w:abstractNumId="66" w15:restartNumberingAfterBreak="0">
+  <w:abstractNum w:abstractNumId="81" w15:restartNumberingAfterBreak="0">
     <w:nsid w:val="674B7A0F"/>
     <w:multiLevelType w:val="multilevel"/>
     <w:tmpl w:val="DE54C01C"/>
@@ -9155,7 +12299,7 @@
       </w:rPr>
     </w:lvl>
   </w:abstractNum>
-  <w:abstractNum w:abstractNumId="67" w15:restartNumberingAfterBreak="0">
+  <w:abstractNum w:abstractNumId="82" w15:restartNumberingAfterBreak="0">
     <w:nsid w:val="677F4798"/>
     <w:multiLevelType w:val="multilevel"/>
     <w:tmpl w:val="B866B8E8"/>
@@ -9268,7 +12412,7 @@
       </w:rPr>
     </w:lvl>
   </w:abstractNum>
-  <w:abstractNum w:abstractNumId="68" w15:restartNumberingAfterBreak="0">
+  <w:abstractNum w:abstractNumId="83" w15:restartNumberingAfterBreak="0">
     <w:nsid w:val="68B53490"/>
     <w:multiLevelType w:val="multilevel"/>
     <w:tmpl w:val="4C4C989E"/>
@@ -9381,7 +12525,120 @@
       </w:rPr>
     </w:lvl>
   </w:abstractNum>
-  <w:abstractNum w:abstractNumId="69" w15:restartNumberingAfterBreak="0">
+  <w:abstractNum w:abstractNumId="84" w15:restartNumberingAfterBreak="0">
+    <w:nsid w:val="696217E6"/>
+    <w:multiLevelType w:val="multilevel"/>
+    <w:tmpl w:val="F490C3C6"/>
+    <w:lvl w:ilvl="0">
+      <w:start w:val="1"/>
+      <w:numFmt w:val="bullet"/>
+      <w:lvlText w:val="●"/>
+      <w:lvlJc w:val="left"/>
+      <w:pPr>
+        <w:ind w:left="1440" w:hanging="360"/>
+      </w:pPr>
+      <w:rPr>
+        <w:u w:val="none"/>
+      </w:rPr>
+    </w:lvl>
+    <w:lvl w:ilvl="1">
+      <w:start w:val="1"/>
+      <w:numFmt w:val="bullet"/>
+      <w:lvlText w:val="○"/>
+      <w:lvlJc w:val="left"/>
+      <w:pPr>
+        <w:ind w:left="2160" w:hanging="360"/>
+      </w:pPr>
+      <w:rPr>
+        <w:u w:val="none"/>
+      </w:rPr>
+    </w:lvl>
+    <w:lvl w:ilvl="2">
+      <w:start w:val="1"/>
+      <w:numFmt w:val="bullet"/>
+      <w:lvlText w:val="■"/>
+      <w:lvlJc w:val="left"/>
+      <w:pPr>
+        <w:ind w:left="2880" w:hanging="360"/>
+      </w:pPr>
+      <w:rPr>
+        <w:u w:val="none"/>
+      </w:rPr>
+    </w:lvl>
+    <w:lvl w:ilvl="3">
+      <w:start w:val="1"/>
+      <w:numFmt w:val="bullet"/>
+      <w:lvlText w:val="●"/>
+      <w:lvlJc w:val="left"/>
+      <w:pPr>
+        <w:ind w:left="3600" w:hanging="360"/>
+      </w:pPr>
+      <w:rPr>
+        <w:u w:val="none"/>
+      </w:rPr>
+    </w:lvl>
+    <w:lvl w:ilvl="4">
+      <w:start w:val="1"/>
+      <w:numFmt w:val="bullet"/>
+      <w:lvlText w:val="○"/>
+      <w:lvlJc w:val="left"/>
+      <w:pPr>
+        <w:ind w:left="4320" w:hanging="360"/>
+      </w:pPr>
+      <w:rPr>
+        <w:u w:val="none"/>
+      </w:rPr>
+    </w:lvl>
+    <w:lvl w:ilvl="5">
+      <w:start w:val="1"/>
+      <w:numFmt w:val="bullet"/>
+      <w:lvlText w:val="■"/>
+      <w:lvlJc w:val="left"/>
+      <w:pPr>
+        <w:ind w:left="5040" w:hanging="360"/>
+      </w:pPr>
+      <w:rPr>
+        <w:u w:val="none"/>
+      </w:rPr>
+    </w:lvl>
+    <w:lvl w:ilvl="6">
+      <w:start w:val="1"/>
+      <w:numFmt w:val="bullet"/>
+      <w:lvlText w:val="●"/>
+      <w:lvlJc w:val="left"/>
+      <w:pPr>
+        <w:ind w:left="5760" w:hanging="360"/>
+      </w:pPr>
+      <w:rPr>
+        <w:u w:val="none"/>
+      </w:rPr>
+    </w:lvl>
+    <w:lvl w:ilvl="7">
+      <w:start w:val="1"/>
+      <w:numFmt w:val="bullet"/>
+      <w:lvlText w:val="○"/>
+      <w:lvlJc w:val="left"/>
+      <w:pPr>
+        <w:ind w:left="6480" w:hanging="360"/>
+      </w:pPr>
+      <w:rPr>
+        <w:u w:val="none"/>
+      </w:rPr>
+    </w:lvl>
+    <w:lvl w:ilvl="8">
+      <w:start w:val="1"/>
+      <w:numFmt w:val="bullet"/>
+      <w:lvlText w:val="■"/>
+      <w:lvlJc w:val="left"/>
+      <w:pPr>
+        <w:ind w:left="7200" w:hanging="360"/>
+      </w:pPr>
+      <w:rPr>
+        <w:u w:val="none"/>
+      </w:rPr>
+    </w:lvl>
+  </w:abstractNum>
+  <w:abstractNum w:abstractNumId="85" w15:restartNumberingAfterBreak="0">
     <w:nsid w:val="6A4C3374"/>
     <w:multiLevelType w:val="hybridMultilevel"/>
     <w:tmpl w:val="4E7ECE6A"/>
@@ -9494,7 +12751,233 @@
       </w:rPr>
     </w:lvl>
   </w:abstractNum>
-  <w:abstractNum w:abstractNumId="70" w15:restartNumberingAfterBreak="0">
+  <w:abstractNum w:abstractNumId="86" w15:restartNumberingAfterBreak="0">
+    <w:nsid w:val="6C9559E4"/>
+    <w:multiLevelType w:val="multilevel"/>
+    <w:tmpl w:val="A2AE89D0"/>
+    <w:lvl w:ilvl="0">
+      <w:start w:val="1"/>
+      <w:numFmt w:val="bullet"/>
+      <w:lvlText w:val="●"/>
+      <w:lvlJc w:val="left"/>
+      <w:pPr>
+        <w:ind w:left="2160" w:hanging="360"/>
+      </w:pPr>
+      <w:rPr>
+        <w:rFonts w:ascii="Noto Sans Symbols" w:eastAsia="Noto Sans Symbols" w:hAnsi="Noto Sans Symbols" w:cs="Noto Sans Symbols"/>
+      </w:rPr>
+    </w:lvl>
+    <w:lvl w:ilvl="1">
+      <w:start w:val="1"/>
+      <w:numFmt w:val="bullet"/>
+      <w:lvlText w:val="o"/>
+      <w:lvlJc w:val="left"/>
+      <w:pPr>
+        <w:ind w:left="2880" w:hanging="360"/>
+      </w:pPr>
+      <w:rPr>
+        <w:rFonts w:ascii="Courier New" w:eastAsia="Courier New" w:hAnsi="Courier New" w:cs="Courier New"/>
+      </w:rPr>
+    </w:lvl>
+    <w:lvl w:ilvl="2">
+      <w:start w:val="1"/>
+      <w:numFmt w:val="bullet"/>
+      <w:lvlText w:val="▪"/>
+      <w:lvlJc w:val="left"/>
+      <w:pPr>
+        <w:ind w:left="3600" w:hanging="360"/>
+      </w:pPr>
+      <w:rPr>
+        <w:rFonts w:ascii="Noto Sans Symbols" w:eastAsia="Noto Sans Symbols" w:hAnsi="Noto Sans Symbols" w:cs="Noto Sans Symbols"/>
+      </w:rPr>
+    </w:lvl>
+    <w:lvl w:ilvl="3">
+      <w:start w:val="1"/>
+      <w:numFmt w:val="bullet"/>
+      <w:lvlText w:val="●"/>
+      <w:lvlJc w:val="left"/>
+      <w:pPr>
+        <w:ind w:left="4320" w:hanging="360"/>
+      </w:pPr>
+      <w:rPr>
+        <w:rFonts w:ascii="Noto Sans Symbols" w:eastAsia="Noto Sans Symbols" w:hAnsi="Noto Sans Symbols" w:cs="Noto Sans Symbols"/>
+      </w:rPr>
+    </w:lvl>
+    <w:lvl w:ilvl="4">
+      <w:start w:val="1"/>
+      <w:numFmt w:val="bullet"/>
+      <w:lvlText w:val="o"/>
+      <w:lvlJc w:val="left"/>
+      <w:pPr>
+        <w:ind w:left="5040" w:hanging="360"/>
+      </w:pPr>
+      <w:rPr>
+        <w:rFonts w:ascii="Courier New" w:eastAsia="Courier New" w:hAnsi="Courier New" w:cs="Courier New"/>
+      </w:rPr>
+    </w:lvl>
+    <w:lvl w:ilvl="5">
+      <w:start w:val="1"/>
+      <w:numFmt w:val="bullet"/>
+      <w:lvlText w:val="▪"/>
+      <w:lvlJc w:val="left"/>
+      <w:pPr>
+        <w:ind w:left="5760" w:hanging="360"/>
+      </w:pPr>
+      <w:rPr>
+        <w:rFonts w:ascii="Noto Sans Symbols" w:eastAsia="Noto Sans Symbols" w:hAnsi="Noto Sans Symbols" w:cs="Noto Sans Symbols"/>
+      </w:rPr>
+    </w:lvl>
+    <w:lvl w:ilvl="6">
+      <w:start w:val="1"/>
+      <w:numFmt w:val="bullet"/>
+      <w:lvlText w:val="●"/>
+      <w:lvlJc w:val="left"/>
+      <w:pPr>
+        <w:ind w:left="6480" w:hanging="360"/>
+      </w:pPr>
+      <w:rPr>
+        <w:rFonts w:ascii="Noto Sans Symbols" w:eastAsia="Noto Sans Symbols" w:hAnsi="Noto Sans Symbols" w:cs="Noto Sans Symbols"/>
+      </w:rPr>
+    </w:lvl>
+    <w:lvl w:ilvl="7">
+      <w:start w:val="1"/>
+      <w:numFmt w:val="bullet"/>
+      <w:lvlText w:val="o"/>
+      <w:lvlJc w:val="left"/>
+      <w:pPr>
+        <w:ind w:left="7200" w:hanging="360"/>
+      </w:pPr>
+      <w:rPr>
+        <w:rFonts w:ascii="Courier New" w:eastAsia="Courier New" w:hAnsi="Courier New" w:cs="Courier New"/>
+      </w:rPr>
+    </w:lvl>
+    <w:lvl w:ilvl="8">
+      <w:start w:val="1"/>
+      <w:numFmt w:val="bullet"/>
+      <w:lvlText w:val="▪"/>
+      <w:lvlJc w:val="left"/>
+      <w:pPr>
+        <w:ind w:left="7920" w:hanging="360"/>
+      </w:pPr>
+      <w:rPr>
+        <w:rFonts w:ascii="Noto Sans Symbols" w:eastAsia="Noto Sans Symbols" w:hAnsi="Noto Sans Symbols" w:cs="Noto Sans Symbols"/>
+      </w:rPr>
+    </w:lvl>
+  </w:abstractNum>
+  <w:abstractNum w:abstractNumId="87" w15:restartNumberingAfterBreak="0">
+    <w:nsid w:val="6CAA757B"/>
+    <w:multiLevelType w:val="multilevel"/>
+    <w:tmpl w:val="A276FC22"/>
+    <w:lvl w:ilvl="0">
+      <w:start w:val="1"/>
+      <w:numFmt w:val="bullet"/>
+      <w:lvlText w:val="●"/>
+      <w:lvlJc w:val="left"/>
+      <w:pPr>
+        <w:ind w:left="1440" w:hanging="360"/>
+      </w:pPr>
+      <w:rPr>
+        <w:u w:val="none"/>
+      </w:rPr>
+    </w:lvl>
+    <w:lvl w:ilvl="1">
+      <w:start w:val="1"/>
+      <w:numFmt w:val="bullet"/>
+      <w:lvlText w:val="○"/>
+      <w:lvlJc w:val="left"/>
+      <w:pPr>
+        <w:ind w:left="2160" w:hanging="360"/>
+      </w:pPr>
+      <w:rPr>
+        <w:u w:val="none"/>
+      </w:rPr>
+    </w:lvl>
+    <w:lvl w:ilvl="2">
+      <w:start w:val="1"/>
+      <w:numFmt w:val="bullet"/>
+      <w:lvlText w:val="■"/>
+      <w:lvlJc w:val="left"/>
+      <w:pPr>
+        <w:ind w:left="2880" w:hanging="360"/>
+      </w:pPr>
+      <w:rPr>
+        <w:u w:val="none"/>
+      </w:rPr>
+    </w:lvl>
+    <w:lvl w:ilvl="3">
+      <w:start w:val="1"/>
+      <w:numFmt w:val="bullet"/>
+      <w:lvlText w:val="●"/>
+      <w:lvlJc w:val="left"/>
+      <w:pPr>
+        <w:ind w:left="3600" w:hanging="360"/>
+      </w:pPr>
+      <w:rPr>
+        <w:u w:val="none"/>
+      </w:rPr>
+    </w:lvl>
+    <w:lvl w:ilvl="4">
+      <w:start w:val="1"/>
+      <w:numFmt w:val="bullet"/>
+      <w:lvlText w:val="○"/>
+      <w:lvlJc w:val="left"/>
+      <w:pPr>
+        <w:ind w:left="4320" w:hanging="360"/>
+      </w:pPr>
+      <w:rPr>
+        <w:u w:val="none"/>
+      </w:rPr>
+    </w:lvl>
+    <w:lvl w:ilvl="5">
+      <w:start w:val="1"/>
+      <w:numFmt w:val="bullet"/>
+      <w:lvlText w:val="■"/>
+      <w:lvlJc w:val="left"/>
+      <w:pPr>
+        <w:ind w:left="5040" w:hanging="360"/>
+      </w:pPr>
+      <w:rPr>
+        <w:u w:val="none"/>
+      </w:rPr>
+    </w:lvl>
+    <w:lvl w:ilvl="6">
+      <w:start w:val="1"/>
+      <w:numFmt w:val="bullet"/>
+      <w:lvlText w:val="●"/>
+      <w:lvlJc w:val="left"/>
+      <w:pPr>
+        <w:ind w:left="5760" w:hanging="360"/>
+      </w:pPr>
+      <w:rPr>
+        <w:u w:val="none"/>
+      </w:rPr>
+    </w:lvl>
+    <w:lvl w:ilvl="7">
+      <w:start w:val="1"/>
+      <w:numFmt w:val="bullet"/>
+      <w:lvlText w:val="○"/>
+      <w:lvlJc w:val="left"/>
+      <w:pPr>
+        <w:ind w:left="6480" w:hanging="360"/>
+      </w:pPr>
+      <w:rPr>
+        <w:u w:val="none"/>
+      </w:rPr>
+    </w:lvl>
+    <w:lvl w:ilvl="8">
+      <w:start w:val="1"/>
+      <w:numFmt w:val="bullet"/>
+      <w:lvlText w:val="■"/>
+      <w:lvlJc w:val="left"/>
+      <w:pPr>
+        <w:ind w:left="7200" w:hanging="360"/>
+      </w:pPr>
+      <w:rPr>
+        <w:u w:val="none"/>
+      </w:rPr>
+    </w:lvl>
+  </w:abstractNum>
+  <w:abstractNum w:abstractNumId="88" w15:restartNumberingAfterBreak="0">
     <w:nsid w:val="6D1171A7"/>
     <w:multiLevelType w:val="hybridMultilevel"/>
     <w:tmpl w:val="D7B251B4"/>
@@ -9608,7 +13091,7 @@
       </w:rPr>
     </w:lvl>
   </w:abstractNum>
-  <w:abstractNum w:abstractNumId="71" w15:restartNumberingAfterBreak="0">
+  <w:abstractNum w:abstractNumId="89" w15:restartNumberingAfterBreak="0">
     <w:nsid w:val="6D412B1A"/>
     <w:multiLevelType w:val="multilevel"/>
     <w:tmpl w:val="8392072C"/>
@@ -9730,7 +13213,7 @@
       </w:rPr>
     </w:lvl>
   </w:abstractNum>
-  <w:abstractNum w:abstractNumId="72" w15:restartNumberingAfterBreak="0">
+  <w:abstractNum w:abstractNumId="90" w15:restartNumberingAfterBreak="0">
     <w:nsid w:val="6DE77525"/>
     <w:multiLevelType w:val="multilevel"/>
     <w:tmpl w:val="B5645124"/>
@@ -9843,7 +13326,7 @@
       </w:rPr>
     </w:lvl>
   </w:abstractNum>
-  <w:abstractNum w:abstractNumId="73" w15:restartNumberingAfterBreak="0">
+  <w:abstractNum w:abstractNumId="91" w15:restartNumberingAfterBreak="0">
     <w:nsid w:val="6FE14AB4"/>
     <w:multiLevelType w:val="multilevel"/>
     <w:tmpl w:val="1EB8DBEA"/>
@@ -9955,7 +13438,93 @@
       </w:rPr>
     </w:lvl>
   </w:abstractNum>
-  <w:abstractNum w:abstractNumId="74" w15:restartNumberingAfterBreak="0">
+  <w:abstractNum w:abstractNumId="92" w15:restartNumberingAfterBreak="0">
+    <w:nsid w:val="72296651"/>
+    <w:multiLevelType w:val="multilevel"/>
+    <w:tmpl w:val="1940231C"/>
+    <w:lvl w:ilvl="0">
+      <w:start w:val="1"/>
+      <w:numFmt w:val="decimal"/>
+      <w:lvlText w:val="%1."/>
+      <w:lvlJc w:val="left"/>
+      <w:pPr>
+        <w:ind w:left="720" w:hanging="360"/>
+      </w:pPr>
+    </w:lvl>
+    <w:lvl w:ilvl="1">
+      <w:start w:val="1"/>
+      <w:numFmt w:val="lowerLetter"/>
+      <w:lvlText w:val="%2."/>
+      <w:lvlJc w:val="left"/>
+      <w:pPr>
+        <w:ind w:left="1440" w:hanging="360"/>
+      </w:pPr>
+    </w:lvl>
+    <w:lvl w:ilvl="2">
+      <w:start w:val="1"/>
+      <w:numFmt w:val="lowerRoman"/>
+      <w:lvlText w:val="%3."/>
+      <w:lvlJc w:val="right"/>
+      <w:pPr>
+        <w:ind w:left="2160" w:hanging="180"/>
+      </w:pPr>
+    </w:lvl>
+    <w:lvl w:ilvl="3">
+      <w:start w:val="1"/>
+      <w:numFmt w:val="decimal"/>
+      <w:lvlText w:val="%4."/>
+      <w:lvlJc w:val="left"/>
+      <w:pPr>
+        <w:ind w:left="2880" w:hanging="360"/>
+      </w:pPr>
+    </w:lvl>
+    <w:lvl w:ilvl="4">
+      <w:start w:val="1"/>
+      <w:numFmt w:val="lowerLetter"/>
+      <w:lvlText w:val="%5."/>
+      <w:lvlJc w:val="left"/>
+      <w:pPr>
+        <w:ind w:left="3600" w:hanging="360"/>
+      </w:pPr>
+    </w:lvl>
+    <w:lvl w:ilvl="5">
+      <w:start w:val="1"/>
+      <w:numFmt w:val="lowerRoman"/>
+      <w:lvlText w:val="%6."/>
+      <w:lvlJc w:val="right"/>
+      <w:pPr>
+        <w:ind w:left="4320" w:hanging="180"/>
+      </w:pPr>
+    </w:lvl>
+    <w:lvl w:ilvl="6">
+      <w:start w:val="1"/>
+      <w:numFmt w:val="decimal"/>
+      <w:lvlText w:val="%7."/>
+      <w:lvlJc w:val="left"/>
+      <w:pPr>
+        <w:ind w:left="5040" w:hanging="360"/>
+      </w:pPr>
+    </w:lvl>
+    <w:lvl w:ilvl="7">
+      <w:start w:val="1"/>
+      <w:numFmt w:val="lowerLetter"/>
+      <w:lvlText w:val="%8."/>
+      <w:lvlJc w:val="left"/>
+      <w:pPr>
+        <w:ind w:left="5760" w:hanging="360"/>
+      </w:pPr>
+    </w:lvl>
+    <w:lvl w:ilvl="8">
+      <w:start w:val="1"/>
+      <w:numFmt w:val="lowerRoman"/>
+      <w:lvlText w:val="%9."/>
+      <w:lvlJc w:val="right"/>
+      <w:pPr>
+        <w:ind w:left="6480" w:hanging="180"/>
+      </w:pPr>
+    </w:lvl>
+  </w:abstractNum>
+  <w:abstractNum w:abstractNumId="93" w15:restartNumberingAfterBreak="0">
     <w:nsid w:val="73455C1A"/>
     <w:multiLevelType w:val="multilevel"/>
     <w:tmpl w:val="115A1F90"/>
@@ -10068,7 +13637,7 @@
       </w:rPr>
     </w:lvl>
   </w:abstractNum>
-  <w:abstractNum w:abstractNumId="75" w15:restartNumberingAfterBreak="0">
+  <w:abstractNum w:abstractNumId="94" w15:restartNumberingAfterBreak="0">
     <w:nsid w:val="73D16DE7"/>
     <w:multiLevelType w:val="multilevel"/>
     <w:tmpl w:val="17EE42C6"/>
@@ -10180,7 +13749,120 @@
       </w:rPr>
     </w:lvl>
   </w:abstractNum>
-  <w:abstractNum w:abstractNumId="76" w15:restartNumberingAfterBreak="0">
+  <w:abstractNum w:abstractNumId="95" w15:restartNumberingAfterBreak="0">
+    <w:nsid w:val="74BA60C1"/>
+    <w:multiLevelType w:val="multilevel"/>
+    <w:tmpl w:val="20FCB890"/>
+    <w:lvl w:ilvl="0">
+      <w:start w:val="1"/>
+      <w:numFmt w:val="bullet"/>
+      <w:lvlText w:val="●"/>
+      <w:lvlJc w:val="left"/>
+      <w:pPr>
+        <w:ind w:left="1440" w:hanging="360"/>
+      </w:pPr>
+      <w:rPr>
+        <w:u w:val="none"/>
+      </w:rPr>
+    </w:lvl>
+    <w:lvl w:ilvl="1">
+      <w:start w:val="1"/>
+      <w:numFmt w:val="bullet"/>
+      <w:lvlText w:val="○"/>
+      <w:lvlJc w:val="left"/>
+      <w:pPr>
+        <w:ind w:left="2160" w:hanging="360"/>
+      </w:pPr>
+      <w:rPr>
+        <w:u w:val="none"/>
+      </w:rPr>
+    </w:lvl>
+    <w:lvl w:ilvl="2">
+      <w:start w:val="1"/>
+      <w:numFmt w:val="bullet"/>
+      <w:lvlText w:val="■"/>
+      <w:lvlJc w:val="left"/>
+      <w:pPr>
+        <w:ind w:left="2880" w:hanging="360"/>
+      </w:pPr>
+      <w:rPr>
+        <w:u w:val="none"/>
+      </w:rPr>
+    </w:lvl>
+    <w:lvl w:ilvl="3">
+      <w:start w:val="1"/>
+      <w:numFmt w:val="bullet"/>
+      <w:lvlText w:val="●"/>
+      <w:lvlJc w:val="left"/>
+      <w:pPr>
+        <w:ind w:left="3600" w:hanging="360"/>
+      </w:pPr>
+      <w:rPr>
+        <w:u w:val="none"/>
+      </w:rPr>
+    </w:lvl>
+    <w:lvl w:ilvl="4">
+      <w:start w:val="1"/>
+      <w:numFmt w:val="bullet"/>
+      <w:lvlText w:val="○"/>
+      <w:lvlJc w:val="left"/>
+      <w:pPr>
+        <w:ind w:left="4320" w:hanging="360"/>
+      </w:pPr>
+      <w:rPr>
+        <w:u w:val="none"/>
+      </w:rPr>
+    </w:lvl>
+    <w:lvl w:ilvl="5">
+      <w:start w:val="1"/>
+      <w:numFmt w:val="bullet"/>
+      <w:lvlText w:val="■"/>
+      <w:lvlJc w:val="left"/>
+      <w:pPr>
+        <w:ind w:left="5040" w:hanging="360"/>
+      </w:pPr>
+      <w:rPr>
+        <w:u w:val="none"/>
+      </w:rPr>
+    </w:lvl>
+    <w:lvl w:ilvl="6">
+      <w:start w:val="1"/>
+      <w:numFmt w:val="bullet"/>
+      <w:lvlText w:val="●"/>
+      <w:lvlJc w:val="left"/>
+      <w:pPr>
+        <w:ind w:left="5760" w:hanging="360"/>
+      </w:pPr>
+      <w:rPr>
+        <w:u w:val="none"/>
+      </w:rPr>
+    </w:lvl>
+    <w:lvl w:ilvl="7">
+      <w:start w:val="1"/>
+      <w:numFmt w:val="bullet"/>
+      <w:lvlText w:val="○"/>
+      <w:lvlJc w:val="left"/>
+      <w:pPr>
+        <w:ind w:left="6480" w:hanging="360"/>
+      </w:pPr>
+      <w:rPr>
+        <w:u w:val="none"/>
+      </w:rPr>
+    </w:lvl>
+    <w:lvl w:ilvl="8">
+      <w:start w:val="1"/>
+      <w:numFmt w:val="bullet"/>
+      <w:lvlText w:val="■"/>
+      <w:lvlJc w:val="left"/>
+      <w:pPr>
+        <w:ind w:left="7200" w:hanging="360"/>
+      </w:pPr>
+      <w:rPr>
+        <w:u w:val="none"/>
+      </w:rPr>
+    </w:lvl>
+  </w:abstractNum>
+  <w:abstractNum w:abstractNumId="96" w15:restartNumberingAfterBreak="0">
     <w:nsid w:val="764E6B0C"/>
     <w:multiLevelType w:val="multilevel"/>
     <w:tmpl w:val="F7DECB52"/>
@@ -10293,7 +13975,121 @@
       </w:rPr>
     </w:lvl>
   </w:abstractNum>
-  <w:abstractNum w:abstractNumId="77" w15:restartNumberingAfterBreak="0">
+  <w:abstractNum w:abstractNumId="97" w15:restartNumberingAfterBreak="0">
+    <w:nsid w:val="777A5656"/>
+    <w:multiLevelType w:val="multilevel"/>
+    <w:tmpl w:val="E2D492CA"/>
+    <w:lvl w:ilvl="0">
+      <w:start w:val="3"/>
+      <w:numFmt w:val="bullet"/>
+      <w:lvlText w:val="●"/>
+      <w:lvlJc w:val="left"/>
+      <w:pPr>
+        <w:ind w:left="3240" w:hanging="360"/>
+      </w:pPr>
+      <w:rPr>
+        <w:rFonts w:ascii="Noto Sans Symbols" w:eastAsia="Noto Sans Symbols" w:hAnsi="Noto Sans Symbols" w:cs="Noto Sans Symbols"/>
+        <w:color w:val="000000"/>
+      </w:rPr>
+    </w:lvl>
+    <w:lvl w:ilvl="1">
+      <w:start w:val="1"/>
+      <w:numFmt w:val="bullet"/>
+      <w:lvlText w:val="o"/>
+      <w:lvlJc w:val="left"/>
+      <w:pPr>
+        <w:ind w:left="3960" w:hanging="360"/>
+      </w:pPr>
+      <w:rPr>
+        <w:rFonts w:ascii="Courier New" w:eastAsia="Courier New" w:hAnsi="Courier New" w:cs="Courier New"/>
+      </w:rPr>
+    </w:lvl>
+    <w:lvl w:ilvl="2">
+      <w:start w:val="1"/>
+      <w:numFmt w:val="bullet"/>
+      <w:lvlText w:val="▪"/>
+      <w:lvlJc w:val="left"/>
+      <w:pPr>
+        <w:ind w:left="4680" w:hanging="360"/>
+      </w:pPr>
+      <w:rPr>
+        <w:rFonts w:ascii="Noto Sans Symbols" w:eastAsia="Noto Sans Symbols" w:hAnsi="Noto Sans Symbols" w:cs="Noto Sans Symbols"/>
+      </w:rPr>
+    </w:lvl>
+    <w:lvl w:ilvl="3">
+      <w:start w:val="1"/>
+      <w:numFmt w:val="bullet"/>
+      <w:lvlText w:val="●"/>
+      <w:lvlJc w:val="left"/>
+      <w:pPr>
+        <w:ind w:left="5400" w:hanging="360"/>
+      </w:pPr>
+      <w:rPr>
+        <w:rFonts w:ascii="Noto Sans Symbols" w:eastAsia="Noto Sans Symbols" w:hAnsi="Noto Sans Symbols" w:cs="Noto Sans Symbols"/>
+      </w:rPr>
+    </w:lvl>
+    <w:lvl w:ilvl="4">
+      <w:start w:val="1"/>
+      <w:numFmt w:val="bullet"/>
+      <w:lvlText w:val="o"/>
+      <w:lvlJc w:val="left"/>
+      <w:pPr>
+        <w:ind w:left="6120" w:hanging="360"/>
+      </w:pPr>
+      <w:rPr>
+        <w:rFonts w:ascii="Courier New" w:eastAsia="Courier New" w:hAnsi="Courier New" w:cs="Courier New"/>
+      </w:rPr>
+    </w:lvl>
+    <w:lvl w:ilvl="5">
+      <w:start w:val="1"/>
+      <w:numFmt w:val="bullet"/>
+      <w:lvlText w:val="▪"/>
+      <w:lvlJc w:val="left"/>
+      <w:pPr>
+        <w:ind w:left="6840" w:hanging="360"/>
+      </w:pPr>
+      <w:rPr>
+        <w:rFonts w:ascii="Noto Sans Symbols" w:eastAsia="Noto Sans Symbols" w:hAnsi="Noto Sans Symbols" w:cs="Noto Sans Symbols"/>
+      </w:rPr>
+    </w:lvl>
+    <w:lvl w:ilvl="6">
+      <w:start w:val="1"/>
+      <w:numFmt w:val="bullet"/>
+      <w:lvlText w:val="●"/>
+      <w:lvlJc w:val="left"/>
+      <w:pPr>
+        <w:ind w:left="7560" w:hanging="360"/>
+      </w:pPr>
+      <w:rPr>
+        <w:rFonts w:ascii="Noto Sans Symbols" w:eastAsia="Noto Sans Symbols" w:hAnsi="Noto Sans Symbols" w:cs="Noto Sans Symbols"/>
+      </w:rPr>
+    </w:lvl>
+    <w:lvl w:ilvl="7">
+      <w:start w:val="1"/>
+      <w:numFmt w:val="bullet"/>
+      <w:lvlText w:val="o"/>
+      <w:lvlJc w:val="left"/>
+      <w:pPr>
+        <w:ind w:left="8280" w:hanging="360"/>
+      </w:pPr>
+      <w:rPr>
+        <w:rFonts w:ascii="Courier New" w:eastAsia="Courier New" w:hAnsi="Courier New" w:cs="Courier New"/>
+      </w:rPr>
+    </w:lvl>
+    <w:lvl w:ilvl="8">
+      <w:start w:val="1"/>
+      <w:numFmt w:val="bullet"/>
+      <w:lvlText w:val="▪"/>
+      <w:lvlJc w:val="left"/>
+      <w:pPr>
+        <w:ind w:left="9000" w:hanging="360"/>
+      </w:pPr>
+      <w:rPr>
+        <w:rFonts w:ascii="Noto Sans Symbols" w:eastAsia="Noto Sans Symbols" w:hAnsi="Noto Sans Symbols" w:cs="Noto Sans Symbols"/>
+      </w:rPr>
+    </w:lvl>
+  </w:abstractNum>
+  <w:abstractNum w:abstractNumId="98" w15:restartNumberingAfterBreak="0">
     <w:nsid w:val="78F36781"/>
     <w:multiLevelType w:val="multilevel"/>
     <w:tmpl w:val="23060B6A"/>
@@ -10405,7 +14201,120 @@
       </w:rPr>
     </w:lvl>
   </w:abstractNum>
-  <w:abstractNum w:abstractNumId="78" w15:restartNumberingAfterBreak="0">
+  <w:abstractNum w:abstractNumId="99" w15:restartNumberingAfterBreak="0">
+    <w:nsid w:val="79C719D7"/>
+    <w:multiLevelType w:val="multilevel"/>
+    <w:tmpl w:val="017A1828"/>
+    <w:lvl w:ilvl="0">
+      <w:start w:val="1"/>
+      <w:numFmt w:val="decimal"/>
+      <w:lvlText w:val="%1."/>
+      <w:lvlJc w:val="left"/>
+      <w:pPr>
+        <w:ind w:left="720" w:hanging="360"/>
+      </w:pPr>
+      <w:rPr>
+        <w:u w:val="none"/>
+      </w:rPr>
+    </w:lvl>
+    <w:lvl w:ilvl="1">
+      <w:start w:val="1"/>
+      <w:numFmt w:val="lowerLetter"/>
+      <w:lvlText w:val="%2."/>
+      <w:lvlJc w:val="left"/>
+      <w:pPr>
+        <w:ind w:left="1440" w:hanging="360"/>
+      </w:pPr>
+      <w:rPr>
+        <w:u w:val="none"/>
+      </w:rPr>
+    </w:lvl>
+    <w:lvl w:ilvl="2">
+      <w:start w:val="1"/>
+      <w:numFmt w:val="lowerRoman"/>
+      <w:lvlText w:val="%3."/>
+      <w:lvlJc w:val="right"/>
+      <w:pPr>
+        <w:ind w:left="2160" w:hanging="360"/>
+      </w:pPr>
+      <w:rPr>
+        <w:u w:val="none"/>
+      </w:rPr>
+    </w:lvl>
+    <w:lvl w:ilvl="3">
+      <w:start w:val="1"/>
+      <w:numFmt w:val="decimal"/>
+      <w:lvlText w:val="%4."/>
+      <w:lvlJc w:val="left"/>
+      <w:pPr>
+        <w:ind w:left="2880" w:hanging="360"/>
+      </w:pPr>
+      <w:rPr>
+        <w:u w:val="none"/>
+      </w:rPr>
+    </w:lvl>
+    <w:lvl w:ilvl="4">
+      <w:start w:val="1"/>
+      <w:numFmt w:val="lowerLetter"/>
+      <w:lvlText w:val="%5."/>
+      <w:lvlJc w:val="left"/>
+      <w:pPr>
+        <w:ind w:left="3600" w:hanging="360"/>
+      </w:pPr>
+      <w:rPr>
+        <w:u w:val="none"/>
+      </w:rPr>
+    </w:lvl>
+    <w:lvl w:ilvl="5">
+      <w:start w:val="1"/>
+      <w:numFmt w:val="lowerRoman"/>
+      <w:lvlText w:val="%6."/>
+      <w:lvlJc w:val="right"/>
+      <w:pPr>
+        <w:ind w:left="4320" w:hanging="360"/>
+      </w:pPr>
+      <w:rPr>
+        <w:u w:val="none"/>
+      </w:rPr>
+    </w:lvl>
+    <w:lvl w:ilvl="6">
+      <w:start w:val="1"/>
+      <w:numFmt w:val="decimal"/>
+      <w:lvlText w:val="%7."/>
+      <w:lvlJc w:val="left"/>
+      <w:pPr>
+        <w:ind w:left="5040" w:hanging="360"/>
+      </w:pPr>
+      <w:rPr>
+        <w:u w:val="none"/>
+      </w:rPr>
+    </w:lvl>
+    <w:lvl w:ilvl="7">
+      <w:start w:val="1"/>
+      <w:numFmt w:val="lowerLetter"/>
+      <w:lvlText w:val="%8."/>
+      <w:lvlJc w:val="left"/>
+      <w:pPr>
+        <w:ind w:left="5760" w:hanging="360"/>
+      </w:pPr>
+      <w:rPr>
+        <w:u w:val="none"/>
+      </w:rPr>
+    </w:lvl>
+    <w:lvl w:ilvl="8">
+      <w:start w:val="1"/>
+      <w:numFmt w:val="lowerRoman"/>
+      <w:lvlText w:val="%9."/>
+      <w:lvlJc w:val="right"/>
+      <w:pPr>
+        <w:ind w:left="6480" w:hanging="360"/>
+      </w:pPr>
+      <w:rPr>
+        <w:u w:val="none"/>
+      </w:rPr>
+    </w:lvl>
+  </w:abstractNum>
+  <w:abstractNum w:abstractNumId="100" w15:restartNumberingAfterBreak="0">
     <w:nsid w:val="7A277B1C"/>
     <w:multiLevelType w:val="multilevel"/>
     <w:tmpl w:val="66928934"/>
@@ -10517,7 +14426,120 @@
       </w:rPr>
     </w:lvl>
   </w:abstractNum>
-  <w:abstractNum w:abstractNumId="79" w15:restartNumberingAfterBreak="0">
+  <w:abstractNum w:abstractNumId="101" w15:restartNumberingAfterBreak="0">
+    <w:nsid w:val="7AD4711A"/>
+    <w:multiLevelType w:val="multilevel"/>
+    <w:tmpl w:val="7228095C"/>
+    <w:lvl w:ilvl="0">
+      <w:start w:val="1"/>
+      <w:numFmt w:val="bullet"/>
+      <w:lvlText w:val="●"/>
+      <w:lvlJc w:val="left"/>
+      <w:pPr>
+        <w:ind w:left="1440" w:hanging="360"/>
+      </w:pPr>
+      <w:rPr>
+        <w:u w:val="none"/>
+      </w:rPr>
+    </w:lvl>
+    <w:lvl w:ilvl="1">
+      <w:start w:val="1"/>
+      <w:numFmt w:val="bullet"/>
+      <w:lvlText w:val="○"/>
+      <w:lvlJc w:val="left"/>
+      <w:pPr>
+        <w:ind w:left="2160" w:hanging="360"/>
+      </w:pPr>
+      <w:rPr>
+        <w:u w:val="none"/>
+      </w:rPr>
+    </w:lvl>
+    <w:lvl w:ilvl="2">
+      <w:start w:val="1"/>
+      <w:numFmt w:val="bullet"/>
+      <w:lvlText w:val="■"/>
+      <w:lvlJc w:val="left"/>
+      <w:pPr>
+        <w:ind w:left="2880" w:hanging="360"/>
+      </w:pPr>
+      <w:rPr>
+        <w:u w:val="none"/>
+      </w:rPr>
+    </w:lvl>
+    <w:lvl w:ilvl="3">
+      <w:start w:val="1"/>
+      <w:numFmt w:val="bullet"/>
+      <w:lvlText w:val="●"/>
+      <w:lvlJc w:val="left"/>
+      <w:pPr>
+        <w:ind w:left="3600" w:hanging="360"/>
+      </w:pPr>
+      <w:rPr>
+        <w:u w:val="none"/>
+      </w:rPr>
+    </w:lvl>
+    <w:lvl w:ilvl="4">
+      <w:start w:val="1"/>
+      <w:numFmt w:val="bullet"/>
+      <w:lvlText w:val="○"/>
+      <w:lvlJc w:val="left"/>
+      <w:pPr>
+        <w:ind w:left="4320" w:hanging="360"/>
+      </w:pPr>
+      <w:rPr>
+        <w:u w:val="none"/>
+      </w:rPr>
+    </w:lvl>
+    <w:lvl w:ilvl="5">
+      <w:start w:val="1"/>
+      <w:numFmt w:val="bullet"/>
+      <w:lvlText w:val="■"/>
+      <w:lvlJc w:val="left"/>
+      <w:pPr>
+        <w:ind w:left="5040" w:hanging="360"/>
+      </w:pPr>
+      <w:rPr>
+        <w:u w:val="none"/>
+      </w:rPr>
+    </w:lvl>
+    <w:lvl w:ilvl="6">
+      <w:start w:val="1"/>
+      <w:numFmt w:val="bullet"/>
+      <w:lvlText w:val="●"/>
+      <w:lvlJc w:val="left"/>
+      <w:pPr>
+        <w:ind w:left="5760" w:hanging="360"/>
+      </w:pPr>
+      <w:rPr>
+        <w:u w:val="none"/>
+      </w:rPr>
+    </w:lvl>
+    <w:lvl w:ilvl="7">
+      <w:start w:val="1"/>
+      <w:numFmt w:val="bullet"/>
+      <w:lvlText w:val="○"/>
+      <w:lvlJc w:val="left"/>
+      <w:pPr>
+        <w:ind w:left="6480" w:hanging="360"/>
+      </w:pPr>
+      <w:rPr>
+        <w:u w:val="none"/>
+      </w:rPr>
+    </w:lvl>
+    <w:lvl w:ilvl="8">
+      <w:start w:val="1"/>
+      <w:numFmt w:val="bullet"/>
+      <w:lvlText w:val="■"/>
+      <w:lvlJc w:val="left"/>
+      <w:pPr>
+        <w:ind w:left="7200" w:hanging="360"/>
+      </w:pPr>
+      <w:rPr>
+        <w:u w:val="none"/>
+      </w:rPr>
+    </w:lvl>
+  </w:abstractNum>
+  <w:abstractNum w:abstractNumId="102" w15:restartNumberingAfterBreak="0">
     <w:nsid w:val="7D4343CE"/>
     <w:multiLevelType w:val="multilevel"/>
     <w:tmpl w:val="071C0288"/>
@@ -10630,7 +14652,120 @@
       </w:rPr>
     </w:lvl>
   </w:abstractNum>
-  <w:abstractNum w:abstractNumId="80" w15:restartNumberingAfterBreak="0">
+  <w:abstractNum w:abstractNumId="103" w15:restartNumberingAfterBreak="0">
+    <w:nsid w:val="7DF730FD"/>
+    <w:multiLevelType w:val="multilevel"/>
+    <w:tmpl w:val="2A068644"/>
+    <w:lvl w:ilvl="0">
+      <w:start w:val="1"/>
+      <w:numFmt w:val="bullet"/>
+      <w:lvlText w:val="-"/>
+      <w:lvlJc w:val="left"/>
+      <w:pPr>
+        <w:ind w:left="1440" w:hanging="360"/>
+      </w:pPr>
+      <w:rPr>
+        <w:u w:val="none"/>
+      </w:rPr>
+    </w:lvl>
+    <w:lvl w:ilvl="1">
+      <w:start w:val="1"/>
+      <w:numFmt w:val="bullet"/>
+      <w:lvlText w:val="-"/>
+      <w:lvlJc w:val="left"/>
+      <w:pPr>
+        <w:ind w:left="2160" w:hanging="360"/>
+      </w:pPr>
+      <w:rPr>
+        <w:u w:val="none"/>
+      </w:rPr>
+    </w:lvl>
+    <w:lvl w:ilvl="2">
+      <w:start w:val="1"/>
+      <w:numFmt w:val="bullet"/>
+      <w:lvlText w:val="-"/>
+      <w:lvlJc w:val="left"/>
+      <w:pPr>
+        <w:ind w:left="2880" w:hanging="360"/>
+      </w:pPr>
+      <w:rPr>
+        <w:u w:val="none"/>
+      </w:rPr>
+    </w:lvl>
+    <w:lvl w:ilvl="3">
+      <w:start w:val="1"/>
+      <w:numFmt w:val="bullet"/>
+      <w:lvlText w:val="-"/>
+      <w:lvlJc w:val="left"/>
+      <w:pPr>
+        <w:ind w:left="3600" w:hanging="360"/>
+      </w:pPr>
+      <w:rPr>
+        <w:u w:val="none"/>
+      </w:rPr>
+    </w:lvl>
+    <w:lvl w:ilvl="4">
+      <w:start w:val="1"/>
+      <w:numFmt w:val="bullet"/>
+      <w:lvlText w:val="-"/>
+      <w:lvlJc w:val="left"/>
+      <w:pPr>
+        <w:ind w:left="4320" w:hanging="360"/>
+      </w:pPr>
+      <w:rPr>
+        <w:u w:val="none"/>
+      </w:rPr>
+    </w:lvl>
+    <w:lvl w:ilvl="5">
+      <w:start w:val="1"/>
+      <w:numFmt w:val="bullet"/>
+      <w:lvlText w:val="-"/>
+      <w:lvlJc w:val="left"/>
+      <w:pPr>
+        <w:ind w:left="5040" w:hanging="360"/>
+      </w:pPr>
+      <w:rPr>
+        <w:u w:val="none"/>
+      </w:rPr>
+    </w:lvl>
+    <w:lvl w:ilvl="6">
+      <w:start w:val="1"/>
+      <w:numFmt w:val="bullet"/>
+      <w:lvlText w:val="-"/>
+      <w:lvlJc w:val="left"/>
+      <w:pPr>
+        <w:ind w:left="5760" w:hanging="360"/>
+      </w:pPr>
+      <w:rPr>
+        <w:u w:val="none"/>
+      </w:rPr>
+    </w:lvl>
+    <w:lvl w:ilvl="7">
+      <w:start w:val="1"/>
+      <w:numFmt w:val="bullet"/>
+      <w:lvlText w:val="-"/>
+      <w:lvlJc w:val="left"/>
+      <w:pPr>
+        <w:ind w:left="6480" w:hanging="360"/>
+      </w:pPr>
+      <w:rPr>
+        <w:u w:val="none"/>
+      </w:rPr>
+    </w:lvl>
+    <w:lvl w:ilvl="8">
+      <w:start w:val="1"/>
+      <w:numFmt w:val="bullet"/>
+      <w:lvlText w:val="-"/>
+      <w:lvlJc w:val="left"/>
+      <w:pPr>
+        <w:ind w:left="7200" w:hanging="360"/>
+      </w:pPr>
+      <w:rPr>
+        <w:u w:val="none"/>
+      </w:rPr>
+    </w:lvl>
+  </w:abstractNum>
+  <w:abstractNum w:abstractNumId="104" w15:restartNumberingAfterBreak="0">
     <w:nsid w:val="7ECD5E61"/>
     <w:multiLevelType w:val="multilevel"/>
     <w:tmpl w:val="18FCFF84"/>
@@ -10744,247 +14879,319 @@
     </w:lvl>
   </w:abstractNum>
   <w:num w:numId="1" w16cid:durableId="298340772">
+    <w:abstractNumId w:val="83"/>
+  </w:num>
+  <w:num w:numId="2" w16cid:durableId="2073430296">
+    <w:abstractNumId w:val="70"/>
+  </w:num>
+  <w:num w:numId="3" w16cid:durableId="1909267645">
+    <w:abstractNumId w:val="40"/>
+  </w:num>
+  <w:num w:numId="4" w16cid:durableId="1871990703">
+    <w:abstractNumId w:val="75"/>
+  </w:num>
+  <w:num w:numId="5" w16cid:durableId="1060521507">
+    <w:abstractNumId w:val="104"/>
+  </w:num>
+  <w:num w:numId="6" w16cid:durableId="554435109">
+    <w:abstractNumId w:val="69"/>
+  </w:num>
+  <w:num w:numId="7" w16cid:durableId="953948508">
+    <w:abstractNumId w:val="77"/>
+  </w:num>
+  <w:num w:numId="8" w16cid:durableId="593055672">
+    <w:abstractNumId w:val="11"/>
+  </w:num>
+  <w:num w:numId="9" w16cid:durableId="1186673926">
+    <w:abstractNumId w:val="89"/>
+  </w:num>
+  <w:num w:numId="10" w16cid:durableId="1175874157">
+    <w:abstractNumId w:val="30"/>
+  </w:num>
+  <w:num w:numId="11" w16cid:durableId="31466000">
+    <w:abstractNumId w:val="41"/>
+  </w:num>
+  <w:num w:numId="12" w16cid:durableId="769667308">
+    <w:abstractNumId w:val="26"/>
+  </w:num>
+  <w:num w:numId="13" w16cid:durableId="1923878680">
+    <w:abstractNumId w:val="55"/>
+  </w:num>
+  <w:num w:numId="14" w16cid:durableId="455492697">
+    <w:abstractNumId w:val="48"/>
+  </w:num>
+  <w:num w:numId="15" w16cid:durableId="1990748243">
     <w:abstractNumId w:val="68"/>
   </w:num>
-  <w:num w:numId="2" w16cid:durableId="2073430296">
+  <w:num w:numId="16" w16cid:durableId="1586573324">
     <w:abstractNumId w:val="57"/>
   </w:num>
-  <w:num w:numId="3" w16cid:durableId="1909267645">
-    <w:abstractNumId w:val="30"/>
+  <w:num w:numId="17" w16cid:durableId="1367682923">
+    <w:abstractNumId w:val="90"/>
   </w:num>
-  <w:num w:numId="4" w16cid:durableId="1871990703">
+  <w:num w:numId="18" w16cid:durableId="1683162351">
+    <w:abstractNumId w:val="8"/>
+  </w:num>
+  <w:num w:numId="19" w16cid:durableId="1082142243">
+    <w:abstractNumId w:val="52"/>
+  </w:num>
+  <w:num w:numId="20" w16cid:durableId="2044791993">
+    <w:abstractNumId w:val="93"/>
+  </w:num>
+  <w:num w:numId="21" w16cid:durableId="1150899563">
+    <w:abstractNumId w:val="51"/>
+  </w:num>
+  <w:num w:numId="22" w16cid:durableId="645354073">
+    <w:abstractNumId w:val="81"/>
+  </w:num>
+  <w:num w:numId="23" w16cid:durableId="1839422268">
+    <w:abstractNumId w:val="45"/>
+  </w:num>
+  <w:num w:numId="24" w16cid:durableId="1300187714">
+    <w:abstractNumId w:val="78"/>
+  </w:num>
+  <w:num w:numId="25" w16cid:durableId="240914646">
+    <w:abstractNumId w:val="21"/>
+  </w:num>
+  <w:num w:numId="26" w16cid:durableId="154415997">
+    <w:abstractNumId w:val="80"/>
+  </w:num>
+  <w:num w:numId="27" w16cid:durableId="2146391255">
+    <w:abstractNumId w:val="66"/>
+  </w:num>
+  <w:num w:numId="28" w16cid:durableId="479857118">
+    <w:abstractNumId w:val="42"/>
+  </w:num>
+  <w:num w:numId="29" w16cid:durableId="823280853">
+    <w:abstractNumId w:val="59"/>
+  </w:num>
+  <w:num w:numId="30" w16cid:durableId="1918048521">
+    <w:abstractNumId w:val="46"/>
+  </w:num>
+  <w:num w:numId="31" w16cid:durableId="1898783340">
+    <w:abstractNumId w:val="102"/>
+  </w:num>
+  <w:num w:numId="32" w16cid:durableId="1867861173">
+    <w:abstractNumId w:val="49"/>
+  </w:num>
+  <w:num w:numId="33" w16cid:durableId="2105570512">
+    <w:abstractNumId w:val="18"/>
+  </w:num>
+  <w:num w:numId="34" w16cid:durableId="1273365659">
     <w:abstractNumId w:val="60"/>
   </w:num>
-  <w:num w:numId="5" w16cid:durableId="1060521507">
-    <w:abstractNumId w:val="80"/>
+  <w:num w:numId="35" w16cid:durableId="1271934889">
+    <w:abstractNumId w:val="15"/>
   </w:num>
-  <w:num w:numId="6" w16cid:durableId="554435109">
+  <w:num w:numId="36" w16cid:durableId="1474057175">
+    <w:abstractNumId w:val="63"/>
+  </w:num>
+  <w:num w:numId="37" w16cid:durableId="1965841129">
+    <w:abstractNumId w:val="19"/>
+  </w:num>
+  <w:num w:numId="38" w16cid:durableId="1674381180">
+    <w:abstractNumId w:val="43"/>
+  </w:num>
+  <w:num w:numId="39" w16cid:durableId="1075740068">
+    <w:abstractNumId w:val="28"/>
+  </w:num>
+  <w:num w:numId="40" w16cid:durableId="166093801">
+    <w:abstractNumId w:val="58"/>
+  </w:num>
+  <w:num w:numId="41" w16cid:durableId="1525361296">
+    <w:abstractNumId w:val="7"/>
+  </w:num>
+  <w:num w:numId="42" w16cid:durableId="825785909">
+    <w:abstractNumId w:val="74"/>
+  </w:num>
+  <w:num w:numId="43" w16cid:durableId="1277323244">
+    <w:abstractNumId w:val="82"/>
+  </w:num>
+  <w:num w:numId="44" w16cid:durableId="1586449637">
+    <w:abstractNumId w:val="67"/>
+  </w:num>
+  <w:num w:numId="45" w16cid:durableId="76754889">
+    <w:abstractNumId w:val="72"/>
+  </w:num>
+  <w:num w:numId="46" w16cid:durableId="433866873">
+    <w:abstractNumId w:val="38"/>
+  </w:num>
+  <w:num w:numId="47" w16cid:durableId="1231034854">
+    <w:abstractNumId w:val="100"/>
+  </w:num>
+  <w:num w:numId="48" w16cid:durableId="1816219809">
+    <w:abstractNumId w:val="98"/>
+  </w:num>
+  <w:num w:numId="49" w16cid:durableId="1920553646">
+    <w:abstractNumId w:val="76"/>
+  </w:num>
+  <w:num w:numId="50" w16cid:durableId="627052187">
+    <w:abstractNumId w:val="34"/>
+  </w:num>
+  <w:num w:numId="51" w16cid:durableId="1444540">
+    <w:abstractNumId w:val="35"/>
+  </w:num>
+  <w:num w:numId="52" w16cid:durableId="685136187">
+    <w:abstractNumId w:val="94"/>
+  </w:num>
+  <w:num w:numId="53" w16cid:durableId="90274590">
+    <w:abstractNumId w:val="5"/>
+  </w:num>
+  <w:num w:numId="54" w16cid:durableId="210574820">
     <w:abstractNumId w:val="56"/>
   </w:num>
-  <w:num w:numId="7" w16cid:durableId="953948508">
+  <w:num w:numId="55" w16cid:durableId="546112608">
+    <w:abstractNumId w:val="14"/>
+  </w:num>
+  <w:num w:numId="56" w16cid:durableId="1074619986">
+    <w:abstractNumId w:val="39"/>
+  </w:num>
+  <w:num w:numId="57" w16cid:durableId="748426850">
+    <w:abstractNumId w:val="53"/>
+  </w:num>
+  <w:num w:numId="58" w16cid:durableId="747194286">
+    <w:abstractNumId w:val="3"/>
+  </w:num>
+  <w:num w:numId="59" w16cid:durableId="564100747">
+    <w:abstractNumId w:val="44"/>
+  </w:num>
+  <w:num w:numId="60" w16cid:durableId="658191020">
+    <w:abstractNumId w:val="47"/>
+  </w:num>
+  <w:num w:numId="61" w16cid:durableId="51001496">
+    <w:abstractNumId w:val="2"/>
+  </w:num>
+  <w:num w:numId="62" w16cid:durableId="148836308">
+    <w:abstractNumId w:val="96"/>
+  </w:num>
+  <w:num w:numId="63" w16cid:durableId="1010909189">
+    <w:abstractNumId w:val="91"/>
+  </w:num>
+  <w:num w:numId="64" w16cid:durableId="53895439">
+    <w:abstractNumId w:val="1"/>
+  </w:num>
+  <w:num w:numId="65" w16cid:durableId="1547521797">
+    <w:abstractNumId w:val="10"/>
+  </w:num>
+  <w:num w:numId="66" w16cid:durableId="1289361658">
+    <w:abstractNumId w:val="61"/>
+  </w:num>
+  <w:num w:numId="67" w16cid:durableId="1569461053">
+    <w:abstractNumId w:val="24"/>
+  </w:num>
+  <w:num w:numId="68" w16cid:durableId="116338030">
+    <w:abstractNumId w:val="79"/>
+  </w:num>
+  <w:num w:numId="69" w16cid:durableId="1505246049">
+    <w:abstractNumId w:val="23"/>
+  </w:num>
+  <w:num w:numId="70" w16cid:durableId="320239211">
+    <w:abstractNumId w:val="22"/>
+  </w:num>
+  <w:num w:numId="71" w16cid:durableId="1282496811">
+    <w:abstractNumId w:val="64"/>
+  </w:num>
+  <w:num w:numId="72" w16cid:durableId="1247960724">
+    <w:abstractNumId w:val="32"/>
+  </w:num>
+  <w:num w:numId="73" w16cid:durableId="739056393">
+    <w:abstractNumId w:val="13"/>
+  </w:num>
+  <w:num w:numId="74" w16cid:durableId="1801654237">
+    <w:abstractNumId w:val="50"/>
+  </w:num>
+  <w:num w:numId="75" w16cid:durableId="94987391">
+    <w:abstractNumId w:val="17"/>
+  </w:num>
+  <w:num w:numId="76" w16cid:durableId="802816615">
+    <w:abstractNumId w:val="85"/>
+  </w:num>
+  <w:num w:numId="77" w16cid:durableId="1533570659">
+    <w:abstractNumId w:val="16"/>
+  </w:num>
+  <w:num w:numId="78" w16cid:durableId="580337073">
+    <w:abstractNumId w:val="88"/>
+  </w:num>
+  <w:num w:numId="79" w16cid:durableId="372315354">
+    <w:abstractNumId w:val="27"/>
+  </w:num>
+  <w:num w:numId="80" w16cid:durableId="1672176410">
+    <w:abstractNumId w:val="36"/>
+  </w:num>
+  <w:num w:numId="81" w16cid:durableId="740909353">
+    <w:abstractNumId w:val="25"/>
+  </w:num>
+  <w:num w:numId="82" w16cid:durableId="1008481543">
+    <w:abstractNumId w:val="4"/>
+  </w:num>
+  <w:num w:numId="83" w16cid:durableId="629825557">
+    <w:abstractNumId w:val="95"/>
+  </w:num>
+  <w:num w:numId="84" w16cid:durableId="2135057257">
+    <w:abstractNumId w:val="6"/>
+  </w:num>
+  <w:num w:numId="85" w16cid:durableId="1468670973">
+    <w:abstractNumId w:val="65"/>
+  </w:num>
+  <w:num w:numId="86" w16cid:durableId="772677055">
+    <w:abstractNumId w:val="84"/>
+  </w:num>
+  <w:num w:numId="87" w16cid:durableId="73823086">
+    <w:abstractNumId w:val="20"/>
+  </w:num>
+  <w:num w:numId="88" w16cid:durableId="536165185">
+    <w:abstractNumId w:val="87"/>
+  </w:num>
+  <w:num w:numId="89" w16cid:durableId="563564763">
+    <w:abstractNumId w:val="0"/>
+  </w:num>
+  <w:num w:numId="90" w16cid:durableId="1133862442">
+    <w:abstractNumId w:val="99"/>
+  </w:num>
+  <w:num w:numId="91" w16cid:durableId="255598373">
+    <w:abstractNumId w:val="92"/>
+  </w:num>
+  <w:num w:numId="92" w16cid:durableId="1228227983">
+    <w:abstractNumId w:val="86"/>
+  </w:num>
+  <w:num w:numId="93" w16cid:durableId="1115371778">
     <w:abstractNumId w:val="62"/>
   </w:num>
-  <w:num w:numId="8" w16cid:durableId="593055672">
-    <w:abstractNumId w:val="7"/>
+  <w:num w:numId="94" w16cid:durableId="1451320178">
+    <w:abstractNumId w:val="97"/>
   </w:num>
-  <w:num w:numId="9" w16cid:durableId="1186673926">
+  <w:num w:numId="95" w16cid:durableId="1979066437">
+    <w:abstractNumId w:val="12"/>
+  </w:num>
+  <w:num w:numId="96" w16cid:durableId="403648272">
+    <w:abstractNumId w:val="29"/>
+  </w:num>
+  <w:num w:numId="97" w16cid:durableId="819423128">
+    <w:abstractNumId w:val="31"/>
+  </w:num>
+  <w:num w:numId="98" w16cid:durableId="999194215">
     <w:abstractNumId w:val="71"/>
   </w:num>
-  <w:num w:numId="10" w16cid:durableId="1175874157">
-    <w:abstractNumId w:val="23"/>
+  <w:num w:numId="99" w16cid:durableId="1492334986">
+    <w:abstractNumId w:val="54"/>
   </w:num>
-  <w:num w:numId="11" w16cid:durableId="31466000">
-    <w:abstractNumId w:val="31"/>
-  </w:num>
-  <w:num w:numId="12" w16cid:durableId="769667308">
-    <w:abstractNumId w:val="20"/>
-  </w:num>
-  <w:num w:numId="13" w16cid:durableId="1923878680">
-    <w:abstractNumId w:val="44"/>
-  </w:num>
-  <w:num w:numId="14" w16cid:durableId="455492697">
-    <w:abstractNumId w:val="38"/>
-  </w:num>
-  <w:num w:numId="15" w16cid:durableId="1990748243">
-    <w:abstractNumId w:val="55"/>
-  </w:num>
-  <w:num w:numId="16" w16cid:durableId="1586573324">
-    <w:abstractNumId w:val="46"/>
-  </w:num>
-  <w:num w:numId="17" w16cid:durableId="1367682923">
-    <w:abstractNumId w:val="72"/>
-  </w:num>
-  <w:num w:numId="18" w16cid:durableId="1683162351">
-    <w:abstractNumId w:val="5"/>
-  </w:num>
-  <w:num w:numId="19" w16cid:durableId="1082142243">
-    <w:abstractNumId w:val="42"/>
-  </w:num>
-  <w:num w:numId="20" w16cid:durableId="2044791993">
-    <w:abstractNumId w:val="74"/>
-  </w:num>
-  <w:num w:numId="21" w16cid:durableId="1150899563">
-    <w:abstractNumId w:val="41"/>
-  </w:num>
-  <w:num w:numId="22" w16cid:durableId="645354073">
-    <w:abstractNumId w:val="66"/>
-  </w:num>
-  <w:num w:numId="23" w16cid:durableId="1839422268">
-    <w:abstractNumId w:val="35"/>
-  </w:num>
-  <w:num w:numId="24" w16cid:durableId="1300187714">
-    <w:abstractNumId w:val="63"/>
-  </w:num>
-  <w:num w:numId="25" w16cid:durableId="240914646">
-    <w:abstractNumId w:val="15"/>
-  </w:num>
-  <w:num w:numId="26" w16cid:durableId="154415997">
-    <w:abstractNumId w:val="65"/>
-  </w:num>
-  <w:num w:numId="27" w16cid:durableId="2146391255">
-    <w:abstractNumId w:val="53"/>
-  </w:num>
-  <w:num w:numId="28" w16cid:durableId="479857118">
-    <w:abstractNumId w:val="32"/>
-  </w:num>
-  <w:num w:numId="29" w16cid:durableId="823280853">
-    <w:abstractNumId w:val="48"/>
-  </w:num>
-  <w:num w:numId="30" w16cid:durableId="1918048521">
-    <w:abstractNumId w:val="36"/>
-  </w:num>
-  <w:num w:numId="31" w16cid:durableId="1898783340">
-    <w:abstractNumId w:val="79"/>
-  </w:num>
-  <w:num w:numId="32" w16cid:durableId="1867861173">
-    <w:abstractNumId w:val="39"/>
-  </w:num>
-  <w:num w:numId="33" w16cid:durableId="2105570512">
-    <w:abstractNumId w:val="13"/>
-  </w:num>
-  <w:num w:numId="34" w16cid:durableId="1273365659">
-    <w:abstractNumId w:val="49"/>
-  </w:num>
-  <w:num w:numId="35" w16cid:durableId="1271934889">
-    <w:abstractNumId w:val="10"/>
-  </w:num>
-  <w:num w:numId="36" w16cid:durableId="1474057175">
-    <w:abstractNumId w:val="51"/>
-  </w:num>
-  <w:num w:numId="37" w16cid:durableId="1965841129">
-    <w:abstractNumId w:val="14"/>
-  </w:num>
-  <w:num w:numId="38" w16cid:durableId="1674381180">
+  <w:num w:numId="100" w16cid:durableId="506595970">
     <w:abstractNumId w:val="33"/>
   </w:num>
-  <w:num w:numId="39" w16cid:durableId="1075740068">
-    <w:abstractNumId w:val="22"/>
+  <w:num w:numId="101" w16cid:durableId="345064353">
+    <w:abstractNumId w:val="101"/>
   </w:num>
-  <w:num w:numId="40" w16cid:durableId="166093801">
-    <w:abstractNumId w:val="47"/>
+  <w:num w:numId="102" w16cid:durableId="1984382570">
+    <w:abstractNumId w:val="73"/>
   </w:num>
-  <w:num w:numId="41" w16cid:durableId="1525361296">
-    <w:abstractNumId w:val="4"/>
-  </w:num>
-  <w:num w:numId="42" w16cid:durableId="825785909">
-    <w:abstractNumId w:val="59"/>
-  </w:num>
-  <w:num w:numId="43" w16cid:durableId="1277323244">
-    <w:abstractNumId w:val="67"/>
-  </w:num>
-  <w:num w:numId="44" w16cid:durableId="1586449637">
-    <w:abstractNumId w:val="54"/>
-  </w:num>
-  <w:num w:numId="45" w16cid:durableId="76754889">
-    <w:abstractNumId w:val="58"/>
-  </w:num>
-  <w:num w:numId="46" w16cid:durableId="433866873">
-    <w:abstractNumId w:val="28"/>
-  </w:num>
-  <w:num w:numId="47" w16cid:durableId="1231034854">
-    <w:abstractNumId w:val="78"/>
-  </w:num>
-  <w:num w:numId="48" w16cid:durableId="1816219809">
-    <w:abstractNumId w:val="77"/>
-  </w:num>
-  <w:num w:numId="49" w16cid:durableId="1920553646">
-    <w:abstractNumId w:val="61"/>
-  </w:num>
-  <w:num w:numId="50" w16cid:durableId="627052187">
-    <w:abstractNumId w:val="25"/>
-  </w:num>
-  <w:num w:numId="51" w16cid:durableId="1444540">
-    <w:abstractNumId w:val="26"/>
-  </w:num>
-  <w:num w:numId="52" w16cid:durableId="685136187">
-    <w:abstractNumId w:val="75"/>
-  </w:num>
-  <w:num w:numId="53" w16cid:durableId="90274590">
-    <w:abstractNumId w:val="3"/>
-  </w:num>
-  <w:num w:numId="54" w16cid:durableId="210574820">
-    <w:abstractNumId w:val="45"/>
-  </w:num>
-  <w:num w:numId="55" w16cid:durableId="546112608">
+  <w:num w:numId="103" w16cid:durableId="318463869">
     <w:abstractNumId w:val="9"/>
   </w:num>
-  <w:num w:numId="56" w16cid:durableId="1074619986">
-    <w:abstractNumId w:val="29"/>
+  <w:num w:numId="104" w16cid:durableId="462697834">
+    <w:abstractNumId w:val="103"/>
   </w:num>
-  <w:num w:numId="57" w16cid:durableId="748426850">
-    <w:abstractNumId w:val="43"/>
-  </w:num>
-  <w:num w:numId="58" w16cid:durableId="747194286">
-    <w:abstractNumId w:val="2"/>
-  </w:num>
-  <w:num w:numId="59" w16cid:durableId="564100747">
-    <w:abstractNumId w:val="34"/>
-  </w:num>
-  <w:num w:numId="60" w16cid:durableId="658191020">
+  <w:num w:numId="105" w16cid:durableId="1466199296">
     <w:abstractNumId w:val="37"/>
-  </w:num>
-  <w:num w:numId="61" w16cid:durableId="51001496">
-    <w:abstractNumId w:val="1"/>
-  </w:num>
-  <w:num w:numId="62" w16cid:durableId="148836308">
-    <w:abstractNumId w:val="76"/>
-  </w:num>
-  <w:num w:numId="63" w16cid:durableId="1010909189">
-    <w:abstractNumId w:val="73"/>
-  </w:num>
-  <w:num w:numId="64" w16cid:durableId="53895439">
-    <w:abstractNumId w:val="0"/>
-  </w:num>
-  <w:num w:numId="65" w16cid:durableId="1547521797">
-    <w:abstractNumId w:val="6"/>
-  </w:num>
-  <w:num w:numId="66" w16cid:durableId="1289361658">
-    <w:abstractNumId w:val="50"/>
-  </w:num>
-  <w:num w:numId="67" w16cid:durableId="1569461053">
-    <w:abstractNumId w:val="18"/>
-  </w:num>
-  <w:num w:numId="68" w16cid:durableId="116338030">
-    <w:abstractNumId w:val="64"/>
-  </w:num>
-  <w:num w:numId="69" w16cid:durableId="1505246049">
-    <w:abstractNumId w:val="17"/>
-  </w:num>
-  <w:num w:numId="70" w16cid:durableId="320239211">
-    <w:abstractNumId w:val="16"/>
-  </w:num>
-  <w:num w:numId="71" w16cid:durableId="1282496811">
-    <w:abstractNumId w:val="52"/>
-  </w:num>
-  <w:num w:numId="72" w16cid:durableId="1247960724">
-    <w:abstractNumId w:val="24"/>
-  </w:num>
-  <w:num w:numId="73" w16cid:durableId="739056393">
-    <w:abstractNumId w:val="8"/>
-  </w:num>
-  <w:num w:numId="74" w16cid:durableId="1801654237">
-    <w:abstractNumId w:val="40"/>
-  </w:num>
-  <w:num w:numId="75" w16cid:durableId="94987391">
-    <w:abstractNumId w:val="12"/>
-  </w:num>
-  <w:num w:numId="76" w16cid:durableId="802816615">
-    <w:abstractNumId w:val="69"/>
-  </w:num>
-  <w:num w:numId="77" w16cid:durableId="1533570659">
-    <w:abstractNumId w:val="11"/>
-  </w:num>
-  <w:num w:numId="78" w16cid:durableId="580337073">
-    <w:abstractNumId w:val="70"/>
-  </w:num>
-  <w:num w:numId="79" w16cid:durableId="372315354">
-    <w:abstractNumId w:val="21"/>
-  </w:num>
-  <w:num w:numId="80" w16cid:durableId="1672176410">
-    <w:abstractNumId w:val="27"/>
-  </w:num>
-  <w:num w:numId="81" w16cid:durableId="740909353">
-    <w:abstractNumId w:val="19"/>
   </w:num>
 </w:numbering>
 </file>
@@ -11590,6 +15797,7 @@
   <w:style w:type="character" w:default="1" w:styleId="DefaultParagraphFont">
     <w:name w:val="Default Paragraph Font"/>
     <w:uiPriority w:val="1"/>
+    <w:semiHidden/>
     <w:unhideWhenUsed/>
   </w:style>
   <w:style w:type="table" w:default="1" w:styleId="TableNormal">
